--- a/УЧПРАКТИКА_ГРУППА_ФАМИЛИЯ_ИНИЦИАЛЫ.docx
+++ b/УЧПРАКТИКА_ГРУППА_ФАМИЛИЯ_ИНИЦИАЛЫ.docx
@@ -43,29 +43,7 @@
           <w:sz w:val="26"/>
           <w:szCs w:val="26"/>
         </w:rPr>
-        <w:t xml:space="preserve">«ЛЭТИ» им. </w:t>
-      </w:r>
-      <w:proofErr w:type="spellStart"/>
-      <w:r>
-        <w:rPr>
-          <w:rFonts w:cs="Times New Roman"/>
-          <w:b/>
-          <w:bCs/>
-          <w:sz w:val="26"/>
-          <w:szCs w:val="26"/>
-        </w:rPr>
-        <w:t>В.И.Ульянова</w:t>
-      </w:r>
-      <w:proofErr w:type="spellEnd"/>
-      <w:r>
-        <w:rPr>
-          <w:rFonts w:cs="Times New Roman"/>
-          <w:b/>
-          <w:bCs/>
-          <w:sz w:val="26"/>
-          <w:szCs w:val="26"/>
-        </w:rPr>
-        <w:t xml:space="preserve"> (Ленина)»</w:t>
+        <w:t>«ЛЭТИ» им. В.И.Ульянова (Ленина)»</w:t>
       </w:r>
     </w:p>
     <w:p>
@@ -1229,15 +1207,7 @@
               </w:rPr>
             </w:pPr>
             <w:r>
-              <w:t xml:space="preserve">Тема практики: Разработка визуализатора алгоритма </w:t>
-            </w:r>
-            <w:proofErr w:type="spellStart"/>
-            <w:r>
-              <w:t>Краскала</w:t>
-            </w:r>
-            <w:proofErr w:type="spellEnd"/>
-            <w:r>
-              <w:t xml:space="preserve"> на языке Java.</w:t>
+              <w:t>Тема практики: Разработка визуализатора алгоритма Краскала на языке Java.</w:t>
             </w:r>
           </w:p>
         </w:tc>
@@ -1271,21 +1241,7 @@
               <w:rPr>
                 <w:szCs w:val="28"/>
               </w:rPr>
-              <w:t>Командная итеративная разработка визуализатора алгоритма(</w:t>
-            </w:r>
-            <w:proofErr w:type="spellStart"/>
-            <w:r>
-              <w:rPr>
-                <w:szCs w:val="28"/>
-              </w:rPr>
-              <w:t>ов</w:t>
-            </w:r>
-            <w:proofErr w:type="spellEnd"/>
-            <w:r>
-              <w:rPr>
-                <w:szCs w:val="28"/>
-              </w:rPr>
-              <w:t>) на Java с графическим интерфейсом.</w:t>
+              <w:t>Командная итеративная разработка визуализатора алгоритма(ов) на Java с графическим интерфейсом.</w:t>
             </w:r>
           </w:p>
           <w:p>
@@ -1299,21 +1255,7 @@
               <w:rPr>
                 <w:szCs w:val="28"/>
               </w:rPr>
-              <w:t xml:space="preserve">Алгоритм: </w:t>
-            </w:r>
-            <w:proofErr w:type="spellStart"/>
-            <w:r>
-              <w:rPr>
-                <w:szCs w:val="28"/>
-              </w:rPr>
-              <w:t>Краскала</w:t>
-            </w:r>
-            <w:proofErr w:type="spellEnd"/>
-            <w:r>
-              <w:rPr>
-                <w:szCs w:val="28"/>
-              </w:rPr>
-              <w:t>.</w:t>
+              <w:t>Алгоритм: Краскала.</w:t>
             </w:r>
           </w:p>
         </w:tc>
@@ -1923,15 +1865,7 @@
         <w:pStyle w:val="a1"/>
       </w:pPr>
       <w:r>
-        <w:t xml:space="preserve">Для составления Содержания удобно использовать автоматически собираемое Оглавление — если вы корректно использовали соответствующие стили заголовков (согласно данному шаблону), то в Содержании автоматически войдут нужные разделы с номерами страниц (разделы Задание, Календарный план, Реферат, </w:t>
-      </w:r>
-      <w:proofErr w:type="spellStart"/>
-      <w:r>
-        <w:t>Abstract</w:t>
-      </w:r>
-      <w:proofErr w:type="spellEnd"/>
-      <w:r>
-        <w:t xml:space="preserve"> в Содержании не указываются).</w:t>
+        <w:t>Для составления Содержания удобно использовать автоматически собираемое Оглавление — если вы корректно использовали соответствующие стили заголовков (согласно данному шаблону), то в Содержании автоматически войдут нужные разделы с номерами страниц (разделы Задание, Календарный план, Реферат, Abstract в Содержании не указываются).</w:t>
       </w:r>
     </w:p>
     <w:p>
@@ -2476,15 +2410,7 @@
         <w:pStyle w:val="a1"/>
       </w:pPr>
       <w:r>
-        <w:t xml:space="preserve">Основной текст разделов, параметры — отступ от начала каждого абзаца 1,25 см, 14 шрифт </w:t>
-      </w:r>
-      <w:proofErr w:type="spellStart"/>
-      <w:r>
-        <w:t>TimesNewRoman</w:t>
-      </w:r>
-      <w:proofErr w:type="spellEnd"/>
-      <w:r>
-        <w:t xml:space="preserve">, полуторный интервал, выравнивание по ширине, интервал перед и после абзаца нулевой. Эти настройки уже включены в стиль «Основной текст» данного документа. </w:t>
+        <w:t xml:space="preserve">Основной текст разделов, параметры — отступ от начала каждого абзаца 1,25 см, 14 шрифт TimesNewRoman, полуторный интервал, выравнивание по ширине, интервал перед и после абзаца нулевой. Эти настройки уже включены в стиль «Основной текст» данного документа. </w:t>
       </w:r>
     </w:p>
     <w:p>
@@ -2596,9 +2522,8 @@
           <w:bCs w:val="0"/>
           <w:kern w:val="0"/>
         </w:rPr>
-        <w:t xml:space="preserve">В рамках учебной практики по направлению ставится задача разработки программного продукта, демонстрирующего работу алгоритма </w:t>
-      </w:r>
-      <w:proofErr w:type="spellStart"/>
+        <w:t>В рамках учебной практики по направлению ставится задача разработки программного продукта, демонстрирующего работу алгоритма Краскала в интерактивном режиме.</w:t>
+      </w:r>
       <w:r>
         <w:rPr>
           <w:rFonts w:cs="Times New Roman"/>
@@ -2606,9 +2531,8 @@
           <w:bCs w:val="0"/>
           <w:kern w:val="0"/>
         </w:rPr>
-        <w:t>Краскала</w:t>
-      </w:r>
-      <w:proofErr w:type="spellEnd"/>
+        <w:t xml:space="preserve"> </w:t>
+      </w:r>
       <w:r>
         <w:rPr>
           <w:rFonts w:cs="Times New Roman"/>
@@ -2616,7 +2540,7 @@
           <w:bCs w:val="0"/>
           <w:kern w:val="0"/>
         </w:rPr>
-        <w:t xml:space="preserve"> в интерактивном режиме.</w:t>
+        <w:t xml:space="preserve">Реализация выполняется на языке </w:t>
       </w:r>
       <w:r>
         <w:rPr>
@@ -2625,7 +2549,7 @@
           <w:bCs w:val="0"/>
           <w:kern w:val="0"/>
         </w:rPr>
-        <w:t xml:space="preserve"> </w:t>
+        <w:t xml:space="preserve">программирования </w:t>
       </w:r>
       <w:r>
         <w:rPr>
@@ -2634,7 +2558,7 @@
           <w:bCs w:val="0"/>
           <w:kern w:val="0"/>
         </w:rPr>
-        <w:t xml:space="preserve">Реализация выполняется на языке </w:t>
+        <w:t>Java с использованием библиотеки JavaFX для построения графического интерфейса</w:t>
       </w:r>
       <w:r>
         <w:rPr>
@@ -2643,7 +2567,7 @@
           <w:bCs w:val="0"/>
           <w:kern w:val="0"/>
         </w:rPr>
-        <w:t xml:space="preserve">программирования </w:t>
+        <w:t>. Вы</w:t>
       </w:r>
       <w:r>
         <w:rPr>
@@ -2652,9 +2576,8 @@
           <w:bCs w:val="0"/>
           <w:kern w:val="0"/>
         </w:rPr>
-        <w:t xml:space="preserve">Java с использованием библиотеки </w:t>
-      </w:r>
-      <w:proofErr w:type="spellStart"/>
+        <w:t xml:space="preserve">бор </w:t>
+      </w:r>
       <w:r>
         <w:rPr>
           <w:rFonts w:cs="Times New Roman"/>
@@ -2662,9 +2585,8 @@
           <w:bCs w:val="0"/>
           <w:kern w:val="0"/>
         </w:rPr>
-        <w:t>JavaFX</w:t>
-      </w:r>
-      <w:proofErr w:type="spellEnd"/>
+        <w:t xml:space="preserve">языка </w:t>
+      </w:r>
       <w:r>
         <w:rPr>
           <w:rFonts w:cs="Times New Roman"/>
@@ -2672,7 +2594,7 @@
           <w:bCs w:val="0"/>
           <w:kern w:val="0"/>
         </w:rPr>
-        <w:t xml:space="preserve"> для построения графического интерфейса</w:t>
+        <w:t xml:space="preserve">Java обоснован </w:t>
       </w:r>
       <w:r>
         <w:rPr>
@@ -2681,7 +2603,7 @@
           <w:bCs w:val="0"/>
           <w:kern w:val="0"/>
         </w:rPr>
-        <w:t>. Вы</w:t>
+        <w:t>его</w:t>
       </w:r>
       <w:r>
         <w:rPr>
@@ -2690,7 +2612,7 @@
           <w:bCs w:val="0"/>
           <w:kern w:val="0"/>
         </w:rPr>
-        <w:t xml:space="preserve">бор </w:t>
+        <w:t xml:space="preserve"> широким распространением в промышленной разработке, наличием мощных средств для создания GUI и богатой экосистемы инструментов.</w:t>
       </w:r>
       <w:r>
         <w:rPr>
@@ -2699,7 +2621,7 @@
           <w:bCs w:val="0"/>
           <w:kern w:val="0"/>
         </w:rPr>
-        <w:t xml:space="preserve">языка </w:t>
+        <w:t xml:space="preserve"> </w:t>
       </w:r>
       <w:r>
         <w:rPr>
@@ -2708,7 +2630,7 @@
           <w:bCs w:val="0"/>
           <w:kern w:val="0"/>
         </w:rPr>
-        <w:t xml:space="preserve">Java обоснован </w:t>
+        <w:t xml:space="preserve">Разрабатываемый визуализатор ориентирован на применение в учебных курсах по дискретной математике, </w:t>
       </w:r>
       <w:r>
         <w:rPr>
@@ -2717,7 +2639,7 @@
           <w:bCs w:val="0"/>
           <w:kern w:val="0"/>
         </w:rPr>
-        <w:t>его</w:t>
+        <w:t>комбинаторике и теории графов</w:t>
       </w:r>
       <w:r>
         <w:rPr>
@@ -2726,42 +2648,6 @@
           <w:bCs w:val="0"/>
           <w:kern w:val="0"/>
         </w:rPr>
-        <w:t xml:space="preserve"> широким распространением в промышленной разработке, наличием мощных средств для создания GUI и богатой экосистемы инструментов.</w:t>
-      </w:r>
-      <w:r>
-        <w:rPr>
-          <w:rFonts w:cs="Times New Roman"/>
-          <w:b w:val="0"/>
-          <w:bCs w:val="0"/>
-          <w:kern w:val="0"/>
-        </w:rPr>
-        <w:t xml:space="preserve"> </w:t>
-      </w:r>
-      <w:r>
-        <w:rPr>
-          <w:rFonts w:cs="Times New Roman"/>
-          <w:b w:val="0"/>
-          <w:bCs w:val="0"/>
-          <w:kern w:val="0"/>
-        </w:rPr>
-        <w:t xml:space="preserve">Разрабатываемый визуализатор ориентирован на применение в учебных курсах по дискретной математике, </w:t>
-      </w:r>
-      <w:r>
-        <w:rPr>
-          <w:rFonts w:cs="Times New Roman"/>
-          <w:b w:val="0"/>
-          <w:bCs w:val="0"/>
-          <w:kern w:val="0"/>
-        </w:rPr>
-        <w:t>комбинаторике и теории графов</w:t>
-      </w:r>
-      <w:r>
-        <w:rPr>
-          <w:rFonts w:cs="Times New Roman"/>
-          <w:b w:val="0"/>
-          <w:bCs w:val="0"/>
-          <w:kern w:val="0"/>
-        </w:rPr>
         <w:t>, а также может быть использован преподавателями для иллюстрации лекционного материала и студентами для самостоятельного изучения.</w:t>
       </w:r>
     </w:p>
@@ -2807,14 +2693,12 @@
       <w:r>
         <w:t xml:space="preserve">» на платформе </w:t>
       </w:r>
-      <w:proofErr w:type="spellStart"/>
       <w:r>
         <w:rPr>
           <w:lang w:val="en-US"/>
         </w:rPr>
         <w:t>Stepik</w:t>
       </w:r>
-      <w:proofErr w:type="spellEnd"/>
       <w:r>
         <w:t>.</w:t>
       </w:r>
@@ -2840,15 +2724,7 @@
         <w:t xml:space="preserve"> п</w:t>
       </w:r>
       <w:r>
-        <w:t xml:space="preserve">риложения для визуализации алгоритма </w:t>
-      </w:r>
-      <w:proofErr w:type="spellStart"/>
-      <w:r>
-        <w:t>Краскала</w:t>
-      </w:r>
-      <w:proofErr w:type="spellEnd"/>
-      <w:r>
-        <w:t xml:space="preserve"> – согласно утверждённой спецификации, которая включала:</w:t>
+        <w:t>риложения для визуализации алгоритма Краскала – согласно утверждённой спецификации, которая включала:</w:t>
       </w:r>
     </w:p>
     <w:p>
@@ -2960,15 +2836,7 @@
         <w:t>О</w:t>
       </w:r>
       <w:r>
-        <w:t xml:space="preserve">тображение промежуточных состояний на двух холстах (исходный граф и строящееся минимальное </w:t>
-      </w:r>
-      <w:proofErr w:type="spellStart"/>
-      <w:r>
-        <w:t>остовное</w:t>
-      </w:r>
-      <w:proofErr w:type="spellEnd"/>
-      <w:r>
-        <w:t xml:space="preserve"> дерево)</w:t>
+        <w:t>тображение промежуточных состояний на двух холстах (исходный граф и строящееся минимальное остовное дерево)</w:t>
       </w:r>
       <w:r>
         <w:t>.</w:t>
@@ -3056,15 +2924,7 @@
         <w:t xml:space="preserve"> </w:t>
       </w:r>
       <w:r>
-        <w:t>в общем репозитории (</w:t>
-      </w:r>
-      <w:proofErr w:type="spellStart"/>
-      <w:r>
-        <w:t>GitHub</w:t>
-      </w:r>
-      <w:proofErr w:type="spellEnd"/>
-      <w:r>
-        <w:t>) с фиксацией всех изменений и обеспечением совместной работы членов бригады. </w:t>
+        <w:t>в общем репозитории (GitHub) с фиксацией всех изменений и обеспечением совместной работы членов бригады. </w:t>
       </w:r>
     </w:p>
     <w:p>
@@ -3181,14 +3041,12 @@
       <w:r>
         <w:t xml:space="preserve">платформе </w:t>
       </w:r>
-      <w:proofErr w:type="spellStart"/>
       <w:r>
         <w:rPr>
           <w:lang w:val="en-US"/>
         </w:rPr>
         <w:t>Stepik</w:t>
       </w:r>
-      <w:proofErr w:type="spellEnd"/>
       <w:r>
         <w:t xml:space="preserve"> </w:t>
       </w:r>
@@ -3519,23 +3377,7 @@
         <w:tab/>
       </w:r>
       <w:r>
-        <w:t xml:space="preserve">Программа предназначена для визуализации алгоритма </w:t>
-      </w:r>
-      <w:proofErr w:type="spellStart"/>
-      <w:r>
-        <w:t>Краскала</w:t>
-      </w:r>
-      <w:proofErr w:type="spellEnd"/>
-      <w:r>
-        <w:t xml:space="preserve"> поиска минимального </w:t>
-      </w:r>
-      <w:proofErr w:type="spellStart"/>
-      <w:r>
-        <w:t>остовного</w:t>
-      </w:r>
-      <w:proofErr w:type="spellEnd"/>
-      <w:r>
-        <w:t xml:space="preserve"> дерева во взвешенном неориентированном графе. Приложение позволяет пользователю создавать графы (вручную или автоматически), запускать пошаговую визуализацию алгоритма и получать текстовые пояснения каждого шага работы алгоритма.</w:t>
+        <w:t>Программа предназначена для визуализации алгоритма Краскала поиска минимального остовного дерева во взвешенном неориентированном графе. Приложение позволяет пользователю создавать графы (вручную или автоматически), запускать пошаговую визуализацию алгоритма и получать текстовые пояснения каждого шага работы алгоритма.</w:t>
       </w:r>
     </w:p>
     <w:p>
@@ -3568,15 +3410,7 @@
       </w:pPr>
       <w:r>
         <w:tab/>
-        <w:t xml:space="preserve">Предполагается разделить интерфейс программы на несколько частей: панель управления для ввода исходного графа, поле исходного графа, поле выходных данных в виде минимального </w:t>
-      </w:r>
-      <w:proofErr w:type="spellStart"/>
-      <w:r>
-        <w:t>остовного</w:t>
-      </w:r>
-      <w:proofErr w:type="spellEnd"/>
-      <w:r>
-        <w:t xml:space="preserve"> дерева, панель с выводом шагов выполнения алгоритма.</w:t>
+        <w:t>Предполагается разделить интерфейс программы на несколько частей: панель управления для ввода исходного графа, поле исходного графа, поле выходных данных в виде минимального остовного дерева, панель с выводом шагов выполнения алгоритма.</w:t>
       </w:r>
     </w:p>
     <w:p>
@@ -3649,191 +3483,7 @@
       </w:r>
       <w:r>
         <w:tab/>
-        <w:t xml:space="preserve">В верхней части </w:t>
-      </w:r>
-      <w:proofErr w:type="gramStart"/>
-      <w:r>
-        <w:t>окна  должны</w:t>
-      </w:r>
-      <w:proofErr w:type="gramEnd"/>
-      <w:r>
-        <w:t xml:space="preserve"> располагаться несколько строк меню, содержащее пункты для работы с вершинами: "</w:t>
-      </w:r>
-      <w:proofErr w:type="spellStart"/>
-      <w:r>
-        <w:t>Add</w:t>
-      </w:r>
-      <w:proofErr w:type="spellEnd"/>
-      <w:r>
-        <w:t xml:space="preserve"> </w:t>
-      </w:r>
-      <w:proofErr w:type="spellStart"/>
-      <w:r>
-        <w:t>Node</w:t>
-      </w:r>
-      <w:proofErr w:type="spellEnd"/>
-      <w:r>
-        <w:t>", "</w:t>
-      </w:r>
-      <w:proofErr w:type="spellStart"/>
-      <w:r>
-        <w:t>Delete</w:t>
-      </w:r>
-      <w:proofErr w:type="spellEnd"/>
-      <w:r>
-        <w:t xml:space="preserve"> </w:t>
-      </w:r>
-      <w:proofErr w:type="spellStart"/>
-      <w:r>
-        <w:t>Node</w:t>
-      </w:r>
-      <w:proofErr w:type="spellEnd"/>
-      <w:r>
-        <w:t>"; пункты для работы с ребрами: "</w:t>
-      </w:r>
-      <w:proofErr w:type="spellStart"/>
-      <w:r>
-        <w:t>Add</w:t>
-      </w:r>
-      <w:proofErr w:type="spellEnd"/>
-      <w:r>
-        <w:t xml:space="preserve"> Edge", "</w:t>
-      </w:r>
-      <w:proofErr w:type="spellStart"/>
-      <w:r>
-        <w:t>Delete</w:t>
-      </w:r>
-      <w:proofErr w:type="spellEnd"/>
-      <w:r>
-        <w:t xml:space="preserve"> Edge", "</w:t>
-      </w:r>
-      <w:proofErr w:type="spellStart"/>
-      <w:r>
-        <w:t>Edit</w:t>
-      </w:r>
-      <w:proofErr w:type="spellEnd"/>
-      <w:r>
-        <w:t xml:space="preserve"> </w:t>
-      </w:r>
-      <w:proofErr w:type="spellStart"/>
-      <w:r>
-        <w:t>Weight</w:t>
-      </w:r>
-      <w:proofErr w:type="spellEnd"/>
-      <w:r>
-        <w:t xml:space="preserve">". В правой части верхних двух строк меню будут расположены кнопки для добавления графа из файла и сохранения результата работы алгоритма в файл: "Save </w:t>
-      </w:r>
-      <w:proofErr w:type="spellStart"/>
-      <w:r>
-        <w:t>Graph</w:t>
-      </w:r>
-      <w:proofErr w:type="spellEnd"/>
-      <w:r>
-        <w:t>" и "</w:t>
-      </w:r>
-      <w:proofErr w:type="spellStart"/>
-      <w:r>
-        <w:t>Insert</w:t>
-      </w:r>
-      <w:proofErr w:type="spellEnd"/>
-      <w:r>
-        <w:t xml:space="preserve"> </w:t>
-      </w:r>
-      <w:proofErr w:type="spellStart"/>
-      <w:r>
-        <w:t>Graph</w:t>
-      </w:r>
-      <w:proofErr w:type="spellEnd"/>
-      <w:r>
-        <w:t>". Ниже кнопок для редактирования графа будут расположены кнопки для генерации случайного графа, запуска алгоритма в автоматическом и пошаговом режимах, поле задания скорости автоматического выполнения, кнопки управления шагами алгоритма и кнопка очистки результата: "</w:t>
-      </w:r>
-      <w:proofErr w:type="spellStart"/>
-      <w:r>
-        <w:t>Generate</w:t>
-      </w:r>
-      <w:proofErr w:type="spellEnd"/>
-      <w:r>
-        <w:t xml:space="preserve"> </w:t>
-      </w:r>
-      <w:proofErr w:type="spellStart"/>
-      <w:r>
-        <w:t>Graph</w:t>
-      </w:r>
-      <w:proofErr w:type="spellEnd"/>
-      <w:r>
-        <w:t>", "</w:t>
-      </w:r>
-      <w:proofErr w:type="spellStart"/>
-      <w:r>
-        <w:t>Run</w:t>
-      </w:r>
-      <w:proofErr w:type="spellEnd"/>
-      <w:r>
-        <w:t xml:space="preserve"> </w:t>
-      </w:r>
-      <w:proofErr w:type="spellStart"/>
-      <w:r>
-        <w:t>Kruskal</w:t>
-      </w:r>
-      <w:proofErr w:type="spellEnd"/>
-      <w:r>
-        <w:t xml:space="preserve"> Auto", “</w:t>
-      </w:r>
-      <w:proofErr w:type="spellStart"/>
-      <w:r>
-        <w:t>Run</w:t>
-      </w:r>
-      <w:proofErr w:type="spellEnd"/>
-      <w:r>
-        <w:t xml:space="preserve"> </w:t>
-      </w:r>
-      <w:proofErr w:type="spellStart"/>
-      <w:r>
-        <w:t>Kruskal</w:t>
-      </w:r>
-      <w:proofErr w:type="spellEnd"/>
-      <w:r>
-        <w:t xml:space="preserve"> </w:t>
-      </w:r>
-      <w:proofErr w:type="spellStart"/>
-      <w:r>
-        <w:t>Manual</w:t>
-      </w:r>
-      <w:proofErr w:type="spellEnd"/>
-      <w:r>
-        <w:t>”, “</w:t>
-      </w:r>
-      <w:proofErr w:type="spellStart"/>
-      <w:r>
-        <w:t>speed</w:t>
-      </w:r>
-      <w:proofErr w:type="spellEnd"/>
-      <w:r>
-        <w:t xml:space="preserve"> (</w:t>
-      </w:r>
-      <w:proofErr w:type="spellStart"/>
-      <w:r>
-        <w:t>ms</w:t>
-      </w:r>
-      <w:proofErr w:type="spellEnd"/>
-      <w:r>
-        <w:t>)”, "</w:t>
-      </w:r>
-      <w:proofErr w:type="spellStart"/>
-      <w:r>
-        <w:t>Prev</w:t>
-      </w:r>
-      <w:proofErr w:type="spellEnd"/>
-      <w:r>
-        <w:t xml:space="preserve"> Step", "Next Step" и "</w:t>
-      </w:r>
-      <w:proofErr w:type="spellStart"/>
-      <w:r>
-        <w:t>Clean</w:t>
-      </w:r>
-      <w:proofErr w:type="spellEnd"/>
-      <w:r>
-        <w:t xml:space="preserve">". Кнопка "Info" в нижней </w:t>
+        <w:t xml:space="preserve">В верхней части окна  должны располагаться несколько строк меню, содержащее пункты для работы с вершинами: "Add Node", "Delete Node"; пункты для работы с ребрами: "Add Edge", "Delete Edge", "Edit Weight". В правой части верхних двух строк меню будут расположены кнопки для добавления графа из файла и сохранения результата работы алгоритма в файл: "Save Graph" и "Insert Graph". Ниже кнопок для редактирования графа будут расположены кнопки для генерации случайного графа, запуска алгоритма в автоматическом и пошаговом режимах, поле задания скорости автоматического выполнения, кнопки управления шагами алгоритма и кнопка очистки результата: "Generate Graph", "Run Kruskal Auto", “Run Kruskal Manual”, “speed (ms)”, "Prev Step", "Next Step" и "Clean". Кнопка "Info" в нижней </w:t>
       </w:r>
       <w:r>
         <w:lastRenderedPageBreak/>
@@ -3846,111 +3496,7 @@
         <w:ind w:left="708"/>
       </w:pPr>
       <w:r>
-        <w:t>Взаимодействие пользователя с графом осуществляется посредством режимов работы, активируемых соответствующими кнопками панели управления. Для создания вершин необходимо перейти в режим "</w:t>
-      </w:r>
-      <w:proofErr w:type="spellStart"/>
-      <w:r>
-        <w:t>Add</w:t>
-      </w:r>
-      <w:proofErr w:type="spellEnd"/>
-      <w:r>
-        <w:t xml:space="preserve"> </w:t>
-      </w:r>
-      <w:proofErr w:type="spellStart"/>
-      <w:r>
-        <w:t>Node</w:t>
-      </w:r>
-      <w:proofErr w:type="spellEnd"/>
-      <w:r>
-        <w:t>", после чего вершины добавляются на холст "</w:t>
-      </w:r>
-      <w:proofErr w:type="spellStart"/>
-      <w:r>
-        <w:t>Original</w:t>
-      </w:r>
-      <w:proofErr w:type="spellEnd"/>
-      <w:r>
-        <w:t xml:space="preserve"> </w:t>
-      </w:r>
-      <w:proofErr w:type="spellStart"/>
-      <w:r>
-        <w:t>Graph</w:t>
-      </w:r>
-      <w:proofErr w:type="spellEnd"/>
-      <w:r>
-        <w:t>" нажатием левой кнопки мыши в требуемых местах. Аналогичным образом работают режимы "</w:t>
-      </w:r>
-      <w:proofErr w:type="spellStart"/>
-      <w:r>
-        <w:t>Delete</w:t>
-      </w:r>
-      <w:proofErr w:type="spellEnd"/>
-      <w:r>
-        <w:t xml:space="preserve"> </w:t>
-      </w:r>
-      <w:proofErr w:type="spellStart"/>
-      <w:r>
-        <w:t>Node</w:t>
-      </w:r>
-      <w:proofErr w:type="spellEnd"/>
-      <w:r>
-        <w:t>", "</w:t>
-      </w:r>
-      <w:proofErr w:type="spellStart"/>
-      <w:r>
-        <w:t>Add</w:t>
-      </w:r>
-      <w:proofErr w:type="spellEnd"/>
-      <w:r>
-        <w:t xml:space="preserve"> Edge", "</w:t>
-      </w:r>
-      <w:proofErr w:type="spellStart"/>
-      <w:r>
-        <w:t>Delete</w:t>
-      </w:r>
-      <w:proofErr w:type="spellEnd"/>
-      <w:r>
-        <w:t xml:space="preserve"> Edge" и "</w:t>
-      </w:r>
-      <w:proofErr w:type="spellStart"/>
-      <w:r>
-        <w:t>Edit</w:t>
-      </w:r>
-      <w:proofErr w:type="spellEnd"/>
-      <w:r>
-        <w:t xml:space="preserve"> </w:t>
-      </w:r>
-      <w:proofErr w:type="spellStart"/>
-      <w:r>
-        <w:t>Weight</w:t>
-      </w:r>
-      <w:proofErr w:type="spellEnd"/>
-      <w:r>
-        <w:t>". Для добавления ребер необходимо перейти в режим "</w:t>
-      </w:r>
-      <w:proofErr w:type="spellStart"/>
-      <w:r>
-        <w:t>Add</w:t>
-      </w:r>
-      <w:proofErr w:type="spellEnd"/>
-      <w:r>
-        <w:t xml:space="preserve"> Edge" нажатием соответствующей кнопки и выбрать две вершины в качестве инцидентных ребру. Чтобы удалить вершину или ребро, необходимо перейти в желаемый режим нажатием соответствующей кнопки и нажатием ЛКМ по объекту (вершине или ребру) осуществить действие. Чтобы добавить ребру вес, нужно перейти в режим "</w:t>
-      </w:r>
-      <w:proofErr w:type="spellStart"/>
-      <w:r>
-        <w:t>Edit</w:t>
-      </w:r>
-      <w:proofErr w:type="spellEnd"/>
-      <w:r>
-        <w:t xml:space="preserve"> </w:t>
-      </w:r>
-      <w:proofErr w:type="spellStart"/>
-      <w:r>
-        <w:t>Weight</w:t>
-      </w:r>
-      <w:proofErr w:type="spellEnd"/>
-      <w:r>
-        <w:t xml:space="preserve">", нажать на ребро и ввести желаемый вес. Функциональное назначение остальных элементов управления приведено ниже. </w:t>
+        <w:t xml:space="preserve">Взаимодействие пользователя с графом осуществляется посредством режимов работы, активируемых соответствующими кнопками панели управления. Для создания вершин необходимо перейти в режим "Add Node", после чего вершины добавляются на холст "Original Graph" нажатием левой кнопки мыши в требуемых местах. Аналогичным образом работают режимы "Delete Node", "Add Edge", "Delete Edge" и "Edit Weight". Для добавления ребер необходимо перейти в режим "Add Edge" нажатием соответствующей кнопки и выбрать две вершины в качестве инцидентных ребру. Чтобы удалить вершину или ребро, необходимо перейти в желаемый режим нажатием соответствующей кнопки и нажатием ЛКМ по объекту (вершине или ребру) осуществить действие. Чтобы добавить ребру вес, нужно перейти в режим "Edit Weight", нажать на ребро и ввести желаемый вес. Функциональное назначение остальных элементов управления приведено ниже. </w:t>
       </w:r>
     </w:p>
     <w:p>
@@ -3959,47 +3505,7 @@
         <w:ind w:left="708"/>
       </w:pPr>
       <w:r>
-        <w:t xml:space="preserve">"Save </w:t>
-      </w:r>
-      <w:proofErr w:type="spellStart"/>
-      <w:r>
-        <w:t>Graph</w:t>
-      </w:r>
-      <w:proofErr w:type="spellEnd"/>
-      <w:r>
-        <w:t>" - сохраняет текущий граф в текстовый файл. При сохранении в первой строке файла записывается количество вершин графа, а в последующих строках - список рёбер с указанием номеров соединяемых вершин и соответствующих весов. Полученный файл может быть использован для последующей загрузки графа в приложение. "</w:t>
-      </w:r>
-      <w:proofErr w:type="spellStart"/>
-      <w:r>
-        <w:t>Insert</w:t>
-      </w:r>
-      <w:proofErr w:type="spellEnd"/>
-      <w:r>
-        <w:t xml:space="preserve"> </w:t>
-      </w:r>
-      <w:proofErr w:type="spellStart"/>
-      <w:r>
-        <w:t>Graph</w:t>
-      </w:r>
-      <w:proofErr w:type="spellEnd"/>
-      <w:r>
-        <w:t>" - загружает граф из текстового файла. После выбора файла программа считывает количество вершин и список ребер с их весами, после чего автоматически отображает загруженный граф на холсте "</w:t>
-      </w:r>
-      <w:proofErr w:type="spellStart"/>
-      <w:r>
-        <w:t>Original</w:t>
-      </w:r>
-      <w:proofErr w:type="spellEnd"/>
-      <w:r>
-        <w:t xml:space="preserve"> </w:t>
-      </w:r>
-      <w:proofErr w:type="spellStart"/>
-      <w:r>
-        <w:t>Graph</w:t>
-      </w:r>
-      <w:proofErr w:type="spellEnd"/>
-      <w:r>
-        <w:t>".</w:t>
+        <w:t>"Save Graph" - сохраняет текущий граф в текстовый файл. При сохранении в первой строке файла записывается количество вершин графа, а в последующих строках - список рёбер с указанием номеров соединяемых вершин и соответствующих весов. Полученный файл может быть использован для последующей загрузки графа в приложение. "Insert Graph" - загружает граф из текстового файла. После выбора файла программа считывает количество вершин и список ребер с их весами, после чего автоматически отображает загруженный граф на холсте "Original Graph".</w:t>
       </w:r>
     </w:p>
     <w:p>
@@ -4008,43 +3514,11 @@
         <w:ind w:left="708"/>
       </w:pPr>
       <w:r>
-        <w:t>Кнопка "</w:t>
-      </w:r>
-      <w:proofErr w:type="spellStart"/>
-      <w:r>
-        <w:t>Generate</w:t>
-      </w:r>
-      <w:proofErr w:type="spellEnd"/>
-      <w:r>
-        <w:t xml:space="preserve"> </w:t>
-      </w:r>
-      <w:proofErr w:type="spellStart"/>
-      <w:r>
-        <w:t>Graph</w:t>
-      </w:r>
-      <w:proofErr w:type="spellEnd"/>
-      <w:r>
-        <w:t xml:space="preserve">" при нажатии создает случайный связный взвешенный граф с произвольным количеством вершин (для удобства демонстрации выбран диапазон значений 4 &lt;= N &lt;= 10), рёбер и случайными значениями весов без возможности настройки. </w:t>
+        <w:t xml:space="preserve">Кнопка "Generate Graph" при нажатии создает случайный связный взвешенный граф с произвольным количеством вершин (для удобства демонстрации выбран диапазон значений 4 &lt;= N &lt;= 10), рёбер и случайными значениями весов без возможности настройки. </w:t>
       </w:r>
       <w:r>
         <w:lastRenderedPageBreak/>
-        <w:t>Координаты вершин также генерируются случайным образом в пределах области отображения холста с соблюдением минимального расстояния между вершинами, чтобы исключить их наложение друг на друга и обеспечить читаемость графа. После генерации граф отображается на холсте "</w:t>
-      </w:r>
-      <w:proofErr w:type="spellStart"/>
-      <w:r>
-        <w:t>Original</w:t>
-      </w:r>
-      <w:proofErr w:type="spellEnd"/>
-      <w:r>
-        <w:t xml:space="preserve"> </w:t>
-      </w:r>
-      <w:proofErr w:type="spellStart"/>
-      <w:r>
-        <w:t>Graph</w:t>
-      </w:r>
-      <w:proofErr w:type="spellEnd"/>
-      <w:r>
-        <w:t>".</w:t>
+        <w:t>Координаты вершин также генерируются случайным образом в пределах области отображения холста с соблюдением минимального расстояния между вершинами, чтобы исключить их наложение друг на друга и обеспечить читаемость графа. После генерации граф отображается на холсте "Original Graph".</w:t>
       </w:r>
     </w:p>
     <w:p>
@@ -4053,87 +3527,7 @@
         <w:ind w:left="708"/>
       </w:pPr>
       <w:r>
-        <w:t xml:space="preserve">После создания или загрузки графа пользователь может приступить к выполнению алгоритма </w:t>
-      </w:r>
-      <w:proofErr w:type="spellStart"/>
-      <w:r>
-        <w:t>Краскала</w:t>
-      </w:r>
-      <w:proofErr w:type="spellEnd"/>
-      <w:r>
-        <w:t>. Для управления процессом выполнения алгоритма предусмотрены следующие элементы интерфейса. "</w:t>
-      </w:r>
-      <w:proofErr w:type="spellStart"/>
-      <w:r>
-        <w:t>Run</w:t>
-      </w:r>
-      <w:proofErr w:type="spellEnd"/>
-      <w:r>
-        <w:t xml:space="preserve"> </w:t>
-      </w:r>
-      <w:proofErr w:type="spellStart"/>
-      <w:r>
-        <w:t>Kruskal</w:t>
-      </w:r>
-      <w:proofErr w:type="spellEnd"/>
-      <w:r>
-        <w:t xml:space="preserve"> Auto" - запускает автоматическое выполнение алгоритма </w:t>
-      </w:r>
-      <w:proofErr w:type="spellStart"/>
-      <w:r>
-        <w:t>Краскала</w:t>
-      </w:r>
-      <w:proofErr w:type="spellEnd"/>
-      <w:r>
-        <w:t>. В автоматическом режиме переход между последовательными шагами осуществляется с интервалом, задаваемым пользователем в поле ввода "</w:t>
-      </w:r>
-      <w:proofErr w:type="spellStart"/>
-      <w:r>
-        <w:t>speed</w:t>
-      </w:r>
-      <w:proofErr w:type="spellEnd"/>
-      <w:r>
-        <w:t xml:space="preserve"> (</w:t>
-      </w:r>
-      <w:proofErr w:type="spellStart"/>
-      <w:r>
-        <w:t>ms</w:t>
-      </w:r>
-      <w:proofErr w:type="spellEnd"/>
-      <w:r>
-        <w:t>)". Значение интервала вводится в миллисекундах, по умолчанию установлено 2000 мс. В процессе выполнения на холсте "</w:t>
-      </w:r>
-      <w:proofErr w:type="spellStart"/>
-      <w:r>
-        <w:t>Original</w:t>
-      </w:r>
-      <w:proofErr w:type="spellEnd"/>
-      <w:r>
-        <w:t xml:space="preserve"> </w:t>
-      </w:r>
-      <w:proofErr w:type="spellStart"/>
-      <w:r>
-        <w:t>Graph</w:t>
-      </w:r>
-      <w:proofErr w:type="spellEnd"/>
-      <w:r>
-        <w:t xml:space="preserve">" подсвечиваются рассматриваемые рёбра, на холсте "MST" последовательно формируется минимальное </w:t>
-      </w:r>
-      <w:proofErr w:type="spellStart"/>
-      <w:r>
-        <w:t>остовное</w:t>
-      </w:r>
-      <w:proofErr w:type="spellEnd"/>
-      <w:r>
-        <w:t xml:space="preserve"> дерево, а в области "</w:t>
-      </w:r>
-      <w:proofErr w:type="spellStart"/>
-      <w:r>
-        <w:t>Steps</w:t>
-      </w:r>
-      <w:proofErr w:type="spellEnd"/>
-      <w:r>
-        <w:t xml:space="preserve">" отображается текстовое описание каждого выполненного шага. </w:t>
+        <w:t xml:space="preserve">После создания или загрузки графа пользователь может приступить к выполнению алгоритма Краскала. Для управления процессом выполнения алгоритма предусмотрены следующие элементы интерфейса. "Run Kruskal Auto" - запускает автоматическое выполнение алгоритма Краскала. В автоматическом режиме переход между последовательными шагами осуществляется с интервалом, задаваемым пользователем в поле ввода "speed (ms)". Значение интервала вводится в миллисекундах, по умолчанию установлено 2000 мс. В процессе выполнения на холсте "Original Graph" подсвечиваются рассматриваемые рёбра, на холсте "MST" последовательно формируется минимальное остовное дерево, а в области "Steps" отображается текстовое описание каждого выполненного шага. </w:t>
       </w:r>
     </w:p>
     <w:p>
@@ -4142,47 +3536,7 @@
         <w:ind w:left="708"/>
       </w:pPr>
       <w:r>
-        <w:t>"</w:t>
-      </w:r>
-      <w:proofErr w:type="spellStart"/>
-      <w:r>
-        <w:t>Run</w:t>
-      </w:r>
-      <w:proofErr w:type="spellEnd"/>
-      <w:r>
-        <w:t xml:space="preserve"> </w:t>
-      </w:r>
-      <w:proofErr w:type="spellStart"/>
-      <w:r>
-        <w:t>Kruskal</w:t>
-      </w:r>
-      <w:proofErr w:type="spellEnd"/>
-      <w:r>
-        <w:t xml:space="preserve"> </w:t>
-      </w:r>
-      <w:proofErr w:type="spellStart"/>
-      <w:r>
-        <w:t>Manual</w:t>
-      </w:r>
-      <w:proofErr w:type="spellEnd"/>
-      <w:r>
-        <w:t xml:space="preserve">" - запускает алгоритм </w:t>
-      </w:r>
-      <w:proofErr w:type="spellStart"/>
-      <w:r>
-        <w:t>Краскала</w:t>
-      </w:r>
-      <w:proofErr w:type="spellEnd"/>
-      <w:r>
-        <w:t xml:space="preserve"> в пошаговом (ручном) режиме. После нажатия кнопки будет выполнен первый шаг алгоритма. Продвижение алгоритма по шагам осуществляется пользователем с помощью кнопок "Next Step" и "</w:t>
-      </w:r>
-      <w:proofErr w:type="spellStart"/>
-      <w:r>
-        <w:t>Prev</w:t>
-      </w:r>
-      <w:proofErr w:type="spellEnd"/>
-      <w:r>
-        <w:t xml:space="preserve"> Step".</w:t>
+        <w:t>"Run Kruskal Manual" - запускает алгоритм Краскала в пошаговом (ручном) режиме. После нажатия кнопки будет выполнен первый шаг алгоритма. Продвижение алгоритма по шагам осуществляется пользователем с помощью кнопок "Next Step" и "Prev Step".</w:t>
       </w:r>
     </w:p>
     <w:p>
@@ -4191,39 +3545,7 @@
         <w:ind w:left="708"/>
       </w:pPr>
       <w:r>
-        <w:t>"</w:t>
-      </w:r>
-      <w:proofErr w:type="spellStart"/>
-      <w:r>
-        <w:t>Clean</w:t>
-      </w:r>
-      <w:proofErr w:type="spellEnd"/>
-      <w:r>
-        <w:t>" - полностью очищает рабочую область приложения. После нажатия кнопки удаляются все вершины и рёбра с холстов "</w:t>
-      </w:r>
-      <w:proofErr w:type="spellStart"/>
-      <w:r>
-        <w:t>Original</w:t>
-      </w:r>
-      <w:proofErr w:type="spellEnd"/>
-      <w:r>
-        <w:t xml:space="preserve"> </w:t>
-      </w:r>
-      <w:proofErr w:type="spellStart"/>
-      <w:r>
-        <w:t>Graph</w:t>
-      </w:r>
-      <w:proofErr w:type="spellEnd"/>
-      <w:r>
-        <w:t>" и "MST", а также очищается панель "</w:t>
-      </w:r>
-      <w:proofErr w:type="spellStart"/>
-      <w:r>
-        <w:t>Steps</w:t>
-      </w:r>
-      <w:proofErr w:type="spellEnd"/>
-      <w:r>
-        <w:t>". После очистки пользователь может создать новый граф вручную, сгенерировать случайный граф или загрузить граф из файла.</w:t>
+        <w:t>"Clean" - полностью очищает рабочую область приложения. После нажатия кнопки удаляются все вершины и рёбра с холстов "Original Graph" и "MST", а также очищается панель "Steps". После очистки пользователь может создать новый граф вручную, сгенерировать случайный граф или загрузить граф из файла.</w:t>
       </w:r>
     </w:p>
     <w:p>
@@ -4232,51 +3554,11 @@
         <w:ind w:left="708"/>
       </w:pPr>
       <w:r>
-        <w:t>Центральную часть окна занимают три холста, расположенных горизонтально рядом друг с другом. Левый холст "</w:t>
-      </w:r>
-      <w:proofErr w:type="spellStart"/>
-      <w:r>
-        <w:t>Original</w:t>
-      </w:r>
-      <w:proofErr w:type="spellEnd"/>
-      <w:r>
-        <w:t xml:space="preserve"> </w:t>
-      </w:r>
-      <w:proofErr w:type="spellStart"/>
-      <w:r>
-        <w:t>Graph</w:t>
-      </w:r>
-      <w:proofErr w:type="spellEnd"/>
-      <w:r>
-        <w:t xml:space="preserve">" предназначен для работы с исходным графом: на нём пользователь создаёт и редактирует граф, а также наблюдает за тем, какие рёбра </w:t>
+        <w:t xml:space="preserve">Центральную часть окна занимают три холста, расположенных горизонтально рядом друг с другом. Левый холст "Original Graph" предназначен для работы с исходным графом: на нём пользователь создаёт и редактирует граф, а также наблюдает за тем, какие рёбра </w:t>
       </w:r>
       <w:r>
         <w:lastRenderedPageBreak/>
-        <w:t xml:space="preserve">рассматриваются алгоритмом в текущий момент. Второй холст "MST" используется для визуализации результата: на нём постепенно строится минимальное </w:t>
-      </w:r>
-      <w:proofErr w:type="spellStart"/>
-      <w:r>
-        <w:t>остовное</w:t>
-      </w:r>
-      <w:proofErr w:type="spellEnd"/>
-      <w:r>
-        <w:t xml:space="preserve"> дерево. В начале работы алгоритма на втором холсте отображаются все вершины исходного графа в тех же позициях, что и на левом холсте, но без единого ребра. По мере выполнения алгоритма на правом холсте появляются ребра, вошедшие в минимальное </w:t>
-      </w:r>
-      <w:proofErr w:type="spellStart"/>
-      <w:r>
-        <w:t>остовное</w:t>
-      </w:r>
-      <w:proofErr w:type="spellEnd"/>
-      <w:r>
-        <w:t xml:space="preserve"> дерево. Третий холст подписывается как "</w:t>
-      </w:r>
-      <w:proofErr w:type="spellStart"/>
-      <w:r>
-        <w:t>Steps</w:t>
-      </w:r>
-      <w:proofErr w:type="spellEnd"/>
-      <w:r>
-        <w:t>" и будет служить для текстового отображения результатов работы алгоритма</w:t>
+        <w:t>рассматриваются алгоритмом в текущий момент. Второй холст "MST" используется для визуализации результата: на нём постепенно строится минимальное остовное дерево. В начале работы алгоритма на втором холсте отображаются все вершины исходного графа в тех же позициях, что и на левом холсте, но без единого ребра. По мере выполнения алгоритма на правом холсте появляются ребра, вошедшие в минимальное остовное дерево. Третий холст подписывается как "Steps" и будет служить для текстового отображения результатов работы алгоритма</w:t>
       </w:r>
     </w:p>
     <w:p>
@@ -4494,23 +3776,7 @@
         <w:ind w:left="708"/>
       </w:pPr>
       <w:r>
-        <w:t xml:space="preserve">Визуализация алгоритма </w:t>
-      </w:r>
-      <w:proofErr w:type="spellStart"/>
-      <w:r>
-        <w:t>Краскала</w:t>
-      </w:r>
-      <w:proofErr w:type="spellEnd"/>
-      <w:r>
-        <w:t xml:space="preserve"> должна быть построена так, что слева пользователь видит исходный граф, а справа постепенно построение минимального </w:t>
-      </w:r>
-      <w:proofErr w:type="spellStart"/>
-      <w:r>
-        <w:t>остовного</w:t>
-      </w:r>
-      <w:proofErr w:type="spellEnd"/>
-      <w:r>
-        <w:t xml:space="preserve"> дерева. Такое разделение делает процесс работы алгоритма достаточно наглядным и позволяет пользователю в любой момент сравнивать исходные данные и результат работы алгоритма. </w:t>
+        <w:t xml:space="preserve">Визуализация алгоритма Краскала должна быть построена так, что слева пользователь видит исходный граф, а справа постепенно построение минимального остовного дерева. Такое разделение делает процесс работы алгоритма достаточно наглядным и позволяет пользователю в любой момент сравнивать исходные данные и результат работы алгоритма. </w:t>
       </w:r>
     </w:p>
     <w:p>
@@ -4528,35 +3794,11 @@
         <w:ind w:left="708"/>
       </w:pPr>
       <w:r>
-        <w:t xml:space="preserve">Следующим </w:t>
-      </w:r>
-      <w:proofErr w:type="spellStart"/>
-      <w:r>
-        <w:t>подшагом</w:t>
-      </w:r>
-      <w:proofErr w:type="spellEnd"/>
-      <w:r>
-        <w:t xml:space="preserve"> является проверка принадлежности концов ребра к различным множествам в структуре DSU. Программа </w:t>
+        <w:t xml:space="preserve">Следующим подшагом является проверка принадлежности концов ребра к различным множествам в структуре DSU. Программа </w:t>
       </w:r>
       <w:r>
         <w:lastRenderedPageBreak/>
-        <w:t xml:space="preserve">находит корни множеств, которым принадлежат обе вершины, и отображает эту информацию в текстовых пояснениях. Если оказывается, что концы ребра принадлежат разным множествам, то ребро включается в минимальное </w:t>
-      </w:r>
-      <w:proofErr w:type="spellStart"/>
-      <w:r>
-        <w:t>остовное</w:t>
-      </w:r>
-      <w:proofErr w:type="spellEnd"/>
-      <w:r>
-        <w:t xml:space="preserve"> дерево. На левом холсте такое ребро меняет свой цвет, чтобы его можно было отличить от еще не обработанных ребер. Одновременно с этим на правом холсте между соответствующими вершинами появляется новое ребро, окрашенное в зеленый цвет. Множества, которым принадлежали обе вершины, объединяются в одно, и вершины, принадлежащие объединенному множеству, получают одинаковый цвет, что позволяет визуально отслеживать процесс слияния компонентов связности. В панели логов появляется сообщение о том, что ребро добавлено в </w:t>
-      </w:r>
-      <w:proofErr w:type="spellStart"/>
-      <w:r>
-        <w:t>остовное</w:t>
-      </w:r>
-      <w:proofErr w:type="spellEnd"/>
-      <w:r>
-        <w:t xml:space="preserve"> дерево, и указывается обновленный суммарный вес построенной части дерева. Если же концы рассматриваемого ребра принадлежат одному и тому же множеству, то добавление этого ребра привело бы к образованию цикла, и оно отклоняется алгоритмом. На левом холсте такое ребро меняет свой цвет на красный. На правом холсте в этом случае никаких изменений не происходит. В панели логов выводится пояснение о том, что ребро отклонено. После этого алгоритм переходит к рассмотрению следующего ребра из отсортированного списка. </w:t>
+        <w:t xml:space="preserve">находит корни множеств, которым принадлежат обе вершины, и отображает эту информацию в текстовых пояснениях. Если оказывается, что концы ребра принадлежат разным множествам, то ребро включается в минимальное остовное дерево. На левом холсте такое ребро меняет свой цвет, чтобы его можно было отличить от еще не обработанных ребер. Одновременно с этим на правом холсте между соответствующими вершинами появляется новое ребро, окрашенное в зеленый цвет. Множества, которым принадлежали обе вершины, объединяются в одно, и вершины, принадлежащие объединенному множеству, получают одинаковый цвет, что позволяет визуально отслеживать процесс слияния компонентов связности. В панели логов появляется сообщение о том, что ребро добавлено в остовное дерево, и указывается обновленный суммарный вес построенной части дерева. Если же концы рассматриваемого ребра принадлежат одному и тому же множеству, то добавление этого ребра привело бы к образованию цикла, и оно отклоняется алгоритмом. На левом холсте такое ребро меняет свой цвет на красный. На правом холсте в этом случае никаких изменений не происходит. В панели логов выводится пояснение о том, что ребро отклонено. После этого алгоритм переходит к рассмотрению следующего ребра из отсортированного списка. </w:t>
       </w:r>
     </w:p>
     <w:p>
@@ -4565,43 +3807,11 @@
         <w:ind w:left="708"/>
       </w:pPr>
       <w:r>
-        <w:t xml:space="preserve">Весь описанный цикл повторяется до тех пор, пока не будут обработаны все рёбра графа или пока в </w:t>
-      </w:r>
-      <w:proofErr w:type="spellStart"/>
-      <w:r>
-        <w:t>остовном</w:t>
-      </w:r>
-      <w:proofErr w:type="spellEnd"/>
-      <w:r>
-        <w:t xml:space="preserve"> дереве не окажется ровно N-1 ребро, где N - количество вершин в графе. По завершении алгоритма граф на левом холсте принимает конечный вид: все рёбра, вошедшие в минимальное </w:t>
-      </w:r>
-      <w:proofErr w:type="spellStart"/>
-      <w:r>
-        <w:t>остовное</w:t>
-      </w:r>
-      <w:proofErr w:type="spellEnd"/>
-      <w:r>
-        <w:t xml:space="preserve"> дерево, отмечены тускло-зеленым цветом, а все отклоненные рёбра - тускло-красным. Правый холст в этот момент содержит окончательно построенное минимальное </w:t>
-      </w:r>
-      <w:proofErr w:type="spellStart"/>
-      <w:r>
-        <w:t>остовное</w:t>
-      </w:r>
-      <w:proofErr w:type="spellEnd"/>
-      <w:r>
-        <w:t xml:space="preserve"> дерево: все его ребра окрашены в один цвет, а вершины раскрашены по принадлежности к единому множеству (поскольку в связном графе после построения МОД все вершины оказываются в </w:t>
+        <w:t xml:space="preserve">Весь описанный цикл повторяется до тех пор, пока не будут обработаны все рёбра графа или пока в остовном дереве не окажется ровно N-1 ребро, где N - количество вершин в графе. По завершении алгоритма граф на левом холсте принимает конечный вид: все рёбра, вошедшие в минимальное остовное дерево, отмечены тускло-зеленым цветом, а все отклоненные рёбра - тускло-красным. Правый холст в этот момент содержит окончательно построенное минимальное остовное дерево: все его ребра окрашены в один цвет, а вершины раскрашены по принадлежности к единому множеству (поскольку в связном графе после построения МОД все вершины оказываются в </w:t>
       </w:r>
       <w:r>
         <w:lastRenderedPageBreak/>
-        <w:t xml:space="preserve">одном множестве). В панели логов выводится итоговое сообщение с общим весом построенного </w:t>
-      </w:r>
-      <w:proofErr w:type="spellStart"/>
-      <w:r>
-        <w:t>остовного</w:t>
-      </w:r>
-      <w:proofErr w:type="spellEnd"/>
-      <w:r>
-        <w:t xml:space="preserve"> дерева, количеством ребер в нем, а также список ребер, вошедших в него.</w:t>
+        <w:t>одном множестве). В панели логов выводится итоговое сообщение с общим весом построенного остовного дерева, количеством ребер в нем, а также список ребер, вошедших в него.</w:t>
       </w:r>
     </w:p>
     <w:p>
@@ -4610,23 +3820,7 @@
         <w:ind w:left="708"/>
       </w:pPr>
       <w:r>
-        <w:t xml:space="preserve">Если граф оказался несвязным, то по завершении алгоритма правый холст содержит не одно дерево, а лес из нескольких компонент связности, каждая из которых раскрашена в свой цвет. Программа дополнительно сообщает пользователю о том, что минимальное </w:t>
-      </w:r>
-      <w:proofErr w:type="spellStart"/>
-      <w:r>
-        <w:t>остовное</w:t>
-      </w:r>
-      <w:proofErr w:type="spellEnd"/>
-      <w:r>
-        <w:t xml:space="preserve"> дерево построить невозможно, и вместо него был построен минимальный </w:t>
-      </w:r>
-      <w:proofErr w:type="spellStart"/>
-      <w:r>
-        <w:t>остовный</w:t>
-      </w:r>
-      <w:proofErr w:type="spellEnd"/>
-      <w:r>
-        <w:t xml:space="preserve"> лес. На левом холсте при этом рёбра, вошедшие в лес, отмечаются зеленым, а отклоненные - красным, аналогично обычному случаю.</w:t>
+        <w:t>Если граф оказался несвязным, то по завершении алгоритма правый холст содержит не одно дерево, а лес из нескольких компонент связности, каждая из которых раскрашена в свой цвет. Программа дополнительно сообщает пользователю о том, что минимальное остовное дерево построить невозможно, и вместо него был построен минимальный остовный лес. На левом холсте при этом рёбра, вошедшие в лес, отмечаются зеленым, а отклоненные - красным, аналогично обычному случаю.</w:t>
       </w:r>
     </w:p>
     <w:p>
@@ -4635,39 +3829,7 @@
         <w:ind w:left="708"/>
       </w:pPr>
       <w:r>
-        <w:t>Пользователь имеет полный контроль над процессом визуализации. Он может запустить автоматическое воспроизведение всех шагов, поставить выполнение на паузу в любой момент, перейти к следующему шагу вручную или вернуться на один шаг назад - при возврате последнее добавленное на правый холст ребро исчезает, а состояние DSU откатывается к предыдущему. Кнопка сброса "</w:t>
-      </w:r>
-      <w:proofErr w:type="spellStart"/>
-      <w:r>
-        <w:t>Clean</w:t>
-      </w:r>
-      <w:proofErr w:type="spellEnd"/>
-      <w:r>
-        <w:t>" полностью очищает рабочую область приложения. После её нажатия с холстов "</w:t>
-      </w:r>
-      <w:proofErr w:type="spellStart"/>
-      <w:r>
-        <w:t>Original</w:t>
-      </w:r>
-      <w:proofErr w:type="spellEnd"/>
-      <w:r>
-        <w:t xml:space="preserve"> </w:t>
-      </w:r>
-      <w:proofErr w:type="spellStart"/>
-      <w:r>
-        <w:t>Graph</w:t>
-      </w:r>
-      <w:proofErr w:type="spellEnd"/>
-      <w:r>
-        <w:t>" и "MST" удаляются все вершины и рёбра, а панель "</w:t>
-      </w:r>
-      <w:proofErr w:type="spellStart"/>
-      <w:r>
-        <w:t>Steps</w:t>
-      </w:r>
-      <w:proofErr w:type="spellEnd"/>
-      <w:r>
-        <w:t>" очищается от всех сообщений.</w:t>
+        <w:t>Пользователь имеет полный контроль над процессом визуализации. Он может запустить автоматическое воспроизведение всех шагов, поставить выполнение на паузу в любой момент, перейти к следующему шагу вручную или вернуться на один шаг назад - при возврате последнее добавленное на правый холст ребро исчезает, а состояние DSU откатывается к предыдущему. Кнопка сброса "Clean" полностью очищает рабочую область приложения. После её нажатия с холстов "Original Graph" и "MST" удаляются все вершины и рёбра, а панель "Steps" очищается от всех сообщений.</w:t>
       </w:r>
     </w:p>
     <w:p>
@@ -4695,417 +3857,443 @@
           <w:sz w:val="20"/>
           <w:szCs w:val="20"/>
         </w:rPr>
-        <w:t xml:space="preserve">Алгоритм </w:t>
-      </w:r>
-      <w:proofErr w:type="spellStart"/>
-      <w:proofErr w:type="gramStart"/>
-      <w:r>
+        <w:t>Алгоритм ВизуализацияКраскала(Граф G):</w:t>
+      </w:r>
+    </w:p>
+    <w:p>
+      <w:pPr>
+        <w:pStyle w:val="a1"/>
+        <w:ind w:left="708"/>
         <w:rPr>
           <w:rFonts w:ascii="Courier New" w:eastAsia="Courier New" w:hAnsi="Courier New" w:cs="Courier New"/>
           <w:sz w:val="20"/>
           <w:szCs w:val="20"/>
         </w:rPr>
-        <w:t>ВизуализацияКраскала</w:t>
-      </w:r>
-      <w:proofErr w:type="spellEnd"/>
+      </w:pPr>
       <w:r>
         <w:rPr>
           <w:rFonts w:ascii="Courier New" w:eastAsia="Courier New" w:hAnsi="Courier New" w:cs="Courier New"/>
           <w:sz w:val="20"/>
           <w:szCs w:val="20"/>
         </w:rPr>
-        <w:t>(</w:t>
-      </w:r>
-      <w:proofErr w:type="gramEnd"/>
-      <w:r>
+        <w:t xml:space="preserve">    Отобразить граф G на левом холсте</w:t>
+      </w:r>
+    </w:p>
+    <w:p>
+      <w:pPr>
+        <w:pStyle w:val="a1"/>
+        <w:ind w:left="708"/>
         <w:rPr>
           <w:rFonts w:ascii="Courier New" w:eastAsia="Courier New" w:hAnsi="Courier New" w:cs="Courier New"/>
           <w:sz w:val="20"/>
           <w:szCs w:val="20"/>
         </w:rPr>
-        <w:t>Граф G):</w:t>
-      </w:r>
-    </w:p>
-    <w:p>
-      <w:pPr>
-        <w:pStyle w:val="a1"/>
-        <w:ind w:left="708"/>
+      </w:pPr>
+      <w:r>
         <w:rPr>
           <w:rFonts w:ascii="Courier New" w:eastAsia="Courier New" w:hAnsi="Courier New" w:cs="Courier New"/>
           <w:sz w:val="20"/>
           <w:szCs w:val="20"/>
         </w:rPr>
-      </w:pPr>
-      <w:r>
+        <w:t xml:space="preserve">    Отобразить все вершины G на правом холсте без рёбер</w:t>
+      </w:r>
+    </w:p>
+    <w:p>
+      <w:pPr>
+        <w:pStyle w:val="a1"/>
+        <w:ind w:left="708"/>
         <w:rPr>
           <w:rFonts w:ascii="Courier New" w:eastAsia="Courier New" w:hAnsi="Courier New" w:cs="Courier New"/>
           <w:sz w:val="20"/>
           <w:szCs w:val="20"/>
         </w:rPr>
-        <w:t xml:space="preserve">    Отобразить граф G на левом холсте</w:t>
-      </w:r>
-    </w:p>
-    <w:p>
-      <w:pPr>
-        <w:pStyle w:val="a1"/>
-        <w:ind w:left="708"/>
+      </w:pPr>
+      <w:r>
         <w:rPr>
           <w:rFonts w:ascii="Courier New" w:eastAsia="Courier New" w:hAnsi="Courier New" w:cs="Courier New"/>
           <w:sz w:val="20"/>
           <w:szCs w:val="20"/>
         </w:rPr>
-      </w:pPr>
-      <w:r>
+        <w:t xml:space="preserve">    </w:t>
+      </w:r>
+    </w:p>
+    <w:p>
+      <w:pPr>
+        <w:pStyle w:val="a1"/>
+        <w:ind w:left="708"/>
         <w:rPr>
           <w:rFonts w:ascii="Courier New" w:eastAsia="Courier New" w:hAnsi="Courier New" w:cs="Courier New"/>
           <w:sz w:val="20"/>
           <w:szCs w:val="20"/>
         </w:rPr>
-        <w:t xml:space="preserve">    Отобразить все вершины G на правом холсте без рёбер</w:t>
-      </w:r>
-    </w:p>
-    <w:p>
-      <w:pPr>
-        <w:pStyle w:val="a1"/>
-        <w:ind w:left="708"/>
+      </w:pPr>
+      <w:r>
         <w:rPr>
           <w:rFonts w:ascii="Courier New" w:eastAsia="Courier New" w:hAnsi="Courier New" w:cs="Courier New"/>
           <w:sz w:val="20"/>
           <w:szCs w:val="20"/>
         </w:rPr>
-      </w:pPr>
-      <w:r>
+        <w:t xml:space="preserve">    Отсортировать все рёбра G по весу в порядке возрастания</w:t>
+      </w:r>
+    </w:p>
+    <w:p>
+      <w:pPr>
+        <w:pStyle w:val="a1"/>
+        <w:ind w:left="708"/>
         <w:rPr>
           <w:rFonts w:ascii="Courier New" w:eastAsia="Courier New" w:hAnsi="Courier New" w:cs="Courier New"/>
           <w:sz w:val="20"/>
           <w:szCs w:val="20"/>
         </w:rPr>
-        <w:t xml:space="preserve">    </w:t>
-      </w:r>
-    </w:p>
-    <w:p>
-      <w:pPr>
-        <w:pStyle w:val="a1"/>
-        <w:ind w:left="708"/>
+      </w:pPr>
+      <w:r>
         <w:rPr>
           <w:rFonts w:ascii="Courier New" w:eastAsia="Courier New" w:hAnsi="Courier New" w:cs="Courier New"/>
           <w:sz w:val="20"/>
           <w:szCs w:val="20"/>
         </w:rPr>
-      </w:pPr>
-      <w:r>
+        <w:t xml:space="preserve">    Показать пользователю: "Рёбра отсортированы по весу"</w:t>
+      </w:r>
+    </w:p>
+    <w:p>
+      <w:pPr>
+        <w:pStyle w:val="a1"/>
+        <w:ind w:left="708"/>
         <w:rPr>
           <w:rFonts w:ascii="Courier New" w:eastAsia="Courier New" w:hAnsi="Courier New" w:cs="Courier New"/>
           <w:sz w:val="20"/>
           <w:szCs w:val="20"/>
         </w:rPr>
-        <w:t xml:space="preserve">    Отсортировать все рёбра G по весу в порядке возрастания</w:t>
-      </w:r>
-    </w:p>
-    <w:p>
-      <w:pPr>
-        <w:pStyle w:val="a1"/>
-        <w:ind w:left="708"/>
+      </w:pPr>
+      <w:r>
         <w:rPr>
           <w:rFonts w:ascii="Courier New" w:eastAsia="Courier New" w:hAnsi="Courier New" w:cs="Courier New"/>
           <w:sz w:val="20"/>
           <w:szCs w:val="20"/>
         </w:rPr>
-      </w:pPr>
-      <w:r>
+        <w:t xml:space="preserve">    </w:t>
+      </w:r>
+    </w:p>
+    <w:p>
+      <w:pPr>
+        <w:pStyle w:val="a1"/>
+        <w:ind w:left="708"/>
         <w:rPr>
           <w:rFonts w:ascii="Courier New" w:eastAsia="Courier New" w:hAnsi="Courier New" w:cs="Courier New"/>
           <w:sz w:val="20"/>
           <w:szCs w:val="20"/>
         </w:rPr>
-        <w:t xml:space="preserve">    Показать пользователю: "Рёбра отсортированы по весу"</w:t>
-      </w:r>
-    </w:p>
-    <w:p>
-      <w:pPr>
-        <w:pStyle w:val="a1"/>
-        <w:ind w:left="708"/>
+      </w:pPr>
+      <w:r>
         <w:rPr>
           <w:rFonts w:ascii="Courier New" w:eastAsia="Courier New" w:hAnsi="Courier New" w:cs="Courier New"/>
           <w:sz w:val="20"/>
           <w:szCs w:val="20"/>
         </w:rPr>
-      </w:pPr>
-      <w:r>
+        <w:t xml:space="preserve">    Для каждой вершины v в G:</w:t>
+      </w:r>
+    </w:p>
+    <w:p>
+      <w:pPr>
+        <w:pStyle w:val="a1"/>
+        <w:ind w:left="708"/>
         <w:rPr>
           <w:rFonts w:ascii="Courier New" w:eastAsia="Courier New" w:hAnsi="Courier New" w:cs="Courier New"/>
           <w:sz w:val="20"/>
           <w:szCs w:val="20"/>
         </w:rPr>
-        <w:t xml:space="preserve">    </w:t>
-      </w:r>
-    </w:p>
-    <w:p>
-      <w:pPr>
-        <w:pStyle w:val="a1"/>
-        <w:ind w:left="708"/>
+      </w:pPr>
+      <w:r>
         <w:rPr>
           <w:rFonts w:ascii="Courier New" w:eastAsia="Courier New" w:hAnsi="Courier New" w:cs="Courier New"/>
           <w:sz w:val="20"/>
           <w:szCs w:val="20"/>
         </w:rPr>
-      </w:pPr>
-      <w:r>
+        <w:t xml:space="preserve">        Создать множество {v} в структуре DSU</w:t>
+      </w:r>
+    </w:p>
+    <w:p>
+      <w:pPr>
+        <w:pStyle w:val="a1"/>
+        <w:ind w:left="708"/>
         <w:rPr>
           <w:rFonts w:ascii="Courier New" w:eastAsia="Courier New" w:hAnsi="Courier New" w:cs="Courier New"/>
           <w:sz w:val="20"/>
           <w:szCs w:val="20"/>
         </w:rPr>
-        <w:t xml:space="preserve">    Для каждой вершины v в G:</w:t>
-      </w:r>
-    </w:p>
-    <w:p>
-      <w:pPr>
-        <w:pStyle w:val="a1"/>
-        <w:ind w:left="708"/>
+      </w:pPr>
+      <w:r>
         <w:rPr>
           <w:rFonts w:ascii="Courier New" w:eastAsia="Courier New" w:hAnsi="Courier New" w:cs="Courier New"/>
           <w:sz w:val="20"/>
           <w:szCs w:val="20"/>
         </w:rPr>
-      </w:pPr>
-      <w:r>
+        <w:t xml:space="preserve">        Присвоить вершине v уникальный цвет</w:t>
+      </w:r>
+    </w:p>
+    <w:p>
+      <w:pPr>
+        <w:pStyle w:val="a1"/>
+        <w:ind w:left="708"/>
         <w:rPr>
           <w:rFonts w:ascii="Courier New" w:eastAsia="Courier New" w:hAnsi="Courier New" w:cs="Courier New"/>
           <w:sz w:val="20"/>
           <w:szCs w:val="20"/>
         </w:rPr>
-        <w:t xml:space="preserve">        Создать множество {v} в структуре DSU</w:t>
-      </w:r>
-    </w:p>
-    <w:p>
-      <w:pPr>
-        <w:pStyle w:val="a1"/>
-        <w:ind w:left="708"/>
+      </w:pPr>
+      <w:r>
         <w:rPr>
           <w:rFonts w:ascii="Courier New" w:eastAsia="Courier New" w:hAnsi="Courier New" w:cs="Courier New"/>
           <w:sz w:val="20"/>
           <w:szCs w:val="20"/>
         </w:rPr>
-      </w:pPr>
-      <w:r>
+        <w:t xml:space="preserve">    </w:t>
+      </w:r>
+    </w:p>
+    <w:p>
+      <w:pPr>
+        <w:pStyle w:val="a1"/>
+        <w:ind w:left="708"/>
         <w:rPr>
           <w:rFonts w:ascii="Courier New" w:eastAsia="Courier New" w:hAnsi="Courier New" w:cs="Courier New"/>
           <w:sz w:val="20"/>
           <w:szCs w:val="20"/>
         </w:rPr>
-        <w:t xml:space="preserve">        Присвоить вершине v уникальный цвет</w:t>
-      </w:r>
-    </w:p>
-    <w:p>
-      <w:pPr>
-        <w:pStyle w:val="a1"/>
-        <w:ind w:left="708"/>
+      </w:pPr>
+      <w:r>
         <w:rPr>
           <w:rFonts w:ascii="Courier New" w:eastAsia="Courier New" w:hAnsi="Courier New" w:cs="Courier New"/>
           <w:sz w:val="20"/>
           <w:szCs w:val="20"/>
         </w:rPr>
-      </w:pPr>
-      <w:r>
+        <w:lastRenderedPageBreak/>
+        <w:t xml:space="preserve">    Пока (существуют необработанные рёбра) и (в остовном дереве не N-1 ребро):</w:t>
+      </w:r>
+    </w:p>
+    <w:p>
+      <w:pPr>
+        <w:pStyle w:val="a1"/>
+        <w:ind w:left="708"/>
         <w:rPr>
           <w:rFonts w:ascii="Courier New" w:eastAsia="Courier New" w:hAnsi="Courier New" w:cs="Courier New"/>
           <w:sz w:val="20"/>
           <w:szCs w:val="20"/>
         </w:rPr>
-        <w:t xml:space="preserve">    </w:t>
-      </w:r>
-    </w:p>
-    <w:p>
-      <w:pPr>
-        <w:pStyle w:val="a1"/>
-        <w:ind w:left="708"/>
+      </w:pPr>
+      <w:r>
         <w:rPr>
           <w:rFonts w:ascii="Courier New" w:eastAsia="Courier New" w:hAnsi="Courier New" w:cs="Courier New"/>
           <w:sz w:val="20"/>
           <w:szCs w:val="20"/>
         </w:rPr>
-      </w:pPr>
-      <w:r>
+        <w:t xml:space="preserve">        Взять следующее ребро (u, v) с весом w</w:t>
+      </w:r>
+    </w:p>
+    <w:p>
+      <w:pPr>
+        <w:pStyle w:val="a1"/>
+        <w:ind w:left="708"/>
         <w:rPr>
           <w:rFonts w:ascii="Courier New" w:eastAsia="Courier New" w:hAnsi="Courier New" w:cs="Courier New"/>
           <w:sz w:val="20"/>
           <w:szCs w:val="20"/>
         </w:rPr>
-        <w:lastRenderedPageBreak/>
-        <w:t xml:space="preserve">    Пока (существуют необработанные рёбра) и (в </w:t>
-      </w:r>
-      <w:proofErr w:type="spellStart"/>
+      </w:pPr>
       <w:r>
         <w:rPr>
           <w:rFonts w:ascii="Courier New" w:eastAsia="Courier New" w:hAnsi="Courier New" w:cs="Courier New"/>
           <w:sz w:val="20"/>
           <w:szCs w:val="20"/>
         </w:rPr>
-        <w:t>остовном</w:t>
-      </w:r>
-      <w:proofErr w:type="spellEnd"/>
-      <w:r>
+        <w:t xml:space="preserve">        </w:t>
+      </w:r>
+    </w:p>
+    <w:p>
+      <w:pPr>
+        <w:pStyle w:val="a1"/>
+        <w:ind w:left="708"/>
         <w:rPr>
           <w:rFonts w:ascii="Courier New" w:eastAsia="Courier New" w:hAnsi="Courier New" w:cs="Courier New"/>
           <w:sz w:val="20"/>
           <w:szCs w:val="20"/>
         </w:rPr>
-        <w:t xml:space="preserve"> дереве не N-1 ребро):</w:t>
-      </w:r>
-    </w:p>
-    <w:p>
-      <w:pPr>
-        <w:pStyle w:val="a1"/>
-        <w:ind w:left="708"/>
+      </w:pPr>
+      <w:r>
         <w:rPr>
           <w:rFonts w:ascii="Courier New" w:eastAsia="Courier New" w:hAnsi="Courier New" w:cs="Courier New"/>
           <w:sz w:val="20"/>
           <w:szCs w:val="20"/>
         </w:rPr>
-      </w:pPr>
-      <w:r>
+        <w:t xml:space="preserve">        Показать пользователю: "Рассматриваем ребро (u, v) с весом w"</w:t>
+      </w:r>
+    </w:p>
+    <w:p>
+      <w:pPr>
+        <w:pStyle w:val="a1"/>
+        <w:ind w:left="708"/>
         <w:rPr>
           <w:rFonts w:ascii="Courier New" w:eastAsia="Courier New" w:hAnsi="Courier New" w:cs="Courier New"/>
           <w:sz w:val="20"/>
           <w:szCs w:val="20"/>
         </w:rPr>
-        <w:t xml:space="preserve">        Взять следующее ребро (u, v) с весом w</w:t>
-      </w:r>
-    </w:p>
-    <w:p>
-      <w:pPr>
-        <w:pStyle w:val="a1"/>
-        <w:ind w:left="708"/>
+      </w:pPr>
+      <w:r>
         <w:rPr>
           <w:rFonts w:ascii="Courier New" w:eastAsia="Courier New" w:hAnsi="Courier New" w:cs="Courier New"/>
           <w:sz w:val="20"/>
           <w:szCs w:val="20"/>
         </w:rPr>
-      </w:pPr>
-      <w:r>
+        <w:t xml:space="preserve">        Выделить ребро (u, v) на левом холсте </w:t>
+      </w:r>
+    </w:p>
+    <w:p>
+      <w:pPr>
+        <w:pStyle w:val="a1"/>
+        <w:ind w:left="708"/>
         <w:rPr>
           <w:rFonts w:ascii="Courier New" w:eastAsia="Courier New" w:hAnsi="Courier New" w:cs="Courier New"/>
           <w:sz w:val="20"/>
           <w:szCs w:val="20"/>
         </w:rPr>
-        <w:t xml:space="preserve">        </w:t>
-      </w:r>
-    </w:p>
-    <w:p>
-      <w:pPr>
-        <w:pStyle w:val="a1"/>
-        <w:ind w:left="708"/>
+      </w:pPr>
+      <w:r>
         <w:rPr>
           <w:rFonts w:ascii="Courier New" w:eastAsia="Courier New" w:hAnsi="Courier New" w:cs="Courier New"/>
           <w:sz w:val="20"/>
           <w:szCs w:val="20"/>
         </w:rPr>
-      </w:pPr>
-      <w:r>
+        <w:t xml:space="preserve">        </w:t>
+      </w:r>
+    </w:p>
+    <w:p>
+      <w:pPr>
+        <w:pStyle w:val="a1"/>
+        <w:ind w:left="708"/>
         <w:rPr>
           <w:rFonts w:ascii="Courier New" w:eastAsia="Courier New" w:hAnsi="Courier New" w:cs="Courier New"/>
           <w:sz w:val="20"/>
           <w:szCs w:val="20"/>
         </w:rPr>
-        <w:t xml:space="preserve">        Показать пользователю: "Рассматриваем ребро (u, v) с весом w"</w:t>
-      </w:r>
-    </w:p>
-    <w:p>
-      <w:pPr>
-        <w:pStyle w:val="a1"/>
-        <w:ind w:left="708"/>
+      </w:pPr>
+      <w:r>
         <w:rPr>
           <w:rFonts w:ascii="Courier New" w:eastAsia="Courier New" w:hAnsi="Courier New" w:cs="Courier New"/>
           <w:sz w:val="20"/>
           <w:szCs w:val="20"/>
         </w:rPr>
-      </w:pPr>
-      <w:r>
+        <w:t xml:space="preserve">        Найти корень множества для u: rootU</w:t>
+      </w:r>
+    </w:p>
+    <w:p>
+      <w:pPr>
+        <w:pStyle w:val="a1"/>
+        <w:ind w:left="708"/>
         <w:rPr>
           <w:rFonts w:ascii="Courier New" w:eastAsia="Courier New" w:hAnsi="Courier New" w:cs="Courier New"/>
           <w:sz w:val="20"/>
           <w:szCs w:val="20"/>
         </w:rPr>
-        <w:t xml:space="preserve">        Выделить ребро (u, v) на левом холсте </w:t>
-      </w:r>
-    </w:p>
-    <w:p>
-      <w:pPr>
-        <w:pStyle w:val="a1"/>
-        <w:ind w:left="708"/>
+      </w:pPr>
+      <w:r>
         <w:rPr>
           <w:rFonts w:ascii="Courier New" w:eastAsia="Courier New" w:hAnsi="Courier New" w:cs="Courier New"/>
           <w:sz w:val="20"/>
           <w:szCs w:val="20"/>
         </w:rPr>
-      </w:pPr>
-      <w:r>
+        <w:t xml:space="preserve">        Найти корень множества для v: rootV</w:t>
+      </w:r>
+    </w:p>
+    <w:p>
+      <w:pPr>
+        <w:pStyle w:val="a1"/>
+        <w:ind w:left="708"/>
         <w:rPr>
           <w:rFonts w:ascii="Courier New" w:eastAsia="Courier New" w:hAnsi="Courier New" w:cs="Courier New"/>
           <w:sz w:val="20"/>
           <w:szCs w:val="20"/>
         </w:rPr>
-        <w:t xml:space="preserve">        </w:t>
-      </w:r>
-    </w:p>
-    <w:p>
-      <w:pPr>
-        <w:pStyle w:val="a1"/>
-        <w:ind w:left="708"/>
+      </w:pPr>
+      <w:r>
         <w:rPr>
           <w:rFonts w:ascii="Courier New" w:eastAsia="Courier New" w:hAnsi="Courier New" w:cs="Courier New"/>
           <w:sz w:val="20"/>
           <w:szCs w:val="20"/>
         </w:rPr>
-      </w:pPr>
-      <w:r>
+        <w:t xml:space="preserve">        </w:t>
+      </w:r>
+    </w:p>
+    <w:p>
+      <w:pPr>
+        <w:pStyle w:val="a1"/>
+        <w:ind w:left="708"/>
         <w:rPr>
           <w:rFonts w:ascii="Courier New" w:eastAsia="Courier New" w:hAnsi="Courier New" w:cs="Courier New"/>
           <w:sz w:val="20"/>
           <w:szCs w:val="20"/>
         </w:rPr>
-        <w:t xml:space="preserve">        Найти корень множества для u: </w:t>
-      </w:r>
-      <w:proofErr w:type="spellStart"/>
-      <w:r>
+      </w:pPr>
+      <w:r>
+        <w:rPr>
+          <w:rFonts w:ascii="Gungsuh" w:eastAsia="Gungsuh" w:hAnsi="Gungsuh" w:cs="Gungsuh"/>
+          <w:sz w:val="20"/>
+          <w:szCs w:val="20"/>
+        </w:rPr>
+        <w:t xml:space="preserve">        Если rootU </w:t>
+      </w:r>
+      <w:r>
+        <w:rPr>
+          <w:rFonts w:ascii="Cambria Math" w:eastAsia="Gungsuh" w:hAnsi="Cambria Math" w:cs="Cambria Math"/>
+          <w:sz w:val="20"/>
+          <w:szCs w:val="20"/>
+        </w:rPr>
+        <w:t>≠</w:t>
+      </w:r>
+      <w:r>
+        <w:rPr>
+          <w:rFonts w:ascii="Gungsuh" w:eastAsia="Gungsuh" w:hAnsi="Gungsuh" w:cs="Gungsuh"/>
+          <w:sz w:val="20"/>
+          <w:szCs w:val="20"/>
+        </w:rPr>
+        <w:t xml:space="preserve"> rootV:</w:t>
+      </w:r>
+    </w:p>
+    <w:p>
+      <w:pPr>
+        <w:pStyle w:val="a1"/>
+        <w:ind w:left="708"/>
         <w:rPr>
           <w:rFonts w:ascii="Courier New" w:eastAsia="Courier New" w:hAnsi="Courier New" w:cs="Courier New"/>
           <w:sz w:val="20"/>
           <w:szCs w:val="20"/>
         </w:rPr>
-        <w:t>rootU</w:t>
-      </w:r>
-      <w:proofErr w:type="spellEnd"/>
-    </w:p>
-    <w:p>
-      <w:pPr>
-        <w:pStyle w:val="a1"/>
-        <w:ind w:left="708"/>
+      </w:pPr>
+      <w:r>
         <w:rPr>
           <w:rFonts w:ascii="Courier New" w:eastAsia="Courier New" w:hAnsi="Courier New" w:cs="Courier New"/>
           <w:sz w:val="20"/>
           <w:szCs w:val="20"/>
         </w:rPr>
-      </w:pPr>
-      <w:r>
+        <w:t xml:space="preserve">            Показать пользователю: "Вершины в разных множествах, добавляем ребро"</w:t>
+      </w:r>
+    </w:p>
+    <w:p>
+      <w:pPr>
+        <w:pStyle w:val="a1"/>
+        <w:ind w:left="708"/>
         <w:rPr>
           <w:rFonts w:ascii="Courier New" w:eastAsia="Courier New" w:hAnsi="Courier New" w:cs="Courier New"/>
           <w:sz w:val="20"/>
           <w:szCs w:val="20"/>
         </w:rPr>
-        <w:t xml:space="preserve">        Найти корень множества для v: </w:t>
-      </w:r>
-      <w:proofErr w:type="spellStart"/>
+      </w:pPr>
       <w:r>
         <w:rPr>
           <w:rFonts w:ascii="Courier New" w:eastAsia="Courier New" w:hAnsi="Courier New" w:cs="Courier New"/>
           <w:sz w:val="20"/>
           <w:szCs w:val="20"/>
         </w:rPr>
-        <w:t>rootV</w:t>
-      </w:r>
-      <w:proofErr w:type="spellEnd"/>
+        <w:t xml:space="preserve">            Добавить ребро (u, v) в минимальное остовное дерево</w:t>
+      </w:r>
     </w:p>
     <w:p>
       <w:pPr>
@@ -5123,7 +4311,7 @@
           <w:sz w:val="20"/>
           <w:szCs w:val="20"/>
         </w:rPr>
-        <w:t xml:space="preserve">        </w:t>
+        <w:t xml:space="preserve">            Объединить множества rootU и rootV</w:t>
       </w:r>
     </w:p>
     <w:p>
@@ -5138,288 +4326,124 @@
       </w:pPr>
       <w:r>
         <w:rPr>
-          <w:rFonts w:ascii="Gungsuh" w:eastAsia="Gungsuh" w:hAnsi="Gungsuh" w:cs="Gungsuh"/>
-          <w:sz w:val="20"/>
-          <w:szCs w:val="20"/>
-        </w:rPr>
-        <w:t xml:space="preserve">        Если </w:t>
-      </w:r>
-      <w:proofErr w:type="spellStart"/>
-      <w:r>
-        <w:rPr>
-          <w:rFonts w:ascii="Gungsuh" w:eastAsia="Gungsuh" w:hAnsi="Gungsuh" w:cs="Gungsuh"/>
-          <w:sz w:val="20"/>
-          <w:szCs w:val="20"/>
-        </w:rPr>
-        <w:t>rootU</w:t>
-      </w:r>
-      <w:proofErr w:type="spellEnd"/>
-      <w:r>
-        <w:rPr>
-          <w:rFonts w:ascii="Gungsuh" w:eastAsia="Gungsuh" w:hAnsi="Gungsuh" w:cs="Gungsuh"/>
-          <w:sz w:val="20"/>
-          <w:szCs w:val="20"/>
-        </w:rPr>
-        <w:t xml:space="preserve"> </w:t>
-      </w:r>
-      <w:r>
-        <w:rPr>
-          <w:rFonts w:ascii="Cambria Math" w:eastAsia="Gungsuh" w:hAnsi="Cambria Math" w:cs="Cambria Math"/>
-          <w:sz w:val="20"/>
-          <w:szCs w:val="20"/>
-        </w:rPr>
-        <w:t>≠</w:t>
-      </w:r>
-      <w:r>
-        <w:rPr>
-          <w:rFonts w:ascii="Gungsuh" w:eastAsia="Gungsuh" w:hAnsi="Gungsuh" w:cs="Gungsuh"/>
-          <w:sz w:val="20"/>
-          <w:szCs w:val="20"/>
-        </w:rPr>
-        <w:t xml:space="preserve"> </w:t>
-      </w:r>
-      <w:proofErr w:type="spellStart"/>
-      <w:r>
-        <w:rPr>
-          <w:rFonts w:ascii="Gungsuh" w:eastAsia="Gungsuh" w:hAnsi="Gungsuh" w:cs="Gungsuh"/>
-          <w:sz w:val="20"/>
-          <w:szCs w:val="20"/>
-        </w:rPr>
-        <w:t>rootV</w:t>
-      </w:r>
-      <w:proofErr w:type="spellEnd"/>
-      <w:r>
-        <w:rPr>
-          <w:rFonts w:ascii="Gungsuh" w:eastAsia="Gungsuh" w:hAnsi="Gungsuh" w:cs="Gungsuh"/>
-          <w:sz w:val="20"/>
-          <w:szCs w:val="20"/>
-        </w:rPr>
-        <w:t>:</w:t>
-      </w:r>
-    </w:p>
-    <w:p>
-      <w:pPr>
-        <w:pStyle w:val="a1"/>
-        <w:ind w:left="708"/>
-        <w:rPr>
           <w:rFonts w:ascii="Courier New" w:eastAsia="Courier New" w:hAnsi="Courier New" w:cs="Courier New"/>
           <w:sz w:val="20"/>
           <w:szCs w:val="20"/>
         </w:rPr>
-      </w:pPr>
-      <w:r>
+        <w:t xml:space="preserve">            Нарисовать ребро (u, v) на правом холсте </w:t>
+      </w:r>
+    </w:p>
+    <w:p>
+      <w:pPr>
+        <w:pStyle w:val="a1"/>
+        <w:ind w:left="708"/>
         <w:rPr>
           <w:rFonts w:ascii="Courier New" w:eastAsia="Courier New" w:hAnsi="Courier New" w:cs="Courier New"/>
           <w:sz w:val="20"/>
           <w:szCs w:val="20"/>
         </w:rPr>
-        <w:t xml:space="preserve">            Показать пользователю: "Вершины в разных множествах, добавляем ребро"</w:t>
-      </w:r>
-    </w:p>
-    <w:p>
-      <w:pPr>
-        <w:pStyle w:val="a1"/>
-        <w:ind w:left="708"/>
+      </w:pPr>
+      <w:r>
         <w:rPr>
           <w:rFonts w:ascii="Courier New" w:eastAsia="Courier New" w:hAnsi="Courier New" w:cs="Courier New"/>
           <w:sz w:val="20"/>
           <w:szCs w:val="20"/>
         </w:rPr>
-      </w:pPr>
-      <w:r>
+        <w:t xml:space="preserve">            Обновить цвета вершин в объединённом множестве</w:t>
+      </w:r>
+    </w:p>
+    <w:p>
+      <w:pPr>
+        <w:pStyle w:val="a1"/>
+        <w:ind w:left="708"/>
         <w:rPr>
           <w:rFonts w:ascii="Courier New" w:eastAsia="Courier New" w:hAnsi="Courier New" w:cs="Courier New"/>
           <w:sz w:val="20"/>
           <w:szCs w:val="20"/>
         </w:rPr>
-        <w:t xml:space="preserve">            Добавить ребро (u, v) в минимальное </w:t>
-      </w:r>
-      <w:proofErr w:type="spellStart"/>
+      </w:pPr>
       <w:r>
         <w:rPr>
           <w:rFonts w:ascii="Courier New" w:eastAsia="Courier New" w:hAnsi="Courier New" w:cs="Courier New"/>
           <w:sz w:val="20"/>
           <w:szCs w:val="20"/>
         </w:rPr>
-        <w:t>остовное</w:t>
-      </w:r>
-      <w:proofErr w:type="spellEnd"/>
-      <w:r>
+        <w:t xml:space="preserve">            Увеличить общий вес дерева на w</w:t>
+      </w:r>
+    </w:p>
+    <w:p>
+      <w:pPr>
+        <w:pStyle w:val="a1"/>
+        <w:ind w:left="708"/>
         <w:rPr>
           <w:rFonts w:ascii="Courier New" w:eastAsia="Courier New" w:hAnsi="Courier New" w:cs="Courier New"/>
           <w:sz w:val="20"/>
           <w:szCs w:val="20"/>
         </w:rPr>
-        <w:t xml:space="preserve"> дерево</w:t>
-      </w:r>
-    </w:p>
-    <w:p>
-      <w:pPr>
-        <w:pStyle w:val="a1"/>
-        <w:ind w:left="708"/>
+      </w:pPr>
+      <w:r>
         <w:rPr>
           <w:rFonts w:ascii="Courier New" w:eastAsia="Courier New" w:hAnsi="Courier New" w:cs="Courier New"/>
           <w:sz w:val="20"/>
           <w:szCs w:val="20"/>
         </w:rPr>
-      </w:pPr>
-      <w:r>
+        <w:t xml:space="preserve">        Иначе:</w:t>
+      </w:r>
+    </w:p>
+    <w:p>
+      <w:pPr>
+        <w:pStyle w:val="a1"/>
+        <w:ind w:left="708"/>
         <w:rPr>
           <w:rFonts w:ascii="Courier New" w:eastAsia="Courier New" w:hAnsi="Courier New" w:cs="Courier New"/>
           <w:sz w:val="20"/>
           <w:szCs w:val="20"/>
         </w:rPr>
-        <w:t xml:space="preserve">            Объединить множества </w:t>
-      </w:r>
-      <w:proofErr w:type="spellStart"/>
+      </w:pPr>
       <w:r>
         <w:rPr>
           <w:rFonts w:ascii="Courier New" w:eastAsia="Courier New" w:hAnsi="Courier New" w:cs="Courier New"/>
           <w:sz w:val="20"/>
           <w:szCs w:val="20"/>
         </w:rPr>
-        <w:t>rootU</w:t>
-      </w:r>
-      <w:proofErr w:type="spellEnd"/>
-      <w:r>
+        <w:t xml:space="preserve">            Показать пользователю: "Вершины в одном множестве, ребро образует цикл"</w:t>
+      </w:r>
+    </w:p>
+    <w:p>
+      <w:pPr>
+        <w:pStyle w:val="a1"/>
+        <w:ind w:left="708"/>
         <w:rPr>
           <w:rFonts w:ascii="Courier New" w:eastAsia="Courier New" w:hAnsi="Courier New" w:cs="Courier New"/>
           <w:sz w:val="20"/>
           <w:szCs w:val="20"/>
         </w:rPr>
-        <w:t xml:space="preserve"> и rootV</w:t>
-      </w:r>
-    </w:p>
-    <w:p>
-      <w:pPr>
-        <w:pStyle w:val="a1"/>
-        <w:ind w:left="708"/>
+      </w:pPr>
+      <w:r>
         <w:rPr>
           <w:rFonts w:ascii="Courier New" w:eastAsia="Courier New" w:hAnsi="Courier New" w:cs="Courier New"/>
           <w:sz w:val="20"/>
           <w:szCs w:val="20"/>
         </w:rPr>
-      </w:pPr>
-      <w:r>
+        <w:t xml:space="preserve">            Отметить ребро (u, v) на левом холсте    </w:t>
+      </w:r>
+    </w:p>
+    <w:p>
+      <w:pPr>
+        <w:pStyle w:val="a1"/>
+        <w:ind w:left="708"/>
         <w:rPr>
           <w:rFonts w:ascii="Courier New" w:eastAsia="Courier New" w:hAnsi="Courier New" w:cs="Courier New"/>
           <w:sz w:val="20"/>
           <w:szCs w:val="20"/>
         </w:rPr>
-        <w:t xml:space="preserve">            Нарисовать ребро (u, v) на правом холсте </w:t>
-      </w:r>
-    </w:p>
-    <w:p>
-      <w:pPr>
-        <w:pStyle w:val="a1"/>
-        <w:ind w:left="708"/>
+      </w:pPr>
+      <w:r>
         <w:rPr>
           <w:rFonts w:ascii="Courier New" w:eastAsia="Courier New" w:hAnsi="Courier New" w:cs="Courier New"/>
           <w:sz w:val="20"/>
           <w:szCs w:val="20"/>
         </w:rPr>
-      </w:pPr>
-      <w:r>
-        <w:rPr>
-          <w:rFonts w:ascii="Courier New" w:eastAsia="Courier New" w:hAnsi="Courier New" w:cs="Courier New"/>
-          <w:sz w:val="20"/>
-          <w:szCs w:val="20"/>
-        </w:rPr>
-        <w:t xml:space="preserve">            Обновить цвета вершин в объединённом множестве</w:t>
-      </w:r>
-    </w:p>
-    <w:p>
-      <w:pPr>
-        <w:pStyle w:val="a1"/>
-        <w:ind w:left="708"/>
-        <w:rPr>
-          <w:rFonts w:ascii="Courier New" w:eastAsia="Courier New" w:hAnsi="Courier New" w:cs="Courier New"/>
-          <w:sz w:val="20"/>
-          <w:szCs w:val="20"/>
-        </w:rPr>
-      </w:pPr>
-      <w:r>
-        <w:rPr>
-          <w:rFonts w:ascii="Courier New" w:eastAsia="Courier New" w:hAnsi="Courier New" w:cs="Courier New"/>
-          <w:sz w:val="20"/>
-          <w:szCs w:val="20"/>
-        </w:rPr>
-        <w:t xml:space="preserve">            Увеличить общий вес дерева на w</w:t>
-      </w:r>
-    </w:p>
-    <w:p>
-      <w:pPr>
-        <w:pStyle w:val="a1"/>
-        <w:ind w:left="708"/>
-        <w:rPr>
-          <w:rFonts w:ascii="Courier New" w:eastAsia="Courier New" w:hAnsi="Courier New" w:cs="Courier New"/>
-          <w:sz w:val="20"/>
-          <w:szCs w:val="20"/>
-        </w:rPr>
-      </w:pPr>
-      <w:r>
-        <w:rPr>
-          <w:rFonts w:ascii="Courier New" w:eastAsia="Courier New" w:hAnsi="Courier New" w:cs="Courier New"/>
-          <w:sz w:val="20"/>
-          <w:szCs w:val="20"/>
-        </w:rPr>
-        <w:t xml:space="preserve">        Иначе:</w:t>
-      </w:r>
-    </w:p>
-    <w:p>
-      <w:pPr>
-        <w:pStyle w:val="a1"/>
-        <w:ind w:left="708"/>
-        <w:rPr>
-          <w:rFonts w:ascii="Courier New" w:eastAsia="Courier New" w:hAnsi="Courier New" w:cs="Courier New"/>
-          <w:sz w:val="20"/>
-          <w:szCs w:val="20"/>
-        </w:rPr>
-      </w:pPr>
-      <w:r>
-        <w:rPr>
-          <w:rFonts w:ascii="Courier New" w:eastAsia="Courier New" w:hAnsi="Courier New" w:cs="Courier New"/>
-          <w:sz w:val="20"/>
-          <w:szCs w:val="20"/>
-        </w:rPr>
-        <w:t xml:space="preserve">            Показать пользователю: "Вершины в одном множестве, ребро образует цикл"</w:t>
-      </w:r>
-    </w:p>
-    <w:p>
-      <w:pPr>
-        <w:pStyle w:val="a1"/>
-        <w:ind w:left="708"/>
-        <w:rPr>
-          <w:rFonts w:ascii="Courier New" w:eastAsia="Courier New" w:hAnsi="Courier New" w:cs="Courier New"/>
-          <w:sz w:val="20"/>
-          <w:szCs w:val="20"/>
-        </w:rPr>
-      </w:pPr>
-      <w:r>
-        <w:rPr>
-          <w:rFonts w:ascii="Courier New" w:eastAsia="Courier New" w:hAnsi="Courier New" w:cs="Courier New"/>
-          <w:sz w:val="20"/>
-          <w:szCs w:val="20"/>
-        </w:rPr>
-        <w:t xml:space="preserve">            Отметить ребро (u, v) на левом холсте    </w:t>
-      </w:r>
-    </w:p>
-    <w:p>
-      <w:pPr>
-        <w:pStyle w:val="a1"/>
-        <w:ind w:left="708"/>
-        <w:rPr>
-          <w:rFonts w:ascii="Courier New" w:eastAsia="Courier New" w:hAnsi="Courier New" w:cs="Courier New"/>
-          <w:sz w:val="20"/>
-          <w:szCs w:val="20"/>
-        </w:rPr>
-      </w:pPr>
-      <w:r>
-        <w:rPr>
-          <w:rFonts w:ascii="Courier New" w:eastAsia="Courier New" w:hAnsi="Courier New" w:cs="Courier New"/>
-          <w:sz w:val="20"/>
-          <w:szCs w:val="20"/>
-        </w:rPr>
         <w:t xml:space="preserve">    Показать пользователю: "Алгоритм завершён. Вес дерева: W, Количество ребер: E, Список ребер: &lt;ребро1, ребро2 …&gt;"</w:t>
       </w:r>
     </w:p>
@@ -5481,62 +4505,25 @@
       <w:r>
         <w:t xml:space="preserve">К 15 июля планируется подготовить первую версию приложения. В ней будет реализована возможность генерации случайного графа, загрузка графа из файла (в том числе для проверки входных данных), запуск алгоритма </w:t>
       </w:r>
-      <w:proofErr w:type="spellStart"/>
       <w:r>
         <w:lastRenderedPageBreak/>
-        <w:t>Краскала</w:t>
-      </w:r>
-      <w:proofErr w:type="spellEnd"/>
-      <w:r>
-        <w:t xml:space="preserve"> без пошаговой реализации (алгоритм запускается нажатием кнопки и сразу выдает результат - минимальное </w:t>
-      </w:r>
-      <w:proofErr w:type="spellStart"/>
-      <w:r>
-        <w:t>остовное</w:t>
-      </w:r>
-      <w:proofErr w:type="spellEnd"/>
-      <w:r>
-        <w:t xml:space="preserve"> дерево, на соответствующем холсте). В поле для сообщений выводится список отсортированных ребер и итоговый результат - общий вес построенного дерева, список ребер и их количество. После завершения реализации будет проведено тестирование первой версии и исправление выявленных ошибок.</w:t>
-      </w:r>
-    </w:p>
-    <w:p>
-      <w:pPr>
-        <w:pStyle w:val="a1"/>
-      </w:pPr>
-      <w:r>
-        <w:t xml:space="preserve">К 17 июля планируется подготовить вторую версию приложения. На этом этапе будет добавлено сохранение графа в файл и автоматический режим выполнения алгоритма с возможностью задания скорости визуализации. Будет реализована пошаговая визуализация построения минимального </w:t>
-      </w:r>
-      <w:proofErr w:type="spellStart"/>
-      <w:r>
-        <w:t>остовного</w:t>
-      </w:r>
-      <w:proofErr w:type="spellEnd"/>
-      <w:r>
-        <w:t xml:space="preserve"> дерева с текстовыми пояснениями, а также кнопка "</w:t>
-      </w:r>
-      <w:proofErr w:type="spellStart"/>
-      <w:r>
-        <w:t>Clean</w:t>
-      </w:r>
-      <w:proofErr w:type="spellEnd"/>
-      <w:r>
-        <w:t>", предназначенная для полной очистки рабочей области приложения. После завершения реализации будет проведено тестирование второй версии и устранение выявленных недостатков.</w:t>
-      </w:r>
-    </w:p>
-    <w:p>
-      <w:pPr>
-        <w:pStyle w:val="a1"/>
-      </w:pPr>
-      <w:r>
-        <w:t xml:space="preserve">К 18 июля будет подготовлена финальная версия приложения. На данном этапе планируется реализовать ручной ввод графа пользователем с помощью редактора, а также добавить кнопку "Info" с краткой справкой по работе с программой и описанием алгоритма </w:t>
-      </w:r>
-      <w:proofErr w:type="spellStart"/>
-      <w:r>
-        <w:t>Краскала</w:t>
-      </w:r>
-      <w:proofErr w:type="spellEnd"/>
-      <w:r>
-        <w:t>. После этого будет проведено итоговое тестирование, исправление выявленных ошибок и подготовка пользовательской документации.</w:t>
+        <w:t>Краскала без пошаговой реализации (алгоритм запускается нажатием кнопки и сразу выдает результат - минимальное остовное дерево, на соответствующем холсте). В поле для сообщений выводится список отсортированных ребер и итоговый результат - общий вес построенного дерева, список ребер и их количество. После завершения реализации будет проведено тестирование первой версии и исправление выявленных ошибок.</w:t>
+      </w:r>
+    </w:p>
+    <w:p>
+      <w:pPr>
+        <w:pStyle w:val="a1"/>
+      </w:pPr>
+      <w:r>
+        <w:t>К 17 июля планируется подготовить вторую версию приложения. На этом этапе будет добавлено сохранение графа в файл и автоматический режим выполнения алгоритма с возможностью задания скорости визуализации. Будет реализована пошаговая визуализация построения минимального остовного дерева с текстовыми пояснениями, а также кнопка "Clean", предназначенная для полной очистки рабочей области приложения. После завершения реализации будет проведено тестирование второй версии и устранение выявленных недостатков.</w:t>
+      </w:r>
+    </w:p>
+    <w:p>
+      <w:pPr>
+        <w:pStyle w:val="a1"/>
+      </w:pPr>
+      <w:r>
+        <w:t>К 18 июля будет подготовлена финальная версия приложения. На данном этапе планируется реализовать ручной ввод графа пользователем с помощью редактора, а также добавить кнопку "Info" с краткой справкой по работе с программой и описанием алгоритма Краскала. После этого будет проведено итоговое тестирование, исправление выявленных ошибок и подготовка пользовательской документации.</w:t>
       </w:r>
     </w:p>
     <w:p>
@@ -5552,15 +4539,7 @@
         <w:pStyle w:val="a1"/>
       </w:pPr>
       <w:r>
-        <w:t xml:space="preserve">Первый участник бригады - Харитонов Вадим Сергеевич. Отвечает за реализацию алгоритма </w:t>
-      </w:r>
-      <w:proofErr w:type="spellStart"/>
-      <w:r>
-        <w:t>Краскала</w:t>
-      </w:r>
-      <w:proofErr w:type="spellEnd"/>
-      <w:r>
-        <w:t xml:space="preserve">, разработку структуры непересекающихся множеств (DSU), а также логики пошагового выполнения алгоритма. </w:t>
+        <w:t xml:space="preserve">Первый участник бригады - Харитонов Вадим Сергеевич. Отвечает за реализацию алгоритма Краскала, разработку структуры непересекающихся множеств (DSU), а также логики пошагового выполнения алгоритма. </w:t>
       </w:r>
     </w:p>
     <w:p>
@@ -5755,15 +4734,7 @@
         <w:t xml:space="preserve"> задать параметры генерации графов</w:t>
       </w:r>
       <w:r>
-        <w:t xml:space="preserve">, такие как количество вершин и количество ребер. Во-вторых, требуется доработать визуализацию построения минимального </w:t>
-      </w:r>
-      <w:proofErr w:type="spellStart"/>
-      <w:r>
-        <w:t>остовного</w:t>
-      </w:r>
-      <w:proofErr w:type="spellEnd"/>
-      <w:r>
-        <w:t xml:space="preserve"> дерева: </w:t>
+        <w:t xml:space="preserve">, такие как количество вершин и количество ребер. Во-вторых, требуется доработать визуализацию построения минимального остовного дерева: </w:t>
       </w:r>
       <w:r>
         <w:t xml:space="preserve">на этапе рассмотрения очередного ребра алгоритмом оно должно временно отображаться на </w:t>
@@ -5854,15 +4825,7 @@
         <w:t xml:space="preserve">, </w:t>
       </w:r>
       <w:r>
-        <w:t xml:space="preserve">загрузку графа из файла, запуск алгоритма </w:t>
-      </w:r>
-      <w:proofErr w:type="spellStart"/>
-      <w:r>
-        <w:t>Краскала</w:t>
-      </w:r>
-      <w:proofErr w:type="spellEnd"/>
-      <w:r>
-        <w:t xml:space="preserve"> без пошаговой реализации</w:t>
+        <w:t>загрузку графа из файла, запуск алгоритма Краскала без пошаговой реализации</w:t>
       </w:r>
       <w:r>
         <w:t>. В</w:t>
@@ -5939,7 +4902,10 @@
         <w:pStyle w:val="a1"/>
       </w:pPr>
       <w:r>
-        <w:t>Архитектура приложения включает следующие основные модули</w:t>
+        <w:t xml:space="preserve">Архитектура приложения включает следующие основные </w:t>
+      </w:r>
+      <w:r>
+        <w:t>пакеты</w:t>
       </w:r>
       <w:r>
         <w:t xml:space="preserve"> и классы</w:t>
@@ -5953,33 +4919,7 @@
         <w:pStyle w:val="a1"/>
       </w:pPr>
       <w:r>
-        <w:t xml:space="preserve">Класс </w:t>
-      </w:r>
-      <w:proofErr w:type="spellStart"/>
-      <w:r>
-        <w:t>Main</w:t>
-      </w:r>
-      <w:proofErr w:type="spellEnd"/>
-      <w:r>
-        <w:t xml:space="preserve"> является точкой входа в приложение. Он наследует от Application и переопределяет метод </w:t>
-      </w:r>
-      <w:proofErr w:type="spellStart"/>
-      <w:r>
-        <w:t>start</w:t>
-      </w:r>
-      <w:proofErr w:type="spellEnd"/>
-      <w:r>
-        <w:t xml:space="preserve">, в котором загружается FXML-разметка из файла </w:t>
-      </w:r>
-      <w:proofErr w:type="spellStart"/>
-      <w:proofErr w:type="gramStart"/>
-      <w:r>
-        <w:t>main.fxml</w:t>
-      </w:r>
-      <w:proofErr w:type="spellEnd"/>
-      <w:proofErr w:type="gramEnd"/>
-      <w:r>
-        <w:t>, создаётся сцена с основным окном, устанавливаются его заголовок, размеры и минимальные ограничения, после чего окно отображается.</w:t>
+        <w:t>Класс Main является точкой входа в приложение. Он наследует от Application и переопределяет метод start, в котором загружается FXML-разметка из файла main.fxml, создаётся сцена с основным окном, устанавливаются его заголовок, размеры и минимальные ограничения, после чего окно отображается.</w:t>
       </w:r>
       <w:r>
         <w:t xml:space="preserve"> </w:t>
@@ -5990,353 +4930,1470 @@
         <w:pStyle w:val="a1"/>
       </w:pPr>
       <w:r>
-        <w:t xml:space="preserve">Класс </w:t>
-      </w:r>
-      <w:proofErr w:type="spellStart"/>
-      <w:r>
-        <w:t>Launcher</w:t>
-      </w:r>
-      <w:proofErr w:type="spellEnd"/>
-      <w:r>
-        <w:t xml:space="preserve"> служит обёрткой для запуска приложения вне среды разработки. Он содержит метод </w:t>
-      </w:r>
-      <w:proofErr w:type="spellStart"/>
-      <w:r>
-        <w:t>main</w:t>
-      </w:r>
-      <w:proofErr w:type="spellEnd"/>
-      <w:r>
-        <w:t xml:space="preserve">, в котором устанавливаются системные свойства для корректного отображения, после чего вызывается метод </w:t>
-      </w:r>
-      <w:proofErr w:type="spellStart"/>
-      <w:r>
-        <w:t>main</w:t>
-      </w:r>
-      <w:proofErr w:type="spellEnd"/>
-      <w:r>
-        <w:t xml:space="preserve"> класса </w:t>
-      </w:r>
-      <w:proofErr w:type="spellStart"/>
-      <w:r>
-        <w:t>Main</w:t>
-      </w:r>
-      <w:proofErr w:type="spellEnd"/>
-      <w:r>
-        <w:t>. Это позволяет упаковать приложение в исполнимый JAR-файл с корректным указанием главного класса.</w:t>
-      </w:r>
-    </w:p>
-    <w:p>
-      <w:pPr>
-        <w:pStyle w:val="a1"/>
-      </w:pPr>
-      <w:r>
-        <w:t xml:space="preserve">Модуль </w:t>
-      </w:r>
-      <w:proofErr w:type="spellStart"/>
-      <w:r>
-        <w:t>algorithm</w:t>
-      </w:r>
-      <w:proofErr w:type="spellEnd"/>
-      <w:r>
-        <w:t xml:space="preserve"> содержит реализацию алгоритма </w:t>
-      </w:r>
-      <w:proofErr w:type="spellStart"/>
-      <w:r>
-        <w:t>Краскала</w:t>
-      </w:r>
-      <w:proofErr w:type="spellEnd"/>
-      <w:r>
-        <w:t xml:space="preserve"> и сопутствующие структуры. Класс </w:t>
-      </w:r>
-      <w:proofErr w:type="spellStart"/>
-      <w:r>
+        <w:t>Класс Launcher служит обёрткой для запуска приложения вне среды разработки. Он содержит метод main, в котором устанавливаются системные свойства для корректного отображения, после чего вызывается метод main класса Main. Это позволяет упаковать приложение в исполнимый JAR-файл с корректным указанием главного класса.</w:t>
+      </w:r>
+    </w:p>
+    <w:p>
+      <w:pPr>
+        <w:pStyle w:val="a1"/>
+        <w:rPr>
+          <w:color w:val="FF0000"/>
+        </w:rPr>
+      </w:pPr>
+      <w:r>
+        <w:rPr>
+          <w:color w:val="FF0000"/>
+        </w:rPr>
+        <w:t>Пакет</w:t>
+      </w:r>
+      <w:r>
+        <w:rPr>
+          <w:color w:val="FF0000"/>
+        </w:rPr>
+        <w:t xml:space="preserve"> algorithm содержит реализацию алгоритма Краскала и сопутствующие структуры. Класс KruskalAlgorithm выполняет основной алгоритм, возвращая последовательность шагов для визуализации. Класс DSU реализует систему непересекающихся множеств с объединением по рангу и сжатием путей, используемую для проверки образования циклов. </w:t>
+      </w:r>
+      <w:r>
+        <w:rPr>
+          <w:color w:val="FF0000"/>
+        </w:rPr>
+        <w:lastRenderedPageBreak/>
+        <w:t>Классы AlgorithmStep и VisualizationStep представляют состояния алгоритма на каждом шаге (рассматриваемое ребро, статусы всех рёбер, цвета вершин и текстовое описание). Перечисление EdgeStatus определяет возможные состояния ребра: необработанное, текущее, добавленное, отклонённое.</w:t>
+      </w:r>
+    </w:p>
+    <w:p>
+      <w:pPr>
+        <w:pStyle w:val="a1"/>
+      </w:pPr>
+      <w:r>
+        <w:t>Пакет</w:t>
+      </w:r>
+      <w:r>
+        <w:t xml:space="preserve"> model предоставляет предметные классы для описания графа. Класс Node хранит идентификатор и координаты вершины. Класс Edge содержит ссылки на две инцидентные вершины и вес ребра, реализует интерфейс Comparable для сортировки по весу. Класс Graph агрегирует списки вершин и рёбер, предоставляет методы для их добавления, удаления и поиска.</w:t>
+      </w:r>
+    </w:p>
+    <w:p>
+      <w:pPr>
+        <w:pStyle w:val="a1"/>
+      </w:pPr>
+      <w:r>
+        <w:t>Пакет</w:t>
+      </w:r>
+      <w:r>
+        <w:t xml:space="preserve"> visualisation представлен классом GraphRenderer, который отвечает за отрисовку графа и текущего состояния алгоритма на холстах. Он принимает объект VisualizationStep и отображает вершины с соответствующими цветами, рёбра с учётом их статусов (необработанные, текущие, добавленные, отклонённые), а также строит минимальное остовное дерево на правом холсте.</w:t>
+      </w:r>
+    </w:p>
+    <w:p>
+      <w:pPr>
+        <w:pStyle w:val="a1"/>
+      </w:pPr>
+      <w:r>
+        <w:t>Пакет</w:t>
+      </w:r>
+      <w:r>
+        <w:t xml:space="preserve"> controller связывает графический интерфейс с логикой приложения. Класс MainController является контроллером FXML-разметки, обрабатывает нажатия кнопок, управляет загрузкой и генерацией графов, запуском алгоритма в ручном и автоматическом режимах, а также синхронизирует состояние между компонентами. Класс AutoPlayer реализует автоматическое воспроизведение шагов алгоритма с заданной скоростью, используя Timeline JavaFX, и поддерживает паузу и возобновление.</w:t>
+      </w:r>
+    </w:p>
+    <w:p>
+      <w:pPr>
+        <w:pStyle w:val="a1"/>
+      </w:pPr>
+      <w:r>
+        <w:t>Пакет</w:t>
+      </w:r>
+      <w:r>
+        <w:t xml:space="preserve"> io обеспечивает </w:t>
+      </w:r>
+      <w:r>
+        <w:t>файловый ввод и сохранение</w:t>
+      </w:r>
+      <w:r>
+        <w:t>. Класс GraphFileReader читает граф из текстового файла, поддерживая два формата: с координатами вершин (с маркером COORDS) и без них (в этом случае координаты генерируются автоматически). Класс GraphFileWriter сохраняет граф в файл с координатами, что обеспечивает воспроизводимость расположения вершин при последующей загрузке.</w:t>
+      </w:r>
+    </w:p>
+    <w:p>
+      <w:pPr>
+        <w:pStyle w:val="a1"/>
+      </w:pPr>
+      <w:r>
+        <w:lastRenderedPageBreak/>
+        <w:t>Пакет</w:t>
+      </w:r>
+      <w:r>
+        <w:t xml:space="preserve"> util содержит вспомогательные утилиты. Класс GraphGenerator создаёт случайный связный взвешенный граф с заданным количеством вершин и рёбер, автоматически размещая вершины на холсте с соблюдением минимального расстояния. Класс Logger обеспечивает вывод текстовых пояснений в панель Steps, включая отсортированный список рёбер, описание каждого шага и итоговый результат. Класс ColorGenerator генерирует равномерно распределённые цвета для вершин на основе золотого сечения, что позволяет визуально различать компоненты связности в процессе работы алгоритма.</w:t>
+      </w:r>
+    </w:p>
+    <w:p>
+      <w:pPr>
+        <w:pStyle w:val="a1"/>
+      </w:pPr>
+    </w:p>
+    <w:p>
+      <w:pPr>
+        <w:pStyle w:val="4"/>
+      </w:pPr>
+      <w:r>
+        <w:t>2.3.1. Структуры данных</w:t>
+      </w:r>
+    </w:p>
+    <w:p>
+      <w:pPr>
+        <w:pStyle w:val="a1"/>
+      </w:pPr>
+      <w:r>
+        <w:t xml:space="preserve">В ходе выполнения задания были использованы следующие </w:t>
+      </w:r>
+      <w:r>
+        <w:t>структуры данных:</w:t>
+      </w:r>
+    </w:p>
+    <w:p>
+      <w:pPr>
+        <w:pStyle w:val="a1"/>
+        <w:numPr>
+          <w:ilvl w:val="0"/>
+          <w:numId w:val="4"/>
+        </w:numPr>
+        <w:ind w:left="709" w:firstLine="0"/>
+      </w:pPr>
+      <w:r>
+        <w:rPr>
+          <w:lang w:val="en-US"/>
+        </w:rPr>
+        <w:t>List</w:t>
+      </w:r>
+      <w:r>
+        <w:t>&lt;</w:t>
+      </w:r>
+      <w:r>
+        <w:rPr>
+          <w:lang w:val="en-US"/>
+        </w:rPr>
+        <w:t>Node</w:t>
+      </w:r>
+      <w:r>
+        <w:t>&gt;</w:t>
+      </w:r>
+      <w:r>
+        <w:rPr>
+          <w:lang w:val="en-US"/>
+        </w:rPr>
+        <w:t> nodes</w:t>
+      </w:r>
+      <w:r>
+        <w:t xml:space="preserve"> – </w:t>
+      </w:r>
+      <w:r>
+        <w:t>объявлен в классе</w:t>
+      </w:r>
+      <w:r>
+        <w:t xml:space="preserve"> </w:t>
+      </w:r>
+      <w:r>
+        <w:rPr>
+          <w:lang w:val="en-US"/>
+        </w:rPr>
+        <w:t>Graph</w:t>
+      </w:r>
+      <w:r>
+        <w:t xml:space="preserve">. </w:t>
+      </w:r>
+      <w:r>
+        <w:t>Хранит все вершины графа.</w:t>
+      </w:r>
+    </w:p>
+    <w:p>
+      <w:pPr>
+        <w:pStyle w:val="a1"/>
+        <w:numPr>
+          <w:ilvl w:val="0"/>
+          <w:numId w:val="4"/>
+        </w:numPr>
+        <w:ind w:left="709" w:firstLine="0"/>
+      </w:pPr>
+      <w:r>
+        <w:rPr>
+          <w:lang w:val="en-US"/>
+        </w:rPr>
+        <w:t>List</w:t>
+      </w:r>
+      <w:r>
+        <w:t>&lt;</w:t>
+      </w:r>
+      <w:r>
+        <w:rPr>
+          <w:lang w:val="en-US"/>
+        </w:rPr>
+        <w:t>Edge</w:t>
+      </w:r>
+      <w:r>
+        <w:t>&gt;</w:t>
+      </w:r>
+      <w:r>
+        <w:rPr>
+          <w:lang w:val="en-US"/>
+        </w:rPr>
+        <w:t> edges</w:t>
+      </w:r>
+      <w:r>
+        <w:t xml:space="preserve"> – </w:t>
+      </w:r>
+      <w:r>
+        <w:t>объявлен в классе</w:t>
+      </w:r>
+      <w:r>
+        <w:t xml:space="preserve"> </w:t>
+      </w:r>
+      <w:r>
+        <w:rPr>
+          <w:lang w:val="en-US"/>
+        </w:rPr>
+        <w:t>Graph</w:t>
+      </w:r>
+      <w:r>
+        <w:t xml:space="preserve">. </w:t>
+      </w:r>
+      <w:r>
+        <w:t>Хранит все ребра графа.</w:t>
+      </w:r>
+    </w:p>
+    <w:p>
+      <w:pPr>
+        <w:pStyle w:val="a1"/>
+        <w:numPr>
+          <w:ilvl w:val="0"/>
+          <w:numId w:val="4"/>
+        </w:numPr>
+        <w:ind w:left="709" w:firstLine="0"/>
+      </w:pPr>
+      <w:r>
+        <w:rPr>
+          <w:lang w:val="en-US"/>
+        </w:rPr>
+        <w:t>List</w:t>
+      </w:r>
+      <w:r>
+        <w:rPr>
+          <w:lang w:val="en-US"/>
+        </w:rPr>
+        <w:t>&lt;</w:t>
+      </w:r>
+      <w:r>
+        <w:rPr>
+          <w:lang w:val="en-US"/>
+        </w:rPr>
+        <w:t>VisualizationStep</w:t>
+      </w:r>
+      <w:r>
+        <w:rPr>
+          <w:lang w:val="en-US"/>
+        </w:rPr>
+        <w:t>&gt;</w:t>
+      </w:r>
+      <w:r>
+        <w:rPr>
+          <w:lang w:val="en-US"/>
+        </w:rPr>
+        <w:t> steps</w:t>
+      </w:r>
+      <w:r>
+        <w:rPr>
+          <w:lang w:val="en-US"/>
+        </w:rPr>
+        <w:t xml:space="preserve"> – </w:t>
+      </w:r>
+      <w:r>
+        <w:t>объявлен</w:t>
+      </w:r>
+      <w:r>
+        <w:rPr>
+          <w:lang w:val="en-US"/>
+        </w:rPr>
+        <w:t xml:space="preserve"> </w:t>
+      </w:r>
+      <w:r>
+        <w:t>в</w:t>
+      </w:r>
+      <w:r>
+        <w:rPr>
+          <w:lang w:val="en-US"/>
+        </w:rPr>
+        <w:t xml:space="preserve"> </w:t>
+      </w:r>
+      <w:r>
+        <w:t>классе</w:t>
+      </w:r>
+      <w:r>
+        <w:rPr>
+          <w:lang w:val="en-US"/>
+        </w:rPr>
+        <w:t xml:space="preserve"> </w:t>
+      </w:r>
+      <w:r>
+        <w:rPr>
+          <w:lang w:val="en-US"/>
+        </w:rPr>
+        <w:t>MainController</w:t>
+      </w:r>
+      <w:r>
+        <w:rPr>
+          <w:lang w:val="en-US"/>
+        </w:rPr>
+        <w:t xml:space="preserve">. </w:t>
+      </w:r>
+      <w:r>
+        <w:t>Хранит последовательность шагов для ручного пошагового режима.</w:t>
+      </w:r>
+    </w:p>
+    <w:p>
+      <w:pPr>
+        <w:pStyle w:val="a1"/>
+        <w:numPr>
+          <w:ilvl w:val="0"/>
+          <w:numId w:val="4"/>
+        </w:numPr>
+        <w:ind w:left="709" w:firstLine="0"/>
+      </w:pPr>
+      <w:r>
+        <w:rPr>
+          <w:lang w:val="en-US"/>
+        </w:rPr>
+        <w:t>List</w:t>
+      </w:r>
+      <w:r>
+        <w:rPr>
+          <w:lang w:val="en-US"/>
+        </w:rPr>
+        <w:t>&lt;</w:t>
+      </w:r>
+      <w:r>
+        <w:rPr>
+          <w:lang w:val="en-US"/>
+        </w:rPr>
+        <w:t>VisualizationStep</w:t>
+      </w:r>
+      <w:r>
+        <w:rPr>
+          <w:lang w:val="en-US"/>
+        </w:rPr>
+        <w:t>&gt;</w:t>
+      </w:r>
+      <w:r>
+        <w:rPr>
+          <w:lang w:val="en-US"/>
+        </w:rPr>
+        <w:t> stepsRef</w:t>
+      </w:r>
+      <w:r>
+        <w:rPr>
+          <w:lang w:val="en-US"/>
+        </w:rPr>
+        <w:t xml:space="preserve"> – </w:t>
+      </w:r>
+      <w:r>
+        <w:t>объявлен</w:t>
+      </w:r>
+      <w:r>
+        <w:rPr>
+          <w:lang w:val="en-US"/>
+        </w:rPr>
+        <w:t xml:space="preserve"> </w:t>
+      </w:r>
+      <w:r>
+        <w:t>в</w:t>
+      </w:r>
+      <w:r>
+        <w:rPr>
+          <w:lang w:val="en-US"/>
+        </w:rPr>
+        <w:t xml:space="preserve"> </w:t>
+      </w:r>
+      <w:r>
+        <w:t>классе</w:t>
+      </w:r>
+      <w:r>
+        <w:rPr>
+          <w:lang w:val="en-US"/>
+        </w:rPr>
+        <w:t xml:space="preserve"> </w:t>
+      </w:r>
+      <w:r>
+        <w:rPr>
+          <w:lang w:val="en-US"/>
+        </w:rPr>
+        <w:t>AutoPlayer</w:t>
+      </w:r>
+      <w:r>
+        <w:rPr>
+          <w:lang w:val="en-US"/>
+        </w:rPr>
+        <w:t xml:space="preserve">. </w:t>
+      </w:r>
+      <w:r>
+        <w:t>Хранит ссылку на последовательность шагов для автоматического вопроизведения.</w:t>
+      </w:r>
+    </w:p>
+    <w:p>
+      <w:pPr>
+        <w:pStyle w:val="a1"/>
+        <w:numPr>
+          <w:ilvl w:val="0"/>
+          <w:numId w:val="4"/>
+        </w:numPr>
+        <w:ind w:left="709" w:firstLine="0"/>
+      </w:pPr>
+      <w:r>
+        <w:rPr>
+          <w:lang w:val="en-US"/>
+        </w:rPr>
+        <w:t>List</w:t>
+      </w:r>
+      <w:r>
+        <w:t>&lt;</w:t>
+      </w:r>
+      <w:r>
+        <w:rPr>
+          <w:lang w:val="en-US"/>
+        </w:rPr>
+        <w:t>AlgorithmStep</w:t>
+      </w:r>
+      <w:r>
+        <w:t>&gt;</w:t>
+      </w:r>
+      <w:r>
+        <w:rPr>
+          <w:lang w:val="en-US"/>
+        </w:rPr>
+        <w:t> steps</w:t>
+      </w:r>
+      <w:r>
+        <w:t xml:space="preserve"> – </w:t>
+      </w:r>
+      <w:r>
+        <w:t>объявлен</w:t>
+      </w:r>
+      <w:r>
+        <w:t xml:space="preserve"> </w:t>
+      </w:r>
+      <w:r>
+        <w:t>в</w:t>
+      </w:r>
+      <w:r>
+        <w:t xml:space="preserve"> </w:t>
+      </w:r>
+      <w:r>
+        <w:t>классе</w:t>
+      </w:r>
+      <w:r>
+        <w:t xml:space="preserve"> </w:t>
+      </w:r>
+      <w:r>
+        <w:rPr>
+          <w:lang w:val="en-US"/>
+        </w:rPr>
         <w:t>KruskalAlgorithm</w:t>
       </w:r>
-      <w:proofErr w:type="spellEnd"/>
-      <w:r>
-        <w:t xml:space="preserve"> выполняет основной алгоритм, возвращая последовательность шагов для визуализации. Класс DSU реализует систему непересекающихся множеств с объединением по рангу и сжатием путей, используемую для проверки образования циклов. </w:t>
-      </w:r>
-      <w:r>
+      <w:r>
+        <w:t xml:space="preserve">. </w:t>
+      </w:r>
+      <w:r>
+        <w:t>Хранит шаги выполнения алгоритма.</w:t>
+      </w:r>
+    </w:p>
+    <w:p>
+      <w:pPr>
+        <w:pStyle w:val="a1"/>
+        <w:numPr>
+          <w:ilvl w:val="0"/>
+          <w:numId w:val="4"/>
+        </w:numPr>
+        <w:ind w:left="709" w:firstLine="0"/>
+      </w:pPr>
+      <w:r>
+        <w:rPr>
+          <w:lang w:val="en-US"/>
+        </w:rPr>
+        <w:t xml:space="preserve">List&lt;Edge&gt; sortedEdges – </w:t>
+      </w:r>
+      <w:r>
+        <w:t>объявлен</w:t>
+      </w:r>
+      <w:r>
+        <w:rPr>
+          <w:lang w:val="en-US"/>
+        </w:rPr>
+        <w:t xml:space="preserve"> </w:t>
+      </w:r>
+      <w:r>
+        <w:t>в</w:t>
+      </w:r>
+      <w:r>
+        <w:rPr>
+          <w:lang w:val="en-US"/>
+        </w:rPr>
+        <w:t xml:space="preserve"> </w:t>
+      </w:r>
+      <w:r>
+        <w:t>классе</w:t>
+      </w:r>
+      <w:r>
+        <w:rPr>
+          <w:lang w:val="en-US"/>
+        </w:rPr>
+        <w:t xml:space="preserve"> </w:t>
+      </w:r>
+      <w:r>
+        <w:rPr>
+          <w:lang w:val="en-US"/>
+        </w:rPr>
+        <w:t xml:space="preserve">KruskalAlgorithm. </w:t>
+      </w:r>
+      <w:r>
+        <w:t>Хранит ребра, отсортированные по весу перед выполнением алгоритма.</w:t>
+      </w:r>
+    </w:p>
+    <w:p>
+      <w:pPr>
+        <w:pStyle w:val="a1"/>
+        <w:numPr>
+          <w:ilvl w:val="0"/>
+          <w:numId w:val="4"/>
+        </w:numPr>
+        <w:ind w:left="709" w:firstLine="0"/>
+      </w:pPr>
+      <w:r>
+        <w:rPr>
+          <w:lang w:val="en-US"/>
+        </w:rPr>
+        <w:t>List&lt;VisualizationStep&gt;</w:t>
+      </w:r>
+      <w:r>
+        <w:rPr>
+          <w:lang w:val="en-US"/>
+        </w:rPr>
+        <w:t xml:space="preserve"> </w:t>
+      </w:r>
+      <w:r>
+        <w:rPr>
+          <w:lang w:val="en-US"/>
+        </w:rPr>
+        <w:t>steps</w:t>
+      </w:r>
+      <w:r>
+        <w:rPr>
+          <w:lang w:val="en-US"/>
+        </w:rPr>
+        <w:t xml:space="preserve"> - </w:t>
+      </w:r>
+      <w:r>
+        <w:t>объявлен</w:t>
+      </w:r>
+      <w:r>
+        <w:rPr>
+          <w:lang w:val="en-US"/>
+        </w:rPr>
+        <w:t xml:space="preserve"> </w:t>
+      </w:r>
+      <w:r>
+        <w:t>в</w:t>
+      </w:r>
+      <w:r>
+        <w:rPr>
+          <w:lang w:val="en-US"/>
+        </w:rPr>
+        <w:t xml:space="preserve"> </w:t>
+      </w:r>
+      <w:r>
+        <w:t>классе</w:t>
+      </w:r>
+      <w:r>
+        <w:rPr>
+          <w:lang w:val="en-US"/>
+        </w:rPr>
+        <w:t xml:space="preserve"> </w:t>
+      </w:r>
+      <w:r>
+        <w:rPr>
+          <w:lang w:val="en-US"/>
+        </w:rPr>
+        <w:t xml:space="preserve">KruskalAlgorithm. </w:t>
+      </w:r>
+      <w:r>
+        <w:t>Хранит шаги выполнения алгоритма для визуализации.</w:t>
+      </w:r>
+    </w:p>
+    <w:p>
+      <w:pPr>
+        <w:pStyle w:val="a1"/>
+        <w:numPr>
+          <w:ilvl w:val="0"/>
+          <w:numId w:val="4"/>
+        </w:numPr>
+        <w:ind w:left="709" w:firstLine="0"/>
+      </w:pPr>
+      <w:r>
+        <w:rPr>
+          <w:lang w:val="en-US"/>
+        </w:rPr>
         <w:lastRenderedPageBreak/>
-        <w:t xml:space="preserve">Классы </w:t>
-      </w:r>
-      <w:proofErr w:type="spellStart"/>
-      <w:r>
+        <w:t xml:space="preserve">List&lt;Edge&gt; sortedEdges – </w:t>
+      </w:r>
+      <w:r>
+        <w:t>объявлен</w:t>
+      </w:r>
+      <w:r>
+        <w:rPr>
+          <w:lang w:val="en-US"/>
+        </w:rPr>
+        <w:t xml:space="preserve"> </w:t>
+      </w:r>
+      <w:r>
+        <w:t>в</w:t>
+      </w:r>
+      <w:r>
+        <w:rPr>
+          <w:lang w:val="en-US"/>
+        </w:rPr>
+        <w:t xml:space="preserve"> </w:t>
+      </w:r>
+      <w:r>
+        <w:t>классе</w:t>
+      </w:r>
+      <w:r>
+        <w:rPr>
+          <w:lang w:val="en-US"/>
+        </w:rPr>
+        <w:t xml:space="preserve"> </w:t>
+      </w:r>
+      <w:r>
+        <w:rPr>
+          <w:lang w:val="en-US"/>
+        </w:rPr>
+        <w:t xml:space="preserve">KruskalAlgorithm. </w:t>
+      </w:r>
+      <w:r>
+        <w:t>Хранит ребра отсортированные по весу.</w:t>
+      </w:r>
+    </w:p>
+    <w:p>
+      <w:pPr>
+        <w:pStyle w:val="a1"/>
+        <w:numPr>
+          <w:ilvl w:val="0"/>
+          <w:numId w:val="4"/>
+        </w:numPr>
+        <w:ind w:left="709" w:firstLine="0"/>
+      </w:pPr>
+      <w:r>
+        <w:rPr>
+          <w:lang w:val="en-US"/>
+        </w:rPr>
+        <w:t>List</w:t>
+      </w:r>
+      <w:r>
+        <w:t>&lt;</w:t>
+      </w:r>
+      <w:r>
+        <w:rPr>
+          <w:lang w:val="en-US"/>
+        </w:rPr>
+        <w:t>Edge</w:t>
+      </w:r>
+      <w:r>
+        <w:t>&gt;</w:t>
+      </w:r>
+      <w:r>
+        <w:rPr>
+          <w:lang w:val="en-US"/>
+        </w:rPr>
+        <w:t> mstEdges</w:t>
+      </w:r>
+      <w:r>
+        <w:t xml:space="preserve"> – </w:t>
+      </w:r>
+      <w:r>
+        <w:t>объявлен</w:t>
+      </w:r>
+      <w:r>
+        <w:t xml:space="preserve"> </w:t>
+      </w:r>
+      <w:r>
+        <w:t>в</w:t>
+      </w:r>
+      <w:r>
+        <w:t xml:space="preserve"> </w:t>
+      </w:r>
+      <w:r>
+        <w:t>классе</w:t>
+      </w:r>
+      <w:r>
+        <w:t xml:space="preserve"> </w:t>
+      </w:r>
+      <w:r>
+        <w:rPr>
+          <w:lang w:val="en-US"/>
+        </w:rPr>
+        <w:t>KruskalAlgorithm</w:t>
+      </w:r>
+      <w:r>
+        <w:t xml:space="preserve">. </w:t>
+      </w:r>
+      <w:r>
+        <w:t>Хранит ребра, добавляемые в минимальное остовное дерево по ходу выполнения алгоритма.</w:t>
+      </w:r>
+    </w:p>
+    <w:p>
+      <w:pPr>
+        <w:pStyle w:val="a1"/>
+        <w:numPr>
+          <w:ilvl w:val="0"/>
+          <w:numId w:val="4"/>
+        </w:numPr>
+        <w:ind w:left="709" w:firstLine="0"/>
+      </w:pPr>
+      <w:r>
+        <w:rPr>
+          <w:lang w:val="en-US"/>
+        </w:rPr>
+        <w:t>List</w:t>
+      </w:r>
+      <w:r>
+        <w:t>&lt;</w:t>
+      </w:r>
+      <w:r>
+        <w:rPr>
+          <w:lang w:val="en-US"/>
+        </w:rPr>
         <w:t>AlgorithmStep</w:t>
       </w:r>
-      <w:proofErr w:type="spellEnd"/>
-      <w:r>
-        <w:t xml:space="preserve"> и </w:t>
-      </w:r>
-      <w:proofErr w:type="spellStart"/>
-      <w:r>
-        <w:t>VisualizationStep</w:t>
-      </w:r>
-      <w:proofErr w:type="spellEnd"/>
-      <w:r>
-        <w:t xml:space="preserve"> представляют состояния алгоритма на каждом шаге (рассматриваемое ребро, статусы всех рёбер, цвета вершин и текстовое описание). Перечисление </w:t>
-      </w:r>
-      <w:proofErr w:type="spellStart"/>
-      <w:r>
-        <w:t>EdgeStatus</w:t>
-      </w:r>
-      <w:proofErr w:type="spellEnd"/>
-      <w:r>
-        <w:t xml:space="preserve"> определяет возможные состояния ребра: необработанное, текущее, добавленное, отклонённое.</w:t>
-      </w:r>
-    </w:p>
-    <w:p>
-      <w:pPr>
-        <w:pStyle w:val="a1"/>
-      </w:pPr>
-      <w:r>
-        <w:t xml:space="preserve">Модуль </w:t>
-      </w:r>
-      <w:proofErr w:type="spellStart"/>
-      <w:r>
-        <w:t>model</w:t>
-      </w:r>
-      <w:proofErr w:type="spellEnd"/>
-      <w:r>
-        <w:t xml:space="preserve"> предоставляет предметные классы для описания графа. Класс </w:t>
-      </w:r>
-      <w:proofErr w:type="spellStart"/>
-      <w:r>
+      <w:r>
+        <w:t>&gt;</w:t>
+      </w:r>
+      <w:r>
+        <w:rPr>
+          <w:lang w:val="en-US"/>
+        </w:rPr>
+        <w:t> steps</w:t>
+      </w:r>
+      <w:r>
+        <w:t xml:space="preserve"> – </w:t>
+      </w:r>
+      <w:r>
+        <w:t>объявлен</w:t>
+      </w:r>
+      <w:r>
+        <w:t xml:space="preserve"> </w:t>
+      </w:r>
+      <w:r>
+        <w:t>в</w:t>
+      </w:r>
+      <w:r>
+        <w:t xml:space="preserve"> </w:t>
+      </w:r>
+      <w:r>
+        <w:t>классе</w:t>
+      </w:r>
+      <w:r>
+        <w:t xml:space="preserve"> </w:t>
+      </w:r>
+      <w:r>
+        <w:rPr>
+          <w:lang w:val="en-US"/>
+        </w:rPr>
+        <w:t>KruskalAlgorithm</w:t>
+      </w:r>
+      <w:r>
+        <w:t xml:space="preserve">. </w:t>
+      </w:r>
+      <w:r>
+        <w:t>Хранит шаги выполнения алгоритма.</w:t>
+      </w:r>
+    </w:p>
+    <w:p>
+      <w:pPr>
+        <w:pStyle w:val="a1"/>
+        <w:numPr>
+          <w:ilvl w:val="0"/>
+          <w:numId w:val="4"/>
+        </w:numPr>
+        <w:ind w:left="709" w:firstLine="0"/>
+      </w:pPr>
+      <w:r>
+        <w:t xml:space="preserve">List&lt;Edge&gt; mst – </w:t>
+      </w:r>
+      <w:r>
+        <w:t xml:space="preserve">объявлен в классе </w:t>
+      </w:r>
+      <w:r>
+        <w:rPr>
+          <w:lang w:val="en-US"/>
+        </w:rPr>
+        <w:t>KruskalAlgorithm</w:t>
+      </w:r>
+      <w:r>
+        <w:t xml:space="preserve">. </w:t>
+      </w:r>
+      <w:r>
+        <w:t>Формирует итоговый список ребер минимального остовного дерева.</w:t>
+      </w:r>
+    </w:p>
+    <w:p>
+      <w:pPr>
+        <w:pStyle w:val="a1"/>
+        <w:numPr>
+          <w:ilvl w:val="0"/>
+          <w:numId w:val="4"/>
+        </w:numPr>
+        <w:ind w:left="709" w:firstLine="0"/>
+      </w:pPr>
+      <w:r>
+        <w:rPr>
+          <w:lang w:val="en-US"/>
+        </w:rPr>
+        <w:t xml:space="preserve">List&lt;Node&gt; nodes – </w:t>
+      </w:r>
+      <w:r>
+        <w:t>объявлен</w:t>
+      </w:r>
+      <w:r>
+        <w:rPr>
+          <w:lang w:val="en-US"/>
+        </w:rPr>
+        <w:t xml:space="preserve"> </w:t>
+      </w:r>
+      <w:r>
+        <w:t>в</w:t>
+      </w:r>
+      <w:r>
+        <w:rPr>
+          <w:lang w:val="en-US"/>
+        </w:rPr>
+        <w:t xml:space="preserve"> </w:t>
+      </w:r>
+      <w:r>
+        <w:t>классе</w:t>
+      </w:r>
+      <w:r>
+        <w:rPr>
+          <w:lang w:val="en-US"/>
+        </w:rPr>
+        <w:t xml:space="preserve"> </w:t>
+      </w:r>
+      <w:r>
+        <w:rPr>
+          <w:lang w:val="en-US"/>
+        </w:rPr>
+        <w:t xml:space="preserve">GraphGenerator. </w:t>
+      </w:r>
+      <w:r>
+        <w:t>Является копией списка вершин графа.</w:t>
+      </w:r>
+    </w:p>
+    <w:p>
+      <w:pPr>
+        <w:pStyle w:val="a1"/>
+        <w:numPr>
+          <w:ilvl w:val="0"/>
+          <w:numId w:val="4"/>
+        </w:numPr>
+        <w:ind w:left="709" w:firstLine="0"/>
+      </w:pPr>
+      <w:r>
+        <w:rPr>
+          <w:lang w:val="en-US"/>
+        </w:rPr>
+        <w:t xml:space="preserve">List&lt;Edge&gt; sortedEdges – </w:t>
+      </w:r>
+      <w:r>
+        <w:t>объявлен</w:t>
+      </w:r>
+      <w:r>
+        <w:rPr>
+          <w:lang w:val="en-US"/>
+        </w:rPr>
+        <w:t xml:space="preserve"> </w:t>
+      </w:r>
+      <w:r>
+        <w:t>в</w:t>
+      </w:r>
+      <w:r>
+        <w:rPr>
+          <w:lang w:val="en-US"/>
+        </w:rPr>
+        <w:t xml:space="preserve"> </w:t>
+      </w:r>
+      <w:r>
+        <w:t>классе</w:t>
+      </w:r>
+      <w:r>
+        <w:rPr>
+          <w:lang w:val="en-US"/>
+        </w:rPr>
+        <w:t xml:space="preserve"> </w:t>
+      </w:r>
+      <w:r>
+        <w:rPr>
+          <w:lang w:val="en-US"/>
+        </w:rPr>
+        <w:t>Logger.</w:t>
+      </w:r>
+      <w:r>
+        <w:rPr>
+          <w:lang w:val="en-US"/>
+        </w:rPr>
+        <w:t xml:space="preserve"> </w:t>
+      </w:r>
+      <w:r>
+        <w:t>Принимает отсортированный список ребер для вывода в лог.</w:t>
+      </w:r>
+    </w:p>
+    <w:p>
+      <w:pPr>
+        <w:pStyle w:val="a1"/>
+        <w:numPr>
+          <w:ilvl w:val="0"/>
+          <w:numId w:val="4"/>
+        </w:numPr>
+        <w:ind w:left="709" w:firstLine="0"/>
+      </w:pPr>
+      <w:r>
+        <w:rPr>
+          <w:lang w:val="en-US"/>
+        </w:rPr>
+        <w:t>List</w:t>
+      </w:r>
+      <w:r>
+        <w:t>&lt;</w:t>
+      </w:r>
+      <w:r>
+        <w:rPr>
+          <w:lang w:val="en-US"/>
+        </w:rPr>
+        <w:t>Edge</w:t>
+      </w:r>
+      <w:r>
+        <w:t>&gt;</w:t>
+      </w:r>
+      <w:r>
+        <w:rPr>
+          <w:lang w:val="en-US"/>
+        </w:rPr>
+        <w:t> mstEdges</w:t>
+      </w:r>
+      <w:r>
+        <w:t xml:space="preserve"> – </w:t>
+      </w:r>
+      <w:r>
+        <w:t>объявлен</w:t>
+      </w:r>
+      <w:r>
+        <w:t xml:space="preserve"> </w:t>
+      </w:r>
+      <w:r>
+        <w:t xml:space="preserve">в классе </w:t>
+      </w:r>
+      <w:r>
+        <w:rPr>
+          <w:lang w:val="en-US"/>
+        </w:rPr>
+        <w:t>Logger</w:t>
+      </w:r>
+      <w:r>
+        <w:t xml:space="preserve">. </w:t>
+      </w:r>
+      <w:r>
+        <w:t>Принимает список ребер минимального остовного дерева для вывода в лог.</w:t>
+      </w:r>
+    </w:p>
+    <w:p>
+      <w:pPr>
+        <w:pStyle w:val="a1"/>
+        <w:numPr>
+          <w:ilvl w:val="0"/>
+          <w:numId w:val="4"/>
+        </w:numPr>
+        <w:ind w:left="709" w:firstLine="0"/>
+      </w:pPr>
+      <w:r>
+        <w:rPr>
+          <w:lang w:val="en-US"/>
+        </w:rPr>
+        <w:t xml:space="preserve">List&lt;Edge&gt; mstEdges – </w:t>
+      </w:r>
+      <w:r>
+        <w:t>объявлен</w:t>
+      </w:r>
+      <w:r>
+        <w:rPr>
+          <w:lang w:val="en-US"/>
+        </w:rPr>
+        <w:t xml:space="preserve"> </w:t>
+      </w:r>
+      <w:r>
+        <w:t>в</w:t>
+      </w:r>
+      <w:r>
+        <w:rPr>
+          <w:lang w:val="en-US"/>
+        </w:rPr>
+        <w:t xml:space="preserve"> </w:t>
+      </w:r>
+      <w:r>
+        <w:t>классе</w:t>
+      </w:r>
+      <w:r>
+        <w:rPr>
+          <w:lang w:val="en-US"/>
+        </w:rPr>
+        <w:t xml:space="preserve"> </w:t>
+      </w:r>
+      <w:r>
+        <w:rPr>
+          <w:lang w:val="en-US"/>
+        </w:rPr>
+        <w:t xml:space="preserve">GraphRenderer. </w:t>
+      </w:r>
+      <w:r>
+        <w:t>Принимает список ребер остовного дерева для отображения на правом холсте.</w:t>
+      </w:r>
+    </w:p>
+    <w:p>
+      <w:pPr>
+        <w:pStyle w:val="a1"/>
+        <w:numPr>
+          <w:ilvl w:val="0"/>
+          <w:numId w:val="4"/>
+        </w:numPr>
+        <w:ind w:left="709" w:firstLine="0"/>
+      </w:pPr>
+      <w:r>
+        <w:rPr>
+          <w:lang w:val="en-US"/>
+        </w:rPr>
+        <w:t xml:space="preserve">Map&lt;Edge, EdgeStatus&gt; - </w:t>
+      </w:r>
+      <w:r>
+        <w:t>объявлено</w:t>
+      </w:r>
+      <w:r>
+        <w:rPr>
+          <w:lang w:val="en-US"/>
+        </w:rPr>
+        <w:t xml:space="preserve"> </w:t>
+      </w:r>
+      <w:r>
+        <w:t>в</w:t>
+      </w:r>
+      <w:r>
+        <w:rPr>
+          <w:lang w:val="en-US"/>
+        </w:rPr>
+        <w:t xml:space="preserve"> </w:t>
+      </w:r>
+      <w:r>
+        <w:t>классе</w:t>
+      </w:r>
+      <w:r>
+        <w:rPr>
+          <w:lang w:val="en-US"/>
+        </w:rPr>
+        <w:t xml:space="preserve"> </w:t>
+      </w:r>
+      <w:r>
+        <w:rPr>
+          <w:lang w:val="en-US"/>
+        </w:rPr>
+        <w:t xml:space="preserve">VisualizationStep. </w:t>
+      </w:r>
+      <w:r>
+        <w:t>Хранит статус каждого ребра графа (необработанное, текущее, добавленное, отклоненное) на текущем шаге.</w:t>
+      </w:r>
+    </w:p>
+    <w:p>
+      <w:pPr>
+        <w:pStyle w:val="a1"/>
+        <w:numPr>
+          <w:ilvl w:val="0"/>
+          <w:numId w:val="4"/>
+        </w:numPr>
+        <w:ind w:left="709" w:firstLine="0"/>
+        <w:rPr>
+          <w:lang w:val="en-US"/>
+        </w:rPr>
+      </w:pPr>
+      <w:r>
+        <w:rPr>
+          <w:lang w:val="en-US"/>
+        </w:rPr>
+        <w:t xml:space="preserve">Map&lt;Node, Color&gt; nodeColors – </w:t>
+      </w:r>
+      <w:r>
+        <w:t>объявлено</w:t>
+      </w:r>
+      <w:r>
+        <w:rPr>
+          <w:lang w:val="en-US"/>
+        </w:rPr>
+        <w:t xml:space="preserve"> </w:t>
+      </w:r>
+      <w:r>
+        <w:t>в</w:t>
+      </w:r>
+      <w:r>
+        <w:rPr>
+          <w:lang w:val="en-US"/>
+        </w:rPr>
+        <w:t xml:space="preserve"> </w:t>
+      </w:r>
+      <w:r>
+        <w:t>классе</w:t>
+      </w:r>
+      <w:r>
+        <w:rPr>
+          <w:lang w:val="en-US"/>
+        </w:rPr>
+        <w:t xml:space="preserve"> </w:t>
+      </w:r>
+      <w:r>
+        <w:rPr>
+          <w:lang w:val="en-US"/>
+        </w:rPr>
+        <w:t xml:space="preserve">VisualizationStep. </w:t>
+      </w:r>
+      <w:r>
+        <w:t>Хранит цвет каждой вершины на текущем шаге.</w:t>
+      </w:r>
+    </w:p>
+    <w:p>
+      <w:pPr>
+        <w:pStyle w:val="a1"/>
+        <w:numPr>
+          <w:ilvl w:val="0"/>
+          <w:numId w:val="4"/>
+        </w:numPr>
+        <w:ind w:left="709" w:firstLine="0"/>
+      </w:pPr>
+      <w:r>
+        <w:rPr>
+          <w:lang w:val="en-US"/>
+        </w:rPr>
+        <w:t>Map&lt;Edge, EdgeStatus&gt; statuses</w:t>
+      </w:r>
+      <w:r>
+        <w:rPr>
+          <w:lang w:val="en-US"/>
+        </w:rPr>
+        <w:t xml:space="preserve"> – </w:t>
+      </w:r>
+      <w:r>
+        <w:t>объявлено</w:t>
+      </w:r>
+      <w:r>
+        <w:rPr>
+          <w:lang w:val="en-US"/>
+        </w:rPr>
+        <w:t xml:space="preserve"> </w:t>
+      </w:r>
+      <w:r>
+        <w:t>в</w:t>
+      </w:r>
+      <w:r>
+        <w:rPr>
+          <w:lang w:val="en-US"/>
+        </w:rPr>
+        <w:t xml:space="preserve"> </w:t>
+      </w:r>
+      <w:r>
+        <w:t>классе</w:t>
+      </w:r>
+      <w:r>
+        <w:rPr>
+          <w:lang w:val="en-US"/>
+        </w:rPr>
+        <w:t xml:space="preserve"> </w:t>
+      </w:r>
+      <w:r>
+        <w:rPr>
+          <w:lang w:val="en-US"/>
+        </w:rPr>
+        <w:t xml:space="preserve">KruskalAlgorithm. </w:t>
+      </w:r>
+      <w:r>
+        <w:t xml:space="preserve">Инициализируется для всех ребер со статусом </w:t>
+      </w:r>
+      <w:r>
+        <w:rPr>
+          <w:lang w:val="en-US"/>
+        </w:rPr>
+        <w:t>UNPROCESSED</w:t>
+      </w:r>
+      <w:r>
+        <w:t xml:space="preserve"> </w:t>
+      </w:r>
+      <w:r>
+        <w:t>и обновляется по ходу выполнения алгоритма.</w:t>
+      </w:r>
+    </w:p>
+    <w:p>
+      <w:pPr>
+        <w:pStyle w:val="a1"/>
+        <w:numPr>
+          <w:ilvl w:val="0"/>
+          <w:numId w:val="4"/>
+        </w:numPr>
+        <w:ind w:left="709" w:firstLine="0"/>
+      </w:pPr>
+      <w:r>
+        <w:rPr>
+          <w:lang w:val="en-US"/>
+        </w:rPr>
+        <w:t xml:space="preserve">Map&lt;Edge, EdgeStatus&gt; highlightStatuses </w:t>
+      </w:r>
+      <w:r>
+        <w:rPr>
+          <w:lang w:val="en-US"/>
+        </w:rPr>
+        <w:t>–</w:t>
+      </w:r>
+      <w:r>
+        <w:rPr>
+          <w:lang w:val="en-US"/>
+        </w:rPr>
+        <w:t xml:space="preserve"> </w:t>
+      </w:r>
+      <w:r>
+        <w:t>объявлено</w:t>
+      </w:r>
+      <w:r>
+        <w:rPr>
+          <w:lang w:val="en-US"/>
+        </w:rPr>
+        <w:t xml:space="preserve"> </w:t>
+      </w:r>
+      <w:r>
+        <w:t>в</w:t>
+      </w:r>
+      <w:r>
+        <w:rPr>
+          <w:lang w:val="en-US"/>
+        </w:rPr>
+        <w:t xml:space="preserve"> </w:t>
+      </w:r>
+      <w:r>
+        <w:t>классе</w:t>
+      </w:r>
+      <w:r>
+        <w:rPr>
+          <w:lang w:val="en-US"/>
+        </w:rPr>
+        <w:t xml:space="preserve"> </w:t>
+      </w:r>
+      <w:r>
+        <w:rPr>
+          <w:lang w:val="en-US"/>
+        </w:rPr>
+        <w:t xml:space="preserve">KruskalAlgorithm. </w:t>
+      </w:r>
+      <w:r>
+        <w:t xml:space="preserve">Создается как копия </w:t>
+      </w:r>
+      <w:r>
+        <w:rPr>
+          <w:lang w:val="en-US"/>
+        </w:rPr>
+        <w:t>statuses</w:t>
+      </w:r>
+      <w:r>
+        <w:t xml:space="preserve"> </w:t>
+      </w:r>
+      <w:r>
+        <w:t xml:space="preserve">с установкой статуса </w:t>
+      </w:r>
+      <w:r>
+        <w:rPr>
+          <w:lang w:val="en-US"/>
+        </w:rPr>
+        <w:t>CURRENT</w:t>
+      </w:r>
+      <w:r>
+        <w:t xml:space="preserve"> </w:t>
+      </w:r>
+      <w:r>
+        <w:t>для текущего рассматриваемого ребра.</w:t>
+      </w:r>
+    </w:p>
+    <w:p>
+      <w:pPr>
+        <w:pStyle w:val="a1"/>
+        <w:numPr>
+          <w:ilvl w:val="0"/>
+          <w:numId w:val="4"/>
+        </w:numPr>
+        <w:ind w:left="709" w:firstLine="0"/>
+      </w:pPr>
+      <w:r>
+        <w:rPr>
+          <w:lang w:val="en-US"/>
+        </w:rPr>
+        <w:lastRenderedPageBreak/>
+        <w:t>Map</w:t>
+      </w:r>
+      <w:r>
+        <w:t>&lt;</w:t>
+      </w:r>
+      <w:r>
+        <w:rPr>
+          <w:lang w:val="en-US"/>
+        </w:rPr>
         <w:t>Node</w:t>
       </w:r>
-      <w:proofErr w:type="spellEnd"/>
-      <w:r>
-        <w:t xml:space="preserve"> хранит идентификатор и координаты вершины. Класс Edge содержит ссылки на две инцидентные вершины и вес ребра, реализует интерфейс </w:t>
-      </w:r>
-      <w:proofErr w:type="spellStart"/>
-      <w:r>
-        <w:t>Comparable</w:t>
-      </w:r>
-      <w:proofErr w:type="spellEnd"/>
-      <w:r>
-        <w:t xml:space="preserve"> для сортировки по весу. Класс </w:t>
-      </w:r>
-      <w:proofErr w:type="spellStart"/>
-      <w:r>
-        <w:t>Graph</w:t>
-      </w:r>
-      <w:proofErr w:type="spellEnd"/>
-      <w:r>
-        <w:t xml:space="preserve"> агрегирует списки вершин и рёбер, предоставляет методы для их добавления, удаления и поиска.</w:t>
-      </w:r>
-    </w:p>
-    <w:p>
-      <w:pPr>
-        <w:pStyle w:val="a1"/>
-      </w:pPr>
-      <w:r>
-        <w:t xml:space="preserve">Модуль </w:t>
-      </w:r>
-      <w:proofErr w:type="spellStart"/>
-      <w:r>
-        <w:t>visualisation</w:t>
-      </w:r>
-      <w:proofErr w:type="spellEnd"/>
-      <w:r>
-        <w:t xml:space="preserve"> представлен классом </w:t>
-      </w:r>
-      <w:proofErr w:type="spellStart"/>
-      <w:r>
-        <w:t>GraphRenderer</w:t>
-      </w:r>
-      <w:proofErr w:type="spellEnd"/>
-      <w:r>
-        <w:t xml:space="preserve">, который отвечает за отрисовку графа и текущего состояния алгоритма на холстах. Он принимает объект </w:t>
-      </w:r>
-      <w:proofErr w:type="spellStart"/>
-      <w:r>
-        <w:t>VisualizationStep</w:t>
-      </w:r>
-      <w:proofErr w:type="spellEnd"/>
-      <w:r>
-        <w:t xml:space="preserve"> и отображает вершины с соответствующими цветами, рёбра с учётом их статусов (необработанные, текущие, добавленные, отклонённые), а также строит минимальное </w:t>
-      </w:r>
-      <w:proofErr w:type="spellStart"/>
-      <w:r>
-        <w:t>остовное</w:t>
-      </w:r>
-      <w:proofErr w:type="spellEnd"/>
-      <w:r>
-        <w:t xml:space="preserve"> дерево на правом холсте.</w:t>
-      </w:r>
-    </w:p>
-    <w:p>
-      <w:pPr>
-        <w:pStyle w:val="a1"/>
-      </w:pPr>
-      <w:r>
-        <w:t xml:space="preserve">Модуль </w:t>
-      </w:r>
-      <w:proofErr w:type="spellStart"/>
-      <w:r>
-        <w:t>controller</w:t>
-      </w:r>
-      <w:proofErr w:type="spellEnd"/>
-      <w:r>
-        <w:t xml:space="preserve"> связывает графический интерфейс с логикой приложения. Класс </w:t>
-      </w:r>
-      <w:proofErr w:type="spellStart"/>
-      <w:r>
-        <w:t>MainController</w:t>
-      </w:r>
-      <w:proofErr w:type="spellEnd"/>
-      <w:r>
-        <w:t xml:space="preserve"> является контроллером FXML-разметки, обрабатывает нажатия кнопок, управляет загрузкой и генерацией графов, запуском алгоритма в ручном и автоматическом режимах, а также синхронизирует состояние между компонентами. Класс </w:t>
-      </w:r>
-      <w:proofErr w:type="spellStart"/>
-      <w:r>
-        <w:t>AutoPlayer</w:t>
-      </w:r>
-      <w:proofErr w:type="spellEnd"/>
-      <w:r>
-        <w:t xml:space="preserve"> реализует автоматическое воспроизведение шагов алгоритма с заданной скоростью, используя </w:t>
-      </w:r>
-      <w:proofErr w:type="spellStart"/>
-      <w:r>
-        <w:t>Timeline</w:t>
-      </w:r>
-      <w:proofErr w:type="spellEnd"/>
+      <w:r>
+        <w:t xml:space="preserve">, </w:t>
+      </w:r>
+      <w:r>
+        <w:rPr>
+          <w:lang w:val="en-US"/>
+        </w:rPr>
+        <w:t>Color</w:t>
+      </w:r>
+      <w:r>
+        <w:t xml:space="preserve">&gt; </w:t>
+      </w:r>
+      <w:r>
+        <w:rPr>
+          <w:lang w:val="en-US"/>
+        </w:rPr>
+        <w:t>map</w:t>
+      </w:r>
+      <w:r>
+        <w:t xml:space="preserve"> – </w:t>
+      </w:r>
+      <w:r>
+        <w:t>объявлено</w:t>
+      </w:r>
       <w:r>
         <w:t xml:space="preserve"> </w:t>
       </w:r>
-      <w:proofErr w:type="spellStart"/>
-      <w:r>
-        <w:t>JavaFX</w:t>
-      </w:r>
-      <w:proofErr w:type="spellEnd"/>
-      <w:r>
-        <w:t>, и поддерживает паузу и возобновление.</w:t>
-      </w:r>
-    </w:p>
-    <w:p>
-      <w:pPr>
-        <w:pStyle w:val="a1"/>
-      </w:pPr>
-      <w:r>
-        <w:t xml:space="preserve">Модуль </w:t>
-      </w:r>
-      <w:proofErr w:type="spellStart"/>
-      <w:r>
-        <w:t>io</w:t>
-      </w:r>
-      <w:proofErr w:type="spellEnd"/>
-      <w:r>
-        <w:t xml:space="preserve"> обеспечивает </w:t>
-      </w:r>
-      <w:r>
-        <w:t>файловый ввод и сохранение</w:t>
-      </w:r>
-      <w:r>
-        <w:t xml:space="preserve">. Класс </w:t>
-      </w:r>
-      <w:proofErr w:type="spellStart"/>
-      <w:r>
-        <w:t>GraphFileReader</w:t>
-      </w:r>
-      <w:proofErr w:type="spellEnd"/>
-      <w:r>
-        <w:t xml:space="preserve"> читает граф из текстового файла, поддерживая два формата: с координатами вершин (с маркером COORDS) и без них (в этом случае координаты генерируются автоматически). Класс </w:t>
-      </w:r>
-      <w:proofErr w:type="spellStart"/>
-      <w:r>
-        <w:t>GraphFileWriter</w:t>
-      </w:r>
-      <w:proofErr w:type="spellEnd"/>
-      <w:r>
-        <w:t xml:space="preserve"> сохраняет граф в файл с координатами, что обеспечивает воспроизводимость расположения вершин при последующей загрузке.</w:t>
-      </w:r>
-    </w:p>
-    <w:p>
-      <w:pPr>
-        <w:pStyle w:val="a1"/>
-      </w:pPr>
-      <w:r>
-        <w:lastRenderedPageBreak/>
-        <w:t xml:space="preserve">Модуль </w:t>
-      </w:r>
-      <w:proofErr w:type="spellStart"/>
-      <w:r>
-        <w:t>util</w:t>
-      </w:r>
-      <w:proofErr w:type="spellEnd"/>
-      <w:r>
-        <w:t xml:space="preserve"> содержит вспомогательные утилиты. Класс </w:t>
-      </w:r>
-      <w:proofErr w:type="spellStart"/>
-      <w:r>
-        <w:t>GraphGenerator</w:t>
-      </w:r>
-      <w:proofErr w:type="spellEnd"/>
-      <w:r>
-        <w:t xml:space="preserve"> создаёт случайный связный взвешенный граф с заданным количеством вершин и рёбер, автоматически размещая вершины на холсте с соблюдением минимального расстояния. Класс </w:t>
-      </w:r>
-      <w:proofErr w:type="spellStart"/>
-      <w:r>
-        <w:t>Logger</w:t>
-      </w:r>
-      <w:proofErr w:type="spellEnd"/>
-      <w:r>
-        <w:t xml:space="preserve"> обеспечивает вывод текстовых пояснений в панель </w:t>
-      </w:r>
-      <w:proofErr w:type="spellStart"/>
-      <w:r>
-        <w:t>Steps</w:t>
-      </w:r>
-      <w:proofErr w:type="spellEnd"/>
-      <w:r>
-        <w:t xml:space="preserve">, включая отсортированный список рёбер, описание каждого шага и итоговый результат. Класс </w:t>
-      </w:r>
-      <w:proofErr w:type="spellStart"/>
-      <w:r>
-        <w:t>ColorGenerator</w:t>
-      </w:r>
-      <w:proofErr w:type="spellEnd"/>
-      <w:r>
-        <w:t xml:space="preserve"> генерирует равномерно распределённые цвета для вершин на основе золотого сечения, что позволяет визуально различать компоненты связности в процессе работы алгоритма.</w:t>
-      </w:r>
-    </w:p>
-    <w:p>
-      <w:pPr>
-        <w:pStyle w:val="a1"/>
-      </w:pPr>
+      <w:r>
+        <w:t xml:space="preserve">в классе </w:t>
+      </w:r>
+      <w:r>
+        <w:rPr>
+          <w:lang w:val="en-US"/>
+        </w:rPr>
+        <w:t>DSU</w:t>
+      </w:r>
+      <w:r>
+        <w:t xml:space="preserve">. Формируется для каждой вершины графа, сопоставляя ей цвет корня множества из массива </w:t>
+      </w:r>
+      <w:r>
+        <w:rPr>
+          <w:lang w:val="en-US"/>
+        </w:rPr>
+        <w:t>rootColors</w:t>
+      </w:r>
+      <w:r>
+        <w:t>.</w:t>
+      </w:r>
+    </w:p>
+    <w:p>
+      <w:pPr>
+        <w:pStyle w:val="a1"/>
+        <w:numPr>
+          <w:ilvl w:val="0"/>
+          <w:numId w:val="4"/>
+        </w:numPr>
+        <w:ind w:left="709" w:firstLine="0"/>
+      </w:pPr>
+      <w:r>
+        <w:t>int[] parent</w:t>
+      </w:r>
+      <w:r>
+        <w:t xml:space="preserve"> – объявлен в </w:t>
+      </w:r>
+      <w:r>
+        <w:t xml:space="preserve">классе </w:t>
+      </w:r>
+      <w:r>
+        <w:rPr>
+          <w:lang w:val="en-US"/>
+        </w:rPr>
+        <w:t>DSU</w:t>
+      </w:r>
+      <w:r>
+        <w:t xml:space="preserve">. </w:t>
+      </w:r>
+      <w:r>
+        <w:t>Одномерный массив, где для каждого элемент хранится ссылка на родителя в дереве множества. Используется для реализации системы непересекающихся множеств.</w:t>
+      </w:r>
+    </w:p>
+    <w:p>
+      <w:pPr>
+        <w:pStyle w:val="a1"/>
+        <w:numPr>
+          <w:ilvl w:val="0"/>
+          <w:numId w:val="4"/>
+        </w:numPr>
+        <w:ind w:left="709" w:firstLine="0"/>
+      </w:pPr>
+      <w:r>
+        <w:t>int[] rank</w:t>
+      </w:r>
+      <w:r>
+        <w:t xml:space="preserve"> – объявлен в классе </w:t>
+      </w:r>
+      <w:r>
+        <w:rPr>
+          <w:lang w:val="en-US"/>
+        </w:rPr>
+        <w:t>DSU</w:t>
+      </w:r>
+      <w:r>
+        <w:t xml:space="preserve">. </w:t>
+      </w:r>
+      <w:r>
+        <w:t>Одномерный массив, хранящий высоту (ранг) каждого дерева множества.</w:t>
+      </w:r>
+    </w:p>
+    <w:p>
+      <w:pPr>
+        <w:pStyle w:val="a1"/>
+        <w:numPr>
+          <w:ilvl w:val="0"/>
+          <w:numId w:val="4"/>
+        </w:numPr>
+        <w:ind w:left="709" w:firstLine="0"/>
+      </w:pPr>
+      <w:r>
+        <w:t>Color[] rootColors</w:t>
+      </w:r>
+      <w:r>
+        <w:t xml:space="preserve"> – объявлен в классе </w:t>
+      </w:r>
+      <w:r>
+        <w:rPr>
+          <w:lang w:val="en-US"/>
+        </w:rPr>
+        <w:t>DSU</w:t>
+      </w:r>
+      <w:r>
+        <w:t xml:space="preserve">. </w:t>
+      </w:r>
+      <w:r>
+        <w:t>Одномерный массив, хранящий увет, ассоциированный с корнем каждого множества.</w:t>
+      </w:r>
     </w:p>
     <w:p>
       <w:pPr>
         <w:pStyle w:val="4"/>
       </w:pPr>
       <w:r>
-        <w:t>2.3.1. Структуры данных</w:t>
-      </w:r>
-    </w:p>
-    <w:p>
-      <w:pPr>
-        <w:pStyle w:val="4"/>
-      </w:pPr>
-      <w:r>
         <w:t>2.3.2. Основные методы</w:t>
       </w:r>
-      <w:r>
-        <w:rPr>
-          <w:rFonts w:cs="Times New Roman"/>
-        </w:rPr>
-        <w:t xml:space="preserve"> </w:t>
-      </w:r>
-      <w:r>
-        <w:rPr>
-          <w:rFonts w:cs="Times New Roman"/>
-          <w:color w:val="EE0000"/>
-        </w:rPr>
-        <w:t>(заголовок четвертого уровня)</w:t>
-      </w:r>
-    </w:p>
-    <w:p>
-      <w:pPr>
-        <w:pStyle w:val="a1"/>
+    </w:p>
+    <w:p>
+      <w:pPr>
+        <w:pStyle w:val="a1"/>
+        <w:ind w:left="708" w:firstLine="0"/>
         <w:rPr>
           <w:bCs/>
           <w:color w:val="000000" w:themeColor="text1"/>
@@ -6347,37 +6404,47 @@
           <w:bCs/>
           <w:color w:val="000000" w:themeColor="text1"/>
         </w:rPr>
-        <w:t>…</w:t>
-      </w:r>
-    </w:p>
-    <w:p>
-      <w:pPr>
-        <w:pStyle w:val="4"/>
-      </w:pPr>
-      <w:r>
-        <w:t>2.3.3. Тестирование</w:t>
-      </w:r>
-    </w:p>
-    <w:p>
-      <w:pPr>
-        <w:pStyle w:val="a1"/>
+        <w:t>В ходе выполнения задания были реализованы следующие методы:</w:t>
+      </w:r>
+    </w:p>
+    <w:p>
+      <w:pPr>
+        <w:pStyle w:val="a1"/>
+        <w:ind w:left="708" w:firstLine="0"/>
         <w:rPr>
           <w:bCs/>
           <w:color w:val="000000" w:themeColor="text1"/>
         </w:rPr>
       </w:pPr>
-      <w:r>
+    </w:p>
+    <w:p>
+      <w:pPr>
+        <w:pStyle w:val="4"/>
+      </w:pPr>
+      <w:r>
+        <w:t>2.3.3. Тестирование</w:t>
+      </w:r>
+    </w:p>
+    <w:p>
+      <w:pPr>
+        <w:pStyle w:val="a1"/>
         <w:rPr>
           <w:bCs/>
           <w:color w:val="000000" w:themeColor="text1"/>
         </w:rPr>
-        <w:t>2.3.3</w:t>
-      </w:r>
+      </w:pPr>
       <w:r>
         <w:rPr>
           <w:bCs/>
           <w:color w:val="000000" w:themeColor="text1"/>
         </w:rPr>
+        <w:t>2.3.3</w:t>
+      </w:r>
+      <w:r>
+        <w:rPr>
+          <w:bCs/>
+          <w:color w:val="000000" w:themeColor="text1"/>
+        </w:rPr>
         <w:t>.1. План тестирования</w:t>
       </w:r>
     </w:p>
@@ -6418,62 +6485,30 @@
           <w:bCs/>
           <w:color w:val="000000" w:themeColor="text1"/>
         </w:rPr>
-        <w:t xml:space="preserve">Данный план тестирования охватывает основные этапы проверки приложения для визуализации алгоритма </w:t>
-      </w:r>
-      <w:proofErr w:type="spellStart"/>
+        <w:t>Данный план тестирования охватывает основные этапы проверки приложения для визуализации алгоритма Краскала. В рамках тестирования выполняется проверка отдельных модулей программы, корректности их совместной работы, а также тестирование приложения в целом. Основное внимание уделяется проверке правильности работы алгоритма Краскала, функций создания и редактирования графа, загрузки и сохранения данных, а также визуализации выполнения алгоритма и пользовательского интерфейса.</w:t>
+      </w:r>
+    </w:p>
+    <w:p>
+      <w:pPr>
+        <w:pStyle w:val="a1"/>
+        <w:ind w:firstLine="0"/>
+        <w:rPr>
+          <w:b/>
+          <w:color w:val="000000" w:themeColor="text1"/>
+        </w:rPr>
+      </w:pPr>
       <w:r>
         <w:rPr>
           <w:bCs/>
           <w:color w:val="000000" w:themeColor="text1"/>
         </w:rPr>
-        <w:t>Краскала</w:t>
-      </w:r>
-      <w:proofErr w:type="spellEnd"/>
-      <w:r>
-        <w:rPr>
-          <w:bCs/>
-          <w:color w:val="000000" w:themeColor="text1"/>
-        </w:rPr>
-        <w:t xml:space="preserve">. В рамках тестирования выполняется проверка отдельных модулей программы, корректности их совместной работы, а также тестирование приложения в целом. Основное внимание уделяется проверке правильности работы алгоритма </w:t>
-      </w:r>
-      <w:proofErr w:type="spellStart"/>
-      <w:r>
-        <w:rPr>
-          <w:bCs/>
-          <w:color w:val="000000" w:themeColor="text1"/>
-        </w:rPr>
-        <w:t>Краскала</w:t>
-      </w:r>
-      <w:proofErr w:type="spellEnd"/>
-      <w:r>
-        <w:rPr>
-          <w:bCs/>
-          <w:color w:val="000000" w:themeColor="text1"/>
-        </w:rPr>
-        <w:t>, функций создания и редактирования графа, загрузки и сохранения данных, а также визуализации выполнения алгоритма и пользовательского интерфейса.</w:t>
-      </w:r>
-    </w:p>
-    <w:p>
-      <w:pPr>
-        <w:pStyle w:val="a1"/>
-        <w:ind w:firstLine="0"/>
+        <w:tab/>
+      </w:r>
+      <w:r>
         <w:rPr>
           <w:b/>
           <w:color w:val="000000" w:themeColor="text1"/>
         </w:rPr>
-      </w:pPr>
-      <w:r>
-        <w:rPr>
-          <w:bCs/>
-          <w:color w:val="000000" w:themeColor="text1"/>
-        </w:rPr>
-        <w:tab/>
-      </w:r>
-      <w:r>
-        <w:rPr>
-          <w:b/>
-          <w:color w:val="000000" w:themeColor="text1"/>
-        </w:rPr>
         <w:t>Объекты тестирования</w:t>
       </w:r>
     </w:p>
@@ -6578,15 +6613,7 @@
         <w:ind w:left="709" w:firstLine="0"/>
       </w:pPr>
       <w:r>
-        <w:t xml:space="preserve">Модуль реализации алгоритма </w:t>
-      </w:r>
-      <w:proofErr w:type="spellStart"/>
-      <w:r>
-        <w:t>Краскала</w:t>
-      </w:r>
-      <w:proofErr w:type="spellEnd"/>
-      <w:r>
-        <w:t>.</w:t>
+        <w:t>Модуль реализации алгоритма Краскала.</w:t>
       </w:r>
     </w:p>
     <w:p>
@@ -6653,23 +6680,7 @@
         <w:pStyle w:val="a1"/>
       </w:pPr>
       <w:r>
-        <w:t xml:space="preserve">Область тестирования включает функциональное тестирование приложения, модульное тестирование отдельных компонентов и интеграционное тестирование их совместной работы. Проверяется корректность реализации алгоритма </w:t>
-      </w:r>
-      <w:proofErr w:type="spellStart"/>
-      <w:r>
-        <w:t>Краскала</w:t>
-      </w:r>
-      <w:proofErr w:type="spellEnd"/>
-      <w:r>
-        <w:t xml:space="preserve">, создание и редактирование графов, загрузка и сохранение графов в файл, генерация случайного графа, работа автоматического и пошагового режимов визуализации, корректность отображения минимального </w:t>
-      </w:r>
-      <w:proofErr w:type="spellStart"/>
-      <w:r>
-        <w:t>остовного</w:t>
-      </w:r>
-      <w:proofErr w:type="spellEnd"/>
-      <w:r>
-        <w:t xml:space="preserve"> дерева, вывод текстовых пояснений, а также функционирование пользовательского интерфейса.</w:t>
+        <w:t>Область тестирования включает функциональное тестирование приложения, модульное тестирование отдельных компонентов и интеграционное тестирование их совместной работы. Проверяется корректность реализации алгоритма Краскала, создание и редактирование графов, загрузка и сохранение графов в файл, генерация случайного графа, работа автоматического и пошагового режимов визуализации, корректность отображения минимального остовного дерева, вывод текстовых пояснений, а также функционирование пользовательского интерфейса.</w:t>
       </w:r>
     </w:p>
     <w:p>
@@ -6712,23 +6723,7 @@
         <w:ind w:left="709" w:firstLine="0"/>
       </w:pPr>
       <w:r>
-        <w:t xml:space="preserve">Некорректная работа алгоритма </w:t>
-      </w:r>
-      <w:proofErr w:type="spellStart"/>
-      <w:r>
-        <w:t>Краскала</w:t>
-      </w:r>
-      <w:proofErr w:type="spellEnd"/>
-      <w:r>
-        <w:t xml:space="preserve">, приводящая к построению неправильного минимального </w:t>
-      </w:r>
-      <w:proofErr w:type="spellStart"/>
-      <w:r>
-        <w:t>остовного</w:t>
-      </w:r>
-      <w:proofErr w:type="spellEnd"/>
-      <w:r>
-        <w:t xml:space="preserve"> дерева.</w:t>
+        <w:t>Некорректная работа алгоритма Краскала, приводящая к построению неправильного минимального остовного дерева.</w:t>
       </w:r>
     </w:p>
     <w:p>
@@ -6825,15 +6820,7 @@
       </w:pPr>
       <w:r>
         <w:lastRenderedPageBreak/>
-        <w:t xml:space="preserve">Сложности при </w:t>
-      </w:r>
-      <w:proofErr w:type="spellStart"/>
-      <w:r>
-        <w:t>интеграфии</w:t>
-      </w:r>
-      <w:proofErr w:type="spellEnd"/>
-      <w:r>
-        <w:t xml:space="preserve"> отдельных компонентов приложения (графический интерфейс, работа с файлами).</w:t>
+        <w:t>Сложности при интеграфии отдельных компонентов приложения (графический интерфейс, работа с файлами).</w:t>
       </w:r>
     </w:p>
     <w:p>
@@ -6918,21 +6905,7 @@
         <w:rPr>
           <w:rFonts w:eastAsia="Times New Roman"/>
         </w:rPr>
-        <w:t xml:space="preserve">Типы тестов: проверка корректности работы отдельных модулей программы: алгоритма </w:t>
-      </w:r>
-      <w:proofErr w:type="spellStart"/>
-      <w:r>
-        <w:rPr>
-          <w:rFonts w:eastAsia="Times New Roman"/>
-        </w:rPr>
-        <w:t>Краскала</w:t>
-      </w:r>
-      <w:proofErr w:type="spellEnd"/>
-      <w:r>
-        <w:rPr>
-          <w:rFonts w:eastAsia="Times New Roman"/>
-        </w:rPr>
-        <w:t>, структуры DSU, работы с файлами, генерации графов и элементов пользовательского интерфейса.</w:t>
+        <w:t>Типы тестов: проверка корректности работы отдельных модулей программы: алгоритма Краскала, структуры DSU, работы с файлами, генерации графов и элементов пользовательского интерфейса.</w:t>
       </w:r>
     </w:p>
     <w:p>
@@ -6983,21 +6956,7 @@
         <w:rPr>
           <w:rFonts w:eastAsia="Times New Roman"/>
         </w:rPr>
-        <w:t xml:space="preserve">проверка взаимодействия между основными компонентами программы: алгоритма </w:t>
-      </w:r>
-      <w:proofErr w:type="spellStart"/>
-      <w:r>
-        <w:rPr>
-          <w:rFonts w:eastAsia="Times New Roman"/>
-        </w:rPr>
-        <w:t>Краскала</w:t>
-      </w:r>
-      <w:proofErr w:type="spellEnd"/>
-      <w:r>
-        <w:rPr>
-          <w:rFonts w:eastAsia="Times New Roman"/>
-        </w:rPr>
-        <w:t xml:space="preserve"> и системы визуализации, графического редактора и структуры данных графа, модулей загрузки/сохранения файлов и обработки входных данных.</w:t>
+        <w:t>проверка взаимодействия между основными компонентами программы: алгоритма Краскала и системы визуализации, графического редактора и структуры данных графа, модулей загрузки/сохранения файлов и обработки входных данных.</w:t>
       </w:r>
     </w:p>
     <w:p>
@@ -7051,35 +7010,7 @@
         <w:rPr>
           <w:rFonts w:eastAsia="Times New Roman"/>
         </w:rPr>
-        <w:t xml:space="preserve">Типы тестов: проверка работы программы в целом, включая выполнение алгоритма </w:t>
-      </w:r>
-      <w:proofErr w:type="spellStart"/>
-      <w:r>
-        <w:rPr>
-          <w:rFonts w:eastAsia="Times New Roman"/>
-        </w:rPr>
-        <w:t>Краскала</w:t>
-      </w:r>
-      <w:proofErr w:type="spellEnd"/>
-      <w:r>
-        <w:rPr>
-          <w:rFonts w:eastAsia="Times New Roman"/>
-        </w:rPr>
-        <w:t xml:space="preserve">, корректность построения минимального </w:t>
-      </w:r>
-      <w:proofErr w:type="spellStart"/>
-      <w:r>
-        <w:rPr>
-          <w:rFonts w:eastAsia="Times New Roman"/>
-        </w:rPr>
-        <w:t>остовного</w:t>
-      </w:r>
-      <w:proofErr w:type="spellEnd"/>
-      <w:r>
-        <w:rPr>
-          <w:rFonts w:eastAsia="Times New Roman"/>
-        </w:rPr>
-        <w:t xml:space="preserve"> дерева, работу режимов автоматической и пошаговой визуализации, пользовательского интерфейса и обработки различных входных данных.</w:t>
+        <w:t>Типы тестов: проверка работы программы в целом, включая выполнение алгоритма Краскала, корректность построения минимального остовного дерева, работу режимов автоматической и пошаговой визуализации, пользовательского интерфейса и обработки различных входных данных.</w:t>
       </w:r>
     </w:p>
     <w:p>
@@ -7196,21 +7127,7 @@
         <w:rPr>
           <w:rFonts w:eastAsia="Times New Roman"/>
         </w:rPr>
-        <w:t xml:space="preserve">Результаты проверки корректности работы алгоритма </w:t>
-      </w:r>
-      <w:proofErr w:type="spellStart"/>
-      <w:r>
-        <w:rPr>
-          <w:rFonts w:eastAsia="Times New Roman"/>
-        </w:rPr>
-        <w:t>Краскала</w:t>
-      </w:r>
-      <w:proofErr w:type="spellEnd"/>
-      <w:r>
-        <w:rPr>
-          <w:rFonts w:eastAsia="Times New Roman"/>
-        </w:rPr>
-        <w:t>, визуализации его выполнения, работы с графами и пользовательским интерфейсом.</w:t>
+        <w:t>Результаты проверки корректности работы алгоритма Краскала, визуализации его выполнения, работы с графами и пользовательским интерфейсом.</w:t>
       </w:r>
     </w:p>
     <w:p>
@@ -7368,15 +7285,7 @@
         <w:ind w:left="0" w:firstLine="0"/>
       </w:pPr>
       <w:r>
-        <w:t xml:space="preserve">Выполнены подготовленные тестовые сценарии для проверки работы алгоритма </w:t>
-      </w:r>
-      <w:proofErr w:type="spellStart"/>
-      <w:r>
-        <w:t>Краскала</w:t>
-      </w:r>
-      <w:proofErr w:type="spellEnd"/>
-      <w:r>
-        <w:t>, визуализации, работы с графами и файлового ввода-вывода.</w:t>
+        <w:t>Выполнены подготовленные тестовые сценарии для проверки работы алгоритма Краскала, визуализации, работы с графами и файлового ввода-вывода.</w:t>
       </w:r>
     </w:p>
     <w:p>
@@ -7409,15 +7318,7 @@
       </w:pPr>
       <w:r>
         <w:lastRenderedPageBreak/>
-        <w:t xml:space="preserve">Подтверждена корректность построения минимального </w:t>
-      </w:r>
-      <w:proofErr w:type="spellStart"/>
-      <w:r>
-        <w:t>остовного</w:t>
-      </w:r>
-      <w:proofErr w:type="spellEnd"/>
-      <w:r>
-        <w:t xml:space="preserve"> дерева на различных тестовых графах.</w:t>
+        <w:t>Подтверждена корректность построения минимального остовного дерева на различных тестовых графах.</w:t>
       </w:r>
     </w:p>
     <w:p>
@@ -7467,15 +7368,7 @@
         <w:ind w:left="0" w:firstLine="0"/>
       </w:pPr>
       <w:r>
-        <w:t xml:space="preserve">Наборы графов различного размера для проверки корректности работы алгоритма </w:t>
-      </w:r>
-      <w:proofErr w:type="spellStart"/>
-      <w:r>
-        <w:t>Краскала</w:t>
-      </w:r>
-      <w:proofErr w:type="spellEnd"/>
-      <w:r>
-        <w:t>.</w:t>
+        <w:t>Наборы графов различного размера для проверки корректности работы алгоритма Краскала.</w:t>
       </w:r>
     </w:p>
     <w:p>
@@ -7580,15 +7473,7 @@
         <w:t xml:space="preserve">Модульное </w:t>
       </w:r>
       <w:r>
-        <w:t xml:space="preserve">тестирование: проверка отдельных компонентов программы (алгоритм </w:t>
-      </w:r>
-      <w:proofErr w:type="spellStart"/>
-      <w:r>
-        <w:t>Краскала</w:t>
-      </w:r>
-      <w:proofErr w:type="spellEnd"/>
-      <w:r>
-        <w:t>, DSU, работа с файлами, генерация графов)</w:t>
+        <w:t>тестирование: проверка отдельных компонентов программы (алгоритм Краскала, DSU, работа с файлами, генерация графов)</w:t>
       </w:r>
       <w:r>
         <w:t xml:space="preserve"> – </w:t>
@@ -7708,15 +7593,7 @@
         <w:t xml:space="preserve">Разработчик </w:t>
       </w:r>
       <w:r>
-        <w:t xml:space="preserve">алгоритмической части - Харитонов Вадим Сергеевич: отвечает за тестирование и проверку корректности реализации алгоритма </w:t>
-      </w:r>
-      <w:proofErr w:type="spellStart"/>
-      <w:r>
-        <w:t>Краскала</w:t>
-      </w:r>
-      <w:proofErr w:type="spellEnd"/>
-      <w:r>
-        <w:t>, структуры непересекающихся множеств (DSU), а также логики пошагового выполнения алгоритма.</w:t>
+        <w:t>алгоритмической части - Харитонов Вадим Сергеевич: отвечает за тестирование и проверку корректности реализации алгоритма Краскала, структуры непересекающихся множеств (DSU), а также логики пошагового выполнения алгоритма.</w:t>
       </w:r>
     </w:p>
     <w:p>
@@ -7859,35 +7736,7 @@
         <w:rPr>
           <w:rFonts w:eastAsia="Times New Roman"/>
         </w:rPr>
-        <w:t xml:space="preserve">подготовки первой версии (до 15 июля): тестирование генерации графов, загрузки графов из файла, запуска алгоритма </w:t>
-      </w:r>
-      <w:proofErr w:type="spellStart"/>
-      <w:r>
-        <w:rPr>
-          <w:rFonts w:eastAsia="Times New Roman"/>
-        </w:rPr>
-        <w:t>Краскала</w:t>
-      </w:r>
-      <w:proofErr w:type="spellEnd"/>
-      <w:r>
-        <w:rPr>
-          <w:rFonts w:eastAsia="Times New Roman"/>
-        </w:rPr>
-        <w:t xml:space="preserve"> и проверки правильности построения минимального </w:t>
-      </w:r>
-      <w:proofErr w:type="spellStart"/>
-      <w:r>
-        <w:rPr>
-          <w:rFonts w:eastAsia="Times New Roman"/>
-        </w:rPr>
-        <w:t>остовного</w:t>
-      </w:r>
-      <w:proofErr w:type="spellEnd"/>
-      <w:r>
-        <w:rPr>
-          <w:rFonts w:eastAsia="Times New Roman"/>
-        </w:rPr>
-        <w:t xml:space="preserve"> дерева.</w:t>
+        <w:t>подготовки первой версии (до 15 июля): тестирование генерации графов, загрузки графов из файла, запуска алгоритма Краскала и проверки правильности построения минимального остовного дерева.</w:t>
       </w:r>
     </w:p>
     <w:p>
@@ -7969,7 +7818,6 @@
           <w:color w:val="000000" w:themeColor="text1"/>
         </w:rPr>
       </w:pPr>
-      <w:proofErr w:type="gramStart"/>
       <w:r>
         <w:rPr>
           <w:bCs/>
@@ -7982,49 +7830,41 @@
           <w:bCs/>
           <w:color w:val="000000" w:themeColor="text1"/>
         </w:rPr>
-        <w:t>(</w:t>
-      </w:r>
-      <w:proofErr w:type="gramEnd"/>
-      <w:r>
+        <w:t>(обязательно наличие скриншотов)</w:t>
+      </w:r>
+    </w:p>
+    <w:p>
+      <w:pPr>
+        <w:pStyle w:val="a1"/>
         <w:rPr>
           <w:bCs/>
           <w:color w:val="000000" w:themeColor="text1"/>
         </w:rPr>
-        <w:t>обязательно наличие скриншотов)</w:t>
-      </w:r>
-    </w:p>
-    <w:p>
-      <w:pPr>
-        <w:pStyle w:val="a1"/>
+      </w:pPr>
+      <w:r>
         <w:rPr>
           <w:bCs/>
           <w:color w:val="000000" w:themeColor="text1"/>
         </w:rPr>
-      </w:pPr>
+        <w:t>2.3.3.</w:t>
+      </w:r>
       <w:r>
         <w:rPr>
           <w:bCs/>
           <w:color w:val="000000" w:themeColor="text1"/>
         </w:rPr>
-        <w:t>2.3.3.</w:t>
-      </w:r>
+        <w:t>3. Тестирование алгоритма</w:t>
+      </w:r>
+    </w:p>
+    <w:p>
+      <w:pPr>
+        <w:pStyle w:val="a1"/>
+      </w:pPr>
       <w:r>
         <w:rPr>
           <w:bCs/>
           <w:color w:val="000000" w:themeColor="text1"/>
         </w:rPr>
-        <w:t>3. Тестирование алгоритма</w:t>
-      </w:r>
-    </w:p>
-    <w:p>
-      <w:pPr>
-        <w:pStyle w:val="a1"/>
-      </w:pPr>
-      <w:r>
-        <w:rPr>
-          <w:bCs/>
-          <w:color w:val="000000" w:themeColor="text1"/>
-        </w:rPr>
         <w:lastRenderedPageBreak/>
         <w:t>…</w:t>
       </w:r>
@@ -8102,21 +7942,7 @@
         <w:rPr>
           <w:color w:val="EE0000"/>
         </w:rPr>
-        <w:t>&lt;</w:t>
-      </w:r>
-      <w:proofErr w:type="spellStart"/>
-      <w:r>
-        <w:rPr>
-          <w:color w:val="EE0000"/>
-        </w:rPr>
-        <w:t>ваша_оценка</w:t>
-      </w:r>
-      <w:proofErr w:type="spellEnd"/>
-      <w:r>
-        <w:rPr>
-          <w:color w:val="EE0000"/>
-        </w:rPr>
-        <w:t>&gt;.</w:t>
+        <w:t>&lt;ваша_оценка&gt;.</w:t>
       </w:r>
     </w:p>
     <w:p>
@@ -10644,6 +10470,7 @@
   <w:style w:type="character" w:default="1" w:styleId="a2">
     <w:name w:val="Default Paragraph Font"/>
     <w:uiPriority w:val="1"/>
+    <w:semiHidden/>
     <w:unhideWhenUsed/>
   </w:style>
   <w:style w:type="table" w:default="1" w:styleId="a3">

--- a/УЧПРАКТИКА_ГРУППА_ФАМИЛИЯ_ИНИЦИАЛЫ.docx
+++ b/УЧПРАКТИКА_ГРУППА_ФАМИЛИЯ_ИНИЦИАЛЫ.docx
@@ -3022,6 +3022,22 @@
     <w:p>
       <w:pPr>
         <w:pStyle w:val="a1"/>
+        <w:numPr>
+          <w:ilvl w:val="0"/>
+          <w:numId w:val="4"/>
+        </w:numPr>
+        <w:ind w:left="709" w:firstLine="0"/>
+      </w:pPr>
+      <w:r>
+        <w:t>Проведение тестирования разработанного приложения на всех этапах разработки (модульное, интеграционное и системное тестирование) с целью выявления и исправления ошибок, а также проверки соответствия программы требованиям спецификации</w:t>
+      </w:r>
+      <w:r>
+        <w:t>.</w:t>
+      </w:r>
+    </w:p>
+    <w:p>
+      <w:pPr>
+        <w:pStyle w:val="a1"/>
         <w:tabs>
           <w:tab w:val="left" w:pos="0"/>
         </w:tabs>
@@ -9523,14 +9539,7 @@
           <w:bCs/>
           <w:color w:val="000000" w:themeColor="text1"/>
         </w:rPr>
-        <w:t>() – возвращает текстовое описание шага</w:t>
-      </w:r>
-      <w:r>
-        <w:rPr>
-          <w:bCs/>
-          <w:color w:val="000000" w:themeColor="text1"/>
-        </w:rPr>
-        <w:t xml:space="preserve"> </w:t>
+        <w:t xml:space="preserve">() – возвращает текстовое описание шага </w:t>
       </w:r>
       <w:r>
         <w:rPr>
@@ -11676,7 +11685,23 @@
           <w:bCs/>
           <w:color w:val="000000" w:themeColor="text1"/>
         </w:rPr>
-        <w:t xml:space="preserve"> null, если на шаге нет подсвеченного ребра (</w:t>
+        <w:t xml:space="preserve"> </w:t>
+      </w:r>
+      <w:proofErr w:type="spellStart"/>
+      <w:r>
+        <w:rPr>
+          <w:bCs/>
+          <w:color w:val="000000" w:themeColor="text1"/>
+        </w:rPr>
+        <w:t>null</w:t>
+      </w:r>
+      <w:proofErr w:type="spellEnd"/>
+      <w:r>
+        <w:rPr>
+          <w:bCs/>
+          <w:color w:val="000000" w:themeColor="text1"/>
+        </w:rPr>
+        <w:t>, если на шаге нет подсвеченного ребра (</w:t>
       </w:r>
       <w:r>
         <w:rPr>
@@ -14107,14 +14132,7 @@
           <w:bCs/>
           <w:color w:val="000000" w:themeColor="text1"/>
         </w:rPr>
-        <w:t xml:space="preserve"> </w:t>
-      </w:r>
-      <w:r>
-        <w:rPr>
-          <w:bCs/>
-          <w:color w:val="000000" w:themeColor="text1"/>
-        </w:rPr>
-        <w:t xml:space="preserve">и MST). Получает объект </w:t>
+        <w:t xml:space="preserve"> и MST). Получает объект </w:t>
       </w:r>
       <w:proofErr w:type="spellStart"/>
       <w:r>
@@ -14293,7 +14311,6 @@
         <w:rPr>
           <w:bCs/>
           <w:color w:val="000000" w:themeColor="text1"/>
-          <w:lang w:val="en-US"/>
         </w:rPr>
         <w:t>.</w:t>
       </w:r>
@@ -14475,14 +14492,7 @@
           <w:bCs/>
           <w:color w:val="000000" w:themeColor="text1"/>
         </w:rPr>
-        <w:t>, указывающего, идёт ли воспроизведение (включая паузу)</w:t>
-      </w:r>
-      <w:r>
-        <w:rPr>
-          <w:bCs/>
-          <w:color w:val="000000" w:themeColor="text1"/>
-        </w:rPr>
-        <w:t>.</w:t>
+        <w:t>, указывающего, идёт ли воспроизведение (включая паузу).</w:t>
       </w:r>
     </w:p>
     <w:p>
@@ -14560,14 +14570,7 @@
           <w:bCs/>
           <w:color w:val="000000" w:themeColor="text1"/>
         </w:rPr>
-        <w:t>, указывающего, находится ли воспроизведение на паузе</w:t>
-      </w:r>
-      <w:r>
-        <w:rPr>
-          <w:bCs/>
-          <w:color w:val="000000" w:themeColor="text1"/>
-        </w:rPr>
-        <w:t>.</w:t>
+        <w:t>, указывающего, находится ли воспроизведение на паузе.</w:t>
       </w:r>
     </w:p>
     <w:p>
@@ -16780,10 +16783,7 @@
       </w:r>
       <w:proofErr w:type="spellEnd"/>
       <w:r>
-        <w:t xml:space="preserve"> и не могут быть изменены после создания объекта</w:t>
-      </w:r>
-      <w:r>
-        <w:t>.</w:t>
+        <w:t xml:space="preserve"> и не могут быть изменены после создания объекта.</w:t>
       </w:r>
     </w:p>
     <w:p>
@@ -17615,10 +17615,7 @@
       </w:r>
       <w:proofErr w:type="spellEnd"/>
       <w:r>
-        <w:t>() – возвращает неизменяемый список вершин</w:t>
-      </w:r>
-      <w:r>
-        <w:t>.</w:t>
+        <w:t>() – возвращает неизменяемый список вершин.</w:t>
       </w:r>
     </w:p>
     <w:p>
@@ -17640,10 +17637,7 @@
       </w:r>
       <w:proofErr w:type="spellEnd"/>
       <w:r>
-        <w:t>() – возвращает неизменяемый список рёбер</w:t>
-      </w:r>
-      <w:r>
-        <w:t>.</w:t>
+        <w:t>() – возвращает неизменяемый список рёбер.</w:t>
       </w:r>
     </w:p>
     <w:p>
@@ -17673,10 +17667,7 @@
       </w:r>
       <w:proofErr w:type="spellEnd"/>
       <w:r>
-        <w:t>() – возвращает количество вершин в графе</w:t>
-      </w:r>
-      <w:r>
-        <w:t>.</w:t>
+        <w:t>() – возвращает количество вершин в графе.</w:t>
       </w:r>
     </w:p>
     <w:p>
@@ -17706,10 +17697,7 @@
       </w:r>
       <w:proofErr w:type="spellEnd"/>
       <w:r>
-        <w:t>() – возвращает количество рёбер в графе</w:t>
-      </w:r>
-      <w:r>
-        <w:t>.</w:t>
+        <w:t>() – возвращает количество рёбер в графе.</w:t>
       </w:r>
     </w:p>
     <w:p>
@@ -17777,10 +17765,7 @@
       </w:r>
       <w:proofErr w:type="spellEnd"/>
       <w:r>
-        <w:t>() – полностью очищает граф, удаляя все вершины и рёбра</w:t>
-      </w:r>
-      <w:r>
-        <w:t>.</w:t>
+        <w:t>() – полностью очищает граф, удаляя все вершины и рёбра.</w:t>
       </w:r>
     </w:p>
     <w:p>
@@ -17880,10 +17865,7 @@
       </w:r>
       <w:proofErr w:type="spellEnd"/>
       <w:r>
-        <w:t>=M}", где N и M – количество вершин и рёбер соответственно</w:t>
-      </w:r>
-      <w:r>
-        <w:t>.</w:t>
+        <w:t>=M}", где N и M – количество вершин и рёбер соответственно.</w:t>
       </w:r>
     </w:p>
     <w:p>
@@ -17998,10 +17980,7 @@
       </w:r>
       <w:proofErr w:type="spellEnd"/>
       <w:r>
-        <w:t>() – возвращает идентификатор вершины</w:t>
-      </w:r>
-      <w:r>
-        <w:t>.</w:t>
+        <w:t>() – возвращает идентификатор вершины.</w:t>
       </w:r>
     </w:p>
     <w:p>
@@ -18032,10 +18011,7 @@
       </w:r>
       <w:proofErr w:type="spellEnd"/>
       <w:r>
-        <w:t>() – возвращает координату x вершины</w:t>
-      </w:r>
-      <w:r>
-        <w:t>.</w:t>
+        <w:t>() – возвращает координату x вершины.</w:t>
       </w:r>
     </w:p>
     <w:p>
@@ -18073,10 +18049,7 @@
       </w:r>
       <w:proofErr w:type="spellEnd"/>
       <w:r>
-        <w:t xml:space="preserve"> x) – устанавливает новое значение координаты x</w:t>
-      </w:r>
-      <w:r>
-        <w:t>.</w:t>
+        <w:t xml:space="preserve"> x) – устанавливает новое значение координаты x.</w:t>
       </w:r>
     </w:p>
     <w:p>
@@ -18106,10 +18079,7 @@
       </w:r>
       <w:proofErr w:type="spellEnd"/>
       <w:r>
-        <w:t>() – возвращает координату y вершины</w:t>
-      </w:r>
-      <w:r>
-        <w:t>.</w:t>
+        <w:t>() – возвращает координату y вершины.</w:t>
       </w:r>
     </w:p>
     <w:p>
@@ -18147,10 +18117,7 @@
       </w:r>
       <w:proofErr w:type="spellEnd"/>
       <w:r>
-        <w:t xml:space="preserve"> y) – устанавливает новое значение координаты y</w:t>
-      </w:r>
-      <w:r>
-        <w:t>.</w:t>
+        <w:t xml:space="preserve"> y) – устанавливает новое значение координаты y.</w:t>
       </w:r>
     </w:p>
     <w:p>
@@ -18206,10 +18173,7 @@
         <w:t xml:space="preserve"> equals. </w:t>
       </w:r>
       <w:r>
-        <w:t>Две вершины считаются равными, если их идентификаторы совпадают. Координаты при сравнении не учитываются</w:t>
-      </w:r>
-      <w:r>
-        <w:t>.</w:t>
+        <w:t>Две вершины считаются равными, если их идентификаторы совпадают. Координаты при сравнении не учитываются.</w:t>
       </w:r>
     </w:p>
     <w:p>
@@ -18929,10 +18893,7 @@
       </w:r>
       <w:proofErr w:type="spellEnd"/>
       <w:r>
-        <w:t>) – конструктор, принимающий текстовую область и сохраняющий ссылку на неё для последующего вывода сообщений</w:t>
-      </w:r>
-      <w:r>
-        <w:t>.</w:t>
+        <w:t>) – конструктор, принимающий текстовую область и сохраняющий ссылку на неё для последующего вывода сообщений.</w:t>
       </w:r>
     </w:p>
     <w:p>
@@ -18978,10 +18939,7 @@
       </w:r>
       <w:proofErr w:type="spellEnd"/>
       <w:r>
-        <w:t>) – добавляет произвольное текстовое сообщение в панель логов, завершая его символом новой строки</w:t>
-      </w:r>
-      <w:r>
-        <w:t>.</w:t>
+        <w:t>) – добавляет произвольное текстовое сообщение в панель логов, завершая его символом новой строки.</w:t>
       </w:r>
     </w:p>
     <w:p>
@@ -19019,9 +18977,6 @@
       </w:r>
       <w:proofErr w:type="spellEnd"/>
       <w:r>
-        <w:rPr>
-          <w:lang w:val="en-US"/>
-        </w:rPr>
         <w:t>.</w:t>
       </w:r>
     </w:p>
@@ -19368,10 +19323,7 @@
       </w:r>
       <w:proofErr w:type="spellEnd"/>
       <w:r>
-        <w:t>) – выводит сообщение об успешном сохранении графа с указанием имени файла</w:t>
-      </w:r>
-      <w:r>
-        <w:t>.</w:t>
+        <w:t>) – выводит сообщение об успешном сохранении графа с указанием имени файла.</w:t>
       </w:r>
     </w:p>
     <w:p>
@@ -19455,10 +19407,7 @@
       </w:r>
       <w:proofErr w:type="spellEnd"/>
       <w:r>
-        <w:t>) – выводит сообщение об ошибке с префиксом «Ошибка: ». Используется для информирования пользователя о некорректных действиях или исключительных ситуациях</w:t>
-      </w:r>
-      <w:r>
-        <w:t>.</w:t>
+        <w:t>) – выводит сообщение об ошибке с префиксом «Ошибка: ». Используется для информирования пользователя о некорректных действиях или исключительных ситуациях.</w:t>
       </w:r>
     </w:p>
     <w:p>
@@ -19488,10 +19437,7 @@
       </w:r>
       <w:proofErr w:type="spellEnd"/>
       <w:r>
-        <w:t>() – выводит сообщение о том, что рабочая область очищена</w:t>
-      </w:r>
-      <w:r>
-        <w:t>.</w:t>
+        <w:t>() – выводит сообщение о том, что рабочая область очищена.</w:t>
       </w:r>
     </w:p>
     <w:p>
@@ -20453,16 +20399,6 @@
           <w:color w:val="000000" w:themeColor="text1"/>
         </w:rPr>
       </w:pPr>
-    </w:p>
-    <w:p>
-      <w:pPr>
-        <w:pStyle w:val="a1"/>
-        <w:ind w:firstLine="0"/>
-        <w:rPr>
-          <w:bCs/>
-          <w:color w:val="000000" w:themeColor="text1"/>
-        </w:rPr>
-      </w:pPr>
       <w:r>
         <w:rPr>
           <w:bCs/>
@@ -20500,7 +20436,6 @@
         <w:ind w:left="0" w:firstLine="0"/>
       </w:pPr>
       <w:r>
-        <w:lastRenderedPageBreak/>
         <w:t>Анализ граничных значений – используется для проверки минимального и максимального количества вершин графа, допустимых значений весов ребер и других ограничений ввода.</w:t>
       </w:r>
     </w:p>
@@ -20517,6 +20452,7 @@
         <w:ind w:left="0" w:firstLine="0"/>
       </w:pPr>
       <w:r>
+        <w:lastRenderedPageBreak/>
         <w:t>Тестирование переходов состояний – применяется для проверки корректности изменений состояния программы при переходе между режимами работы (создание графа, запуск алгоритма, пошаговое выполнение, очистка рабочей области).</w:t>
       </w:r>
     </w:p>
@@ -20771,7 +20707,6 @@
         <w:ind w:firstLine="0"/>
       </w:pPr>
       <w:r>
-        <w:lastRenderedPageBreak/>
         <w:t>Оценки тестовых активностей:</w:t>
       </w:r>
     </w:p>
@@ -20792,6 +20727,7 @@
         </w:rPr>
       </w:pPr>
       <w:r>
+        <w:lastRenderedPageBreak/>
         <w:t xml:space="preserve">Модульное </w:t>
       </w:r>
       <w:r>
@@ -21267,16 +21203,202 @@
         <w:pStyle w:val="a1"/>
       </w:pPr>
       <w:r>
-        <w:t>В данной главе опишите технологии, которые использовались вами при выполнении задач в рамках практики.</w:t>
-      </w:r>
-    </w:p>
-    <w:p>
-      <w:pPr>
-        <w:pStyle w:val="a1"/>
-      </w:pPr>
-      <w:r>
-        <w:t>Это могут быть языки программирования, списки конкретных библиотек / ПО и целей / мест их применения.</w:t>
-      </w:r>
+        <w:t>При выполнении задач в рамках практики были использованы следующие технологии:</w:t>
+      </w:r>
+    </w:p>
+    <w:p>
+      <w:pPr>
+        <w:pStyle w:val="a1"/>
+        <w:numPr>
+          <w:ilvl w:val="0"/>
+          <w:numId w:val="15"/>
+        </w:numPr>
+        <w:tabs>
+          <w:tab w:val="clear" w:pos="720"/>
+        </w:tabs>
+        <w:ind w:left="709" w:hanging="11"/>
+      </w:pPr>
+      <w:r>
+        <w:t xml:space="preserve">Комплект разработчика </w:t>
+      </w:r>
+      <w:proofErr w:type="spellStart"/>
+      <w:r>
+        <w:t>Javа</w:t>
+      </w:r>
+      <w:proofErr w:type="spellEnd"/>
+      <w:r>
+        <w:t xml:space="preserve"> JDK 21.0.11. Использовался для обеспечения компиляции исходного кода (</w:t>
+      </w:r>
+      <w:proofErr w:type="spellStart"/>
+      <w:r>
+        <w:t>javac</w:t>
+      </w:r>
+      <w:proofErr w:type="spellEnd"/>
+      <w:r>
+        <w:t>), выполнения программ (JVM) и предоставления стандартных библиотек классов. </w:t>
+      </w:r>
+    </w:p>
+    <w:p>
+      <w:pPr>
+        <w:pStyle w:val="a1"/>
+        <w:numPr>
+          <w:ilvl w:val="0"/>
+          <w:numId w:val="15"/>
+        </w:numPr>
+        <w:tabs>
+          <w:tab w:val="clear" w:pos="720"/>
+          <w:tab w:val="left" w:pos="709"/>
+        </w:tabs>
+        <w:ind w:left="709" w:hanging="11"/>
+      </w:pPr>
+      <w:r>
+        <w:t xml:space="preserve">Среда разработки </w:t>
+      </w:r>
+      <w:proofErr w:type="spellStart"/>
+      <w:r>
+        <w:t>IntelliJ</w:t>
+      </w:r>
+      <w:proofErr w:type="spellEnd"/>
+      <w:r>
+        <w:t xml:space="preserve"> IDEA 2026.1.4. Использовалась для написания, отладки и тестирования кода. </w:t>
+      </w:r>
+    </w:p>
+    <w:p>
+      <w:pPr>
+        <w:pStyle w:val="a1"/>
+        <w:numPr>
+          <w:ilvl w:val="0"/>
+          <w:numId w:val="15"/>
+        </w:numPr>
+        <w:tabs>
+          <w:tab w:val="clear" w:pos="720"/>
+          <w:tab w:val="left" w:pos="709"/>
+        </w:tabs>
+        <w:ind w:left="709" w:hanging="11"/>
+      </w:pPr>
+      <w:r>
+        <w:t xml:space="preserve">Платформа для разработки клиентских приложений </w:t>
+      </w:r>
+      <w:proofErr w:type="spellStart"/>
+      <w:r>
+        <w:t>JavaFX</w:t>
+      </w:r>
+      <w:proofErr w:type="spellEnd"/>
+      <w:r>
+        <w:t xml:space="preserve"> 21.01.11 SDK. Использовалась для создания графического пользовательского интерфейса.</w:t>
+      </w:r>
+    </w:p>
+    <w:p>
+      <w:pPr>
+        <w:pStyle w:val="a1"/>
+        <w:numPr>
+          <w:ilvl w:val="0"/>
+          <w:numId w:val="15"/>
+        </w:numPr>
+        <w:tabs>
+          <w:tab w:val="clear" w:pos="720"/>
+          <w:tab w:val="left" w:pos="709"/>
+        </w:tabs>
+        <w:ind w:left="709" w:hanging="11"/>
+      </w:pPr>
+      <w:r>
+        <w:t xml:space="preserve">Инструмент для автоматической сборки проектов </w:t>
+      </w:r>
+      <w:proofErr w:type="spellStart"/>
+      <w:r>
+        <w:t>Maven</w:t>
+      </w:r>
+      <w:proofErr w:type="spellEnd"/>
+      <w:r>
+        <w:t>. Использовался для управления сборкой проекта.</w:t>
+      </w:r>
+    </w:p>
+    <w:p>
+      <w:pPr>
+        <w:pStyle w:val="a1"/>
+        <w:numPr>
+          <w:ilvl w:val="0"/>
+          <w:numId w:val="15"/>
+        </w:numPr>
+        <w:tabs>
+          <w:tab w:val="clear" w:pos="720"/>
+          <w:tab w:val="left" w:pos="709"/>
+        </w:tabs>
+        <w:ind w:left="709" w:hanging="11"/>
+      </w:pPr>
+      <w:r>
+        <w:t xml:space="preserve">Инструмент для проектирования пользовательских интерфейсов (UI) в приложениях на </w:t>
+      </w:r>
+      <w:proofErr w:type="spellStart"/>
+      <w:r>
+        <w:t>JavaFX</w:t>
+      </w:r>
+      <w:proofErr w:type="spellEnd"/>
+      <w:r>
+        <w:t xml:space="preserve"> </w:t>
+      </w:r>
+      <w:proofErr w:type="spellStart"/>
+      <w:r>
+        <w:t>Scene</w:t>
+      </w:r>
+      <w:proofErr w:type="spellEnd"/>
+      <w:r>
+        <w:t xml:space="preserve"> </w:t>
+      </w:r>
+      <w:proofErr w:type="spellStart"/>
+      <w:r>
+        <w:t>Builder</w:t>
+      </w:r>
+      <w:proofErr w:type="spellEnd"/>
+      <w:r>
+        <w:t>. Использовался для визуального проектирования и компоновки элементов пользовательского интерфейса, создания FXML-файлов разметки.</w:t>
+      </w:r>
+    </w:p>
+    <w:p>
+      <w:pPr>
+        <w:pStyle w:val="a1"/>
+        <w:numPr>
+          <w:ilvl w:val="0"/>
+          <w:numId w:val="15"/>
+        </w:numPr>
+        <w:tabs>
+          <w:tab w:val="clear" w:pos="720"/>
+          <w:tab w:val="left" w:pos="709"/>
+        </w:tabs>
+        <w:ind w:left="709" w:hanging="11"/>
+      </w:pPr>
+      <w:r>
+        <w:t xml:space="preserve">Система контроля версий </w:t>
+      </w:r>
+      <w:proofErr w:type="spellStart"/>
+      <w:r>
+        <w:t>Git</w:t>
+      </w:r>
+      <w:proofErr w:type="spellEnd"/>
+      <w:r>
+        <w:t xml:space="preserve"> и платформа для хостинга репозиториев </w:t>
+      </w:r>
+      <w:proofErr w:type="spellStart"/>
+      <w:r>
+        <w:t>GitHub</w:t>
+      </w:r>
+      <w:proofErr w:type="spellEnd"/>
+      <w:r>
+        <w:t>. Использовались для совместной разработки проекта, отслеживания изменений, управления версиями кода и организации командной работы через удалённый репозиторий.</w:t>
+      </w:r>
+    </w:p>
+    <w:p>
+      <w:pPr>
+        <w:pStyle w:val="a1"/>
+        <w:numPr>
+          <w:ilvl w:val="0"/>
+          <w:numId w:val="15"/>
+        </w:numPr>
+        <w:tabs>
+          <w:tab w:val="clear" w:pos="720"/>
+          <w:tab w:val="left" w:pos="709"/>
+        </w:tabs>
+      </w:pPr>
       <w:r>
         <w:br w:type="page"/>
       </w:r>
@@ -21322,24 +21444,6 @@
           <w:color w:val="EE0000"/>
         </w:rPr>
         <w:t>&gt;.</w:t>
-      </w:r>
-    </w:p>
-    <w:p>
-      <w:pPr>
-        <w:pStyle w:val="a1"/>
-        <w:ind w:firstLine="0"/>
-        <w:rPr>
-          <w:color w:val="EE0000"/>
-        </w:rPr>
-      </w:pPr>
-      <w:r>
-        <w:tab/>
-      </w:r>
-      <w:r>
-        <w:rPr>
-          <w:color w:val="EE0000"/>
-        </w:rPr>
-        <w:t>Для прохождения автоматической проверки для скана необходима подпись и ссылка в тексте, т.к. он считается рисунком.</w:t>
       </w:r>
     </w:p>
     <w:p>
@@ -21452,7 +21556,139 @@
         <w:pStyle w:val="a1"/>
       </w:pPr>
       <w:r>
-        <w:t>Заключение содержит краткое описание результатов по каждой задаче, обозначенной в разделе «Постановка задачи», результаты работы в целом, согласно обозначенной цели и пр.</w:t>
+        <w:t xml:space="preserve">В ходе выполнения </w:t>
+      </w:r>
+      <w:r>
+        <w:t xml:space="preserve">учебной практики была успешно решена поставленная задача разработки визуализатора алгоритма </w:t>
+      </w:r>
+      <w:proofErr w:type="spellStart"/>
+      <w:r>
+        <w:t>Краскала</w:t>
+      </w:r>
+      <w:proofErr w:type="spellEnd"/>
+      <w:r>
+        <w:t xml:space="preserve"> на языке Java с графическим интерфейсом на базе </w:t>
+      </w:r>
+      <w:proofErr w:type="spellStart"/>
+      <w:r>
+        <w:t>JavaFX</w:t>
+      </w:r>
+      <w:proofErr w:type="spellEnd"/>
+      <w:r>
+        <w:t>. Все задачи, сформулированные в разделе «Постановка задачи», выполнены в полном объёме.</w:t>
+      </w:r>
+    </w:p>
+    <w:p>
+      <w:pPr>
+        <w:pStyle w:val="a1"/>
+      </w:pPr>
+      <w:r>
+        <w:t xml:space="preserve">Изучение языка Java проводилось по курсу «Java. Базовый курс» на платформе </w:t>
+      </w:r>
+      <w:proofErr w:type="spellStart"/>
+      <w:r>
+        <w:t>Stepik</w:t>
+      </w:r>
+      <w:proofErr w:type="spellEnd"/>
+      <w:r>
+        <w:t xml:space="preserve">, что позволило освоить синтаксис языка, </w:t>
+      </w:r>
+      <w:r>
+        <w:t>основы объектно-ориентированного программирования</w:t>
+      </w:r>
+      <w:r>
+        <w:t>, обработку исключений, работу с коллекциями и файловой системой</w:t>
+      </w:r>
+      <w:r>
+        <w:t xml:space="preserve">. </w:t>
+      </w:r>
+      <w:r>
+        <w:t>Полученные знания были применены при создании приложения.</w:t>
+      </w:r>
+    </w:p>
+    <w:p>
+      <w:pPr>
+        <w:pStyle w:val="a1"/>
+      </w:pPr>
+      <w:r>
+        <w:t xml:space="preserve">Разработанное приложение представляет собой полнофункциональный визуализатор алгоритма </w:t>
+      </w:r>
+      <w:proofErr w:type="spellStart"/>
+      <w:r>
+        <w:t>Краскала</w:t>
+      </w:r>
+      <w:proofErr w:type="spellEnd"/>
+      <w:r>
+        <w:t xml:space="preserve">. Реализованы все заявленные функции: создание и редактирование графа (добавление, удаление вершин и рёбер, изменение весов, перемещение вершин), загрузка и сохранение графа в текстовый файл с поддержкой двух форматов (с координатами вершин и без них), генерация случайного связного взвешенного графа, пошаговое и автоматическое выполнение алгоритма с настраиваемой скоростью, визуальная подсветка обрабатываемых рёбер, отображение промежуточных состояний на двух холстах (исходный граф и строящееся минимальное </w:t>
+      </w:r>
+      <w:proofErr w:type="spellStart"/>
+      <w:r>
+        <w:t>остовное</w:t>
+      </w:r>
+      <w:proofErr w:type="spellEnd"/>
+      <w:r>
+        <w:t xml:space="preserve"> дерево), текстовое логирование каждого шага, полная очистка рабочей области, а также вывод справочной информации об алгоритме и работе с программой. Все требования спецификации выполнены, в том числе уточнённые требования, выявленные после сдачи прототипа и промежуточных версий.</w:t>
+      </w:r>
+    </w:p>
+    <w:p>
+      <w:pPr>
+        <w:pStyle w:val="a1"/>
+      </w:pPr>
+      <w:r>
+        <w:t xml:space="preserve">Разработка велась итеративно в строгом соответствии с календарным планом практики: были созданы прототип, первая, вторая и финальная версии приложения. Каждый этап завершался тестированием и, при необходимости, корректировкой требований, что позволило своевременно выявлять и устранять недостатки. Тестирование охватило модульное, </w:t>
+      </w:r>
+      <w:r>
+        <w:lastRenderedPageBreak/>
+        <w:t xml:space="preserve">интеграционное и системное тестирование, в результате которого корректность работы алгоритма, визуализации и пользовательского интерфейса была подтверждена на различных тестовых </w:t>
+      </w:r>
+      <w:r>
+        <w:t>данных</w:t>
+      </w:r>
+      <w:r>
+        <w:t>.</w:t>
+      </w:r>
+    </w:p>
+    <w:p>
+      <w:pPr>
+        <w:pStyle w:val="a1"/>
+      </w:pPr>
+      <w:r>
+        <w:t xml:space="preserve">Командная работа велась с использованием системы контроля версий </w:t>
+      </w:r>
+      <w:proofErr w:type="spellStart"/>
+      <w:r>
+        <w:t>Git</w:t>
+      </w:r>
+      <w:proofErr w:type="spellEnd"/>
+      <w:r>
+        <w:t xml:space="preserve"> и платформы </w:t>
+      </w:r>
+      <w:proofErr w:type="spellStart"/>
+      <w:r>
+        <w:t>GitHub</w:t>
+      </w:r>
+      <w:proofErr w:type="spellEnd"/>
+      <w:r>
+        <w:t>, что обеспечило надёжное хранение кода, отслеживание изменений и синхронизацию работы всех членов бригады. Распределение ролей между участниками позволило эффективно реализовать все модули приложения.</w:t>
+      </w:r>
+    </w:p>
+    <w:p>
+      <w:pPr>
+        <w:pStyle w:val="a1"/>
+      </w:pPr>
+      <w:r>
+        <w:t xml:space="preserve">Итогом практики стал готовый программный продукт, полностью соответствующий исходному заданию, а также подготовленный отчёт и защита приложения. Таким образом, цель практики – разработка интерактивного инструмента для наглядной демонстрации алгоритма </w:t>
+      </w:r>
+      <w:proofErr w:type="spellStart"/>
+      <w:r>
+        <w:t>Краскала</w:t>
+      </w:r>
+      <w:proofErr w:type="spellEnd"/>
+      <w:r>
+        <w:t xml:space="preserve"> </w:t>
+      </w:r>
+      <w:r>
+        <w:t>– достигнута.</w:t>
       </w:r>
     </w:p>
     <w:p>
@@ -21525,20 +21761,128 @@
         <w:t>https://stepik.org/course/Java-Базовый-курс-187/syllabus</w:t>
       </w:r>
       <w:r>
-        <w:t xml:space="preserve"> (дата обращения: 06.07.2026).</w:t>
-      </w:r>
-    </w:p>
-    <w:p>
-      <w:pPr>
-        <w:pStyle w:val="a1"/>
-        <w:ind w:firstLine="0"/>
-      </w:pPr>
-      <w:r>
-        <w:t>2.</w:t>
-      </w:r>
-      <w:r>
-        <w:tab/>
-      </w:r>
+        <w:t xml:space="preserve"> (дата обращения: 06.07.2026)</w:t>
+      </w:r>
+      <w:r>
+        <w:t>.</w:t>
+      </w:r>
+    </w:p>
+    <w:p>
+      <w:pPr>
+        <w:pStyle w:val="a1"/>
+        <w:numPr>
+          <w:ilvl w:val="0"/>
+          <w:numId w:val="5"/>
+        </w:numPr>
+      </w:pPr>
+      <w:proofErr w:type="spellStart"/>
+      <w:r>
+        <w:t>JavaFX</w:t>
+      </w:r>
+      <w:proofErr w:type="spellEnd"/>
+      <w:r>
+        <w:t xml:space="preserve"> API </w:t>
+      </w:r>
+      <w:proofErr w:type="spellStart"/>
+      <w:r>
+        <w:t>Documentation</w:t>
+      </w:r>
+      <w:proofErr w:type="spellEnd"/>
+      <w:r>
+        <w:t xml:space="preserve"> [Электронный ресурс]. URL: </w:t>
+      </w:r>
+      <w:hyperlink r:id="rId11" w:tgtFrame="_blank" w:history="1">
+        <w:r>
+          <w:rPr>
+            <w:rStyle w:val="ad"/>
+          </w:rPr>
+          <w:t>https://openjfx.io/javadoc/21/</w:t>
+        </w:r>
+      </w:hyperlink>
+      <w:r>
+        <w:t> (дата обращения: 08.07.2026).</w:t>
+      </w:r>
+    </w:p>
+    <w:p>
+      <w:pPr>
+        <w:pStyle w:val="a1"/>
+        <w:numPr>
+          <w:ilvl w:val="0"/>
+          <w:numId w:val="5"/>
+        </w:numPr>
+      </w:pPr>
+      <w:r>
+        <w:rPr>
+          <w:lang w:val="en-US"/>
+        </w:rPr>
+        <w:t>Java Platform, Standard Edition API Specification [</w:t>
+      </w:r>
+      <w:r>
+        <w:t>Электронный</w:t>
+      </w:r>
+      <w:r>
+        <w:rPr>
+          <w:lang w:val="en-US"/>
+        </w:rPr>
+        <w:t xml:space="preserve"> </w:t>
+      </w:r>
+      <w:r>
+        <w:t>ресурс</w:t>
+      </w:r>
+      <w:r>
+        <w:rPr>
+          <w:lang w:val="en-US"/>
+        </w:rPr>
+        <w:t xml:space="preserve">]. </w:t>
+      </w:r>
+      <w:r>
+        <w:t xml:space="preserve">URL: </w:t>
+      </w:r>
+      <w:hyperlink r:id="rId12" w:history="1">
+        <w:r>
+          <w:rPr>
+            <w:rStyle w:val="ad"/>
+          </w:rPr>
+          <w:t>https://docs.oracle.com/en/java/javase/21/docs/api/index.html</w:t>
+        </w:r>
+      </w:hyperlink>
+      <w:r>
+        <w:t> (дата обращения: 08.07.2026).</w:t>
+      </w:r>
+    </w:p>
+    <w:p>
+      <w:pPr>
+        <w:pStyle w:val="a1"/>
+        <w:numPr>
+          <w:ilvl w:val="0"/>
+          <w:numId w:val="5"/>
+        </w:numPr>
+      </w:pPr>
+      <w:proofErr w:type="spellStart"/>
+      <w:r>
+        <w:t>Шилдт</w:t>
+      </w:r>
+      <w:proofErr w:type="spellEnd"/>
+      <w:r>
+        <w:t xml:space="preserve"> Г. Java. Руководство для начинающих : пер. с англ. / Г. </w:t>
+      </w:r>
+      <w:proofErr w:type="spellStart"/>
+      <w:r>
+        <w:t>Шилдт</w:t>
+      </w:r>
+      <w:proofErr w:type="spellEnd"/>
+      <w:r>
+        <w:t>. – 7-е изд. – М. : Вильямс, 2018. – 720 с.</w:t>
+      </w:r>
+    </w:p>
+    <w:p>
+      <w:pPr>
+        <w:pStyle w:val="a1"/>
+        <w:numPr>
+          <w:ilvl w:val="0"/>
+          <w:numId w:val="5"/>
+        </w:numPr>
+      </w:pPr>
       <w:r>
         <w:br w:type="page"/>
       </w:r>
@@ -21582,9 +21926,9 @@
       </w:pPr>
     </w:p>
     <w:sectPr>
-      <w:footerReference w:type="even" r:id="rId11"/>
-      <w:footerReference w:type="default" r:id="rId12"/>
-      <w:footerReference w:type="first" r:id="rId13"/>
+      <w:footerReference w:type="even" r:id="rId13"/>
+      <w:footerReference w:type="default" r:id="rId14"/>
+      <w:footerReference w:type="first" r:id="rId15"/>
       <w:pgSz w:w="11906" w:h="16838"/>
       <w:pgMar w:top="1134" w:right="850" w:bottom="1134" w:left="1701" w:header="0" w:footer="708" w:gutter="0"/>
       <w:cols w:space="720"/>
@@ -22215,6 +22559,119 @@
     </w:lvl>
   </w:abstractNum>
   <w:abstractNum w:abstractNumId="4" w15:restartNumberingAfterBreak="0">
+    <w:nsid w:val="039C28EA"/>
+    <w:multiLevelType w:val="multilevel"/>
+    <w:tmpl w:val="C806206A"/>
+    <w:lvl w:ilvl="0">
+      <w:start w:val="1"/>
+      <w:numFmt w:val="decimal"/>
+      <w:lvlText w:val="%1."/>
+      <w:lvlJc w:val="left"/>
+      <w:pPr>
+        <w:tabs>
+          <w:tab w:val="num" w:pos="720"/>
+        </w:tabs>
+        <w:ind w:left="720" w:hanging="360"/>
+      </w:pPr>
+    </w:lvl>
+    <w:lvl w:ilvl="1" w:tentative="1">
+      <w:start w:val="1"/>
+      <w:numFmt w:val="decimal"/>
+      <w:lvlText w:val="%2."/>
+      <w:lvlJc w:val="left"/>
+      <w:pPr>
+        <w:tabs>
+          <w:tab w:val="num" w:pos="1440"/>
+        </w:tabs>
+        <w:ind w:left="1440" w:hanging="360"/>
+      </w:pPr>
+    </w:lvl>
+    <w:lvl w:ilvl="2" w:tentative="1">
+      <w:start w:val="1"/>
+      <w:numFmt w:val="decimal"/>
+      <w:lvlText w:val="%3."/>
+      <w:lvlJc w:val="left"/>
+      <w:pPr>
+        <w:tabs>
+          <w:tab w:val="num" w:pos="2160"/>
+        </w:tabs>
+        <w:ind w:left="2160" w:hanging="360"/>
+      </w:pPr>
+    </w:lvl>
+    <w:lvl w:ilvl="3" w:tentative="1">
+      <w:start w:val="1"/>
+      <w:numFmt w:val="decimal"/>
+      <w:lvlText w:val="%4."/>
+      <w:lvlJc w:val="left"/>
+      <w:pPr>
+        <w:tabs>
+          <w:tab w:val="num" w:pos="2880"/>
+        </w:tabs>
+        <w:ind w:left="2880" w:hanging="360"/>
+      </w:pPr>
+    </w:lvl>
+    <w:lvl w:ilvl="4" w:tentative="1">
+      <w:start w:val="1"/>
+      <w:numFmt w:val="decimal"/>
+      <w:lvlText w:val="%5."/>
+      <w:lvlJc w:val="left"/>
+      <w:pPr>
+        <w:tabs>
+          <w:tab w:val="num" w:pos="3600"/>
+        </w:tabs>
+        <w:ind w:left="3600" w:hanging="360"/>
+      </w:pPr>
+    </w:lvl>
+    <w:lvl w:ilvl="5" w:tentative="1">
+      <w:start w:val="1"/>
+      <w:numFmt w:val="decimal"/>
+      <w:lvlText w:val="%6."/>
+      <w:lvlJc w:val="left"/>
+      <w:pPr>
+        <w:tabs>
+          <w:tab w:val="num" w:pos="4320"/>
+        </w:tabs>
+        <w:ind w:left="4320" w:hanging="360"/>
+      </w:pPr>
+    </w:lvl>
+    <w:lvl w:ilvl="6" w:tentative="1">
+      <w:start w:val="1"/>
+      <w:numFmt w:val="decimal"/>
+      <w:lvlText w:val="%7."/>
+      <w:lvlJc w:val="left"/>
+      <w:pPr>
+        <w:tabs>
+          <w:tab w:val="num" w:pos="5040"/>
+        </w:tabs>
+        <w:ind w:left="5040" w:hanging="360"/>
+      </w:pPr>
+    </w:lvl>
+    <w:lvl w:ilvl="7" w:tentative="1">
+      <w:start w:val="1"/>
+      <w:numFmt w:val="decimal"/>
+      <w:lvlText w:val="%8."/>
+      <w:lvlJc w:val="left"/>
+      <w:pPr>
+        <w:tabs>
+          <w:tab w:val="num" w:pos="5760"/>
+        </w:tabs>
+        <w:ind w:left="5760" w:hanging="360"/>
+      </w:pPr>
+    </w:lvl>
+    <w:lvl w:ilvl="8" w:tentative="1">
+      <w:start w:val="1"/>
+      <w:numFmt w:val="decimal"/>
+      <w:lvlText w:val="%9."/>
+      <w:lvlJc w:val="left"/>
+      <w:pPr>
+        <w:tabs>
+          <w:tab w:val="num" w:pos="6480"/>
+        </w:tabs>
+        <w:ind w:left="6480" w:hanging="360"/>
+      </w:pPr>
+    </w:lvl>
+  </w:abstractNum>
+  <w:abstractNum w:abstractNumId="5" w15:restartNumberingAfterBreak="0">
     <w:nsid w:val="077F36CD"/>
     <w:multiLevelType w:val="hybridMultilevel"/>
     <w:tmpl w:val="3022FC84"/>
@@ -22327,7 +22784,7 @@
       </w:rPr>
     </w:lvl>
   </w:abstractNum>
-  <w:abstractNum w:abstractNumId="5" w15:restartNumberingAfterBreak="0">
+  <w:abstractNum w:abstractNumId="6" w15:restartNumberingAfterBreak="0">
     <w:nsid w:val="0B9040FB"/>
     <w:multiLevelType w:val="hybridMultilevel"/>
     <w:tmpl w:val="272888FA"/>
@@ -22440,7 +22897,7 @@
       </w:rPr>
     </w:lvl>
   </w:abstractNum>
-  <w:abstractNum w:abstractNumId="6" w15:restartNumberingAfterBreak="0">
+  <w:abstractNum w:abstractNumId="7" w15:restartNumberingAfterBreak="0">
     <w:nsid w:val="0C6C3CF4"/>
     <w:multiLevelType w:val="hybridMultilevel"/>
     <w:tmpl w:val="5DA2AA34"/>
@@ -22553,7 +23010,7 @@
       </w:rPr>
     </w:lvl>
   </w:abstractNum>
-  <w:abstractNum w:abstractNumId="7" w15:restartNumberingAfterBreak="0">
+  <w:abstractNum w:abstractNumId="8" w15:restartNumberingAfterBreak="0">
     <w:nsid w:val="1DD940B7"/>
     <w:multiLevelType w:val="hybridMultilevel"/>
     <w:tmpl w:val="F95CF4F4"/>
@@ -22666,7 +23123,7 @@
       </w:rPr>
     </w:lvl>
   </w:abstractNum>
-  <w:abstractNum w:abstractNumId="8" w15:restartNumberingAfterBreak="0">
+  <w:abstractNum w:abstractNumId="9" w15:restartNumberingAfterBreak="0">
     <w:nsid w:val="1E7F26D0"/>
     <w:multiLevelType w:val="multilevel"/>
     <w:tmpl w:val="7E921FD8"/>
@@ -22752,7 +23209,7 @@
       </w:pPr>
     </w:lvl>
   </w:abstractNum>
-  <w:abstractNum w:abstractNumId="9" w15:restartNumberingAfterBreak="0">
+  <w:abstractNum w:abstractNumId="10" w15:restartNumberingAfterBreak="0">
     <w:nsid w:val="2A7B5880"/>
     <w:multiLevelType w:val="hybridMultilevel"/>
     <w:tmpl w:val="C85E411E"/>
@@ -22865,7 +23322,7 @@
       </w:rPr>
     </w:lvl>
   </w:abstractNum>
-  <w:abstractNum w:abstractNumId="10" w15:restartNumberingAfterBreak="0">
+  <w:abstractNum w:abstractNumId="11" w15:restartNumberingAfterBreak="0">
     <w:nsid w:val="36FD3618"/>
     <w:multiLevelType w:val="hybridMultilevel"/>
     <w:tmpl w:val="C9CC4632"/>
@@ -22951,7 +23408,7 @@
       </w:pPr>
     </w:lvl>
   </w:abstractNum>
-  <w:abstractNum w:abstractNumId="11" w15:restartNumberingAfterBreak="0">
+  <w:abstractNum w:abstractNumId="12" w15:restartNumberingAfterBreak="0">
     <w:nsid w:val="43C2287E"/>
     <w:multiLevelType w:val="hybridMultilevel"/>
     <w:tmpl w:val="3976C408"/>
@@ -23064,7 +23521,7 @@
       </w:rPr>
     </w:lvl>
   </w:abstractNum>
-  <w:abstractNum w:abstractNumId="12" w15:restartNumberingAfterBreak="0">
+  <w:abstractNum w:abstractNumId="13" w15:restartNumberingAfterBreak="0">
     <w:nsid w:val="59ADCABA"/>
     <w:multiLevelType w:val="multilevel"/>
     <w:tmpl w:val="59ADCABA"/>
@@ -23205,7 +23662,7 @@
       </w:rPr>
     </w:lvl>
   </w:abstractNum>
-  <w:abstractNum w:abstractNumId="13" w15:restartNumberingAfterBreak="0">
+  <w:abstractNum w:abstractNumId="14" w15:restartNumberingAfterBreak="0">
     <w:nsid w:val="5E3D170D"/>
     <w:multiLevelType w:val="hybridMultilevel"/>
     <w:tmpl w:val="1CBA5A66"/>
@@ -23325,7 +23782,7 @@
     <w:abstractNumId w:val="2"/>
   </w:num>
   <w:num w:numId="3" w16cid:durableId="1622758413">
-    <w:abstractNumId w:val="12"/>
+    <w:abstractNumId w:val="13"/>
   </w:num>
   <w:num w:numId="4" w16cid:durableId="1840003000">
     <w:abstractNumId w:val="1"/>
@@ -23334,31 +23791,34 @@
     <w:abstractNumId w:val="0"/>
   </w:num>
   <w:num w:numId="6" w16cid:durableId="1416055505">
+    <w:abstractNumId w:val="6"/>
+  </w:num>
+  <w:num w:numId="7" w16cid:durableId="1188714295">
+    <w:abstractNumId w:val="8"/>
+  </w:num>
+  <w:num w:numId="8" w16cid:durableId="213275612">
+    <w:abstractNumId w:val="14"/>
+  </w:num>
+  <w:num w:numId="9" w16cid:durableId="1820876559">
+    <w:abstractNumId w:val="7"/>
+  </w:num>
+  <w:num w:numId="10" w16cid:durableId="1200510622">
+    <w:abstractNumId w:val="12"/>
+  </w:num>
+  <w:num w:numId="11" w16cid:durableId="1587037937">
+    <w:abstractNumId w:val="9"/>
+  </w:num>
+  <w:num w:numId="12" w16cid:durableId="1302810589">
     <w:abstractNumId w:val="5"/>
   </w:num>
-  <w:num w:numId="7" w16cid:durableId="1188714295">
-    <w:abstractNumId w:val="7"/>
-  </w:num>
-  <w:num w:numId="8" w16cid:durableId="213275612">
-    <w:abstractNumId w:val="13"/>
-  </w:num>
-  <w:num w:numId="9" w16cid:durableId="1820876559">
-    <w:abstractNumId w:val="6"/>
-  </w:num>
-  <w:num w:numId="10" w16cid:durableId="1200510622">
+  <w:num w:numId="13" w16cid:durableId="785389160">
     <w:abstractNumId w:val="11"/>
   </w:num>
-  <w:num w:numId="11" w16cid:durableId="1587037937">
-    <w:abstractNumId w:val="8"/>
-  </w:num>
-  <w:num w:numId="12" w16cid:durableId="1302810589">
-    <w:abstractNumId w:val="4"/>
-  </w:num>
-  <w:num w:numId="13" w16cid:durableId="785389160">
+  <w:num w:numId="14" w16cid:durableId="1427340410">
     <w:abstractNumId w:val="10"/>
   </w:num>
-  <w:num w:numId="14" w16cid:durableId="1427340410">
-    <w:abstractNumId w:val="9"/>
+  <w:num w:numId="15" w16cid:durableId="1852178659">
+    <w:abstractNumId w:val="4"/>
   </w:num>
 </w:numbering>
 </file>

--- a/УЧПРАКТИКА_ГРУППА_ФАМИЛИЯ_ИНИЦИАЛЫ.docx
+++ b/УЧПРАКТИКА_ГРУППА_ФАМИЛИЯ_ИНИЦИАЛЫ.docx
@@ -3613,6 +3613,201 @@
     <w:p>
       <w:pPr>
         <w:pStyle w:val="a1"/>
+        <w:ind w:left="708" w:firstLine="0"/>
+      </w:pPr>
+      <w:r>
+        <w:tab/>
+      </w:r>
+      <w:r>
+        <w:tab/>
+        <w:t>В верхней части окна  должны располагаться несколько строк меню, содержащее пункты для работы с вершинами: "</w:t>
+      </w:r>
+      <w:proofErr w:type="spellStart"/>
+      <w:r>
+        <w:t>Add</w:t>
+      </w:r>
+      <w:proofErr w:type="spellEnd"/>
+      <w:r>
+        <w:t xml:space="preserve"> </w:t>
+      </w:r>
+      <w:proofErr w:type="spellStart"/>
+      <w:r>
+        <w:t>Node</w:t>
+      </w:r>
+      <w:proofErr w:type="spellEnd"/>
+      <w:r>
+        <w:t>", "</w:t>
+      </w:r>
+      <w:proofErr w:type="spellStart"/>
+      <w:r>
+        <w:t>Delete</w:t>
+      </w:r>
+      <w:proofErr w:type="spellEnd"/>
+      <w:r>
+        <w:t xml:space="preserve"> </w:t>
+      </w:r>
+      <w:proofErr w:type="spellStart"/>
+      <w:r>
+        <w:t>Node</w:t>
+      </w:r>
+      <w:proofErr w:type="spellEnd"/>
+      <w:r>
+        <w:t>"; пункты для работы с ребрами: "</w:t>
+      </w:r>
+      <w:proofErr w:type="spellStart"/>
+      <w:r>
+        <w:t>Add</w:t>
+      </w:r>
+      <w:proofErr w:type="spellEnd"/>
+      <w:r>
+        <w:t xml:space="preserve"> Edge", "</w:t>
+      </w:r>
+      <w:proofErr w:type="spellStart"/>
+      <w:r>
+        <w:t>Delete</w:t>
+      </w:r>
+      <w:proofErr w:type="spellEnd"/>
+      <w:r>
+        <w:t xml:space="preserve"> Edge", "</w:t>
+      </w:r>
+      <w:proofErr w:type="spellStart"/>
+      <w:r>
+        <w:t>Edit</w:t>
+      </w:r>
+      <w:proofErr w:type="spellEnd"/>
+      <w:r>
+        <w:t xml:space="preserve"> </w:t>
+      </w:r>
+      <w:proofErr w:type="spellStart"/>
+      <w:r>
+        <w:t>Weight</w:t>
+      </w:r>
+      <w:proofErr w:type="spellEnd"/>
+      <w:r>
+        <w:t xml:space="preserve">". В правой части верхних двух строк меню будут расположены кнопки для добавления графа из файла и сохранения результата работы алгоритма в файл: "Save </w:t>
+      </w:r>
+      <w:proofErr w:type="spellStart"/>
+      <w:r>
+        <w:t>Graph</w:t>
+      </w:r>
+      <w:proofErr w:type="spellEnd"/>
+      <w:r>
+        <w:t>" и "</w:t>
+      </w:r>
+      <w:proofErr w:type="spellStart"/>
+      <w:r>
+        <w:t>Insert</w:t>
+      </w:r>
+      <w:proofErr w:type="spellEnd"/>
+      <w:r>
+        <w:t xml:space="preserve"> </w:t>
+      </w:r>
+      <w:proofErr w:type="spellStart"/>
+      <w:r>
+        <w:t>Graph</w:t>
+      </w:r>
+      <w:proofErr w:type="spellEnd"/>
+      <w:r>
+        <w:t>". Ниже кнопок для редактирования графа будут расположены кнопки для генерации случайного графа, запуска алгоритма в автоматическом и пошаговом режимах, поле задания скорости автоматического выполнения, кнопки управления шагами алгоритма и кнопка очистки результата: "</w:t>
+      </w:r>
+      <w:proofErr w:type="spellStart"/>
+      <w:r>
+        <w:t>Generate</w:t>
+      </w:r>
+      <w:proofErr w:type="spellEnd"/>
+      <w:r>
+        <w:t xml:space="preserve"> </w:t>
+      </w:r>
+      <w:proofErr w:type="spellStart"/>
+      <w:r>
+        <w:t>Graph</w:t>
+      </w:r>
+      <w:proofErr w:type="spellEnd"/>
+      <w:r>
+        <w:t>", "</w:t>
+      </w:r>
+      <w:proofErr w:type="spellStart"/>
+      <w:r>
+        <w:t>Run</w:t>
+      </w:r>
+      <w:proofErr w:type="spellEnd"/>
+      <w:r>
+        <w:t xml:space="preserve"> </w:t>
+      </w:r>
+      <w:proofErr w:type="spellStart"/>
+      <w:r>
+        <w:t>Kruskal</w:t>
+      </w:r>
+      <w:proofErr w:type="spellEnd"/>
+      <w:r>
+        <w:t xml:space="preserve"> Auto", “</w:t>
+      </w:r>
+      <w:proofErr w:type="spellStart"/>
+      <w:r>
+        <w:t>Run</w:t>
+      </w:r>
+      <w:proofErr w:type="spellEnd"/>
+      <w:r>
+        <w:t xml:space="preserve"> </w:t>
+      </w:r>
+      <w:proofErr w:type="spellStart"/>
+      <w:r>
+        <w:t>Kruskal</w:t>
+      </w:r>
+      <w:proofErr w:type="spellEnd"/>
+      <w:r>
+        <w:t xml:space="preserve"> </w:t>
+      </w:r>
+      <w:proofErr w:type="spellStart"/>
+      <w:r>
+        <w:t>Manual</w:t>
+      </w:r>
+      <w:proofErr w:type="spellEnd"/>
+      <w:r>
+        <w:t>”, “</w:t>
+      </w:r>
+      <w:proofErr w:type="spellStart"/>
+      <w:r>
+        <w:t>speed</w:t>
+      </w:r>
+      <w:proofErr w:type="spellEnd"/>
+      <w:r>
+        <w:t xml:space="preserve"> (</w:t>
+      </w:r>
+      <w:proofErr w:type="spellStart"/>
+      <w:r>
+        <w:t>ms</w:t>
+      </w:r>
+      <w:proofErr w:type="spellEnd"/>
+      <w:r>
+        <w:t>)”, "</w:t>
+      </w:r>
+      <w:proofErr w:type="spellStart"/>
+      <w:r>
+        <w:t>Prev</w:t>
+      </w:r>
+      <w:proofErr w:type="spellEnd"/>
+      <w:r>
+        <w:t xml:space="preserve"> Step", "Next Step" и "</w:t>
+      </w:r>
+      <w:proofErr w:type="spellStart"/>
+      <w:r>
+        <w:t>Clean</w:t>
+      </w:r>
+      <w:proofErr w:type="spellEnd"/>
+      <w:r>
+        <w:t>". Кнопка "Info" в нижней части окна приложения выводит краткую справку по работе с приложением и описание алгоритма</w:t>
+      </w:r>
+      <w:r>
+        <w:t xml:space="preserve"> (рис. 1)</w:t>
+      </w:r>
+      <w:r>
+        <w:t>.</w:t>
+      </w:r>
+    </w:p>
+    <w:p>
+      <w:pPr>
+        <w:pStyle w:val="a1"/>
         <w:rPr>
           <w:rStyle w:val="31"/>
           <w:rFonts w:cs="Times New Roman"/>
@@ -3625,9 +3820,10 @@
         <w:rPr>
           <w:noProof/>
         </w:rPr>
+        <w:lastRenderedPageBreak/>
         <w:drawing>
-          <wp:inline distT="114300" distB="114300" distL="114300" distR="114300" wp14:anchorId="791F05E4" wp14:editId="3631F0F1">
-            <wp:extent cx="5731200" cy="3581400"/>
+          <wp:inline distT="114300" distB="114300" distL="114300" distR="114300" wp14:anchorId="1F86B3E3" wp14:editId="4D252414">
+            <wp:extent cx="5511567" cy="3523376"/>
             <wp:effectExtent l="0" t="0" r="0" b="0"/>
             <wp:docPr id="3" name="image1.png"/>
             <wp:cNvGraphicFramePr/>
@@ -3648,7 +3844,7 @@
                   <pic:spPr>
                     <a:xfrm>
                       <a:off x="0" y="0"/>
-                      <a:ext cx="5731200" cy="3581400"/>
+                      <a:ext cx="5519150" cy="3528224"/>
                     </a:xfrm>
                     <a:prstGeom prst="rect">
                       <a:avLst/>
@@ -3667,28 +3863,16 @@
         <w:pStyle w:val="af3"/>
       </w:pPr>
       <w:r>
-        <w:t>Рисунок 3 - эскиз интерфейса программы</w:t>
-      </w:r>
-    </w:p>
-    <w:p>
-      <w:pPr>
-        <w:pStyle w:val="a1"/>
-        <w:ind w:left="708" w:firstLine="0"/>
-      </w:pPr>
-      <w:r>
-        <w:tab/>
-      </w:r>
-      <w:r>
-        <w:tab/>
-        <w:t xml:space="preserve">В верхней части </w:t>
-      </w:r>
-      <w:proofErr w:type="gramStart"/>
-      <w:r>
-        <w:t>окна  должны</w:t>
-      </w:r>
-      <w:proofErr w:type="gramEnd"/>
-      <w:r>
-        <w:t xml:space="preserve"> располагаться несколько строк меню, содержащее пункты для работы с вершинами: "</w:t>
+        <w:t>Рисунок 1 - эскиз интерфейса программы</w:t>
+      </w:r>
+    </w:p>
+    <w:p>
+      <w:pPr>
+        <w:pStyle w:val="a1"/>
+        <w:ind w:left="708"/>
+      </w:pPr>
+      <w:r>
+        <w:t>Взаимодействие пользователя с графом осуществляется посредством режимов работы, активируемых соответствующими кнопками панели управления. Для создания вершин необходимо перейти в режим "</w:t>
       </w:r>
       <w:proofErr w:type="spellStart"/>
       <w:r>
@@ -3704,23 +3888,71 @@
       </w:r>
       <w:proofErr w:type="spellEnd"/>
       <w:r>
+        <w:t>", после чего вершины добавляются на холст "</w:t>
+      </w:r>
+      <w:proofErr w:type="spellStart"/>
+      <w:r>
+        <w:t>Original</w:t>
+      </w:r>
+      <w:proofErr w:type="spellEnd"/>
+      <w:r>
+        <w:t xml:space="preserve"> </w:t>
+      </w:r>
+      <w:proofErr w:type="spellStart"/>
+      <w:r>
+        <w:t>Graph</w:t>
+      </w:r>
+      <w:proofErr w:type="spellEnd"/>
+      <w:r>
+        <w:t>" нажатием левой кнопки мыши в требуемых местах. Аналогичным образом работают режимы "</w:t>
+      </w:r>
+      <w:proofErr w:type="spellStart"/>
+      <w:r>
+        <w:t>Delete</w:t>
+      </w:r>
+      <w:proofErr w:type="spellEnd"/>
+      <w:r>
+        <w:t xml:space="preserve"> </w:t>
+      </w:r>
+      <w:proofErr w:type="spellStart"/>
+      <w:r>
+        <w:t>Node</w:t>
+      </w:r>
+      <w:proofErr w:type="spellEnd"/>
+      <w:r>
         <w:t>", "</w:t>
       </w:r>
       <w:proofErr w:type="spellStart"/>
       <w:r>
+        <w:t>Add</w:t>
+      </w:r>
+      <w:proofErr w:type="spellEnd"/>
+      <w:r>
+        <w:t xml:space="preserve"> Edge", "</w:t>
+      </w:r>
+      <w:proofErr w:type="spellStart"/>
+      <w:r>
         <w:t>Delete</w:t>
       </w:r>
       <w:proofErr w:type="spellEnd"/>
       <w:r>
-        <w:t xml:space="preserve"> </w:t>
-      </w:r>
-      <w:proofErr w:type="spellStart"/>
-      <w:r>
-        <w:t>Node</w:t>
-      </w:r>
-      <w:proofErr w:type="spellEnd"/>
-      <w:r>
-        <w:t>"; пункты для работы с ребрами: "</w:t>
+        <w:t xml:space="preserve"> Edge" и "</w:t>
+      </w:r>
+      <w:proofErr w:type="spellStart"/>
+      <w:r>
+        <w:t>Edit</w:t>
+      </w:r>
+      <w:proofErr w:type="spellEnd"/>
+      <w:r>
+        <w:t xml:space="preserve"> </w:t>
+      </w:r>
+      <w:proofErr w:type="spellStart"/>
+      <w:r>
+        <w:t>Weight</w:t>
+      </w:r>
+      <w:proofErr w:type="spellEnd"/>
+      <w:r>
+        <w:t>". Для добавления ребер необходимо перейти в режим "</w:t>
       </w:r>
       <w:proofErr w:type="spellStart"/>
       <w:r>
@@ -3728,15 +3960,7 @@
       </w:r>
       <w:proofErr w:type="spellEnd"/>
       <w:r>
-        <w:t xml:space="preserve"> Edge", "</w:t>
-      </w:r>
-      <w:proofErr w:type="spellStart"/>
-      <w:r>
-        <w:t>Delete</w:t>
-      </w:r>
-      <w:proofErr w:type="spellEnd"/>
-      <w:r>
-        <w:t xml:space="preserve"> Edge", "</w:t>
+        <w:t xml:space="preserve"> Edge" нажатием соответствующей кнопки и выбрать две вершины в качестве инцидентных ребру. Чтобы удалить вершину или ребро, необходимо перейти в желаемый режим нажатием соответствующей кнопки и нажатием ЛКМ по объекту (вершине или ребру) осуществить действие. Чтобы добавить ребру вес, нужно перейти в режим "</w:t>
       </w:r>
       <w:proofErr w:type="spellStart"/>
       <w:r>
@@ -3752,7 +3976,16 @@
       </w:r>
       <w:proofErr w:type="spellEnd"/>
       <w:r>
-        <w:t xml:space="preserve">". В правой части верхних двух строк меню будут расположены кнопки для добавления графа из файла и сохранения результата работы алгоритма в файл: "Save </w:t>
+        <w:t xml:space="preserve">", нажать на ребро и ввести желаемый вес. Функциональное назначение остальных элементов управления приведено ниже. </w:t>
+      </w:r>
+    </w:p>
+    <w:p>
+      <w:pPr>
+        <w:pStyle w:val="a1"/>
+        <w:ind w:left="708"/>
+      </w:pPr>
+      <w:r>
+        <w:t xml:space="preserve">"Save </w:t>
       </w:r>
       <w:proofErr w:type="spellStart"/>
       <w:r>
@@ -3760,7 +3993,11 @@
       </w:r>
       <w:proofErr w:type="spellEnd"/>
       <w:r>
-        <w:t>" и "</w:t>
+        <w:t xml:space="preserve">" - сохраняет текущий граф в текстовый файл. При сохранении в первой строке файла записывается количество вершин </w:t>
+      </w:r>
+      <w:r>
+        <w:lastRenderedPageBreak/>
+        <w:t>графа, а в последующих строках - список рёбер с указанием номеров соединяемых вершин и соответствующих весов. Полученный файл может быть использован для последующей загрузки графа в приложение. "</w:t>
       </w:r>
       <w:proofErr w:type="spellStart"/>
       <w:r>
@@ -3776,7 +4013,32 @@
       </w:r>
       <w:proofErr w:type="spellEnd"/>
       <w:r>
-        <w:t>". Ниже кнопок для редактирования графа будут расположены кнопки для генерации случайного графа, запуска алгоритма в автоматическом и пошаговом режимах, поле задания скорости автоматического выполнения, кнопки управления шагами алгоритма и кнопка очистки результата: "</w:t>
+        <w:t>" - загружает граф из текстового файла. После выбора файла программа считывает количество вершин и список ребер с их весами, после чего автоматически отображает загруженный граф на холсте "</w:t>
+      </w:r>
+      <w:proofErr w:type="spellStart"/>
+      <w:r>
+        <w:t>Original</w:t>
+      </w:r>
+      <w:proofErr w:type="spellEnd"/>
+      <w:r>
+        <w:t xml:space="preserve"> </w:t>
+      </w:r>
+      <w:proofErr w:type="spellStart"/>
+      <w:r>
+        <w:t>Graph</w:t>
+      </w:r>
+      <w:proofErr w:type="spellEnd"/>
+      <w:r>
+        <w:t>".</w:t>
+      </w:r>
+    </w:p>
+    <w:p>
+      <w:pPr>
+        <w:pStyle w:val="a1"/>
+        <w:ind w:left="708"/>
+      </w:pPr>
+      <w:r>
+        <w:t>Кнопка "</w:t>
       </w:r>
       <w:proofErr w:type="spellStart"/>
       <w:r>
@@ -3792,7 +4054,40 @@
       </w:r>
       <w:proofErr w:type="spellEnd"/>
       <w:r>
-        <w:t>", "</w:t>
+        <w:t>" при нажатии создает случайный связный взвешенный граф с произвольным количеством вершин (для удобства демонстрации выбран диапазон значений 4 &lt;= N &lt;= 10), рёбер и случайными значениями весов без возможности настройки. Координаты вершин также генерируются случайным образом в пределах области отображения холста с соблюдением минимального расстояния между вершинами, чтобы исключить их наложение друг на друга и обеспечить читаемость графа. После генерации граф отображается на холсте "</w:t>
+      </w:r>
+      <w:proofErr w:type="spellStart"/>
+      <w:r>
+        <w:t>Original</w:t>
+      </w:r>
+      <w:proofErr w:type="spellEnd"/>
+      <w:r>
+        <w:t xml:space="preserve"> </w:t>
+      </w:r>
+      <w:proofErr w:type="spellStart"/>
+      <w:r>
+        <w:t>Graph</w:t>
+      </w:r>
+      <w:proofErr w:type="spellEnd"/>
+      <w:r>
+        <w:t>".</w:t>
+      </w:r>
+    </w:p>
+    <w:p>
+      <w:pPr>
+        <w:pStyle w:val="a1"/>
+        <w:ind w:left="708"/>
+      </w:pPr>
+      <w:r>
+        <w:t xml:space="preserve">После создания или загрузки графа пользователь может приступить к выполнению алгоритма </w:t>
+      </w:r>
+      <w:proofErr w:type="spellStart"/>
+      <w:r>
+        <w:t>Краскала</w:t>
+      </w:r>
+      <w:proofErr w:type="spellEnd"/>
+      <w:r>
+        <w:t>. Для управления процессом выполнения алгоритма предусмотрены следующие элементы интерфейса. "</w:t>
       </w:r>
       <w:proofErr w:type="spellStart"/>
       <w:r>
@@ -3808,7 +4103,72 @@
       </w:r>
       <w:proofErr w:type="spellEnd"/>
       <w:r>
-        <w:t xml:space="preserve"> Auto", “</w:t>
+        <w:t xml:space="preserve"> Auto" - запускает автоматическое выполнение алгоритма </w:t>
+      </w:r>
+      <w:proofErr w:type="spellStart"/>
+      <w:r>
+        <w:t>Краскала</w:t>
+      </w:r>
+      <w:proofErr w:type="spellEnd"/>
+      <w:r>
+        <w:t>. В автоматическом режиме переход между последовательными шагами осуществляется с интервалом, задаваемым пользователем в поле ввода "</w:t>
+      </w:r>
+      <w:proofErr w:type="spellStart"/>
+      <w:r>
+        <w:t>speed</w:t>
+      </w:r>
+      <w:proofErr w:type="spellEnd"/>
+      <w:r>
+        <w:t xml:space="preserve"> (</w:t>
+      </w:r>
+      <w:proofErr w:type="spellStart"/>
+      <w:r>
+        <w:t>ms</w:t>
+      </w:r>
+      <w:proofErr w:type="spellEnd"/>
+      <w:r>
+        <w:t>)". Значение интервала вводится в миллисекундах, по умолчанию установлено 2000 мс. В процессе выполнения на холсте "</w:t>
+      </w:r>
+      <w:proofErr w:type="spellStart"/>
+      <w:r>
+        <w:t>Original</w:t>
+      </w:r>
+      <w:proofErr w:type="spellEnd"/>
+      <w:r>
+        <w:t xml:space="preserve"> </w:t>
+      </w:r>
+      <w:proofErr w:type="spellStart"/>
+      <w:r>
+        <w:t>Graph</w:t>
+      </w:r>
+      <w:proofErr w:type="spellEnd"/>
+      <w:r>
+        <w:t xml:space="preserve">" подсвечиваются рассматриваемые рёбра, на холсте "MST" последовательно формируется минимальное </w:t>
+      </w:r>
+      <w:proofErr w:type="spellStart"/>
+      <w:r>
+        <w:t>остовное</w:t>
+      </w:r>
+      <w:proofErr w:type="spellEnd"/>
+      <w:r>
+        <w:t xml:space="preserve"> дерево, а в области "</w:t>
+      </w:r>
+      <w:proofErr w:type="spellStart"/>
+      <w:r>
+        <w:t>Steps</w:t>
+      </w:r>
+      <w:proofErr w:type="spellEnd"/>
+      <w:r>
+        <w:t xml:space="preserve">" отображается текстовое описание каждого выполненного шага. </w:t>
+      </w:r>
+    </w:p>
+    <w:p>
+      <w:pPr>
+        <w:pStyle w:val="a1"/>
+        <w:ind w:left="708"/>
+      </w:pPr>
+      <w:r>
+        <w:t>"</w:t>
       </w:r>
       <w:proofErr w:type="spellStart"/>
       <w:r>
@@ -3832,23 +4192,19 @@
       </w:r>
       <w:proofErr w:type="spellEnd"/>
       <w:r>
-        <w:t>”, “</w:t>
-      </w:r>
-      <w:proofErr w:type="spellStart"/>
-      <w:r>
-        <w:t>speed</w:t>
-      </w:r>
-      <w:proofErr w:type="spellEnd"/>
-      <w:r>
-        <w:t xml:space="preserve"> (</w:t>
-      </w:r>
-      <w:proofErr w:type="spellStart"/>
-      <w:r>
-        <w:t>ms</w:t>
-      </w:r>
-      <w:proofErr w:type="spellEnd"/>
-      <w:r>
-        <w:t>)”, "</w:t>
+        <w:t xml:space="preserve">" - запускает алгоритм </w:t>
+      </w:r>
+      <w:proofErr w:type="spellStart"/>
+      <w:r>
+        <w:t>Краскала</w:t>
+      </w:r>
+      <w:proofErr w:type="spellEnd"/>
+      <w:r>
+        <w:t xml:space="preserve"> в пошаговом (ручном) режиме. После нажатия кнопки будет выполнен первый шаг </w:t>
+      </w:r>
+      <w:r>
+        <w:lastRenderedPageBreak/>
+        <w:t>алгоритма. Продвижение алгоритма по шагам осуществляется пользователем с помощью кнопок "Next Step" и "</w:t>
       </w:r>
       <w:proofErr w:type="spellStart"/>
       <w:r>
@@ -3856,7 +4212,16 @@
       </w:r>
       <w:proofErr w:type="spellEnd"/>
       <w:r>
-        <w:t xml:space="preserve"> Step", "Next Step" и "</w:t>
+        <w:t xml:space="preserve"> Step".</w:t>
+      </w:r>
+    </w:p>
+    <w:p>
+      <w:pPr>
+        <w:pStyle w:val="a1"/>
+        <w:ind w:left="708"/>
+      </w:pPr>
+      <w:r>
+        <w:t>"</w:t>
       </w:r>
       <w:proofErr w:type="spellStart"/>
       <w:r>
@@ -3864,11 +4229,31 @@
       </w:r>
       <w:proofErr w:type="spellEnd"/>
       <w:r>
-        <w:t xml:space="preserve">". Кнопка "Info" в нижней </w:t>
-      </w:r>
-      <w:r>
-        <w:lastRenderedPageBreak/>
-        <w:t>части окна приложения выводит краткую справку по работе с приложением и описание алгоритма.</w:t>
+        <w:t>" - полностью очищает рабочую область приложения. После нажатия кнопки удаляются все вершины и рёбра с холстов "</w:t>
+      </w:r>
+      <w:proofErr w:type="spellStart"/>
+      <w:r>
+        <w:t>Original</w:t>
+      </w:r>
+      <w:proofErr w:type="spellEnd"/>
+      <w:r>
+        <w:t xml:space="preserve"> </w:t>
+      </w:r>
+      <w:proofErr w:type="spellStart"/>
+      <w:r>
+        <w:t>Graph</w:t>
+      </w:r>
+      <w:proofErr w:type="spellEnd"/>
+      <w:r>
+        <w:t>" и "MST", а также очищается панель "</w:t>
+      </w:r>
+      <w:proofErr w:type="spellStart"/>
+      <w:r>
+        <w:t>Steps</w:t>
+      </w:r>
+      <w:proofErr w:type="spellEnd"/>
+      <w:r>
+        <w:t>". После очистки пользователь может создать новый граф вручную, сгенерировать случайный граф или загрузить граф из файла.</w:t>
       </w:r>
     </w:p>
     <w:p>
@@ -3877,23 +4262,7 @@
         <w:ind w:left="708"/>
       </w:pPr>
       <w:r>
-        <w:t>Взаимодействие пользователя с графом осуществляется посредством режимов работы, активируемых соответствующими кнопками панели управления. Для создания вершин необходимо перейти в режим "</w:t>
-      </w:r>
-      <w:proofErr w:type="spellStart"/>
-      <w:r>
-        <w:t>Add</w:t>
-      </w:r>
-      <w:proofErr w:type="spellEnd"/>
-      <w:r>
-        <w:t xml:space="preserve"> </w:t>
-      </w:r>
-      <w:proofErr w:type="spellStart"/>
-      <w:r>
-        <w:t>Node</w:t>
-      </w:r>
-      <w:proofErr w:type="spellEnd"/>
-      <w:r>
-        <w:t>", после чего вершины добавляются на холст "</w:t>
+        <w:t>Центральную часть окна занимают три холста, расположенных горизонтально рядом друг с другом. Левый холст "</w:t>
       </w:r>
       <w:proofErr w:type="spellStart"/>
       <w:r>
@@ -3909,381 +4278,7 @@
       </w:r>
       <w:proofErr w:type="spellEnd"/>
       <w:r>
-        <w:t>" нажатием левой кнопки мыши в требуемых местах. Аналогичным образом работают режимы "</w:t>
-      </w:r>
-      <w:proofErr w:type="spellStart"/>
-      <w:r>
-        <w:t>Delete</w:t>
-      </w:r>
-      <w:proofErr w:type="spellEnd"/>
-      <w:r>
-        <w:t xml:space="preserve"> </w:t>
-      </w:r>
-      <w:proofErr w:type="spellStart"/>
-      <w:r>
-        <w:t>Node</w:t>
-      </w:r>
-      <w:proofErr w:type="spellEnd"/>
-      <w:r>
-        <w:t>", "</w:t>
-      </w:r>
-      <w:proofErr w:type="spellStart"/>
-      <w:r>
-        <w:t>Add</w:t>
-      </w:r>
-      <w:proofErr w:type="spellEnd"/>
-      <w:r>
-        <w:t xml:space="preserve"> Edge", "</w:t>
-      </w:r>
-      <w:proofErr w:type="spellStart"/>
-      <w:r>
-        <w:t>Delete</w:t>
-      </w:r>
-      <w:proofErr w:type="spellEnd"/>
-      <w:r>
-        <w:t xml:space="preserve"> Edge" и "</w:t>
-      </w:r>
-      <w:proofErr w:type="spellStart"/>
-      <w:r>
-        <w:t>Edit</w:t>
-      </w:r>
-      <w:proofErr w:type="spellEnd"/>
-      <w:r>
-        <w:t xml:space="preserve"> </w:t>
-      </w:r>
-      <w:proofErr w:type="spellStart"/>
-      <w:r>
-        <w:t>Weight</w:t>
-      </w:r>
-      <w:proofErr w:type="spellEnd"/>
-      <w:r>
-        <w:t>". Для добавления ребер необходимо перейти в режим "</w:t>
-      </w:r>
-      <w:proofErr w:type="spellStart"/>
-      <w:r>
-        <w:t>Add</w:t>
-      </w:r>
-      <w:proofErr w:type="spellEnd"/>
-      <w:r>
-        <w:t xml:space="preserve"> Edge" нажатием соответствующей кнопки и выбрать две вершины в качестве инцидентных ребру. Чтобы удалить вершину или ребро, необходимо перейти в желаемый режим нажатием соответствующей кнопки и нажатием ЛКМ по объекту (вершине или ребру) осуществить действие. Чтобы добавить ребру вес, нужно перейти в режим "</w:t>
-      </w:r>
-      <w:proofErr w:type="spellStart"/>
-      <w:r>
-        <w:t>Edit</w:t>
-      </w:r>
-      <w:proofErr w:type="spellEnd"/>
-      <w:r>
-        <w:t xml:space="preserve"> </w:t>
-      </w:r>
-      <w:proofErr w:type="spellStart"/>
-      <w:r>
-        <w:t>Weight</w:t>
-      </w:r>
-      <w:proofErr w:type="spellEnd"/>
-      <w:r>
-        <w:t xml:space="preserve">", нажать на ребро и ввести желаемый вес. Функциональное назначение остальных элементов управления приведено ниже. </w:t>
-      </w:r>
-    </w:p>
-    <w:p>
-      <w:pPr>
-        <w:pStyle w:val="a1"/>
-        <w:ind w:left="708"/>
-      </w:pPr>
-      <w:r>
-        <w:t xml:space="preserve">"Save </w:t>
-      </w:r>
-      <w:proofErr w:type="spellStart"/>
-      <w:r>
-        <w:t>Graph</w:t>
-      </w:r>
-      <w:proofErr w:type="spellEnd"/>
-      <w:r>
-        <w:t>" - сохраняет текущий граф в текстовый файл. При сохранении в первой строке файла записывается количество вершин графа, а в последующих строках - список рёбер с указанием номеров соединяемых вершин и соответствующих весов. Полученный файл может быть использован для последующей загрузки графа в приложение. "</w:t>
-      </w:r>
-      <w:proofErr w:type="spellStart"/>
-      <w:r>
-        <w:t>Insert</w:t>
-      </w:r>
-      <w:proofErr w:type="spellEnd"/>
-      <w:r>
-        <w:t xml:space="preserve"> </w:t>
-      </w:r>
-      <w:proofErr w:type="spellStart"/>
-      <w:r>
-        <w:t>Graph</w:t>
-      </w:r>
-      <w:proofErr w:type="spellEnd"/>
-      <w:r>
-        <w:t>" - загружает граф из текстового файла. После выбора файла программа считывает количество вершин и список ребер с их весами, после чего автоматически отображает загруженный граф на холсте "</w:t>
-      </w:r>
-      <w:proofErr w:type="spellStart"/>
-      <w:r>
-        <w:t>Original</w:t>
-      </w:r>
-      <w:proofErr w:type="spellEnd"/>
-      <w:r>
-        <w:t xml:space="preserve"> </w:t>
-      </w:r>
-      <w:proofErr w:type="spellStart"/>
-      <w:r>
-        <w:t>Graph</w:t>
-      </w:r>
-      <w:proofErr w:type="spellEnd"/>
-      <w:r>
-        <w:t>".</w:t>
-      </w:r>
-    </w:p>
-    <w:p>
-      <w:pPr>
-        <w:pStyle w:val="a1"/>
-        <w:ind w:left="708"/>
-      </w:pPr>
-      <w:r>
-        <w:t>Кнопка "</w:t>
-      </w:r>
-      <w:proofErr w:type="spellStart"/>
-      <w:r>
-        <w:t>Generate</w:t>
-      </w:r>
-      <w:proofErr w:type="spellEnd"/>
-      <w:r>
-        <w:t xml:space="preserve"> </w:t>
-      </w:r>
-      <w:proofErr w:type="spellStart"/>
-      <w:r>
-        <w:t>Graph</w:t>
-      </w:r>
-      <w:proofErr w:type="spellEnd"/>
-      <w:r>
-        <w:t xml:space="preserve">" при нажатии создает случайный связный взвешенный граф с произвольным количеством вершин (для удобства демонстрации выбран диапазон значений 4 &lt;= N &lt;= 10), рёбер и случайными значениями весов без возможности настройки. </w:t>
-      </w:r>
-      <w:r>
-        <w:lastRenderedPageBreak/>
-        <w:t>Координаты вершин также генерируются случайным образом в пределах области отображения холста с соблюдением минимального расстояния между вершинами, чтобы исключить их наложение друг на друга и обеспечить читаемость графа. После генерации граф отображается на холсте "</w:t>
-      </w:r>
-      <w:proofErr w:type="spellStart"/>
-      <w:r>
-        <w:t>Original</w:t>
-      </w:r>
-      <w:proofErr w:type="spellEnd"/>
-      <w:r>
-        <w:t xml:space="preserve"> </w:t>
-      </w:r>
-      <w:proofErr w:type="spellStart"/>
-      <w:r>
-        <w:t>Graph</w:t>
-      </w:r>
-      <w:proofErr w:type="spellEnd"/>
-      <w:r>
-        <w:t>".</w:t>
-      </w:r>
-    </w:p>
-    <w:p>
-      <w:pPr>
-        <w:pStyle w:val="a1"/>
-        <w:ind w:left="708"/>
-      </w:pPr>
-      <w:r>
-        <w:t xml:space="preserve">После создания или загрузки графа пользователь может приступить к выполнению алгоритма </w:t>
-      </w:r>
-      <w:proofErr w:type="spellStart"/>
-      <w:r>
-        <w:t>Краскала</w:t>
-      </w:r>
-      <w:proofErr w:type="spellEnd"/>
-      <w:r>
-        <w:t>. Для управления процессом выполнения алгоритма предусмотрены следующие элементы интерфейса. "</w:t>
-      </w:r>
-      <w:proofErr w:type="spellStart"/>
-      <w:r>
-        <w:t>Run</w:t>
-      </w:r>
-      <w:proofErr w:type="spellEnd"/>
-      <w:r>
-        <w:t xml:space="preserve"> </w:t>
-      </w:r>
-      <w:proofErr w:type="spellStart"/>
-      <w:r>
-        <w:t>Kruskal</w:t>
-      </w:r>
-      <w:proofErr w:type="spellEnd"/>
-      <w:r>
-        <w:t xml:space="preserve"> Auto" - запускает автоматическое выполнение алгоритма </w:t>
-      </w:r>
-      <w:proofErr w:type="spellStart"/>
-      <w:r>
-        <w:t>Краскала</w:t>
-      </w:r>
-      <w:proofErr w:type="spellEnd"/>
-      <w:r>
-        <w:t>. В автоматическом режиме переход между последовательными шагами осуществляется с интервалом, задаваемым пользователем в поле ввода "</w:t>
-      </w:r>
-      <w:proofErr w:type="spellStart"/>
-      <w:r>
-        <w:t>speed</w:t>
-      </w:r>
-      <w:proofErr w:type="spellEnd"/>
-      <w:r>
-        <w:t xml:space="preserve"> (</w:t>
-      </w:r>
-      <w:proofErr w:type="spellStart"/>
-      <w:r>
-        <w:t>ms</w:t>
-      </w:r>
-      <w:proofErr w:type="spellEnd"/>
-      <w:r>
-        <w:t>)". Значение интервала вводится в миллисекундах, по умолчанию установлено 2000 мс. В процессе выполнения на холсте "</w:t>
-      </w:r>
-      <w:proofErr w:type="spellStart"/>
-      <w:r>
-        <w:t>Original</w:t>
-      </w:r>
-      <w:proofErr w:type="spellEnd"/>
-      <w:r>
-        <w:t xml:space="preserve"> </w:t>
-      </w:r>
-      <w:proofErr w:type="spellStart"/>
-      <w:r>
-        <w:t>Graph</w:t>
-      </w:r>
-      <w:proofErr w:type="spellEnd"/>
-      <w:r>
-        <w:t xml:space="preserve">" подсвечиваются рассматриваемые рёбра, на холсте "MST" последовательно формируется минимальное </w:t>
-      </w:r>
-      <w:proofErr w:type="spellStart"/>
-      <w:r>
-        <w:t>остовное</w:t>
-      </w:r>
-      <w:proofErr w:type="spellEnd"/>
-      <w:r>
-        <w:t xml:space="preserve"> дерево, а в области "</w:t>
-      </w:r>
-      <w:proofErr w:type="spellStart"/>
-      <w:r>
-        <w:t>Steps</w:t>
-      </w:r>
-      <w:proofErr w:type="spellEnd"/>
-      <w:r>
-        <w:t xml:space="preserve">" отображается текстовое описание каждого выполненного шага. </w:t>
-      </w:r>
-    </w:p>
-    <w:p>
-      <w:pPr>
-        <w:pStyle w:val="a1"/>
-        <w:ind w:left="708"/>
-      </w:pPr>
-      <w:r>
-        <w:t>"</w:t>
-      </w:r>
-      <w:proofErr w:type="spellStart"/>
-      <w:r>
-        <w:t>Run</w:t>
-      </w:r>
-      <w:proofErr w:type="spellEnd"/>
-      <w:r>
-        <w:t xml:space="preserve"> </w:t>
-      </w:r>
-      <w:proofErr w:type="spellStart"/>
-      <w:r>
-        <w:t>Kruskal</w:t>
-      </w:r>
-      <w:proofErr w:type="spellEnd"/>
-      <w:r>
-        <w:t xml:space="preserve"> </w:t>
-      </w:r>
-      <w:proofErr w:type="spellStart"/>
-      <w:r>
-        <w:t>Manual</w:t>
-      </w:r>
-      <w:proofErr w:type="spellEnd"/>
-      <w:r>
-        <w:t xml:space="preserve">" - запускает алгоритм </w:t>
-      </w:r>
-      <w:proofErr w:type="spellStart"/>
-      <w:r>
-        <w:t>Краскала</w:t>
-      </w:r>
-      <w:proofErr w:type="spellEnd"/>
-      <w:r>
-        <w:t xml:space="preserve"> в пошаговом (ручном) режиме. После нажатия кнопки будет выполнен первый шаг алгоритма. Продвижение алгоритма по шагам осуществляется пользователем с помощью кнопок "Next Step" и "</w:t>
-      </w:r>
-      <w:proofErr w:type="spellStart"/>
-      <w:r>
-        <w:t>Prev</w:t>
-      </w:r>
-      <w:proofErr w:type="spellEnd"/>
-      <w:r>
-        <w:t xml:space="preserve"> Step".</w:t>
-      </w:r>
-    </w:p>
-    <w:p>
-      <w:pPr>
-        <w:pStyle w:val="a1"/>
-        <w:ind w:left="708"/>
-      </w:pPr>
-      <w:r>
-        <w:t>"</w:t>
-      </w:r>
-      <w:proofErr w:type="spellStart"/>
-      <w:r>
-        <w:t>Clean</w:t>
-      </w:r>
-      <w:proofErr w:type="spellEnd"/>
-      <w:r>
-        <w:t>" - полностью очищает рабочую область приложения. После нажатия кнопки удаляются все вершины и рёбра с холстов "</w:t>
-      </w:r>
-      <w:proofErr w:type="spellStart"/>
-      <w:r>
-        <w:t>Original</w:t>
-      </w:r>
-      <w:proofErr w:type="spellEnd"/>
-      <w:r>
-        <w:t xml:space="preserve"> </w:t>
-      </w:r>
-      <w:proofErr w:type="spellStart"/>
-      <w:r>
-        <w:t>Graph</w:t>
-      </w:r>
-      <w:proofErr w:type="spellEnd"/>
-      <w:r>
-        <w:t>" и "MST", а также очищается панель "</w:t>
-      </w:r>
-      <w:proofErr w:type="spellStart"/>
-      <w:r>
-        <w:t>Steps</w:t>
-      </w:r>
-      <w:proofErr w:type="spellEnd"/>
-      <w:r>
-        <w:t>". После очистки пользователь может создать новый граф вручную, сгенерировать случайный граф или загрузить граф из файла.</w:t>
-      </w:r>
-    </w:p>
-    <w:p>
-      <w:pPr>
-        <w:pStyle w:val="a1"/>
-        <w:ind w:left="708"/>
-      </w:pPr>
-      <w:r>
-        <w:t>Центральную часть окна занимают три холста, расположенных горизонтально рядом друг с другом. Левый холст "</w:t>
-      </w:r>
-      <w:proofErr w:type="spellStart"/>
-      <w:r>
-        <w:t>Original</w:t>
-      </w:r>
-      <w:proofErr w:type="spellEnd"/>
-      <w:r>
-        <w:t xml:space="preserve"> </w:t>
-      </w:r>
-      <w:proofErr w:type="spellStart"/>
-      <w:r>
-        <w:t>Graph</w:t>
-      </w:r>
-      <w:proofErr w:type="spellEnd"/>
-      <w:r>
-        <w:t xml:space="preserve">" предназначен для работы с исходным графом: на нём пользователь создаёт и редактирует граф, а также наблюдает за тем, какие рёбра </w:t>
-      </w:r>
-      <w:r>
-        <w:lastRenderedPageBreak/>
-        <w:t xml:space="preserve">рассматриваются алгоритмом в текущий момент. Второй холст "MST" используется для визуализации результата: на нём постепенно строится минимальное </w:t>
+        <w:t xml:space="preserve">" предназначен для работы с исходным графом: на нём пользователь создаёт и редактирует граф, а также наблюдает за тем, какие рёбра рассматриваются алгоритмом в текущий момент. Второй холст "MST" используется для визуализации результата: на нём постепенно строится минимальное </w:t>
       </w:r>
       <w:proofErr w:type="spellStart"/>
       <w:r>
@@ -4359,7 +4354,11 @@
         <w:ind w:left="709"/>
       </w:pPr>
       <w:r>
-        <w:t>Формат файла. Первая строка должна содержать количество вершин - целое число, большее нуля. Последующие строки должны содержать информацию о ребрах в формате &lt;вершина1 вершина2 вес&gt;. Идентификаторы вершин - целые числа от 0 до N-1, где N - количество вершин графа. Вес ребра - положительное целое число. Разделители - пробелы. Файл не должен содержать никаких дополнительных символов, текстовых комментариев или иных данных. Пустые строки допускаются и при чтении файла игнорируются.</w:t>
+        <w:t xml:space="preserve">Формат файла. Первая строка должна содержать количество вершин - целое число, большее нуля. Последующие строки должны </w:t>
+      </w:r>
+      <w:r>
+        <w:lastRenderedPageBreak/>
+        <w:t>содержать информацию о ребрах в формате &lt;вершина1 вершина2 вес&gt;. Идентификаторы вершин - целые числа от 0 до N-1, где N - количество вершин графа. Вес ребра - положительное целое число. Разделители - пробелы. Файл не должен содержать никаких дополнительных символов, текстовых комментариев или иных данных. Пустые строки допускаются и при чтении файла игнорируются.</w:t>
       </w:r>
     </w:p>
     <w:p>
@@ -4487,7 +4486,6 @@
           <w:sz w:val="22"/>
           <w:szCs w:val="22"/>
         </w:rPr>
-        <w:lastRenderedPageBreak/>
         <w:t>2 3 4</w:t>
       </w:r>
     </w:p>
@@ -4550,7 +4548,11 @@
         <w:ind w:left="708"/>
       </w:pPr>
       <w:r>
-        <w:t>Перед началом выполнения алгоритма программа подготавливает данные: все рёбра графа сортируются по возрастанию их весов, а каждая вершина помещается в собственное непересекающееся множество в структуре DSU. На левом холсте в этот момент отображается исходный граф в своём обычном виде: все вершины серого цвета, все рёбра чёрного цвета. На правом холсте в это же время появляются все вершины графа в тех же координатах, что и на левом холсте, но между ними ещё нет ребер. В панели логов появляется сообщение о том, что алгоритм начинается, и выводится упорядоченный список рёбер, которые будут обрабатываться. Далее начинается основной цикл работы алгоритма, в котором рассматривается каждое ребро из отсортированного списка. В начале обработки очередного ребра оно визуально выделяется на левом холсте: его линия становится толще и окрашивается в новый цвет, а вершины, которые оно соединяет, получают яркую обводку. На правом холсте в этот момент никаких изменений не происходит, он остается в том состоянии, в котором находился после обработки предыдущего ребра. Одновременно с этим в панели логов выводится сообщение о том, какое именно ребро сейчас рассматривается и какого оно веса.</w:t>
+        <w:t xml:space="preserve">Перед началом выполнения алгоритма программа подготавливает данные: все рёбра графа сортируются по возрастанию их весов, а каждая вершина помещается в собственное непересекающееся множество в структуре DSU. На левом холсте в этот момент отображается исходный граф в своём обычном виде: все вершины серого цвета, все рёбра чёрного цвета. На правом холсте в это же время появляются все вершины графа в тех же координатах, что и на левом холсте, но между ними ещё нет ребер. В панели логов появляется сообщение о том, что алгоритм начинается, и выводится упорядоченный список рёбер, которые будут обрабатываться. Далее </w:t>
+      </w:r>
+      <w:r>
+        <w:lastRenderedPageBreak/>
+        <w:t>начинается основной цикл работы алгоритма, в котором рассматривается каждое ребро из отсортированного списка. В начале обработки очередного ребра оно визуально выделяется на левом холсте: его линия становится толще и окрашивается в новый цвет, а вершины, которые оно соединяет, получают яркую обводку. На правом холсте в этот момент никаких изменений не происходит, он остается в том состоянии, в котором находился после обработки предыдущего ребра. Одновременно с этим в панели логов выводится сообщение о том, какое именно ребро сейчас рассматривается и какого оно веса.</w:t>
       </w:r>
     </w:p>
     <w:p>
@@ -4567,11 +4569,44 @@
       </w:r>
       <w:proofErr w:type="spellEnd"/>
       <w:r>
-        <w:t xml:space="preserve"> является проверка принадлежности концов ребра к различным множествам в структуре DSU. Программа </w:t>
+        <w:t xml:space="preserve"> является проверка принадлежности концов ребра к различным множествам в структуре DSU. Программа находит корни множеств, которым принадлежат обе вершины, и отображает эту информацию в текстовых пояснениях. Если оказывается, что концы ребра принадлежат разным множествам, то ребро включается в минимальное </w:t>
+      </w:r>
+      <w:proofErr w:type="spellStart"/>
+      <w:r>
+        <w:t>остовное</w:t>
+      </w:r>
+      <w:proofErr w:type="spellEnd"/>
+      <w:r>
+        <w:t xml:space="preserve"> дерево. На левом холсте такое ребро меняет свой цвет, чтобы его можно было отличить от еще не обработанных ребер. Одновременно с этим на правом холсте между соответствующими вершинами появляется новое ребро, окрашенное в зеленый цвет. Множества, которым принадлежали обе вершины, объединяются в одно, и вершины, принадлежащие объединенному множеству, получают одинаковый цвет, что позволяет визуально отслеживать процесс слияния компонентов связности. В панели логов появляется сообщение о том, что ребро добавлено в </w:t>
+      </w:r>
+      <w:proofErr w:type="spellStart"/>
+      <w:r>
+        <w:t>остовное</w:t>
+      </w:r>
+      <w:proofErr w:type="spellEnd"/>
+      <w:r>
+        <w:t xml:space="preserve"> дерево, и указывается обновленный суммарный вес построенной части дерева. Если же концы рассматриваемого ребра принадлежат одному и тому же множеству, то добавление этого ребра привело бы к образованию цикла, и оно отклоняется алгоритмом. На левом холсте такое ребро меняет свой цвет на красный. На правом холсте в этом случае никаких изменений не происходит. В панели логов выводится пояснение о том, </w:t>
       </w:r>
       <w:r>
         <w:lastRenderedPageBreak/>
-        <w:t xml:space="preserve">находит корни множеств, которым принадлежат обе вершины, и отображает эту информацию в текстовых пояснениях. Если оказывается, что концы ребра принадлежат разным множествам, то ребро включается в минимальное </w:t>
+        <w:t xml:space="preserve">что ребро отклонено. После этого алгоритм переходит к рассмотрению следующего ребра из отсортированного списка. </w:t>
+      </w:r>
+    </w:p>
+    <w:p>
+      <w:pPr>
+        <w:pStyle w:val="a1"/>
+        <w:ind w:left="708"/>
+      </w:pPr>
+      <w:r>
+        <w:t xml:space="preserve">Весь описанный цикл повторяется до тех пор, пока не будут обработаны все рёбра графа или пока в </w:t>
+      </w:r>
+      <w:proofErr w:type="spellStart"/>
+      <w:r>
+        <w:t>остовном</w:t>
+      </w:r>
+      <w:proofErr w:type="spellEnd"/>
+      <w:r>
+        <w:t xml:space="preserve"> дереве не окажется ровно N-1 ребро, где N - количество вершин в графе. По завершении алгоритма граф на левом холсте принимает конечный вид: все рёбра, вошедшие в минимальное </w:t>
       </w:r>
       <w:proofErr w:type="spellStart"/>
       <w:r>
@@ -4579,7 +4614,7 @@
       </w:r>
       <w:proofErr w:type="spellEnd"/>
       <w:r>
-        <w:t xml:space="preserve"> дерево. На левом холсте такое ребро меняет свой цвет, чтобы его можно было отличить от еще не обработанных ребер. Одновременно с этим на правом холсте между соответствующими вершинами появляется новое ребро, окрашенное в зеленый цвет. Множества, которым принадлежали обе вершины, объединяются в одно, и вершины, принадлежащие объединенному множеству, получают одинаковый цвет, что позволяет визуально отслеживать процесс слияния компонентов связности. В панели логов появляется сообщение о том, что ребро добавлено в </w:t>
+        <w:t xml:space="preserve"> дерево, отмечены тускло-зеленым цветом, а все отклоненные рёбра - тускло-красным. Правый холст в этот момент содержит окончательно построенное минимальное </w:t>
       </w:r>
       <w:proofErr w:type="spellStart"/>
       <w:r>
@@ -4587,7 +4622,15 @@
       </w:r>
       <w:proofErr w:type="spellEnd"/>
       <w:r>
-        <w:t xml:space="preserve"> дерево, и указывается обновленный суммарный вес построенной части дерева. Если же концы рассматриваемого ребра принадлежат одному и тому же множеству, то добавление этого ребра привело бы к образованию цикла, и оно отклоняется алгоритмом. На левом холсте такое ребро меняет свой цвет на красный. На правом холсте в этом случае никаких изменений не происходит. В панели логов выводится пояснение о том, что ребро отклонено. После этого алгоритм переходит к рассмотрению следующего ребра из отсортированного списка. </w:t>
+        <w:t xml:space="preserve"> дерево: все его ребра окрашены в один цвет, а вершины раскрашены по принадлежности к единому множеству (поскольку в связном графе после построения МОД все вершины оказываются в одном множестве). В панели логов выводится итоговое сообщение с общим весом построенного </w:t>
+      </w:r>
+      <w:proofErr w:type="spellStart"/>
+      <w:r>
+        <w:t>остовного</w:t>
+      </w:r>
+      <w:proofErr w:type="spellEnd"/>
+      <w:r>
+        <w:t xml:space="preserve"> дерева, количеством ребер в нем, а также список ребер, вошедших в него.</w:t>
       </w:r>
     </w:p>
     <w:p>
@@ -4596,15 +4639,7 @@
         <w:ind w:left="708"/>
       </w:pPr>
       <w:r>
-        <w:t xml:space="preserve">Весь описанный цикл повторяется до тех пор, пока не будут обработаны все рёбра графа или пока в </w:t>
-      </w:r>
-      <w:proofErr w:type="spellStart"/>
-      <w:r>
-        <w:t>остовном</w:t>
-      </w:r>
-      <w:proofErr w:type="spellEnd"/>
-      <w:r>
-        <w:t xml:space="preserve"> дереве не окажется ровно N-1 ребро, где N - количество вершин в графе. По завершении алгоритма граф на левом холсте принимает конечный вид: все рёбра, вошедшие в минимальное </w:t>
+        <w:t xml:space="preserve">Если граф оказался несвязным, то по завершении алгоритма правый холст содержит не одно дерево, а лес из нескольких компонент связности, каждая из которых раскрашена в свой цвет. Программа дополнительно сообщает пользователю о том, что минимальное </w:t>
       </w:r>
       <w:proofErr w:type="spellStart"/>
       <w:r>
@@ -4612,69 +4647,36 @@
       </w:r>
       <w:proofErr w:type="spellEnd"/>
       <w:r>
-        <w:t xml:space="preserve"> дерево, отмечены тускло-зеленым цветом, а все отклоненные рёбра - тускло-красным. Правый холст в этот момент содержит окончательно построенное минимальное </w:t>
-      </w:r>
-      <w:proofErr w:type="spellStart"/>
-      <w:r>
-        <w:t>остовное</w:t>
-      </w:r>
-      <w:proofErr w:type="spellEnd"/>
-      <w:r>
-        <w:t xml:space="preserve"> дерево: все его ребра окрашены в один цвет, а вершины раскрашены по принадлежности к единому множеству (поскольку в связном графе после построения МОД все вершины оказываются в </w:t>
+        <w:t xml:space="preserve"> дерево построить невозможно, и вместо него был построен минимальный </w:t>
+      </w:r>
+      <w:proofErr w:type="spellStart"/>
+      <w:r>
+        <w:t>остовный</w:t>
+      </w:r>
+      <w:proofErr w:type="spellEnd"/>
+      <w:r>
+        <w:t xml:space="preserve"> лес. На левом холсте при этом рёбра, вошедшие в лес, отмечаются зеленым, а отклоненные - красным, аналогично обычному случаю.</w:t>
+      </w:r>
+    </w:p>
+    <w:p>
+      <w:pPr>
+        <w:pStyle w:val="a1"/>
+        <w:ind w:left="708"/>
+      </w:pPr>
+      <w:r>
+        <w:t>Пользователь имеет полный контроль над процессом визуализации. Он может запустить автоматическое воспроизведение всех шагов, поставить выполнение на паузу в любой момент, перейти к следующему шагу вручную или вернуться на один шаг назад - при возврате последнее добавленное на правый холст ребро исчезает, а состояние DSU откатывается к предыдущему. Кнопка сброса "</w:t>
+      </w:r>
+      <w:proofErr w:type="spellStart"/>
+      <w:r>
+        <w:t>Clean</w:t>
+      </w:r>
+      <w:proofErr w:type="spellEnd"/>
+      <w:r>
+        <w:t xml:space="preserve">" полностью очищает рабочую область приложения. После её нажатия с </w:t>
       </w:r>
       <w:r>
         <w:lastRenderedPageBreak/>
-        <w:t xml:space="preserve">одном множестве). В панели логов выводится итоговое сообщение с общим весом построенного </w:t>
-      </w:r>
-      <w:proofErr w:type="spellStart"/>
-      <w:r>
-        <w:t>остовного</w:t>
-      </w:r>
-      <w:proofErr w:type="spellEnd"/>
-      <w:r>
-        <w:t xml:space="preserve"> дерева, количеством ребер в нем, а также список ребер, вошедших в него.</w:t>
-      </w:r>
-    </w:p>
-    <w:p>
-      <w:pPr>
-        <w:pStyle w:val="a1"/>
-        <w:ind w:left="708"/>
-      </w:pPr>
-      <w:r>
-        <w:t xml:space="preserve">Если граф оказался несвязным, то по завершении алгоритма правый холст содержит не одно дерево, а лес из нескольких компонент связности, каждая из которых раскрашена в свой цвет. Программа дополнительно сообщает пользователю о том, что минимальное </w:t>
-      </w:r>
-      <w:proofErr w:type="spellStart"/>
-      <w:r>
-        <w:t>остовное</w:t>
-      </w:r>
-      <w:proofErr w:type="spellEnd"/>
-      <w:r>
-        <w:t xml:space="preserve"> дерево построить невозможно, и вместо него был построен минимальный </w:t>
-      </w:r>
-      <w:proofErr w:type="spellStart"/>
-      <w:r>
-        <w:t>остовный</w:t>
-      </w:r>
-      <w:proofErr w:type="spellEnd"/>
-      <w:r>
-        <w:t xml:space="preserve"> лес. На левом холсте при этом рёбра, вошедшие в лес, отмечаются зеленым, а отклоненные - красным, аналогично обычному случаю.</w:t>
-      </w:r>
-    </w:p>
-    <w:p>
-      <w:pPr>
-        <w:pStyle w:val="a1"/>
-        <w:ind w:left="708"/>
-      </w:pPr>
-      <w:r>
-        <w:t>Пользователь имеет полный контроль над процессом визуализации. Он может запустить автоматическое воспроизведение всех шагов, поставить выполнение на паузу в любой момент, перейти к следующему шагу вручную или вернуться на один шаг назад - при возврате последнее добавленное на правый холст ребро исчезает, а состояние DSU откатывается к предыдущему. Кнопка сброса "</w:t>
-      </w:r>
-      <w:proofErr w:type="spellStart"/>
-      <w:r>
-        <w:t>Clean</w:t>
-      </w:r>
-      <w:proofErr w:type="spellEnd"/>
-      <w:r>
-        <w:t>" полностью очищает рабочую область приложения. После её нажатия с холстов "</w:t>
+        <w:t>холстов "</w:t>
       </w:r>
       <w:proofErr w:type="spellStart"/>
       <w:r>
@@ -4729,7 +4731,6 @@
         <w:t xml:space="preserve">Алгоритм </w:t>
       </w:r>
       <w:proofErr w:type="spellStart"/>
-      <w:proofErr w:type="gramStart"/>
       <w:r>
         <w:rPr>
           <w:rFonts w:ascii="Courier New" w:eastAsia="Courier New" w:hAnsi="Courier New" w:cs="Courier New"/>
@@ -4745,416 +4746,477 @@
           <w:sz w:val="20"/>
           <w:szCs w:val="20"/>
         </w:rPr>
-        <w:t>(</w:t>
-      </w:r>
-      <w:proofErr w:type="gramEnd"/>
-      <w:r>
+        <w:t>(Граф G):</w:t>
+      </w:r>
+    </w:p>
+    <w:p>
+      <w:pPr>
+        <w:pStyle w:val="a1"/>
+        <w:ind w:left="708"/>
         <w:rPr>
           <w:rFonts w:ascii="Courier New" w:eastAsia="Courier New" w:hAnsi="Courier New" w:cs="Courier New"/>
           <w:sz w:val="20"/>
           <w:szCs w:val="20"/>
         </w:rPr>
-        <w:t>Граф G):</w:t>
-      </w:r>
-    </w:p>
-    <w:p>
-      <w:pPr>
-        <w:pStyle w:val="a1"/>
-        <w:ind w:left="708"/>
+      </w:pPr>
+      <w:r>
         <w:rPr>
           <w:rFonts w:ascii="Courier New" w:eastAsia="Courier New" w:hAnsi="Courier New" w:cs="Courier New"/>
           <w:sz w:val="20"/>
           <w:szCs w:val="20"/>
         </w:rPr>
-      </w:pPr>
-      <w:r>
+        <w:t xml:space="preserve">    Отобразить граф G на левом холсте</w:t>
+      </w:r>
+    </w:p>
+    <w:p>
+      <w:pPr>
+        <w:pStyle w:val="a1"/>
+        <w:ind w:left="708"/>
         <w:rPr>
           <w:rFonts w:ascii="Courier New" w:eastAsia="Courier New" w:hAnsi="Courier New" w:cs="Courier New"/>
           <w:sz w:val="20"/>
           <w:szCs w:val="20"/>
         </w:rPr>
-        <w:t xml:space="preserve">    Отобразить граф G на левом холсте</w:t>
-      </w:r>
-    </w:p>
-    <w:p>
-      <w:pPr>
-        <w:pStyle w:val="a1"/>
-        <w:ind w:left="708"/>
+      </w:pPr>
+      <w:r>
         <w:rPr>
           <w:rFonts w:ascii="Courier New" w:eastAsia="Courier New" w:hAnsi="Courier New" w:cs="Courier New"/>
           <w:sz w:val="20"/>
           <w:szCs w:val="20"/>
         </w:rPr>
-      </w:pPr>
-      <w:r>
+        <w:t xml:space="preserve">    Отобразить все вершины G на правом холсте без рёбер</w:t>
+      </w:r>
+    </w:p>
+    <w:p>
+      <w:pPr>
+        <w:pStyle w:val="a1"/>
+        <w:ind w:left="708"/>
         <w:rPr>
           <w:rFonts w:ascii="Courier New" w:eastAsia="Courier New" w:hAnsi="Courier New" w:cs="Courier New"/>
           <w:sz w:val="20"/>
           <w:szCs w:val="20"/>
         </w:rPr>
-        <w:t xml:space="preserve">    Отобразить все вершины G на правом холсте без рёбер</w:t>
-      </w:r>
-    </w:p>
-    <w:p>
-      <w:pPr>
-        <w:pStyle w:val="a1"/>
-        <w:ind w:left="708"/>
+      </w:pPr>
+      <w:r>
         <w:rPr>
           <w:rFonts w:ascii="Courier New" w:eastAsia="Courier New" w:hAnsi="Courier New" w:cs="Courier New"/>
           <w:sz w:val="20"/>
           <w:szCs w:val="20"/>
         </w:rPr>
-      </w:pPr>
-      <w:r>
+        <w:t xml:space="preserve">    </w:t>
+      </w:r>
+    </w:p>
+    <w:p>
+      <w:pPr>
+        <w:pStyle w:val="a1"/>
+        <w:ind w:left="708"/>
         <w:rPr>
           <w:rFonts w:ascii="Courier New" w:eastAsia="Courier New" w:hAnsi="Courier New" w:cs="Courier New"/>
           <w:sz w:val="20"/>
           <w:szCs w:val="20"/>
         </w:rPr>
-        <w:t xml:space="preserve">    </w:t>
-      </w:r>
-    </w:p>
-    <w:p>
-      <w:pPr>
-        <w:pStyle w:val="a1"/>
-        <w:ind w:left="708"/>
+      </w:pPr>
+      <w:r>
         <w:rPr>
           <w:rFonts w:ascii="Courier New" w:eastAsia="Courier New" w:hAnsi="Courier New" w:cs="Courier New"/>
           <w:sz w:val="20"/>
           <w:szCs w:val="20"/>
         </w:rPr>
-      </w:pPr>
-      <w:r>
+        <w:t xml:space="preserve">    Отсортировать все рёбра G по весу в порядке возрастания</w:t>
+      </w:r>
+    </w:p>
+    <w:p>
+      <w:pPr>
+        <w:pStyle w:val="a1"/>
+        <w:ind w:left="708"/>
         <w:rPr>
           <w:rFonts w:ascii="Courier New" w:eastAsia="Courier New" w:hAnsi="Courier New" w:cs="Courier New"/>
           <w:sz w:val="20"/>
           <w:szCs w:val="20"/>
         </w:rPr>
-        <w:t xml:space="preserve">    Отсортировать все рёбра G по весу в порядке возрастания</w:t>
-      </w:r>
-    </w:p>
-    <w:p>
-      <w:pPr>
-        <w:pStyle w:val="a1"/>
-        <w:ind w:left="708"/>
+      </w:pPr>
+      <w:r>
         <w:rPr>
           <w:rFonts w:ascii="Courier New" w:eastAsia="Courier New" w:hAnsi="Courier New" w:cs="Courier New"/>
           <w:sz w:val="20"/>
           <w:szCs w:val="20"/>
         </w:rPr>
-      </w:pPr>
-      <w:r>
+        <w:t xml:space="preserve">    Показать пользователю: "Рёбра отсортированы по весу"</w:t>
+      </w:r>
+    </w:p>
+    <w:p>
+      <w:pPr>
+        <w:pStyle w:val="a1"/>
+        <w:ind w:left="708"/>
         <w:rPr>
           <w:rFonts w:ascii="Courier New" w:eastAsia="Courier New" w:hAnsi="Courier New" w:cs="Courier New"/>
           <w:sz w:val="20"/>
           <w:szCs w:val="20"/>
         </w:rPr>
-        <w:t xml:space="preserve">    Показать пользователю: "Рёбра отсортированы по весу"</w:t>
-      </w:r>
-    </w:p>
-    <w:p>
-      <w:pPr>
-        <w:pStyle w:val="a1"/>
-        <w:ind w:left="708"/>
+      </w:pPr>
+      <w:r>
         <w:rPr>
           <w:rFonts w:ascii="Courier New" w:eastAsia="Courier New" w:hAnsi="Courier New" w:cs="Courier New"/>
           <w:sz w:val="20"/>
           <w:szCs w:val="20"/>
         </w:rPr>
-      </w:pPr>
-      <w:r>
+        <w:t xml:space="preserve">    </w:t>
+      </w:r>
+    </w:p>
+    <w:p>
+      <w:pPr>
+        <w:pStyle w:val="a1"/>
+        <w:ind w:left="708"/>
         <w:rPr>
           <w:rFonts w:ascii="Courier New" w:eastAsia="Courier New" w:hAnsi="Courier New" w:cs="Courier New"/>
           <w:sz w:val="20"/>
           <w:szCs w:val="20"/>
         </w:rPr>
-        <w:t xml:space="preserve">    </w:t>
-      </w:r>
-    </w:p>
-    <w:p>
-      <w:pPr>
-        <w:pStyle w:val="a1"/>
-        <w:ind w:left="708"/>
+      </w:pPr>
+      <w:r>
         <w:rPr>
           <w:rFonts w:ascii="Courier New" w:eastAsia="Courier New" w:hAnsi="Courier New" w:cs="Courier New"/>
           <w:sz w:val="20"/>
           <w:szCs w:val="20"/>
         </w:rPr>
-      </w:pPr>
-      <w:r>
+        <w:t xml:space="preserve">    Для каждой вершины v в G:</w:t>
+      </w:r>
+    </w:p>
+    <w:p>
+      <w:pPr>
+        <w:pStyle w:val="a1"/>
+        <w:ind w:left="708"/>
         <w:rPr>
           <w:rFonts w:ascii="Courier New" w:eastAsia="Courier New" w:hAnsi="Courier New" w:cs="Courier New"/>
           <w:sz w:val="20"/>
           <w:szCs w:val="20"/>
         </w:rPr>
-        <w:t xml:space="preserve">    Для каждой вершины v в G:</w:t>
-      </w:r>
-    </w:p>
-    <w:p>
-      <w:pPr>
-        <w:pStyle w:val="a1"/>
-        <w:ind w:left="708"/>
+      </w:pPr>
+      <w:r>
         <w:rPr>
           <w:rFonts w:ascii="Courier New" w:eastAsia="Courier New" w:hAnsi="Courier New" w:cs="Courier New"/>
           <w:sz w:val="20"/>
           <w:szCs w:val="20"/>
         </w:rPr>
-      </w:pPr>
-      <w:r>
+        <w:t xml:space="preserve">        Создать множество {v} в структуре DSU</w:t>
+      </w:r>
+    </w:p>
+    <w:p>
+      <w:pPr>
+        <w:pStyle w:val="a1"/>
+        <w:ind w:left="708"/>
         <w:rPr>
           <w:rFonts w:ascii="Courier New" w:eastAsia="Courier New" w:hAnsi="Courier New" w:cs="Courier New"/>
           <w:sz w:val="20"/>
           <w:szCs w:val="20"/>
         </w:rPr>
-        <w:t xml:space="preserve">        Создать множество {v} в структуре DSU</w:t>
-      </w:r>
-    </w:p>
-    <w:p>
-      <w:pPr>
-        <w:pStyle w:val="a1"/>
-        <w:ind w:left="708"/>
+      </w:pPr>
+      <w:r>
         <w:rPr>
           <w:rFonts w:ascii="Courier New" w:eastAsia="Courier New" w:hAnsi="Courier New" w:cs="Courier New"/>
           <w:sz w:val="20"/>
           <w:szCs w:val="20"/>
         </w:rPr>
-      </w:pPr>
-      <w:r>
+        <w:t xml:space="preserve">        Присвоить вершине v уникальный цвет</w:t>
+      </w:r>
+    </w:p>
+    <w:p>
+      <w:pPr>
+        <w:pStyle w:val="a1"/>
+        <w:ind w:left="708"/>
         <w:rPr>
           <w:rFonts w:ascii="Courier New" w:eastAsia="Courier New" w:hAnsi="Courier New" w:cs="Courier New"/>
           <w:sz w:val="20"/>
           <w:szCs w:val="20"/>
         </w:rPr>
-        <w:t xml:space="preserve">        Присвоить вершине v уникальный цвет</w:t>
-      </w:r>
-    </w:p>
-    <w:p>
-      <w:pPr>
-        <w:pStyle w:val="a1"/>
-        <w:ind w:left="708"/>
+      </w:pPr>
+      <w:r>
         <w:rPr>
           <w:rFonts w:ascii="Courier New" w:eastAsia="Courier New" w:hAnsi="Courier New" w:cs="Courier New"/>
           <w:sz w:val="20"/>
           <w:szCs w:val="20"/>
         </w:rPr>
-      </w:pPr>
-      <w:r>
+        <w:t xml:space="preserve">    </w:t>
+      </w:r>
+    </w:p>
+    <w:p>
+      <w:pPr>
+        <w:pStyle w:val="a1"/>
+        <w:ind w:left="708"/>
         <w:rPr>
           <w:rFonts w:ascii="Courier New" w:eastAsia="Courier New" w:hAnsi="Courier New" w:cs="Courier New"/>
           <w:sz w:val="20"/>
           <w:szCs w:val="20"/>
         </w:rPr>
-        <w:t xml:space="preserve">    </w:t>
-      </w:r>
-    </w:p>
-    <w:p>
-      <w:pPr>
-        <w:pStyle w:val="a1"/>
-        <w:ind w:left="708"/>
+      </w:pPr>
+      <w:r>
         <w:rPr>
           <w:rFonts w:ascii="Courier New" w:eastAsia="Courier New" w:hAnsi="Courier New" w:cs="Courier New"/>
           <w:sz w:val="20"/>
           <w:szCs w:val="20"/>
         </w:rPr>
-      </w:pPr>
+        <w:t xml:space="preserve">    Пока (существуют необработанные рёбра) и (в </w:t>
+      </w:r>
+      <w:proofErr w:type="spellStart"/>
       <w:r>
         <w:rPr>
           <w:rFonts w:ascii="Courier New" w:eastAsia="Courier New" w:hAnsi="Courier New" w:cs="Courier New"/>
           <w:sz w:val="20"/>
           <w:szCs w:val="20"/>
         </w:rPr>
-        <w:lastRenderedPageBreak/>
-        <w:t xml:space="preserve">    Пока (существуют необработанные рёбра) и (в </w:t>
-      </w:r>
-      <w:proofErr w:type="spellStart"/>
+        <w:t>остовном</w:t>
+      </w:r>
+      <w:proofErr w:type="spellEnd"/>
       <w:r>
         <w:rPr>
           <w:rFonts w:ascii="Courier New" w:eastAsia="Courier New" w:hAnsi="Courier New" w:cs="Courier New"/>
           <w:sz w:val="20"/>
           <w:szCs w:val="20"/>
         </w:rPr>
-        <w:t>остовном</w:t>
-      </w:r>
-      <w:proofErr w:type="spellEnd"/>
-      <w:r>
+        <w:t xml:space="preserve"> дереве не N-1 ребро):</w:t>
+      </w:r>
+    </w:p>
+    <w:p>
+      <w:pPr>
+        <w:pStyle w:val="a1"/>
+        <w:ind w:left="708"/>
         <w:rPr>
           <w:rFonts w:ascii="Courier New" w:eastAsia="Courier New" w:hAnsi="Courier New" w:cs="Courier New"/>
           <w:sz w:val="20"/>
           <w:szCs w:val="20"/>
         </w:rPr>
-        <w:t xml:space="preserve"> дереве не N-1 ребро):</w:t>
-      </w:r>
-    </w:p>
-    <w:p>
-      <w:pPr>
-        <w:pStyle w:val="a1"/>
-        <w:ind w:left="708"/>
+      </w:pPr>
+      <w:r>
         <w:rPr>
           <w:rFonts w:ascii="Courier New" w:eastAsia="Courier New" w:hAnsi="Courier New" w:cs="Courier New"/>
           <w:sz w:val="20"/>
           <w:szCs w:val="20"/>
         </w:rPr>
-      </w:pPr>
-      <w:r>
+        <w:t xml:space="preserve">        Взять следующее ребро (u, v) с весом w</w:t>
+      </w:r>
+    </w:p>
+    <w:p>
+      <w:pPr>
+        <w:pStyle w:val="a1"/>
+        <w:ind w:left="708"/>
         <w:rPr>
           <w:rFonts w:ascii="Courier New" w:eastAsia="Courier New" w:hAnsi="Courier New" w:cs="Courier New"/>
           <w:sz w:val="20"/>
           <w:szCs w:val="20"/>
         </w:rPr>
-        <w:t xml:space="preserve">        Взять следующее ребро (u, v) с весом w</w:t>
-      </w:r>
-    </w:p>
-    <w:p>
-      <w:pPr>
-        <w:pStyle w:val="a1"/>
-        <w:ind w:left="708"/>
+      </w:pPr>
+      <w:r>
         <w:rPr>
           <w:rFonts w:ascii="Courier New" w:eastAsia="Courier New" w:hAnsi="Courier New" w:cs="Courier New"/>
           <w:sz w:val="20"/>
           <w:szCs w:val="20"/>
         </w:rPr>
-      </w:pPr>
-      <w:r>
+        <w:t xml:space="preserve">        </w:t>
+      </w:r>
+    </w:p>
+    <w:p>
+      <w:pPr>
+        <w:pStyle w:val="a1"/>
+        <w:ind w:left="708"/>
         <w:rPr>
           <w:rFonts w:ascii="Courier New" w:eastAsia="Courier New" w:hAnsi="Courier New" w:cs="Courier New"/>
           <w:sz w:val="20"/>
           <w:szCs w:val="20"/>
         </w:rPr>
-        <w:t xml:space="preserve">        </w:t>
-      </w:r>
-    </w:p>
-    <w:p>
-      <w:pPr>
-        <w:pStyle w:val="a1"/>
-        <w:ind w:left="708"/>
+      </w:pPr>
+      <w:r>
         <w:rPr>
           <w:rFonts w:ascii="Courier New" w:eastAsia="Courier New" w:hAnsi="Courier New" w:cs="Courier New"/>
           <w:sz w:val="20"/>
           <w:szCs w:val="20"/>
         </w:rPr>
-      </w:pPr>
-      <w:r>
+        <w:t xml:space="preserve">        Показать пользователю: "Рассматриваем ребро (u, v) с весом w"</w:t>
+      </w:r>
+    </w:p>
+    <w:p>
+      <w:pPr>
+        <w:pStyle w:val="a1"/>
+        <w:ind w:left="708"/>
         <w:rPr>
           <w:rFonts w:ascii="Courier New" w:eastAsia="Courier New" w:hAnsi="Courier New" w:cs="Courier New"/>
           <w:sz w:val="20"/>
           <w:szCs w:val="20"/>
         </w:rPr>
-        <w:t xml:space="preserve">        Показать пользователю: "Рассматриваем ребро (u, v) с весом w"</w:t>
-      </w:r>
-    </w:p>
-    <w:p>
-      <w:pPr>
-        <w:pStyle w:val="a1"/>
-        <w:ind w:left="708"/>
+      </w:pPr>
+      <w:r>
         <w:rPr>
           <w:rFonts w:ascii="Courier New" w:eastAsia="Courier New" w:hAnsi="Courier New" w:cs="Courier New"/>
           <w:sz w:val="20"/>
           <w:szCs w:val="20"/>
         </w:rPr>
-      </w:pPr>
-      <w:r>
+        <w:t xml:space="preserve">        Выделить ребро (u, v) на левом холсте </w:t>
+      </w:r>
+    </w:p>
+    <w:p>
+      <w:pPr>
+        <w:pStyle w:val="a1"/>
+        <w:ind w:left="708"/>
         <w:rPr>
           <w:rFonts w:ascii="Courier New" w:eastAsia="Courier New" w:hAnsi="Courier New" w:cs="Courier New"/>
           <w:sz w:val="20"/>
           <w:szCs w:val="20"/>
         </w:rPr>
-        <w:t xml:space="preserve">        Выделить ребро (u, v) на левом холсте </w:t>
-      </w:r>
-    </w:p>
-    <w:p>
-      <w:pPr>
-        <w:pStyle w:val="a1"/>
-        <w:ind w:left="708"/>
+      </w:pPr>
+      <w:r>
         <w:rPr>
           <w:rFonts w:ascii="Courier New" w:eastAsia="Courier New" w:hAnsi="Courier New" w:cs="Courier New"/>
           <w:sz w:val="20"/>
           <w:szCs w:val="20"/>
         </w:rPr>
-      </w:pPr>
-      <w:r>
+        <w:t xml:space="preserve">        </w:t>
+      </w:r>
+    </w:p>
+    <w:p>
+      <w:pPr>
+        <w:pStyle w:val="a1"/>
+        <w:ind w:left="708"/>
         <w:rPr>
           <w:rFonts w:ascii="Courier New" w:eastAsia="Courier New" w:hAnsi="Courier New" w:cs="Courier New"/>
           <w:sz w:val="20"/>
           <w:szCs w:val="20"/>
         </w:rPr>
-        <w:t xml:space="preserve">        </w:t>
-      </w:r>
-    </w:p>
-    <w:p>
-      <w:pPr>
-        <w:pStyle w:val="a1"/>
-        <w:ind w:left="708"/>
+      </w:pPr>
+      <w:r>
         <w:rPr>
           <w:rFonts w:ascii="Courier New" w:eastAsia="Courier New" w:hAnsi="Courier New" w:cs="Courier New"/>
           <w:sz w:val="20"/>
           <w:szCs w:val="20"/>
         </w:rPr>
-      </w:pPr>
+        <w:t xml:space="preserve">        Найти корень множества для u: </w:t>
+      </w:r>
+      <w:proofErr w:type="spellStart"/>
       <w:r>
         <w:rPr>
           <w:rFonts w:ascii="Courier New" w:eastAsia="Courier New" w:hAnsi="Courier New" w:cs="Courier New"/>
           <w:sz w:val="20"/>
           <w:szCs w:val="20"/>
         </w:rPr>
-        <w:t xml:space="preserve">        Найти корень множества для u: </w:t>
-      </w:r>
-      <w:proofErr w:type="spellStart"/>
-      <w:r>
+        <w:t>rootU</w:t>
+      </w:r>
+      <w:proofErr w:type="spellEnd"/>
+    </w:p>
+    <w:p>
+      <w:pPr>
+        <w:pStyle w:val="a1"/>
+        <w:ind w:left="708"/>
         <w:rPr>
           <w:rFonts w:ascii="Courier New" w:eastAsia="Courier New" w:hAnsi="Courier New" w:cs="Courier New"/>
           <w:sz w:val="20"/>
           <w:szCs w:val="20"/>
         </w:rPr>
-        <w:t>rootU</w:t>
-      </w:r>
-      <w:proofErr w:type="spellEnd"/>
-    </w:p>
-    <w:p>
-      <w:pPr>
-        <w:pStyle w:val="a1"/>
-        <w:ind w:left="708"/>
+      </w:pPr>
+      <w:r>
         <w:rPr>
           <w:rFonts w:ascii="Courier New" w:eastAsia="Courier New" w:hAnsi="Courier New" w:cs="Courier New"/>
           <w:sz w:val="20"/>
           <w:szCs w:val="20"/>
         </w:rPr>
-      </w:pPr>
+        <w:t xml:space="preserve">        Найти корень множества для v: </w:t>
+      </w:r>
+      <w:proofErr w:type="spellStart"/>
       <w:r>
         <w:rPr>
           <w:rFonts w:ascii="Courier New" w:eastAsia="Courier New" w:hAnsi="Courier New" w:cs="Courier New"/>
           <w:sz w:val="20"/>
           <w:szCs w:val="20"/>
         </w:rPr>
-        <w:t xml:space="preserve">        Найти корень множества для v: </w:t>
-      </w:r>
-      <w:proofErr w:type="spellStart"/>
-      <w:r>
+        <w:t>rootV</w:t>
+      </w:r>
+      <w:proofErr w:type="spellEnd"/>
+    </w:p>
+    <w:p>
+      <w:pPr>
+        <w:pStyle w:val="a1"/>
+        <w:ind w:left="708"/>
         <w:rPr>
           <w:rFonts w:ascii="Courier New" w:eastAsia="Courier New" w:hAnsi="Courier New" w:cs="Courier New"/>
           <w:sz w:val="20"/>
           <w:szCs w:val="20"/>
         </w:rPr>
-        <w:t>rootV</w:t>
-      </w:r>
-      <w:proofErr w:type="spellEnd"/>
-    </w:p>
-    <w:p>
-      <w:pPr>
-        <w:pStyle w:val="a1"/>
-        <w:ind w:left="708"/>
+      </w:pPr>
+      <w:r>
         <w:rPr>
           <w:rFonts w:ascii="Courier New" w:eastAsia="Courier New" w:hAnsi="Courier New" w:cs="Courier New"/>
           <w:sz w:val="20"/>
           <w:szCs w:val="20"/>
         </w:rPr>
-      </w:pPr>
-      <w:r>
+        <w:t xml:space="preserve">        </w:t>
+      </w:r>
+    </w:p>
+    <w:p>
+      <w:pPr>
+        <w:pStyle w:val="a1"/>
+        <w:ind w:left="708"/>
         <w:rPr>
           <w:rFonts w:ascii="Courier New" w:eastAsia="Courier New" w:hAnsi="Courier New" w:cs="Courier New"/>
           <w:sz w:val="20"/>
           <w:szCs w:val="20"/>
         </w:rPr>
-        <w:t xml:space="preserve">        </w:t>
+      </w:pPr>
+      <w:r>
+        <w:rPr>
+          <w:rFonts w:ascii="Gungsuh" w:eastAsia="Gungsuh" w:hAnsi="Gungsuh" w:cs="Gungsuh"/>
+          <w:sz w:val="20"/>
+          <w:szCs w:val="20"/>
+        </w:rPr>
+        <w:t xml:space="preserve">        Если </w:t>
+      </w:r>
+      <w:proofErr w:type="spellStart"/>
+      <w:r>
+        <w:rPr>
+          <w:rFonts w:ascii="Gungsuh" w:eastAsia="Gungsuh" w:hAnsi="Gungsuh" w:cs="Gungsuh"/>
+          <w:sz w:val="20"/>
+          <w:szCs w:val="20"/>
+        </w:rPr>
+        <w:t>rootU</w:t>
+      </w:r>
+      <w:proofErr w:type="spellEnd"/>
+      <w:r>
+        <w:rPr>
+          <w:rFonts w:ascii="Gungsuh" w:eastAsia="Gungsuh" w:hAnsi="Gungsuh" w:cs="Gungsuh"/>
+          <w:sz w:val="20"/>
+          <w:szCs w:val="20"/>
+        </w:rPr>
+        <w:t xml:space="preserve"> </w:t>
+      </w:r>
+      <w:r>
+        <w:rPr>
+          <w:rFonts w:ascii="Cambria Math" w:eastAsia="Gungsuh" w:hAnsi="Cambria Math" w:cs="Cambria Math"/>
+          <w:sz w:val="20"/>
+          <w:szCs w:val="20"/>
+        </w:rPr>
+        <w:t>≠</w:t>
+      </w:r>
+      <w:r>
+        <w:rPr>
+          <w:rFonts w:ascii="Gungsuh" w:eastAsia="Gungsuh" w:hAnsi="Gungsuh" w:cs="Gungsuh"/>
+          <w:sz w:val="20"/>
+          <w:szCs w:val="20"/>
+        </w:rPr>
+        <w:t xml:space="preserve"> </w:t>
+      </w:r>
+      <w:proofErr w:type="spellStart"/>
+      <w:r>
+        <w:rPr>
+          <w:rFonts w:ascii="Gungsuh" w:eastAsia="Gungsuh" w:hAnsi="Gungsuh" w:cs="Gungsuh"/>
+          <w:sz w:val="20"/>
+          <w:szCs w:val="20"/>
+        </w:rPr>
+        <w:t>rootV</w:t>
+      </w:r>
+      <w:proofErr w:type="spellEnd"/>
+      <w:r>
+        <w:rPr>
+          <w:rFonts w:ascii="Gungsuh" w:eastAsia="Gungsuh" w:hAnsi="Gungsuh" w:cs="Gungsuh"/>
+          <w:sz w:val="20"/>
+          <w:szCs w:val="20"/>
+        </w:rPr>
+        <w:t>:</w:t>
       </w:r>
     </w:p>
     <w:p>
@@ -5169,167 +5231,105 @@
       </w:pPr>
       <w:r>
         <w:rPr>
-          <w:rFonts w:ascii="Gungsuh" w:eastAsia="Gungsuh" w:hAnsi="Gungsuh" w:cs="Gungsuh"/>
-          <w:sz w:val="20"/>
-          <w:szCs w:val="20"/>
-        </w:rPr>
-        <w:t xml:space="preserve">        Если </w:t>
-      </w:r>
-      <w:proofErr w:type="spellStart"/>
-      <w:r>
-        <w:rPr>
-          <w:rFonts w:ascii="Gungsuh" w:eastAsia="Gungsuh" w:hAnsi="Gungsuh" w:cs="Gungsuh"/>
-          <w:sz w:val="20"/>
-          <w:szCs w:val="20"/>
-        </w:rPr>
-        <w:t>rootU</w:t>
-      </w:r>
-      <w:proofErr w:type="spellEnd"/>
-      <w:r>
-        <w:rPr>
-          <w:rFonts w:ascii="Gungsuh" w:eastAsia="Gungsuh" w:hAnsi="Gungsuh" w:cs="Gungsuh"/>
-          <w:sz w:val="20"/>
-          <w:szCs w:val="20"/>
-        </w:rPr>
-        <w:t xml:space="preserve"> </w:t>
-      </w:r>
-      <w:r>
-        <w:rPr>
-          <w:rFonts w:ascii="Cambria Math" w:eastAsia="Gungsuh" w:hAnsi="Cambria Math" w:cs="Cambria Math"/>
-          <w:sz w:val="20"/>
-          <w:szCs w:val="20"/>
-        </w:rPr>
-        <w:t>≠</w:t>
-      </w:r>
-      <w:r>
-        <w:rPr>
-          <w:rFonts w:ascii="Gungsuh" w:eastAsia="Gungsuh" w:hAnsi="Gungsuh" w:cs="Gungsuh"/>
-          <w:sz w:val="20"/>
-          <w:szCs w:val="20"/>
-        </w:rPr>
-        <w:t xml:space="preserve"> </w:t>
-      </w:r>
-      <w:proofErr w:type="spellStart"/>
-      <w:r>
-        <w:rPr>
-          <w:rFonts w:ascii="Gungsuh" w:eastAsia="Gungsuh" w:hAnsi="Gungsuh" w:cs="Gungsuh"/>
-          <w:sz w:val="20"/>
-          <w:szCs w:val="20"/>
-        </w:rPr>
-        <w:t>rootV</w:t>
-      </w:r>
-      <w:proofErr w:type="spellEnd"/>
-      <w:r>
-        <w:rPr>
-          <w:rFonts w:ascii="Gungsuh" w:eastAsia="Gungsuh" w:hAnsi="Gungsuh" w:cs="Gungsuh"/>
-          <w:sz w:val="20"/>
-          <w:szCs w:val="20"/>
-        </w:rPr>
-        <w:t>:</w:t>
-      </w:r>
-    </w:p>
-    <w:p>
-      <w:pPr>
-        <w:pStyle w:val="a1"/>
-        <w:ind w:left="708"/>
-        <w:rPr>
           <w:rFonts w:ascii="Courier New" w:eastAsia="Courier New" w:hAnsi="Courier New" w:cs="Courier New"/>
           <w:sz w:val="20"/>
           <w:szCs w:val="20"/>
         </w:rPr>
-      </w:pPr>
-      <w:r>
+        <w:t xml:space="preserve">            Показать пользователю: "Вершины в разных множествах, добавляем ребро"</w:t>
+      </w:r>
+    </w:p>
+    <w:p>
+      <w:pPr>
+        <w:pStyle w:val="a1"/>
+        <w:ind w:left="708"/>
         <w:rPr>
           <w:rFonts w:ascii="Courier New" w:eastAsia="Courier New" w:hAnsi="Courier New" w:cs="Courier New"/>
           <w:sz w:val="20"/>
           <w:szCs w:val="20"/>
         </w:rPr>
-        <w:t xml:space="preserve">            Показать пользователю: "Вершины в разных множествах, добавляем ребро"</w:t>
-      </w:r>
-    </w:p>
-    <w:p>
-      <w:pPr>
-        <w:pStyle w:val="a1"/>
-        <w:ind w:left="708"/>
+      </w:pPr>
+      <w:r>
         <w:rPr>
           <w:rFonts w:ascii="Courier New" w:eastAsia="Courier New" w:hAnsi="Courier New" w:cs="Courier New"/>
           <w:sz w:val="20"/>
           <w:szCs w:val="20"/>
         </w:rPr>
-      </w:pPr>
+        <w:t xml:space="preserve">            Добавить ребро (u, v) в минимальное </w:t>
+      </w:r>
+      <w:proofErr w:type="spellStart"/>
       <w:r>
         <w:rPr>
           <w:rFonts w:ascii="Courier New" w:eastAsia="Courier New" w:hAnsi="Courier New" w:cs="Courier New"/>
           <w:sz w:val="20"/>
           <w:szCs w:val="20"/>
         </w:rPr>
-        <w:t xml:space="preserve">            Добавить ребро (u, v) в минимальное </w:t>
-      </w:r>
-      <w:proofErr w:type="spellStart"/>
+        <w:t>остовное</w:t>
+      </w:r>
+      <w:proofErr w:type="spellEnd"/>
       <w:r>
         <w:rPr>
           <w:rFonts w:ascii="Courier New" w:eastAsia="Courier New" w:hAnsi="Courier New" w:cs="Courier New"/>
           <w:sz w:val="20"/>
           <w:szCs w:val="20"/>
         </w:rPr>
-        <w:t>остовное</w:t>
-      </w:r>
-      <w:proofErr w:type="spellEnd"/>
-      <w:r>
+        <w:t xml:space="preserve"> дерево</w:t>
+      </w:r>
+    </w:p>
+    <w:p>
+      <w:pPr>
+        <w:pStyle w:val="a1"/>
+        <w:ind w:left="708"/>
         <w:rPr>
           <w:rFonts w:ascii="Courier New" w:eastAsia="Courier New" w:hAnsi="Courier New" w:cs="Courier New"/>
           <w:sz w:val="20"/>
           <w:szCs w:val="20"/>
         </w:rPr>
-        <w:t xml:space="preserve"> дерево</w:t>
-      </w:r>
-    </w:p>
-    <w:p>
-      <w:pPr>
-        <w:pStyle w:val="a1"/>
-        <w:ind w:left="708"/>
+      </w:pPr>
+      <w:r>
         <w:rPr>
           <w:rFonts w:ascii="Courier New" w:eastAsia="Courier New" w:hAnsi="Courier New" w:cs="Courier New"/>
           <w:sz w:val="20"/>
           <w:szCs w:val="20"/>
         </w:rPr>
-      </w:pPr>
+        <w:t xml:space="preserve">            Объединить множества </w:t>
+      </w:r>
+      <w:proofErr w:type="spellStart"/>
       <w:r>
         <w:rPr>
           <w:rFonts w:ascii="Courier New" w:eastAsia="Courier New" w:hAnsi="Courier New" w:cs="Courier New"/>
           <w:sz w:val="20"/>
           <w:szCs w:val="20"/>
         </w:rPr>
-        <w:t xml:space="preserve">            Объединить множества </w:t>
-      </w:r>
-      <w:proofErr w:type="spellStart"/>
+        <w:t>rootU</w:t>
+      </w:r>
+      <w:proofErr w:type="spellEnd"/>
       <w:r>
         <w:rPr>
           <w:rFonts w:ascii="Courier New" w:eastAsia="Courier New" w:hAnsi="Courier New" w:cs="Courier New"/>
           <w:sz w:val="20"/>
           <w:szCs w:val="20"/>
         </w:rPr>
-        <w:t>rootU</w:t>
-      </w:r>
-      <w:proofErr w:type="spellEnd"/>
-      <w:r>
+        <w:t xml:space="preserve"> и rootV</w:t>
+      </w:r>
+    </w:p>
+    <w:p>
+      <w:pPr>
+        <w:pStyle w:val="a1"/>
+        <w:ind w:left="708"/>
         <w:rPr>
           <w:rFonts w:ascii="Courier New" w:eastAsia="Courier New" w:hAnsi="Courier New" w:cs="Courier New"/>
           <w:sz w:val="20"/>
           <w:szCs w:val="20"/>
         </w:rPr>
-        <w:t xml:space="preserve"> и </w:t>
-      </w:r>
-      <w:proofErr w:type="spellStart"/>
+      </w:pPr>
       <w:r>
         <w:rPr>
           <w:rFonts w:ascii="Courier New" w:eastAsia="Courier New" w:hAnsi="Courier New" w:cs="Courier New"/>
           <w:sz w:val="20"/>
           <w:szCs w:val="20"/>
         </w:rPr>
-        <w:t>rootV</w:t>
-      </w:r>
-      <w:proofErr w:type="spellEnd"/>
+        <w:t xml:space="preserve">            Нарисовать ребро (u, v) на правом холсте </w:t>
+      </w:r>
     </w:p>
     <w:p>
       <w:pPr>
@@ -5347,7 +5347,7 @@
           <w:sz w:val="20"/>
           <w:szCs w:val="20"/>
         </w:rPr>
-        <w:t xml:space="preserve">            Нарисовать ребро (u, v) на правом холсте </w:t>
+        <w:t xml:space="preserve">            Обновить цвета вершин в объединённом множестве</w:t>
       </w:r>
     </w:p>
     <w:p>
@@ -5366,7 +5366,7 @@
           <w:sz w:val="20"/>
           <w:szCs w:val="20"/>
         </w:rPr>
-        <w:t xml:space="preserve">            Обновить цвета вершин в объединённом множестве</w:t>
+        <w:t xml:space="preserve">            Увеличить общий вес дерева на w</w:t>
       </w:r>
     </w:p>
     <w:p>
@@ -5385,7 +5385,7 @@
           <w:sz w:val="20"/>
           <w:szCs w:val="20"/>
         </w:rPr>
-        <w:t xml:space="preserve">            Увеличить общий вес дерева на w</w:t>
+        <w:t xml:space="preserve">        Иначе:</w:t>
       </w:r>
     </w:p>
     <w:p>
@@ -5404,7 +5404,7 @@
           <w:sz w:val="20"/>
           <w:szCs w:val="20"/>
         </w:rPr>
-        <w:t xml:space="preserve">        Иначе:</w:t>
+        <w:t xml:space="preserve">            Показать пользователю: "Вершины в одном множестве, ребро образует цикл"</w:t>
       </w:r>
     </w:p>
     <w:p>
@@ -5423,7 +5423,7 @@
           <w:sz w:val="20"/>
           <w:szCs w:val="20"/>
         </w:rPr>
-        <w:t xml:space="preserve">            Показать пользователю: "Вершины в одном множестве, ребро образует цикл"</w:t>
+        <w:t xml:space="preserve">            Отметить ребро (u, v) на левом холсте    </w:t>
       </w:r>
     </w:p>
     <w:p>
@@ -5442,25 +5442,6 @@
           <w:sz w:val="20"/>
           <w:szCs w:val="20"/>
         </w:rPr>
-        <w:t xml:space="preserve">            Отметить ребро (u, v) на левом холсте    </w:t>
-      </w:r>
-    </w:p>
-    <w:p>
-      <w:pPr>
-        <w:pStyle w:val="a1"/>
-        <w:ind w:left="708"/>
-        <w:rPr>
-          <w:rFonts w:ascii="Courier New" w:eastAsia="Courier New" w:hAnsi="Courier New" w:cs="Courier New"/>
-          <w:sz w:val="20"/>
-          <w:szCs w:val="20"/>
-        </w:rPr>
-      </w:pPr>
-      <w:r>
-        <w:rPr>
-          <w:rFonts w:ascii="Courier New" w:eastAsia="Courier New" w:hAnsi="Courier New" w:cs="Courier New"/>
-          <w:sz w:val="20"/>
-          <w:szCs w:val="20"/>
-        </w:rPr>
         <w:t xml:space="preserve">    Показать пользователю: "Алгоритм завершён. Вес дерева: W, Количество ребер: E, Список ребер: &lt;ребро1, ребро2 …&gt;"</w:t>
       </w:r>
     </w:p>
@@ -5524,83 +5505,86 @@
       </w:r>
       <w:proofErr w:type="spellStart"/>
       <w:r>
+        <w:t>Краскала</w:t>
+      </w:r>
+      <w:proofErr w:type="spellEnd"/>
+      <w:r>
+        <w:t xml:space="preserve"> без пошаговой реализации (алгоритм запускается нажатием кнопки и сразу выдает результат - минимальное </w:t>
+      </w:r>
+      <w:proofErr w:type="spellStart"/>
+      <w:r>
+        <w:t>остовное</w:t>
+      </w:r>
+      <w:proofErr w:type="spellEnd"/>
+      <w:r>
+        <w:t xml:space="preserve"> дерево, на соответствующем холсте). В поле для сообщений выводится список отсортированных ребер и итоговый результат - общий вес построенного дерева, список ребер и их количество. После завершения реализации будет проведено тестирование первой версии и исправление выявленных ошибок.</w:t>
+      </w:r>
+    </w:p>
+    <w:p>
+      <w:pPr>
+        <w:pStyle w:val="a1"/>
+      </w:pPr>
+      <w:r>
+        <w:t xml:space="preserve">К 17 июля планируется подготовить вторую версию приложения. На этом этапе будет добавлено сохранение графа в файл и автоматический режим выполнения алгоритма с возможностью задания скорости визуализации. Будет реализована пошаговая визуализация построения минимального </w:t>
+      </w:r>
+      <w:proofErr w:type="spellStart"/>
+      <w:r>
+        <w:t>остовного</w:t>
+      </w:r>
+      <w:proofErr w:type="spellEnd"/>
+      <w:r>
+        <w:t xml:space="preserve"> дерева с текстовыми пояснениями, а также кнопка "</w:t>
+      </w:r>
+      <w:proofErr w:type="spellStart"/>
+      <w:r>
+        <w:t>Clean</w:t>
+      </w:r>
+      <w:proofErr w:type="spellEnd"/>
+      <w:r>
+        <w:t>", предназначенная для полной очистки рабочей области приложения. После завершения реализации будет проведено тестирование второй версии и устранение выявленных недостатков.</w:t>
+      </w:r>
+    </w:p>
+    <w:p>
+      <w:pPr>
+        <w:pStyle w:val="a1"/>
+      </w:pPr>
+      <w:r>
+        <w:t xml:space="preserve">К 18 июля будет подготовлена финальная версия приложения. На данном этапе планируется реализовать ручной ввод графа пользователем с помощью редактора, а также добавить кнопку "Info" с краткой справкой по работе с программой и описанием алгоритма </w:t>
+      </w:r>
+      <w:proofErr w:type="spellStart"/>
+      <w:r>
+        <w:t>Краскала</w:t>
+      </w:r>
+      <w:proofErr w:type="spellEnd"/>
+      <w:r>
+        <w:t xml:space="preserve">. После этого будет </w:t>
+      </w:r>
+      <w:r>
         <w:lastRenderedPageBreak/>
+        <w:t>проведено итоговое тестирование, исправление выявленных ошибок и подготовка пользовательской документации.</w:t>
+      </w:r>
+    </w:p>
+    <w:p>
+      <w:pPr>
+        <w:pStyle w:val="a1"/>
+      </w:pPr>
+      <w:r>
+        <w:t xml:space="preserve">Распределение обязанностей между участниками бригады. </w:t>
+      </w:r>
+    </w:p>
+    <w:p>
+      <w:pPr>
+        <w:pStyle w:val="a1"/>
+      </w:pPr>
+      <w:r>
+        <w:t xml:space="preserve">Первый участник бригады - Харитонов Вадим Сергеевич. Отвечает за реализацию алгоритма </w:t>
+      </w:r>
+      <w:proofErr w:type="spellStart"/>
+      <w:r>
         <w:t>Краскала</w:t>
       </w:r>
       <w:proofErr w:type="spellEnd"/>
       <w:r>
-        <w:t xml:space="preserve"> без пошаговой реализации (алгоритм запускается нажатием кнопки и сразу выдает результат - минимальное </w:t>
-      </w:r>
-      <w:proofErr w:type="spellStart"/>
-      <w:r>
-        <w:t>остовное</w:t>
-      </w:r>
-      <w:proofErr w:type="spellEnd"/>
-      <w:r>
-        <w:t xml:space="preserve"> дерево, на соответствующем холсте). В поле для сообщений выводится список отсортированных ребер и итоговый результат - общий вес построенного дерева, список ребер и их количество. После завершения реализации будет проведено тестирование первой версии и исправление выявленных ошибок.</w:t>
-      </w:r>
-    </w:p>
-    <w:p>
-      <w:pPr>
-        <w:pStyle w:val="a1"/>
-      </w:pPr>
-      <w:r>
-        <w:t xml:space="preserve">К 17 июля планируется подготовить вторую версию приложения. На этом этапе будет добавлено сохранение графа в файл и автоматический режим выполнения алгоритма с возможностью задания скорости визуализации. Будет реализована пошаговая визуализация построения минимального </w:t>
-      </w:r>
-      <w:proofErr w:type="spellStart"/>
-      <w:r>
-        <w:t>остовного</w:t>
-      </w:r>
-      <w:proofErr w:type="spellEnd"/>
-      <w:r>
-        <w:t xml:space="preserve"> дерева с текстовыми пояснениями, а также кнопка "</w:t>
-      </w:r>
-      <w:proofErr w:type="spellStart"/>
-      <w:r>
-        <w:t>Clean</w:t>
-      </w:r>
-      <w:proofErr w:type="spellEnd"/>
-      <w:r>
-        <w:t>", предназначенная для полной очистки рабочей области приложения. После завершения реализации будет проведено тестирование второй версии и устранение выявленных недостатков.</w:t>
-      </w:r>
-    </w:p>
-    <w:p>
-      <w:pPr>
-        <w:pStyle w:val="a1"/>
-      </w:pPr>
-      <w:r>
-        <w:t xml:space="preserve">К 18 июля будет подготовлена финальная версия приложения. На данном этапе планируется реализовать ручной ввод графа пользователем с помощью редактора, а также добавить кнопку "Info" с краткой справкой по работе с программой и описанием алгоритма </w:t>
-      </w:r>
-      <w:proofErr w:type="spellStart"/>
-      <w:r>
-        <w:t>Краскала</w:t>
-      </w:r>
-      <w:proofErr w:type="spellEnd"/>
-      <w:r>
-        <w:t>. После этого будет проведено итоговое тестирование, исправление выявленных ошибок и подготовка пользовательской документации.</w:t>
-      </w:r>
-    </w:p>
-    <w:p>
-      <w:pPr>
-        <w:pStyle w:val="a1"/>
-      </w:pPr>
-      <w:r>
-        <w:t xml:space="preserve">Распределение обязанностей между участниками бригады. </w:t>
-      </w:r>
-    </w:p>
-    <w:p>
-      <w:pPr>
-        <w:pStyle w:val="a1"/>
-      </w:pPr>
-      <w:r>
-        <w:t xml:space="preserve">Первый участник бригады - Харитонов Вадим Сергеевич. Отвечает за реализацию алгоритма </w:t>
-      </w:r>
-      <w:proofErr w:type="spellStart"/>
-      <w:r>
-        <w:t>Краскала</w:t>
-      </w:r>
-      <w:proofErr w:type="spellEnd"/>
-      <w:r>
         <w:t xml:space="preserve">, разработку структуры непересекающихся множеств (DSU), а также логики пошагового выполнения алгоритма. </w:t>
       </w:r>
     </w:p>
@@ -5617,11 +5601,7 @@
         <w:pStyle w:val="a1"/>
       </w:pPr>
       <w:r>
-        <w:t xml:space="preserve">Третий участник бригады - Шлеин Герман Антонович. Отвечает за реализацию загрузки и сохранения графов, вывод текстовых пояснений выполнения алгоритма, управление режимами выполнением алгоритма, а </w:t>
-      </w:r>
-      <w:r>
-        <w:lastRenderedPageBreak/>
-        <w:t xml:space="preserve">также проведение тестирования приложения и исправление выявленных ошибок. </w:t>
+        <w:t xml:space="preserve">Третий участник бригады - Шлеин Герман Антонович. Отвечает за реализацию загрузки и сохранения графов, вывод текстовых пояснений выполнения алгоритма, управление режимами выполнением алгоритма, а также проведение тестирования приложения и исправление выявленных ошибок. </w:t>
       </w:r>
     </w:p>
     <w:p>
@@ -5788,6 +5768,7 @@
         <w:pStyle w:val="a1"/>
       </w:pPr>
       <w:r>
+        <w:lastRenderedPageBreak/>
         <w:t>После сдачи 2-й версии были выявлены следующие требования к доработк</w:t>
       </w:r>
       <w:r>
@@ -5845,58 +5826,213 @@
         <w:pStyle w:val="a1"/>
       </w:pPr>
       <w:r>
-        <w:t>Разработка приложения велась в строгом соответствии с утверждённым планом, предусматривающим итерационн</w:t>
-      </w:r>
-      <w:r>
-        <w:t xml:space="preserve">ую реализацию </w:t>
-      </w:r>
-      <w:r>
-        <w:t xml:space="preserve">функциональности. </w:t>
-      </w:r>
-      <w:r>
-        <w:t xml:space="preserve">  </w:t>
-      </w:r>
-    </w:p>
-    <w:p>
-      <w:pPr>
-        <w:pStyle w:val="a1"/>
-      </w:pPr>
+        <w:t xml:space="preserve">Разработка приложения велась в строгом соответствии с утверждённым планом, предусматривающим итерационную реализацию функциональности.   </w:t>
+      </w:r>
+    </w:p>
+    <w:p>
+      <w:pPr>
+        <w:pStyle w:val="a1"/>
+      </w:pPr>
+      <w:r>
+        <w:t>Процесс включал четыре основных этапа</w:t>
+      </w:r>
+      <w:r>
+        <w:t>. П</w:t>
+      </w:r>
+      <w:r>
+        <w:t>рототип</w:t>
+      </w:r>
+      <w:r>
+        <w:t>, представляющий собой приложение с графическим интерфейсом, без реализации основных функций. П</w:t>
+      </w:r>
+      <w:r>
+        <w:t xml:space="preserve">ервая версия, </w:t>
+      </w:r>
+      <w:r>
+        <w:t>включающая</w:t>
+      </w:r>
+      <w:r>
+        <w:t xml:space="preserve"> генерацию случайного графа, загрузку графа из файла, запуск алгоритма </w:t>
+      </w:r>
+      <w:proofErr w:type="spellStart"/>
+      <w:r>
+        <w:t>Краскала</w:t>
+      </w:r>
+      <w:proofErr w:type="spellEnd"/>
+      <w:r>
+        <w:t xml:space="preserve"> без пошаговой реализации</w:t>
+      </w:r>
+      <w:r>
+        <w:t>. В</w:t>
+      </w:r>
+      <w:r>
+        <w:t>торая версия, включающая сохранение графа в файл, возможность задать скорость анимации автоматического режима выполнения алгоритма, режим пошагового выполнения алгоритма, возможность полной очистки рабочей области</w:t>
+      </w:r>
+      <w:r>
+        <w:t>. Ф</w:t>
+      </w:r>
+      <w:r>
+        <w:t>инальн</w:t>
+      </w:r>
+      <w:r>
+        <w:t>ая</w:t>
+      </w:r>
+      <w:r>
+        <w:t xml:space="preserve"> верси</w:t>
+      </w:r>
+      <w:r>
+        <w:t>я</w:t>
+      </w:r>
+      <w:r>
+        <w:t xml:space="preserve">, в которой были реализованы ручной </w:t>
+      </w:r>
+      <w:r>
+        <w:t>ввод</w:t>
+      </w:r>
+      <w:r>
+        <w:t xml:space="preserve"> графа</w:t>
+      </w:r>
+      <w:r>
+        <w:t xml:space="preserve"> пользователем</w:t>
+      </w:r>
+      <w:r>
+        <w:t xml:space="preserve"> и </w:t>
+      </w:r>
+      <w:r>
+        <w:t xml:space="preserve">функция вывода </w:t>
+      </w:r>
+      <w:r>
+        <w:t>справочн</w:t>
+      </w:r>
+      <w:r>
+        <w:t>ой</w:t>
+      </w:r>
+      <w:r>
+        <w:t xml:space="preserve"> информаци</w:t>
+      </w:r>
+      <w:r>
+        <w:t>и</w:t>
+      </w:r>
+      <w:r>
+        <w:t>. Каждый этап завершался тестированием и</w:t>
+      </w:r>
+      <w:r>
+        <w:t xml:space="preserve"> </w:t>
+      </w:r>
+      <w:r>
+        <w:t>уточнением требований, что позволило своевременно выявлять и исправлять недостатки. Таким образом, фактический ход разработки полностью соответствовал запланированным срокам и объёму работ.</w:t>
+      </w:r>
+    </w:p>
+    <w:p>
+      <w:pPr>
+        <w:pStyle w:val="a1"/>
+      </w:pPr>
+      <w:r>
+        <w:t xml:space="preserve">Архитектура приложения включает следующие основные </w:t>
+      </w:r>
+      <w:r>
+        <w:t>пакеты</w:t>
+      </w:r>
+      <w:r>
+        <w:t xml:space="preserve"> и классы</w:t>
+      </w:r>
+      <w:r>
+        <w:t>.</w:t>
+      </w:r>
+    </w:p>
+    <w:p>
+      <w:pPr>
+        <w:pStyle w:val="a1"/>
+      </w:pPr>
+      <w:r>
+        <w:t xml:space="preserve">Класс </w:t>
+      </w:r>
+      <w:proofErr w:type="spellStart"/>
+      <w:r>
+        <w:t>Main</w:t>
+      </w:r>
+      <w:proofErr w:type="spellEnd"/>
+      <w:r>
+        <w:t xml:space="preserve"> является точкой входа в приложение. Он наследует от Application и переопределяет метод </w:t>
+      </w:r>
+      <w:proofErr w:type="spellStart"/>
+      <w:r>
+        <w:t>start</w:t>
+      </w:r>
+      <w:proofErr w:type="spellEnd"/>
+      <w:r>
+        <w:t xml:space="preserve">, в котором загружается FXML-разметка из файла </w:t>
+      </w:r>
+      <w:proofErr w:type="spellStart"/>
+      <w:r>
+        <w:t>main.fxml</w:t>
+      </w:r>
+      <w:proofErr w:type="spellEnd"/>
+      <w:r>
+        <w:t xml:space="preserve">, создаётся сцена с основным окном, </w:t>
+      </w:r>
       <w:r>
         <w:lastRenderedPageBreak/>
-        <w:t>Процесс включал четыре основных этапа</w:t>
-      </w:r>
-      <w:r>
-        <w:t>. П</w:t>
-      </w:r>
-      <w:r>
-        <w:t>рототип</w:t>
-      </w:r>
-      <w:r>
-        <w:t>, представляющий собой приложение с графическим интерфейсом, без реализации основных функций. П</w:t>
-      </w:r>
-      <w:r>
-        <w:t>ер</w:t>
-      </w:r>
-      <w:r>
-        <w:t>вая</w:t>
-      </w:r>
-      <w:r>
-        <w:t xml:space="preserve"> верси</w:t>
-      </w:r>
-      <w:r>
-        <w:t xml:space="preserve">я, </w:t>
-      </w:r>
-      <w:r>
-        <w:t>включающая</w:t>
-      </w:r>
-      <w:r>
-        <w:t xml:space="preserve"> генерацию случайного графа</w:t>
-      </w:r>
-      <w:r>
-        <w:t xml:space="preserve">, </w:t>
-      </w:r>
-      <w:r>
-        <w:t xml:space="preserve">загрузку графа из файла, запуск алгоритма </w:t>
+        <w:t>устанавливаются его заголовок, размеры и минимальные ограничения, после чего окно отображается.</w:t>
+      </w:r>
+      <w:r>
+        <w:t xml:space="preserve"> </w:t>
+      </w:r>
+    </w:p>
+    <w:p>
+      <w:pPr>
+        <w:pStyle w:val="a1"/>
+      </w:pPr>
+      <w:r>
+        <w:t xml:space="preserve">Класс </w:t>
+      </w:r>
+      <w:proofErr w:type="spellStart"/>
+      <w:r>
+        <w:t>Launcher</w:t>
+      </w:r>
+      <w:proofErr w:type="spellEnd"/>
+      <w:r>
+        <w:t xml:space="preserve"> служит обёрткой для запуска приложения вне среды разработки. Он содержит метод </w:t>
+      </w:r>
+      <w:proofErr w:type="spellStart"/>
+      <w:r>
+        <w:t>main</w:t>
+      </w:r>
+      <w:proofErr w:type="spellEnd"/>
+      <w:r>
+        <w:t xml:space="preserve">, в котором устанавливаются системные свойства для корректного отображения, после чего вызывается метод </w:t>
+      </w:r>
+      <w:proofErr w:type="spellStart"/>
+      <w:r>
+        <w:t>main</w:t>
+      </w:r>
+      <w:proofErr w:type="spellEnd"/>
+      <w:r>
+        <w:t xml:space="preserve"> класса </w:t>
+      </w:r>
+      <w:proofErr w:type="spellStart"/>
+      <w:r>
+        <w:t>Main</w:t>
+      </w:r>
+      <w:proofErr w:type="spellEnd"/>
+      <w:r>
+        <w:t>. Это позволяет упаковать приложение в исполнимый JAR-файл с корректным указанием главного класса.</w:t>
+      </w:r>
+    </w:p>
+    <w:p>
+      <w:pPr>
+        <w:pStyle w:val="a1"/>
+      </w:pPr>
+      <w:r>
+        <w:t xml:space="preserve">Пакет </w:t>
+      </w:r>
+      <w:proofErr w:type="spellStart"/>
+      <w:r>
+        <w:t>algorithm</w:t>
+      </w:r>
+      <w:proofErr w:type="spellEnd"/>
+      <w:r>
+        <w:t xml:space="preserve"> содержит реализацию алгоритма </w:t>
       </w:r>
       <w:proofErr w:type="spellStart"/>
       <w:r>
@@ -5904,91 +6040,302 @@
       </w:r>
       <w:proofErr w:type="spellEnd"/>
       <w:r>
-        <w:t xml:space="preserve"> без пошаговой реализации</w:t>
-      </w:r>
-      <w:r>
-        <w:t>. В</w:t>
-      </w:r>
-      <w:r>
-        <w:t>т</w:t>
-      </w:r>
-      <w:r>
-        <w:t>орая</w:t>
-      </w:r>
-      <w:r>
-        <w:t xml:space="preserve"> верси</w:t>
-      </w:r>
-      <w:r>
-        <w:t>я, включающая сохранение графа в файл, возможность задать скорость анимации автоматического режима выполнения алгоритма, режим пошагового выполнения алгоритма, возможность полной очистки рабочей области</w:t>
-      </w:r>
-      <w:r>
-        <w:t>. Ф</w:t>
-      </w:r>
-      <w:r>
-        <w:t>инальн</w:t>
-      </w:r>
-      <w:r>
-        <w:t>ая</w:t>
-      </w:r>
-      <w:r>
-        <w:t xml:space="preserve"> верси</w:t>
-      </w:r>
-      <w:r>
-        <w:t>я</w:t>
-      </w:r>
-      <w:r>
-        <w:t xml:space="preserve">, в которой были реализованы ручной </w:t>
-      </w:r>
-      <w:r>
-        <w:t>ввод</w:t>
-      </w:r>
-      <w:r>
-        <w:t xml:space="preserve"> графа</w:t>
-      </w:r>
-      <w:r>
-        <w:t xml:space="preserve"> пользователем</w:t>
-      </w:r>
-      <w:r>
-        <w:t xml:space="preserve"> и </w:t>
-      </w:r>
-      <w:r>
-        <w:t xml:space="preserve">функция вывода </w:t>
-      </w:r>
-      <w:r>
-        <w:t>справочн</w:t>
-      </w:r>
-      <w:r>
-        <w:t>ой</w:t>
-      </w:r>
-      <w:r>
-        <w:t xml:space="preserve"> информаци</w:t>
-      </w:r>
-      <w:r>
-        <w:t>и</w:t>
-      </w:r>
-      <w:r>
-        <w:t>. Каждый этап завершался тестированием и</w:t>
-      </w:r>
-      <w:r>
-        <w:t xml:space="preserve"> </w:t>
-      </w:r>
-      <w:r>
-        <w:t>уточнением требований, что позволило своевременно выявлять и исправлять недостатки. Таким образом, фактический ход разработки полностью соответствовал запланированным срокам и объёму работ.</w:t>
-      </w:r>
-    </w:p>
-    <w:p>
-      <w:pPr>
-        <w:pStyle w:val="a1"/>
-      </w:pPr>
-      <w:r>
-        <w:t xml:space="preserve">Архитектура приложения включает следующие основные </w:t>
-      </w:r>
-      <w:r>
-        <w:t>пакеты</w:t>
-      </w:r>
-      <w:r>
-        <w:t xml:space="preserve"> и классы</w:t>
-      </w:r>
+        <w:t xml:space="preserve"> и сопутствующие структуры. Класс </w:t>
+      </w:r>
+      <w:proofErr w:type="spellStart"/>
+      <w:r>
+        <w:t>KruskalAlgorithm</w:t>
+      </w:r>
+      <w:proofErr w:type="spellEnd"/>
+      <w:r>
+        <w:t xml:space="preserve"> выполняет основной алгоритм, возвращая последовательность расширенных шагов визуализации через метод </w:t>
+      </w:r>
+      <w:proofErr w:type="spellStart"/>
+      <w:r>
+        <w:t>executeWithStates</w:t>
+      </w:r>
+      <w:proofErr w:type="spellEnd"/>
+      <w:r>
+        <w:t>. Класс DSU реализует систему непересекающихся множеств с объединением по ранг</w:t>
+      </w:r>
+      <w:r>
+        <w:t>у</w:t>
+      </w:r>
+      <w:r>
+        <w:t xml:space="preserve">, используемую для проверки образования циклов. Класс </w:t>
+      </w:r>
+      <w:proofErr w:type="spellStart"/>
+      <w:r>
+        <w:t>VisualizationStep</w:t>
+      </w:r>
+      <w:proofErr w:type="spellEnd"/>
+      <w:r>
+        <w:t xml:space="preserve"> представляет полное состояние алгоритма на каждом шаге (список добавленных рёбер, статусы всех рёбер, цвета вершин, текущее рассматриваемое ребро, суммарный вес и текстовое описание). Перечисление </w:t>
+      </w:r>
+      <w:proofErr w:type="spellStart"/>
+      <w:r>
+        <w:t>EdgeStatus</w:t>
+      </w:r>
+      <w:proofErr w:type="spellEnd"/>
+      <w:r>
+        <w:t xml:space="preserve"> определяет возможные состояния ребра: необработанное, текущее, добавленное, отклонённое.</w:t>
+      </w:r>
+    </w:p>
+    <w:p>
+      <w:pPr>
+        <w:pStyle w:val="a1"/>
+      </w:pPr>
+      <w:r>
+        <w:t>Пакет</w:t>
+      </w:r>
+      <w:r>
+        <w:t xml:space="preserve"> </w:t>
+      </w:r>
+      <w:proofErr w:type="spellStart"/>
+      <w:r>
+        <w:t>model</w:t>
+      </w:r>
+      <w:proofErr w:type="spellEnd"/>
+      <w:r>
+        <w:t xml:space="preserve"> предоставляет предметные классы для описания графа. Класс </w:t>
+      </w:r>
+      <w:proofErr w:type="spellStart"/>
+      <w:r>
+        <w:t>Node</w:t>
+      </w:r>
+      <w:proofErr w:type="spellEnd"/>
+      <w:r>
+        <w:t xml:space="preserve"> хранит идентификатор и координаты вершины. Класс Edge содержит ссылки на две инцидентные вершины и вес ребра, реализует интерфейс </w:t>
+      </w:r>
+      <w:proofErr w:type="spellStart"/>
+      <w:r>
+        <w:t>Comparable</w:t>
+      </w:r>
+      <w:proofErr w:type="spellEnd"/>
+      <w:r>
+        <w:t xml:space="preserve"> для сортировки по весу. Класс </w:t>
+      </w:r>
+      <w:proofErr w:type="spellStart"/>
+      <w:r>
+        <w:t>Graph</w:t>
+      </w:r>
+      <w:proofErr w:type="spellEnd"/>
+      <w:r>
+        <w:t xml:space="preserve"> агрегирует списки вершин и рёбер, предоставляет методы для их добавления, удаления и поиска.</w:t>
+      </w:r>
+    </w:p>
+    <w:p>
+      <w:pPr>
+        <w:pStyle w:val="a1"/>
+      </w:pPr>
+      <w:r>
+        <w:t xml:space="preserve">Пакет </w:t>
+      </w:r>
+      <w:proofErr w:type="spellStart"/>
+      <w:r>
+        <w:t>visualisation</w:t>
+      </w:r>
+      <w:proofErr w:type="spellEnd"/>
+      <w:r>
+        <w:t xml:space="preserve"> представлен классом </w:t>
+      </w:r>
+      <w:proofErr w:type="spellStart"/>
+      <w:r>
+        <w:t>GraphRenderer</w:t>
+      </w:r>
+      <w:proofErr w:type="spellEnd"/>
+      <w:r>
+        <w:t xml:space="preserve">, который отвечает за отрисовку графа и текущего состояния алгоритма на холстах. Он принимает объект </w:t>
+      </w:r>
+      <w:proofErr w:type="spellStart"/>
+      <w:r>
+        <w:t>VisualizationStep</w:t>
+      </w:r>
+      <w:proofErr w:type="spellEnd"/>
+      <w:r>
+        <w:t xml:space="preserve"> и отображает вершины с соответствующими цветами, рёбра с учётом их статусов (необработанные, текущие, добавленные, отклонённые), а также строит минимальное </w:t>
+      </w:r>
+      <w:proofErr w:type="spellStart"/>
+      <w:r>
+        <w:t>остовное</w:t>
+      </w:r>
+      <w:proofErr w:type="spellEnd"/>
+      <w:r>
+        <w:t xml:space="preserve"> дерево на правом холсте, включая пунктирное отображение текущего рассматриваемого ребра.</w:t>
+      </w:r>
+    </w:p>
+    <w:p>
+      <w:pPr>
+        <w:pStyle w:val="a1"/>
+      </w:pPr>
+      <w:r>
+        <w:lastRenderedPageBreak/>
+        <w:t xml:space="preserve">Пакет </w:t>
+      </w:r>
+      <w:proofErr w:type="spellStart"/>
+      <w:r>
+        <w:t>controller</w:t>
+      </w:r>
+      <w:proofErr w:type="spellEnd"/>
+      <w:r>
+        <w:t xml:space="preserve"> связывает графический интерфейс с логикой приложения и содержит несколько классов. Класс </w:t>
+      </w:r>
+      <w:proofErr w:type="spellStart"/>
+      <w:r>
+        <w:t>MainController</w:t>
+      </w:r>
+      <w:proofErr w:type="spellEnd"/>
+      <w:r>
+        <w:t xml:space="preserve"> является контроллером FXML-разметки, обрабатывает нажатия кнопок, управляет загрузкой и генерацией графов, запуском алгоритма в ручном и автоматическом режимах. Класс </w:t>
+      </w:r>
+      <w:proofErr w:type="spellStart"/>
+      <w:r>
+        <w:t>AutoPlayer</w:t>
+      </w:r>
+      <w:proofErr w:type="spellEnd"/>
+      <w:r>
+        <w:t xml:space="preserve"> реализует автоматическое воспроизведение шагов алгоритма с заданной скоростью, используя </w:t>
+      </w:r>
+      <w:proofErr w:type="spellStart"/>
+      <w:r>
+        <w:t>Timeline</w:t>
+      </w:r>
+      <w:proofErr w:type="spellEnd"/>
+      <w:r>
+        <w:t xml:space="preserve"> </w:t>
+      </w:r>
+      <w:proofErr w:type="spellStart"/>
+      <w:r>
+        <w:t>JavaFX</w:t>
+      </w:r>
+      <w:proofErr w:type="spellEnd"/>
+      <w:r>
+        <w:t xml:space="preserve">, и поддерживает паузу и возобновление. Класс </w:t>
+      </w:r>
+      <w:proofErr w:type="spellStart"/>
+      <w:r>
+        <w:t>GraphManager</w:t>
+      </w:r>
+      <w:proofErr w:type="spellEnd"/>
+      <w:r>
+        <w:t xml:space="preserve"> управляет графом и его состоянием, обеспечивает взаимодействие между редактором, визуализацией и авто-плеером, а также обрабатывает загрузку, сохранение, генерацию и очистку графа. Класс </w:t>
+      </w:r>
+      <w:proofErr w:type="spellStart"/>
+      <w:r>
+        <w:t>GraphInteractionHandler</w:t>
+      </w:r>
+      <w:proofErr w:type="spellEnd"/>
+      <w:r>
+        <w:t xml:space="preserve"> обрабатывает события мыши на холсте (клики, перетаскивание вершин) и делегирует их </w:t>
+      </w:r>
+      <w:proofErr w:type="spellStart"/>
+      <w:r>
+        <w:t>GraphManager</w:t>
+      </w:r>
+      <w:proofErr w:type="spellEnd"/>
+      <w:r>
+        <w:t xml:space="preserve">. Класс </w:t>
+      </w:r>
+      <w:proofErr w:type="spellStart"/>
+      <w:r>
+        <w:t>PlaybackCoordinator</w:t>
+      </w:r>
+      <w:proofErr w:type="spellEnd"/>
+      <w:r>
+        <w:t xml:space="preserve"> координирует выполнение алгоритма в автоматическом и пошаговом режимах, управляет переключением шагов и синхронизацией с </w:t>
+      </w:r>
+      <w:proofErr w:type="spellStart"/>
+      <w:r>
+        <w:t>AutoPlayer</w:t>
+      </w:r>
+      <w:proofErr w:type="spellEnd"/>
+      <w:r>
+        <w:t xml:space="preserve">. Класс </w:t>
+      </w:r>
+      <w:proofErr w:type="spellStart"/>
+      <w:r>
+        <w:t>UIStateManager</w:t>
+      </w:r>
+      <w:proofErr w:type="spellEnd"/>
+      <w:r>
+        <w:t xml:space="preserve"> управляет блокировкой и разблокировкой кнопок редактирования и ручного управления во время автоматического воспроизведения, чтобы предотвратить конфликтующие действия.</w:t>
+      </w:r>
+      <w:r>
+        <w:t xml:space="preserve"> </w:t>
+      </w:r>
+      <w:r>
+        <w:t>Пакет</w:t>
+      </w:r>
+      <w:r>
+        <w:t xml:space="preserve"> </w:t>
+      </w:r>
+      <w:proofErr w:type="spellStart"/>
+      <w:r>
+        <w:t>io</w:t>
+      </w:r>
+      <w:proofErr w:type="spellEnd"/>
+      <w:r>
+        <w:t xml:space="preserve"> обеспечивает </w:t>
+      </w:r>
+      <w:r>
+        <w:t>файловый ввод и сохранение</w:t>
+      </w:r>
+      <w:r>
+        <w:t xml:space="preserve">. Класс </w:t>
+      </w:r>
+      <w:proofErr w:type="spellStart"/>
+      <w:r>
+        <w:t>GraphFileReader</w:t>
+      </w:r>
+      <w:proofErr w:type="spellEnd"/>
+      <w:r>
+        <w:t xml:space="preserve"> читает граф из текстового файла, поддерживая два формата: с координатами вершин (с маркером COORDS) и без них (в этом случае координаты генерируются автоматически). Класс </w:t>
+      </w:r>
+      <w:proofErr w:type="spellStart"/>
+      <w:r>
+        <w:t>GraphFileWriter</w:t>
+      </w:r>
+      <w:proofErr w:type="spellEnd"/>
+      <w:r>
+        <w:t xml:space="preserve"> сохраняет граф в файл с координатами, что обеспечивает воспроизводимость расположения вершин при последующей загрузке.</w:t>
+      </w:r>
+    </w:p>
+    <w:p>
+      <w:pPr>
+        <w:pStyle w:val="a1"/>
+      </w:pPr>
+      <w:r>
+        <w:t xml:space="preserve">Пакет </w:t>
+      </w:r>
+      <w:proofErr w:type="spellStart"/>
+      <w:r>
+        <w:t>editor</w:t>
+      </w:r>
+      <w:proofErr w:type="spellEnd"/>
+      <w:r>
+        <w:t xml:space="preserve"> содержит средства для ручного редактирования графа. Перечисление </w:t>
+      </w:r>
+      <w:proofErr w:type="spellStart"/>
+      <w:r>
+        <w:t>EditMode</w:t>
+      </w:r>
+      <w:proofErr w:type="spellEnd"/>
+      <w:r>
+        <w:t xml:space="preserve"> определяет возможные режимы редактирования: добавление вершины, удаление вершины, добавление ребра, удаление ребра, изменение веса ребра, а также режим «без действий». Класс </w:t>
+      </w:r>
+      <w:proofErr w:type="spellStart"/>
+      <w:r>
+        <w:t>GraphEditor</w:t>
+      </w:r>
+      <w:proofErr w:type="spellEnd"/>
+      <w:r>
+        <w:t xml:space="preserve"> реализует логику редактора: добавляет и удаляет вершины и рёбра, изменяет веса, обрабатывает выбор вершин при создании ребра, а также поддерживает перетаскивание вершин. При изменении графа он уведомляет подписанные компоненты через </w:t>
+      </w:r>
+      <w:proofErr w:type="spellStart"/>
+      <w:r>
+        <w:t>колбэк</w:t>
+      </w:r>
+      <w:proofErr w:type="spellEnd"/>
       <w:r>
         <w:t>.</w:t>
       </w:r>
@@ -5998,396 +6345,83 @@
         <w:pStyle w:val="a1"/>
       </w:pPr>
       <w:r>
-        <w:t xml:space="preserve">Класс </w:t>
-      </w:r>
-      <w:proofErr w:type="spellStart"/>
-      <w:r>
-        <w:t>Main</w:t>
-      </w:r>
-      <w:proofErr w:type="spellEnd"/>
-      <w:r>
-        <w:t xml:space="preserve"> является точкой входа в приложение. Он наследует от Application и переопределяет метод </w:t>
-      </w:r>
-      <w:proofErr w:type="spellStart"/>
-      <w:r>
-        <w:t>start</w:t>
-      </w:r>
-      <w:proofErr w:type="spellEnd"/>
-      <w:r>
-        <w:t xml:space="preserve">, в котором загружается FXML-разметка из файла </w:t>
-      </w:r>
-      <w:proofErr w:type="spellStart"/>
-      <w:proofErr w:type="gramStart"/>
-      <w:r>
-        <w:t>main.fxml</w:t>
-      </w:r>
-      <w:proofErr w:type="spellEnd"/>
-      <w:proofErr w:type="gramEnd"/>
-      <w:r>
-        <w:t>, создаётся сцена с основным окном, устанавливаются его заголовок, размеры и минимальные ограничения, после чего окно отображается.</w:t>
-      </w:r>
-      <w:r>
-        <w:t xml:space="preserve"> </w:t>
-      </w:r>
-    </w:p>
-    <w:p>
-      <w:pPr>
-        <w:pStyle w:val="a1"/>
-      </w:pPr>
-      <w:r>
-        <w:t xml:space="preserve">Класс </w:t>
-      </w:r>
-      <w:proofErr w:type="spellStart"/>
-      <w:r>
-        <w:t>Launcher</w:t>
-      </w:r>
-      <w:proofErr w:type="spellEnd"/>
-      <w:r>
-        <w:t xml:space="preserve"> служит обёрткой для запуска приложения вне среды разработки. Он содержит метод </w:t>
-      </w:r>
-      <w:proofErr w:type="spellStart"/>
-      <w:r>
-        <w:t>main</w:t>
-      </w:r>
-      <w:proofErr w:type="spellEnd"/>
-      <w:r>
-        <w:t xml:space="preserve">, в котором устанавливаются системные свойства для корректного отображения, после чего вызывается метод </w:t>
-      </w:r>
-      <w:proofErr w:type="spellStart"/>
-      <w:r>
-        <w:t>main</w:t>
-      </w:r>
-      <w:proofErr w:type="spellEnd"/>
-      <w:r>
-        <w:t xml:space="preserve"> класса </w:t>
-      </w:r>
-      <w:proofErr w:type="spellStart"/>
-      <w:r>
-        <w:t>Main</w:t>
-      </w:r>
-      <w:proofErr w:type="spellEnd"/>
-      <w:r>
-        <w:t>. Это позволяет упаковать приложение в исполнимый JAR-файл с корректным указанием главного класса.</w:t>
-      </w:r>
-    </w:p>
-    <w:p>
-      <w:pPr>
-        <w:pStyle w:val="a1"/>
-        <w:rPr>
-          <w:color w:val="FF0000"/>
-        </w:rPr>
-      </w:pPr>
-      <w:r>
-        <w:rPr>
-          <w:color w:val="FF0000"/>
-        </w:rPr>
-        <w:t>Пакет</w:t>
-      </w:r>
-      <w:r>
-        <w:rPr>
-          <w:color w:val="FF0000"/>
-        </w:rPr>
-        <w:t xml:space="preserve"> </w:t>
-      </w:r>
-      <w:proofErr w:type="spellStart"/>
-      <w:r>
-        <w:rPr>
-          <w:color w:val="FF0000"/>
-        </w:rPr>
-        <w:t>algorithm</w:t>
-      </w:r>
-      <w:proofErr w:type="spellEnd"/>
-      <w:r>
-        <w:rPr>
-          <w:color w:val="FF0000"/>
-        </w:rPr>
-        <w:t xml:space="preserve"> содержит реализацию алгоритма </w:t>
-      </w:r>
-      <w:proofErr w:type="spellStart"/>
-      <w:r>
-        <w:rPr>
-          <w:color w:val="FF0000"/>
-        </w:rPr>
+        <w:lastRenderedPageBreak/>
+        <w:t xml:space="preserve">Пакет </w:t>
+      </w:r>
+      <w:proofErr w:type="spellStart"/>
+      <w:r>
+        <w:t>io</w:t>
+      </w:r>
+      <w:proofErr w:type="spellEnd"/>
+      <w:r>
+        <w:t xml:space="preserve"> обеспечивает файловый ввод и сохранение. Класс </w:t>
+      </w:r>
+      <w:proofErr w:type="spellStart"/>
+      <w:r>
+        <w:t>GraphFileReader</w:t>
+      </w:r>
+      <w:proofErr w:type="spellEnd"/>
+      <w:r>
+        <w:t xml:space="preserve"> читает граф из текстового файла, поддерживая два формата: с координатами вершин (с маркером COORDS) и без них (в этом случае координаты генерируются автоматически). Класс </w:t>
+      </w:r>
+      <w:proofErr w:type="spellStart"/>
+      <w:r>
+        <w:t>GraphFileWriter</w:t>
+      </w:r>
+      <w:proofErr w:type="spellEnd"/>
+      <w:r>
+        <w:t xml:space="preserve"> сохраняет граф в файл с координатами, что обеспечивает воспроизводимость расположения вершин при последующей загрузке.</w:t>
+      </w:r>
+    </w:p>
+    <w:p>
+      <w:pPr>
+        <w:pStyle w:val="a1"/>
+      </w:pPr>
+      <w:r>
+        <w:t xml:space="preserve">Пакет </w:t>
+      </w:r>
+      <w:proofErr w:type="spellStart"/>
+      <w:r>
+        <w:t>util</w:t>
+      </w:r>
+      <w:proofErr w:type="spellEnd"/>
+      <w:r>
+        <w:t xml:space="preserve"> содержит вспомогательные утилиты. Класс </w:t>
+      </w:r>
+      <w:proofErr w:type="spellStart"/>
+      <w:r>
+        <w:t>GraphGenerator</w:t>
+      </w:r>
+      <w:proofErr w:type="spellEnd"/>
+      <w:r>
+        <w:t xml:space="preserve"> создаёт случайный связный взвешенный граф с заданным количеством вершин и рёбер, автоматически размещая вершины на холсте с соблюдением минимального расстояния. Класс </w:t>
+      </w:r>
+      <w:proofErr w:type="spellStart"/>
+      <w:r>
+        <w:t>GenerateGraphDialog</w:t>
+      </w:r>
+      <w:proofErr w:type="spellEnd"/>
+      <w:r>
+        <w:t xml:space="preserve"> предоставляет диалоговое окно для ввода пользователем параметров генерации (количество вершин и рёбер) с валидацией введённых значений. Класс </w:t>
+      </w:r>
+      <w:proofErr w:type="spellStart"/>
+      <w:r>
+        <w:t>InfoDialog</w:t>
+      </w:r>
+      <w:proofErr w:type="spellEnd"/>
+      <w:r>
+        <w:t xml:space="preserve"> отображает справочное окно с описанием работы программы, формата файлов и алгоритма </w:t>
+      </w:r>
+      <w:proofErr w:type="spellStart"/>
+      <w:r>
         <w:t>Краскала</w:t>
       </w:r>
       <w:proofErr w:type="spellEnd"/>
       <w:r>
-        <w:rPr>
-          <w:color w:val="FF0000"/>
-        </w:rPr>
-        <w:t xml:space="preserve"> и сопутствующие структуры. Класс </w:t>
-      </w:r>
-      <w:proofErr w:type="spellStart"/>
-      <w:r>
-        <w:rPr>
-          <w:color w:val="FF0000"/>
-        </w:rPr>
-        <w:t>KruskalAlgorithm</w:t>
-      </w:r>
-      <w:proofErr w:type="spellEnd"/>
-      <w:r>
-        <w:rPr>
-          <w:color w:val="FF0000"/>
-        </w:rPr>
-        <w:t xml:space="preserve"> выполняет основной алгоритм, возвращая последовательность шагов для визуализации. Класс DSU реализует систему непересекающихся множеств с объединением по рангу и сжатием путей, используемую для проверки образования циклов. </w:t>
-      </w:r>
-      <w:r>
-        <w:rPr>
-          <w:color w:val="FF0000"/>
-        </w:rPr>
-        <w:lastRenderedPageBreak/>
-        <w:t xml:space="preserve">Классы </w:t>
-      </w:r>
-      <w:proofErr w:type="spellStart"/>
-      <w:r>
-        <w:rPr>
-          <w:color w:val="FF0000"/>
-        </w:rPr>
-        <w:t>AlgorithmStep</w:t>
-      </w:r>
-      <w:proofErr w:type="spellEnd"/>
-      <w:r>
-        <w:rPr>
-          <w:color w:val="FF0000"/>
-        </w:rPr>
-        <w:t xml:space="preserve"> и </w:t>
-      </w:r>
-      <w:proofErr w:type="spellStart"/>
-      <w:r>
-        <w:rPr>
-          <w:color w:val="FF0000"/>
-        </w:rPr>
-        <w:t>VisualizationStep</w:t>
-      </w:r>
-      <w:proofErr w:type="spellEnd"/>
-      <w:r>
-        <w:rPr>
-          <w:color w:val="FF0000"/>
-        </w:rPr>
-        <w:t xml:space="preserve"> представляют состояния алгоритма на каждом шаге (рассматриваемое ребро, статусы всех рёбер, цвета вершин и текстовое описание). Перечисление </w:t>
-      </w:r>
-      <w:proofErr w:type="spellStart"/>
-      <w:r>
-        <w:rPr>
-          <w:color w:val="FF0000"/>
-        </w:rPr>
-        <w:t>EdgeStatus</w:t>
-      </w:r>
-      <w:proofErr w:type="spellEnd"/>
-      <w:r>
-        <w:rPr>
-          <w:color w:val="FF0000"/>
-        </w:rPr>
-        <w:t xml:space="preserve"> определяет возможные состояния ребра: необработанное, текущее, добавленное, отклонённое.</w:t>
-      </w:r>
-    </w:p>
-    <w:p>
-      <w:pPr>
-        <w:pStyle w:val="a1"/>
-      </w:pPr>
-      <w:r>
-        <w:t>Пакет</w:t>
-      </w:r>
-      <w:r>
-        <w:t xml:space="preserve"> </w:t>
-      </w:r>
-      <w:proofErr w:type="spellStart"/>
-      <w:r>
-        <w:t>model</w:t>
-      </w:r>
-      <w:proofErr w:type="spellEnd"/>
-      <w:r>
-        <w:t xml:space="preserve"> предоставляет предметные классы для описания графа. Класс </w:t>
-      </w:r>
-      <w:proofErr w:type="spellStart"/>
-      <w:r>
-        <w:t>Node</w:t>
-      </w:r>
-      <w:proofErr w:type="spellEnd"/>
-      <w:r>
-        <w:t xml:space="preserve"> хранит идентификатор и координаты вершины. Класс Edge содержит ссылки на две инцидентные вершины и вес ребра, реализует интерфейс </w:t>
-      </w:r>
-      <w:proofErr w:type="spellStart"/>
-      <w:r>
-        <w:t>Comparable</w:t>
-      </w:r>
-      <w:proofErr w:type="spellEnd"/>
-      <w:r>
-        <w:t xml:space="preserve"> для сортировки по весу. Класс </w:t>
-      </w:r>
-      <w:proofErr w:type="spellStart"/>
-      <w:r>
-        <w:t>Graph</w:t>
-      </w:r>
-      <w:proofErr w:type="spellEnd"/>
-      <w:r>
-        <w:t xml:space="preserve"> агрегирует списки вершин и рёбер, предоставляет методы для их добавления, удаления и поиска.</w:t>
-      </w:r>
-    </w:p>
-    <w:p>
-      <w:pPr>
-        <w:pStyle w:val="a1"/>
-      </w:pPr>
-      <w:r>
-        <w:t>Пакет</w:t>
-      </w:r>
-      <w:r>
-        <w:t xml:space="preserve"> </w:t>
-      </w:r>
-      <w:proofErr w:type="spellStart"/>
-      <w:r>
-        <w:t>visualisation</w:t>
-      </w:r>
-      <w:proofErr w:type="spellEnd"/>
-      <w:r>
-        <w:t xml:space="preserve"> представлен классом </w:t>
-      </w:r>
-      <w:proofErr w:type="spellStart"/>
-      <w:r>
-        <w:t>GraphRenderer</w:t>
-      </w:r>
-      <w:proofErr w:type="spellEnd"/>
-      <w:r>
-        <w:t xml:space="preserve">, который отвечает за отрисовку графа и текущего состояния алгоритма на холстах. Он принимает объект </w:t>
-      </w:r>
-      <w:proofErr w:type="spellStart"/>
-      <w:r>
-        <w:t>VisualizationStep</w:t>
-      </w:r>
-      <w:proofErr w:type="spellEnd"/>
-      <w:r>
-        <w:t xml:space="preserve"> и отображает вершины с соответствующими цветами, рёбра с учётом их статусов (необработанные, текущие, добавленные, отклонённые), а также строит минимальное </w:t>
-      </w:r>
-      <w:proofErr w:type="spellStart"/>
-      <w:r>
-        <w:t>остовное</w:t>
-      </w:r>
-      <w:proofErr w:type="spellEnd"/>
-      <w:r>
-        <w:t xml:space="preserve"> дерево на правом холсте.</w:t>
-      </w:r>
-    </w:p>
-    <w:p>
-      <w:pPr>
-        <w:pStyle w:val="a1"/>
-      </w:pPr>
-      <w:r>
-        <w:t>Пакет</w:t>
-      </w:r>
-      <w:r>
-        <w:t xml:space="preserve"> </w:t>
-      </w:r>
-      <w:proofErr w:type="spellStart"/>
-      <w:r>
-        <w:t>controller</w:t>
-      </w:r>
-      <w:proofErr w:type="spellEnd"/>
-      <w:r>
-        <w:t xml:space="preserve"> связывает графический интерфейс с логикой приложения. Класс </w:t>
-      </w:r>
-      <w:proofErr w:type="spellStart"/>
-      <w:r>
-        <w:t>MainController</w:t>
-      </w:r>
-      <w:proofErr w:type="spellEnd"/>
-      <w:r>
-        <w:t xml:space="preserve"> является контроллером FXML-разметки, обрабатывает нажатия кнопок, управляет загрузкой и генерацией графов, запуском алгоритма в ручном и автоматическом режимах, а также синхронизирует состояние между компонентами. Класс </w:t>
-      </w:r>
-      <w:proofErr w:type="spellStart"/>
-      <w:r>
-        <w:t>AutoPlayer</w:t>
-      </w:r>
-      <w:proofErr w:type="spellEnd"/>
-      <w:r>
-        <w:t xml:space="preserve"> реализует автоматическое воспроизведение шагов алгоритма с заданной скоростью, используя </w:t>
-      </w:r>
-      <w:proofErr w:type="spellStart"/>
-      <w:r>
-        <w:t>Timeline</w:t>
-      </w:r>
-      <w:proofErr w:type="spellEnd"/>
-      <w:r>
-        <w:t xml:space="preserve"> </w:t>
-      </w:r>
-      <w:proofErr w:type="spellStart"/>
-      <w:r>
-        <w:t>JavaFX</w:t>
-      </w:r>
-      <w:proofErr w:type="spellEnd"/>
-      <w:r>
-        <w:t>, и поддерживает паузу и возобновление.</w:t>
-      </w:r>
-    </w:p>
-    <w:p>
-      <w:pPr>
-        <w:pStyle w:val="a1"/>
-      </w:pPr>
-      <w:r>
-        <w:t>Пакет</w:t>
-      </w:r>
-      <w:r>
-        <w:t xml:space="preserve"> </w:t>
-      </w:r>
-      <w:proofErr w:type="spellStart"/>
-      <w:r>
-        <w:t>io</w:t>
-      </w:r>
-      <w:proofErr w:type="spellEnd"/>
-      <w:r>
-        <w:t xml:space="preserve"> обеспечивает </w:t>
-      </w:r>
-      <w:r>
-        <w:t>файловый ввод и сохранение</w:t>
-      </w:r>
-      <w:r>
         <w:t xml:space="preserve">. Класс </w:t>
       </w:r>
       <w:proofErr w:type="spellStart"/>
       <w:r>
-        <w:t>GraphFileReader</w:t>
-      </w:r>
-      <w:proofErr w:type="spellEnd"/>
-      <w:r>
-        <w:t xml:space="preserve"> читает граф из текстового файла, поддерживая два формата: с координатами вершин (с маркером COORDS) и без них (в этом случае координаты генерируются автоматически). Класс </w:t>
-      </w:r>
-      <w:proofErr w:type="spellStart"/>
-      <w:r>
-        <w:t>GraphFileWriter</w:t>
-      </w:r>
-      <w:proofErr w:type="spellEnd"/>
-      <w:r>
-        <w:t xml:space="preserve"> сохраняет граф в файл с координатами, что обеспечивает воспроизводимость расположения вершин при последующей загрузке.</w:t>
-      </w:r>
-    </w:p>
-    <w:p>
-      <w:pPr>
-        <w:pStyle w:val="a1"/>
-      </w:pPr>
-      <w:r>
-        <w:lastRenderedPageBreak/>
-        <w:t>Пакет</w:t>
-      </w:r>
-      <w:r>
-        <w:t xml:space="preserve"> </w:t>
-      </w:r>
-      <w:proofErr w:type="spellStart"/>
-      <w:r>
-        <w:t>util</w:t>
-      </w:r>
-      <w:proofErr w:type="spellEnd"/>
-      <w:r>
-        <w:t xml:space="preserve"> содержит вспомогательные утилиты. Класс </w:t>
-      </w:r>
-      <w:proofErr w:type="spellStart"/>
-      <w:r>
-        <w:t>GraphGenerator</w:t>
-      </w:r>
-      <w:proofErr w:type="spellEnd"/>
-      <w:r>
-        <w:t xml:space="preserve"> создаёт случайный связный взвешенный граф с заданным количеством вершин и рёбер, автоматически размещая вершины на холсте с соблюдением минимального расстояния. Класс </w:t>
-      </w:r>
-      <w:proofErr w:type="spellStart"/>
-      <w:r>
         <w:t>Logger</w:t>
       </w:r>
       <w:proofErr w:type="spellEnd"/>
@@ -6410,11 +6444,6 @@
       <w:r>
         <w:t xml:space="preserve"> генерирует равномерно распределённые цвета для вершин на основе золотого сечения, что позволяет визуально различать компоненты связности в процессе работы алгоритма.</w:t>
       </w:r>
-    </w:p>
-    <w:p>
-      <w:pPr>
-        <w:pStyle w:val="a1"/>
-      </w:pPr>
     </w:p>
     <w:p>
       <w:pPr>
@@ -6650,6 +6679,7 @@
         <w:rPr>
           <w:lang w:val="en-US"/>
         </w:rPr>
+        <w:lastRenderedPageBreak/>
         <w:t>List</w:t>
       </w:r>
       <w:r>
@@ -6995,7 +7025,6 @@
         <w:rPr>
           <w:lang w:val="en-US"/>
         </w:rPr>
-        <w:lastRenderedPageBreak/>
         <w:t>List&lt;Edge&gt; </w:t>
       </w:r>
       <w:proofErr w:type="spellStart"/>
@@ -7054,15 +7083,7 @@
         <w:t xml:space="preserve">. </w:t>
       </w:r>
       <w:r>
-        <w:t xml:space="preserve">Хранит </w:t>
-      </w:r>
-      <w:proofErr w:type="gramStart"/>
-      <w:r>
-        <w:t>ребра</w:t>
-      </w:r>
-      <w:proofErr w:type="gramEnd"/>
-      <w:r>
-        <w:t xml:space="preserve"> отсортированные по весу.</w:t>
+        <w:t>Хранит ребра отсортированные по весу.</w:t>
       </w:r>
     </w:p>
     <w:p>
@@ -7230,13 +7251,8 @@
         </w:numPr>
         <w:ind w:left="709" w:firstLine="0"/>
       </w:pPr>
-      <w:proofErr w:type="gramStart"/>
-      <w:r>
-        <w:t>List&lt;</w:t>
-      </w:r>
-      <w:proofErr w:type="gramEnd"/>
-      <w:r>
-        <w:t>Edge&gt; </w:t>
+      <w:r>
+        <w:t>List&lt;Edge&gt; </w:t>
       </w:r>
       <w:proofErr w:type="spellStart"/>
       <w:r>
@@ -7573,6 +7589,7 @@
         <w:rPr>
           <w:lang w:val="en-US"/>
         </w:rPr>
+        <w:lastRenderedPageBreak/>
         <w:t xml:space="preserve">Map&lt;Edge, </w:t>
       </w:r>
       <w:proofErr w:type="spellStart"/>
@@ -7940,7 +7957,6 @@
         <w:rPr>
           <w:lang w:val="en-US"/>
         </w:rPr>
-        <w:lastRenderedPageBreak/>
         <w:t>Map</w:t>
       </w:r>
       <w:r>
@@ -8013,17 +8029,12 @@
         <w:ind w:left="709" w:firstLine="0"/>
       </w:pPr>
       <w:proofErr w:type="spellStart"/>
-      <w:proofErr w:type="gramStart"/>
       <w:r>
         <w:t>int</w:t>
       </w:r>
       <w:proofErr w:type="spellEnd"/>
       <w:r>
-        <w:t>[</w:t>
-      </w:r>
-      <w:proofErr w:type="gramEnd"/>
-      <w:r>
-        <w:t xml:space="preserve">] </w:t>
+        <w:t xml:space="preserve">[] </w:t>
       </w:r>
       <w:proofErr w:type="spellStart"/>
       <w:r>
@@ -8059,17 +8070,12 @@
         <w:ind w:left="709" w:firstLine="0"/>
       </w:pPr>
       <w:proofErr w:type="spellStart"/>
-      <w:proofErr w:type="gramStart"/>
       <w:r>
         <w:t>int</w:t>
       </w:r>
       <w:proofErr w:type="spellEnd"/>
       <w:r>
-        <w:t>[</w:t>
-      </w:r>
-      <w:proofErr w:type="gramEnd"/>
-      <w:r>
-        <w:t xml:space="preserve">] </w:t>
+        <w:t xml:space="preserve">[] </w:t>
       </w:r>
       <w:proofErr w:type="spellStart"/>
       <w:r>
@@ -8101,13 +8107,8 @@
         </w:numPr>
         <w:ind w:left="709" w:firstLine="0"/>
       </w:pPr>
-      <w:proofErr w:type="gramStart"/>
-      <w:r>
-        <w:t>Color[</w:t>
-      </w:r>
-      <w:proofErr w:type="gramEnd"/>
-      <w:r>
-        <w:t xml:space="preserve">] </w:t>
+      <w:r>
+        <w:t xml:space="preserve">Color[] </w:t>
       </w:r>
       <w:proofErr w:type="spellStart"/>
       <w:r>
@@ -8209,25 +8210,7 @@
           <w:color w:val="000000" w:themeColor="text1"/>
           <w:lang w:val="en-US"/>
         </w:rPr>
-        <w:t xml:space="preserve">public void </w:t>
-      </w:r>
-      <w:proofErr w:type="gramStart"/>
-      <w:r>
-        <w:rPr>
-          <w:bCs/>
-          <w:color w:val="000000" w:themeColor="text1"/>
-          <w:lang w:val="en-US"/>
-        </w:rPr>
-        <w:t>start(</w:t>
-      </w:r>
-      <w:proofErr w:type="gramEnd"/>
-      <w:r>
-        <w:rPr>
-          <w:bCs/>
-          <w:color w:val="000000" w:themeColor="text1"/>
-          <w:lang w:val="en-US"/>
-        </w:rPr>
-        <w:t xml:space="preserve">Stage </w:t>
+        <w:t xml:space="preserve">public void start(Stage </w:t>
       </w:r>
       <w:proofErr w:type="spellStart"/>
       <w:r>
@@ -8458,7 +8441,6 @@
         <w:t xml:space="preserve"> </w:t>
       </w:r>
       <w:proofErr w:type="spellStart"/>
-      <w:proofErr w:type="gramStart"/>
       <w:r>
         <w:rPr>
           <w:bCs/>
@@ -8468,7 +8450,6 @@
         <w:t>main.fxml</w:t>
       </w:r>
       <w:proofErr w:type="spellEnd"/>
-      <w:proofErr w:type="gramEnd"/>
       <w:r>
         <w:rPr>
           <w:bCs/>
@@ -8632,6 +8613,7 @@
           <w:bCs/>
           <w:color w:val="000000" w:themeColor="text1"/>
         </w:rPr>
+        <w:lastRenderedPageBreak/>
         <w:t>устанавливает</w:t>
       </w:r>
       <w:r>
@@ -8992,25 +8974,7 @@
           <w:color w:val="000000" w:themeColor="text1"/>
           <w:lang w:val="en-US"/>
         </w:rPr>
-        <w:t xml:space="preserve">public static void </w:t>
-      </w:r>
-      <w:proofErr w:type="gramStart"/>
-      <w:r>
-        <w:rPr>
-          <w:bCs/>
-          <w:color w:val="000000" w:themeColor="text1"/>
-          <w:lang w:val="en-US"/>
-        </w:rPr>
-        <w:t>main(String[</w:t>
-      </w:r>
-      <w:proofErr w:type="gramEnd"/>
-      <w:r>
-        <w:rPr>
-          <w:bCs/>
-          <w:color w:val="000000" w:themeColor="text1"/>
-          <w:lang w:val="en-US"/>
-        </w:rPr>
-        <w:t xml:space="preserve">] </w:t>
+        <w:t xml:space="preserve">public static void main(String[] </w:t>
       </w:r>
       <w:proofErr w:type="spellStart"/>
       <w:r>
@@ -9098,7 +9062,6 @@
         <w:t xml:space="preserve">В теле метода выполняются следующие действия: устанавливается системное свойство </w:t>
       </w:r>
       <w:proofErr w:type="spellStart"/>
-      <w:proofErr w:type="gramStart"/>
       <w:r>
         <w:rPr>
           <w:bCs/>
@@ -9107,7 +9070,6 @@
         <w:t>prism.allowhidpi</w:t>
       </w:r>
       <w:proofErr w:type="spellEnd"/>
-      <w:proofErr w:type="gramEnd"/>
       <w:r>
         <w:rPr>
           <w:bCs/>
@@ -9153,18 +9115,9 @@
           <w:bCs/>
           <w:color w:val="000000" w:themeColor="text1"/>
         </w:rPr>
-        <w:t>javafx.</w:t>
-      </w:r>
-      <w:proofErr w:type="gramStart"/>
-      <w:r>
-        <w:rPr>
-          <w:bCs/>
-          <w:color w:val="000000" w:themeColor="text1"/>
-        </w:rPr>
-        <w:t>text.useSystemFont</w:t>
-      </w:r>
-      <w:proofErr w:type="spellEnd"/>
-      <w:proofErr w:type="gramEnd"/>
+        <w:t>javafx.text.useSystemFont</w:t>
+      </w:r>
+      <w:proofErr w:type="spellEnd"/>
       <w:r>
         <w:rPr>
           <w:bCs/>
@@ -9202,15 +9155,7 @@
           <w:bCs/>
           <w:color w:val="000000" w:themeColor="text1"/>
         </w:rPr>
-        <w:t xml:space="preserve"> </w:t>
-      </w:r>
-      <w:r>
-        <w:rPr>
-          <w:bCs/>
-          <w:color w:val="000000" w:themeColor="text1"/>
-        </w:rPr>
-        <w:lastRenderedPageBreak/>
-        <w:t xml:space="preserve">использовать системные шрифты для более естественного отображения текста. После этого вызывается метод </w:t>
+        <w:t xml:space="preserve"> использовать системные шрифты для более естественного отображения текста. После этого вызывается метод </w:t>
       </w:r>
       <w:proofErr w:type="spellStart"/>
       <w:r>
@@ -9343,7 +9288,6 @@
         <w:t xml:space="preserve">public </w:t>
       </w:r>
       <w:proofErr w:type="spellStart"/>
-      <w:proofErr w:type="gramStart"/>
       <w:r>
         <w:rPr>
           <w:bCs/>
@@ -9359,16 +9303,7 @@
           <w:color w:val="000000" w:themeColor="text1"/>
           <w:lang w:val="en-US"/>
         </w:rPr>
-        <w:t>(</w:t>
-      </w:r>
-      <w:proofErr w:type="gramEnd"/>
-      <w:r>
-        <w:rPr>
-          <w:bCs/>
-          <w:color w:val="000000" w:themeColor="text1"/>
-          <w:lang w:val="en-US"/>
-        </w:rPr>
-        <w:t xml:space="preserve">Edge edge, </w:t>
+        <w:t xml:space="preserve">(Edge edge, </w:t>
       </w:r>
       <w:proofErr w:type="spellStart"/>
       <w:r>
@@ -9573,7 +9508,6 @@
         <w:t xml:space="preserve"> Edge </w:t>
       </w:r>
       <w:proofErr w:type="spellStart"/>
-      <w:proofErr w:type="gramStart"/>
       <w:r>
         <w:rPr>
           <w:bCs/>
@@ -9587,15 +9521,7 @@
           <w:bCs/>
           <w:color w:val="000000" w:themeColor="text1"/>
         </w:rPr>
-        <w:t>(</w:t>
-      </w:r>
-      <w:proofErr w:type="gramEnd"/>
-      <w:r>
-        <w:rPr>
-          <w:bCs/>
-          <w:color w:val="000000" w:themeColor="text1"/>
-        </w:rPr>
-        <w:t>) – возвращает ребро, рассматриваемое на данном шаге</w:t>
+        <w:t>() – возвращает ребро, рассматриваемое на данном шаге</w:t>
       </w:r>
       <w:r>
         <w:rPr>
@@ -9658,7 +9584,6 @@
         <w:t xml:space="preserve"> </w:t>
       </w:r>
       <w:proofErr w:type="spellStart"/>
-      <w:proofErr w:type="gramStart"/>
       <w:r>
         <w:rPr>
           <w:bCs/>
@@ -9672,15 +9597,7 @@
           <w:bCs/>
           <w:color w:val="000000" w:themeColor="text1"/>
         </w:rPr>
-        <w:t>(</w:t>
-      </w:r>
-      <w:proofErr w:type="gramEnd"/>
-      <w:r>
-        <w:rPr>
-          <w:bCs/>
-          <w:color w:val="000000" w:themeColor="text1"/>
-        </w:rPr>
-        <w:t xml:space="preserve">) – возвращает текстовое описание шага </w:t>
+        <w:t xml:space="preserve">() – возвращает текстовое описание шага </w:t>
       </w:r>
       <w:r>
         <w:rPr>
@@ -9743,7 +9660,6 @@
         <w:t xml:space="preserve"> </w:t>
       </w:r>
       <w:proofErr w:type="spellStart"/>
-      <w:proofErr w:type="gramStart"/>
       <w:r>
         <w:rPr>
           <w:bCs/>
@@ -9757,15 +9673,7 @@
           <w:bCs/>
           <w:color w:val="000000" w:themeColor="text1"/>
         </w:rPr>
-        <w:t>(</w:t>
-      </w:r>
-      <w:proofErr w:type="gramEnd"/>
-      <w:r>
-        <w:rPr>
-          <w:bCs/>
-          <w:color w:val="000000" w:themeColor="text1"/>
-        </w:rPr>
-        <w:t xml:space="preserve">) – возвращает суммарный вес минимального </w:t>
+        <w:t xml:space="preserve">() – возвращает суммарный вес минимального </w:t>
       </w:r>
       <w:proofErr w:type="spellStart"/>
       <w:r>
@@ -9817,6 +9725,7 @@
           <w:bCs/>
           <w:color w:val="000000" w:themeColor="text1"/>
         </w:rPr>
+        <w:lastRenderedPageBreak/>
         <w:t>public</w:t>
       </w:r>
       <w:proofErr w:type="spellEnd"/>
@@ -9844,7 +9753,6 @@
         <w:t xml:space="preserve"> </w:t>
       </w:r>
       <w:proofErr w:type="spellStart"/>
-      <w:proofErr w:type="gramStart"/>
       <w:r>
         <w:rPr>
           <w:bCs/>
@@ -9858,15 +9766,7 @@
           <w:bCs/>
           <w:color w:val="000000" w:themeColor="text1"/>
         </w:rPr>
-        <w:t>(</w:t>
-      </w:r>
-      <w:proofErr w:type="gramEnd"/>
-      <w:r>
-        <w:rPr>
-          <w:bCs/>
-          <w:color w:val="000000" w:themeColor="text1"/>
-        </w:rPr>
-        <w:t xml:space="preserve">) – возвращает </w:t>
+        <w:t xml:space="preserve">() – возвращает </w:t>
       </w:r>
       <w:proofErr w:type="spellStart"/>
       <w:r>
@@ -9963,7 +9863,6 @@
         <w:t xml:space="preserve"> </w:t>
       </w:r>
       <w:proofErr w:type="spellStart"/>
-      <w:proofErr w:type="gramStart"/>
       <w:r>
         <w:rPr>
           <w:bCs/>
@@ -9977,15 +9876,7 @@
           <w:bCs/>
           <w:color w:val="000000" w:themeColor="text1"/>
         </w:rPr>
-        <w:t>(</w:t>
-      </w:r>
-      <w:proofErr w:type="gramEnd"/>
-      <w:r>
-        <w:rPr>
-          <w:bCs/>
-          <w:color w:val="000000" w:themeColor="text1"/>
-        </w:rPr>
-        <w:t xml:space="preserve">) – переопределяет стандартный метод, возвращая строковое представление шага, равное его текстовому описанию (полю </w:t>
+        <w:t xml:space="preserve">() – переопределяет стандартный метод, возвращая строковое представление шага, равное его текстовому описанию (полю </w:t>
       </w:r>
       <w:proofErr w:type="spellStart"/>
       <w:r>
@@ -10070,18 +9961,9 @@
           <w:bCs/>
           <w:color w:val="000000" w:themeColor="text1"/>
         </w:rPr>
-        <w:t xml:space="preserve"> </w:t>
-      </w:r>
-      <w:proofErr w:type="gramStart"/>
-      <w:r>
-        <w:rPr>
-          <w:bCs/>
-          <w:color w:val="000000" w:themeColor="text1"/>
-        </w:rPr>
-        <w:t>DSU(</w:t>
-      </w:r>
-      <w:proofErr w:type="spellStart"/>
-      <w:proofErr w:type="gramEnd"/>
+        <w:t xml:space="preserve"> DSU(</w:t>
+      </w:r>
+      <w:proofErr w:type="spellStart"/>
       <w:r>
         <w:rPr>
           <w:bCs/>
@@ -10199,7 +10081,6 @@
         <w:t xml:space="preserve"> </w:t>
       </w:r>
       <w:proofErr w:type="spellStart"/>
-      <w:proofErr w:type="gramStart"/>
       <w:r>
         <w:rPr>
           <w:bCs/>
@@ -10216,7 +10097,6 @@
         <w:t>(</w:t>
       </w:r>
       <w:proofErr w:type="spellStart"/>
-      <w:proofErr w:type="gramEnd"/>
       <w:r>
         <w:rPr>
           <w:bCs/>
@@ -10230,15 +10110,7 @@
           <w:bCs/>
           <w:color w:val="000000" w:themeColor="text1"/>
         </w:rPr>
-        <w:t xml:space="preserve"> x) – выполняет поиск корня множества, которому принадлежит элемент x. Использует рекурсивное сжатие путей: при проходе к корню все промежуточные вершины </w:t>
-      </w:r>
-      <w:r>
-        <w:rPr>
-          <w:bCs/>
-          <w:color w:val="000000" w:themeColor="text1"/>
-        </w:rPr>
-        <w:lastRenderedPageBreak/>
-        <w:t>перевешиваются непосредственно к корню, что ускоряет последующие операции. Возвращает идентификатор корневого элемента</w:t>
+        <w:t xml:space="preserve"> x) – выполняет поиск корня множества, которому принадлежит элемент x. Использует рекурсивное сжатие путей: при проходе к корню все промежуточные вершины перевешиваются непосредственно к корню, что ускоряет последующие операции. Возвращает идентификатор корневого элемента</w:t>
       </w:r>
       <w:r>
         <w:rPr>
@@ -10294,7 +10166,6 @@
         <w:t xml:space="preserve"> </w:t>
       </w:r>
       <w:proofErr w:type="spellStart"/>
-      <w:proofErr w:type="gramStart"/>
       <w:r>
         <w:rPr>
           <w:bCs/>
@@ -10311,7 +10182,6 @@
         <w:t>(</w:t>
       </w:r>
       <w:proofErr w:type="spellStart"/>
-      <w:proofErr w:type="gramEnd"/>
       <w:r>
         <w:rPr>
           <w:bCs/>
@@ -10413,7 +10283,6 @@
         <w:t xml:space="preserve"> </w:t>
       </w:r>
       <w:proofErr w:type="spellStart"/>
-      <w:proofErr w:type="gramStart"/>
       <w:r>
         <w:rPr>
           <w:bCs/>
@@ -10430,7 +10299,6 @@
         <w:t>&lt;</w:t>
       </w:r>
       <w:proofErr w:type="spellStart"/>
-      <w:proofErr w:type="gramEnd"/>
       <w:r>
         <w:rPr>
           <w:bCs/>
@@ -10447,7 +10315,6 @@
         <w:t xml:space="preserve">, Color&gt; </w:t>
       </w:r>
       <w:proofErr w:type="spellStart"/>
-      <w:proofErr w:type="gramStart"/>
       <w:r>
         <w:rPr>
           <w:bCs/>
@@ -10464,7 +10331,6 @@
         <w:t>(</w:t>
       </w:r>
       <w:proofErr w:type="spellStart"/>
-      <w:proofErr w:type="gramEnd"/>
       <w:r>
         <w:rPr>
           <w:bCs/>
@@ -10555,6 +10421,7 @@
           <w:bCs/>
           <w:color w:val="000000" w:themeColor="text1"/>
         </w:rPr>
+        <w:lastRenderedPageBreak/>
         <w:t>public</w:t>
       </w:r>
       <w:proofErr w:type="spellEnd"/>
@@ -10582,7 +10449,6 @@
         <w:t xml:space="preserve"> </w:t>
       </w:r>
       <w:proofErr w:type="spellStart"/>
-      <w:proofErr w:type="gramStart"/>
       <w:r>
         <w:rPr>
           <w:bCs/>
@@ -10599,7 +10465,6 @@
         <w:t>(</w:t>
       </w:r>
       <w:proofErr w:type="spellStart"/>
-      <w:proofErr w:type="gramEnd"/>
       <w:r>
         <w:rPr>
           <w:bCs/>
@@ -10744,18 +10609,9 @@
           <w:bCs/>
           <w:color w:val="000000" w:themeColor="text1"/>
         </w:rPr>
-        <w:t xml:space="preserve"> </w:t>
-      </w:r>
-      <w:proofErr w:type="gramStart"/>
-      <w:r>
-        <w:rPr>
-          <w:bCs/>
-          <w:color w:val="000000" w:themeColor="text1"/>
-        </w:rPr>
-        <w:t>List&lt;</w:t>
-      </w:r>
-      <w:proofErr w:type="spellStart"/>
-      <w:proofErr w:type="gramEnd"/>
+        <w:t xml:space="preserve"> List&lt;</w:t>
+      </w:r>
+      <w:proofErr w:type="spellStart"/>
       <w:r>
         <w:rPr>
           <w:bCs/>
@@ -10772,7 +10628,6 @@
         <w:t>&gt; </w:t>
       </w:r>
       <w:proofErr w:type="spellStart"/>
-      <w:proofErr w:type="gramStart"/>
       <w:r>
         <w:rPr>
           <w:bCs/>
@@ -10789,7 +10644,6 @@
         <w:t>(</w:t>
       </w:r>
       <w:proofErr w:type="spellStart"/>
-      <w:proofErr w:type="gramEnd"/>
       <w:r>
         <w:rPr>
           <w:bCs/>
@@ -10873,7 +10727,6 @@
           <w:bCs/>
           <w:color w:val="000000" w:themeColor="text1"/>
         </w:rPr>
-        <w:lastRenderedPageBreak/>
         <w:t>public</w:t>
       </w:r>
       <w:proofErr w:type="spellEnd"/>
@@ -10882,26 +10735,9 @@
           <w:bCs/>
           <w:color w:val="000000" w:themeColor="text1"/>
         </w:rPr>
-        <w:t xml:space="preserve"> </w:t>
-      </w:r>
-      <w:proofErr w:type="gramStart"/>
-      <w:r>
-        <w:rPr>
-          <w:bCs/>
-          <w:color w:val="000000" w:themeColor="text1"/>
-        </w:rPr>
-        <w:t>List&lt;</w:t>
-      </w:r>
-      <w:proofErr w:type="gramEnd"/>
-      <w:r>
-        <w:rPr>
-          <w:bCs/>
-          <w:color w:val="000000" w:themeColor="text1"/>
-        </w:rPr>
-        <w:t>Edge&gt; </w:t>
-      </w:r>
-      <w:proofErr w:type="spellStart"/>
-      <w:proofErr w:type="gramStart"/>
+        <w:t xml:space="preserve"> List&lt;Edge&gt; </w:t>
+      </w:r>
+      <w:proofErr w:type="spellStart"/>
       <w:r>
         <w:rPr>
           <w:bCs/>
@@ -10918,7 +10754,6 @@
         <w:t>(</w:t>
       </w:r>
       <w:proofErr w:type="spellStart"/>
-      <w:proofErr w:type="gramEnd"/>
       <w:r>
         <w:rPr>
           <w:bCs/>
@@ -11045,7 +10880,6 @@
         <w:t xml:space="preserve"> </w:t>
       </w:r>
       <w:proofErr w:type="spellStart"/>
-      <w:proofErr w:type="gramStart"/>
       <w:r>
         <w:rPr>
           <w:bCs/>
@@ -11062,7 +10896,6 @@
         <w:t>(</w:t>
       </w:r>
       <w:proofErr w:type="spellStart"/>
-      <w:proofErr w:type="gramEnd"/>
       <w:r>
         <w:rPr>
           <w:bCs/>
@@ -11161,18 +10994,9 @@
           <w:bCs/>
           <w:color w:val="000000" w:themeColor="text1"/>
         </w:rPr>
-        <w:t xml:space="preserve"> </w:t>
-      </w:r>
-      <w:proofErr w:type="gramStart"/>
-      <w:r>
-        <w:rPr>
-          <w:bCs/>
-          <w:color w:val="000000" w:themeColor="text1"/>
-        </w:rPr>
-        <w:t>List&lt;</w:t>
-      </w:r>
-      <w:proofErr w:type="spellStart"/>
-      <w:proofErr w:type="gramEnd"/>
+        <w:t xml:space="preserve"> List&lt;</w:t>
+      </w:r>
+      <w:proofErr w:type="spellStart"/>
       <w:r>
         <w:rPr>
           <w:bCs/>
@@ -11189,7 +11013,6 @@
         <w:t>&gt; </w:t>
       </w:r>
       <w:proofErr w:type="spellStart"/>
-      <w:proofErr w:type="gramStart"/>
       <w:r>
         <w:rPr>
           <w:bCs/>
@@ -11206,7 +11029,6 @@
         <w:t>(</w:t>
       </w:r>
       <w:proofErr w:type="spellStart"/>
-      <w:proofErr w:type="gramEnd"/>
       <w:r>
         <w:rPr>
           <w:bCs/>
@@ -11252,7 +11074,15 @@
           <w:bCs/>
           <w:color w:val="000000" w:themeColor="text1"/>
         </w:rPr>
-        <w:t xml:space="preserve"> и возвращает список расширенных шагов для пошаговой визуализации. Каждый шаг содержит полное состояние алгоритма: список рёбер, уже добавленных в остов, статусы всех рёбер графа, цвета всех вершин, текущее подсвечиваемое ребро, суммарный вес и текстовое описание. Метод создаёт начальное состояние (сортировка рёбер, инициализация DSU), затем для каждого ребра в отсортированном списке создаёт два шага: шаг с подсветкой текущего ребра и информацией о корнях, и шаг с результатом (добавление или отклонение). В конце добавляет финальный шаг с итоговым сообщением (количество рёбер, общий вес, список рёбер, признак связности графа). Если граф пуст, выбрасывает исключение </w:t>
+        <w:t xml:space="preserve"> и возвращает список расширенных шагов для пошаговой визуализации. Каждый шаг содержит полное состояние алгоритма: список рёбер, уже добавленных в остов, статусы всех рёбер графа, цвета всех вершин, текущее подсвечиваемое ребро, суммарный вес и текстовое описание. Метод создаёт начальное состояние (сортировка рёбер, инициализация DSU), затем для каждого ребра в отсортированном списке создаёт два шага: шаг с подсветкой текущего ребра и информацией о корнях, и шаг с результатом </w:t>
+      </w:r>
+      <w:r>
+        <w:rPr>
+          <w:bCs/>
+          <w:color w:val="000000" w:themeColor="text1"/>
+        </w:rPr>
+        <w:lastRenderedPageBreak/>
+        <w:t xml:space="preserve">(добавление или отклонение). В конце добавляет финальный шаг с итоговым сообщением (количество рёбер, общий вес, список рёбер, признак связности графа). Если граф пуст, выбрасывает исключение </w:t>
       </w:r>
       <w:proofErr w:type="spellStart"/>
       <w:r>
@@ -11340,7 +11170,6 @@
         <w:t xml:space="preserve">ublic </w:t>
       </w:r>
       <w:proofErr w:type="spellStart"/>
-      <w:proofErr w:type="gramStart"/>
       <w:r>
         <w:rPr>
           <w:bCs/>
@@ -11356,16 +11185,7 @@
           <w:color w:val="000000" w:themeColor="text1"/>
           <w:lang w:val="en-US"/>
         </w:rPr>
-        <w:t>(</w:t>
-      </w:r>
-      <w:proofErr w:type="gramEnd"/>
-      <w:r>
-        <w:rPr>
-          <w:bCs/>
-          <w:color w:val="000000" w:themeColor="text1"/>
-          <w:lang w:val="en-US"/>
-        </w:rPr>
-        <w:t>List&lt;Edge&gt; </w:t>
+        <w:t>(List&lt;Edge&gt; </w:t>
       </w:r>
       <w:proofErr w:type="spellStart"/>
       <w:r>
@@ -11578,15 +11398,7 @@
           <w:bCs/>
           <w:color w:val="000000" w:themeColor="text1"/>
         </w:rPr>
-        <w:t xml:space="preserve">, отображение статусов рёбер, отображение цветов вершин, текущее ребро, суммарный вес и текстовое описание. Внутри конструктора выполняется копирование переданных коллекций с </w:t>
-      </w:r>
-      <w:r>
-        <w:rPr>
-          <w:bCs/>
-          <w:color w:val="000000" w:themeColor="text1"/>
-        </w:rPr>
-        <w:lastRenderedPageBreak/>
-        <w:t xml:space="preserve">помощью </w:t>
+        <w:t xml:space="preserve">, отображение статусов рёбер, отображение цветов вершин, текущее ребро, суммарный вес и текстовое описание. Внутри конструктора выполняется копирование переданных коллекций с помощью </w:t>
       </w:r>
       <w:proofErr w:type="spellStart"/>
       <w:r>
@@ -11655,26 +11467,9 @@
           <w:bCs/>
           <w:color w:val="000000" w:themeColor="text1"/>
         </w:rPr>
-        <w:t xml:space="preserve"> </w:t>
-      </w:r>
-      <w:proofErr w:type="gramStart"/>
-      <w:r>
-        <w:rPr>
-          <w:bCs/>
-          <w:color w:val="000000" w:themeColor="text1"/>
-        </w:rPr>
-        <w:t>List&lt;</w:t>
-      </w:r>
-      <w:proofErr w:type="gramEnd"/>
-      <w:r>
-        <w:rPr>
-          <w:bCs/>
-          <w:color w:val="000000" w:themeColor="text1"/>
-        </w:rPr>
-        <w:t>Edge&gt; </w:t>
-      </w:r>
-      <w:proofErr w:type="spellStart"/>
-      <w:proofErr w:type="gramStart"/>
+        <w:t xml:space="preserve"> List&lt;Edge&gt; </w:t>
+      </w:r>
+      <w:proofErr w:type="spellStart"/>
       <w:r>
         <w:rPr>
           <w:bCs/>
@@ -11688,15 +11483,7 @@
           <w:bCs/>
           <w:color w:val="000000" w:themeColor="text1"/>
         </w:rPr>
-        <w:t>(</w:t>
-      </w:r>
-      <w:proofErr w:type="gramEnd"/>
-      <w:r>
-        <w:rPr>
-          <w:bCs/>
-          <w:color w:val="000000" w:themeColor="text1"/>
-        </w:rPr>
-        <w:t xml:space="preserve">) – возвращает неизменяемый список рёбер, уже добавленных в минимальное </w:t>
+        <w:t xml:space="preserve">() – возвращает неизменяемый список рёбер, уже добавленных в минимальное </w:t>
       </w:r>
       <w:proofErr w:type="spellStart"/>
       <w:r>
@@ -11752,7 +11539,6 @@
         <w:t xml:space="preserve"> </w:t>
       </w:r>
       <w:proofErr w:type="spellStart"/>
-      <w:proofErr w:type="gramStart"/>
       <w:r>
         <w:rPr>
           <w:bCs/>
@@ -11766,15 +11552,7 @@
           <w:bCs/>
           <w:color w:val="000000" w:themeColor="text1"/>
         </w:rPr>
-        <w:t>&lt;</w:t>
-      </w:r>
-      <w:proofErr w:type="gramEnd"/>
-      <w:r>
-        <w:rPr>
-          <w:bCs/>
-          <w:color w:val="000000" w:themeColor="text1"/>
-        </w:rPr>
-        <w:t xml:space="preserve">Edge, </w:t>
+        <w:t xml:space="preserve">&lt;Edge, </w:t>
       </w:r>
       <w:proofErr w:type="spellStart"/>
       <w:r>
@@ -11793,7 +11571,6 @@
         <w:t xml:space="preserve">&gt; </w:t>
       </w:r>
       <w:proofErr w:type="spellStart"/>
-      <w:proofErr w:type="gramStart"/>
       <w:r>
         <w:rPr>
           <w:bCs/>
@@ -11807,15 +11584,7 @@
           <w:bCs/>
           <w:color w:val="000000" w:themeColor="text1"/>
         </w:rPr>
-        <w:t>(</w:t>
-      </w:r>
-      <w:proofErr w:type="gramEnd"/>
-      <w:r>
-        <w:rPr>
-          <w:bCs/>
-          <w:color w:val="000000" w:themeColor="text1"/>
-        </w:rPr>
-        <w:t>) – возвращает неизменяемое отображение, в котором каждому ребру графа сопоставлен его текущий статус (UNPROCESSED, CURRENT, ADDED, REJECTED)</w:t>
+        <w:t>() – возвращает неизменяемое отображение, в котором каждому ребру графа сопоставлен его текущий статус (UNPROCESSED, CURRENT, ADDED, REJECTED)</w:t>
       </w:r>
       <w:r>
         <w:rPr>
@@ -11855,7 +11624,6 @@
         <w:t xml:space="preserve"> </w:t>
       </w:r>
       <w:proofErr w:type="spellStart"/>
-      <w:proofErr w:type="gramStart"/>
       <w:r>
         <w:rPr>
           <w:bCs/>
@@ -11872,7 +11640,6 @@
         <w:t>&lt;</w:t>
       </w:r>
       <w:proofErr w:type="spellStart"/>
-      <w:proofErr w:type="gramEnd"/>
       <w:r>
         <w:rPr>
           <w:bCs/>
@@ -11889,7 +11656,6 @@
         <w:t xml:space="preserve">, Color&gt; </w:t>
       </w:r>
       <w:proofErr w:type="spellStart"/>
-      <w:proofErr w:type="gramStart"/>
       <w:r>
         <w:rPr>
           <w:bCs/>
@@ -11903,15 +11669,7 @@
           <w:bCs/>
           <w:color w:val="000000" w:themeColor="text1"/>
         </w:rPr>
-        <w:t>(</w:t>
-      </w:r>
-      <w:proofErr w:type="gramEnd"/>
-      <w:r>
-        <w:rPr>
-          <w:bCs/>
-          <w:color w:val="000000" w:themeColor="text1"/>
-        </w:rPr>
-        <w:t>) – возвращает неизменяемое отображение, в котором каждой вершине графа сопоставлен её цвет на данном шаге (определяется корнем множества в DSU)</w:t>
+        <w:t>() – возвращает неизменяемое отображение, в котором каждой вершине графа сопоставлен её цвет на данном шаге (определяется корнем множества в DSU)</w:t>
       </w:r>
       <w:r>
         <w:rPr>
@@ -11951,7 +11709,6 @@
         <w:t xml:space="preserve"> Edge </w:t>
       </w:r>
       <w:proofErr w:type="spellStart"/>
-      <w:proofErr w:type="gramStart"/>
       <w:r>
         <w:rPr>
           <w:bCs/>
@@ -11965,15 +11722,7 @@
           <w:bCs/>
           <w:color w:val="000000" w:themeColor="text1"/>
         </w:rPr>
-        <w:t>(</w:t>
-      </w:r>
-      <w:proofErr w:type="gramEnd"/>
-      <w:r>
-        <w:rPr>
-          <w:bCs/>
-          <w:color w:val="000000" w:themeColor="text1"/>
-        </w:rPr>
-        <w:t>) – возвращает ребро, которое подсвечивается на данном шаге</w:t>
+        <w:t>() – возвращает ребро, которое подсвечивается на данном шаге</w:t>
       </w:r>
       <w:r>
         <w:rPr>
@@ -12046,6 +11795,7 @@
           <w:bCs/>
           <w:color w:val="000000" w:themeColor="text1"/>
         </w:rPr>
+        <w:lastRenderedPageBreak/>
         <w:t>public</w:t>
       </w:r>
       <w:proofErr w:type="spellEnd"/>
@@ -12073,7 +11823,6 @@
         <w:t xml:space="preserve"> </w:t>
       </w:r>
       <w:proofErr w:type="spellStart"/>
-      <w:proofErr w:type="gramStart"/>
       <w:r>
         <w:rPr>
           <w:bCs/>
@@ -12087,15 +11836,7 @@
           <w:bCs/>
           <w:color w:val="000000" w:themeColor="text1"/>
         </w:rPr>
-        <w:t>(</w:t>
-      </w:r>
-      <w:proofErr w:type="gramEnd"/>
-      <w:r>
-        <w:rPr>
-          <w:bCs/>
-          <w:color w:val="000000" w:themeColor="text1"/>
-        </w:rPr>
-        <w:t xml:space="preserve">) – возвращает суммарный вес минимального </w:t>
+        <w:t xml:space="preserve">() – возвращает суммарный вес минимального </w:t>
       </w:r>
       <w:proofErr w:type="spellStart"/>
       <w:r>
@@ -12167,7 +11908,6 @@
         <w:t xml:space="preserve"> </w:t>
       </w:r>
       <w:proofErr w:type="spellStart"/>
-      <w:proofErr w:type="gramStart"/>
       <w:r>
         <w:rPr>
           <w:bCs/>
@@ -12181,15 +11921,7 @@
           <w:bCs/>
           <w:color w:val="000000" w:themeColor="text1"/>
         </w:rPr>
-        <w:t>(</w:t>
-      </w:r>
-      <w:proofErr w:type="gramEnd"/>
-      <w:r>
-        <w:rPr>
-          <w:bCs/>
-          <w:color w:val="000000" w:themeColor="text1"/>
-        </w:rPr>
-        <w:t xml:space="preserve">) – возвращает текстовое описание шага </w:t>
+        <w:t xml:space="preserve">() – возвращает текстовое описание шага </w:t>
       </w:r>
       <w:r>
         <w:rPr>
@@ -12259,7 +11991,6 @@
         <w:t xml:space="preserve"> </w:t>
       </w:r>
       <w:proofErr w:type="spellStart"/>
-      <w:proofErr w:type="gramStart"/>
       <w:r>
         <w:rPr>
           <w:bCs/>
@@ -12273,15 +12004,7 @@
           <w:bCs/>
           <w:color w:val="000000" w:themeColor="text1"/>
         </w:rPr>
-        <w:t>(</w:t>
-      </w:r>
-      <w:proofErr w:type="gramEnd"/>
-      <w:r>
-        <w:rPr>
-          <w:bCs/>
-          <w:color w:val="000000" w:themeColor="text1"/>
-        </w:rPr>
-        <w:t xml:space="preserve">Edge </w:t>
+        <w:t xml:space="preserve">(Edge </w:t>
       </w:r>
       <w:proofErr w:type="spellStart"/>
       <w:r>
@@ -12395,7 +12118,6 @@
         <w:t xml:space="preserve"> </w:t>
       </w:r>
       <w:proofErr w:type="spellStart"/>
-      <w:proofErr w:type="gramStart"/>
       <w:r>
         <w:rPr>
           <w:bCs/>
@@ -12409,15 +12131,7 @@
           <w:bCs/>
           <w:color w:val="000000" w:themeColor="text1"/>
         </w:rPr>
-        <w:t>(</w:t>
-      </w:r>
-      <w:proofErr w:type="gramEnd"/>
-      <w:r>
-        <w:rPr>
-          <w:bCs/>
-          <w:color w:val="000000" w:themeColor="text1"/>
-        </w:rPr>
-        <w:t xml:space="preserve">Edge </w:t>
+        <w:t xml:space="preserve">(Edge </w:t>
       </w:r>
       <w:proofErr w:type="spellStart"/>
       <w:r>
@@ -12492,7 +12206,6 @@
           <w:bCs/>
           <w:color w:val="000000" w:themeColor="text1"/>
         </w:rPr>
-        <w:lastRenderedPageBreak/>
         <w:t>public</w:t>
       </w:r>
       <w:proofErr w:type="spellEnd"/>
@@ -12504,7 +12217,6 @@
         <w:t xml:space="preserve"> Color </w:t>
       </w:r>
       <w:proofErr w:type="spellStart"/>
-      <w:proofErr w:type="gramStart"/>
       <w:r>
         <w:rPr>
           <w:bCs/>
@@ -12521,7 +12233,6 @@
         <w:t>(</w:t>
       </w:r>
       <w:proofErr w:type="spellStart"/>
-      <w:proofErr w:type="gramEnd"/>
       <w:r>
         <w:rPr>
           <w:bCs/>
@@ -12646,7 +12357,6 @@
         <w:t xml:space="preserve">public </w:t>
       </w:r>
       <w:proofErr w:type="spellStart"/>
-      <w:proofErr w:type="gramStart"/>
       <w:r>
         <w:rPr>
           <w:bCs/>
@@ -12665,7 +12375,6 @@
         <w:t>(</w:t>
       </w:r>
       <w:proofErr w:type="spellStart"/>
-      <w:proofErr w:type="gramEnd"/>
       <w:r>
         <w:rPr>
           <w:bCs/>
@@ -13042,7 +12751,6 @@
         <w:t xml:space="preserve"> </w:t>
       </w:r>
       <w:proofErr w:type="spellStart"/>
-      <w:proofErr w:type="gramStart"/>
       <w:r>
         <w:rPr>
           <w:bCs/>
@@ -13059,7 +12767,6 @@
         <w:t>(</w:t>
       </w:r>
       <w:proofErr w:type="spellStart"/>
-      <w:proofErr w:type="gramEnd"/>
       <w:r>
         <w:rPr>
           <w:bCs/>
@@ -13162,7 +12869,6 @@
         <w:t xml:space="preserve"> </w:t>
       </w:r>
       <w:proofErr w:type="spellStart"/>
-      <w:proofErr w:type="gramStart"/>
       <w:r>
         <w:rPr>
           <w:bCs/>
@@ -13179,7 +12885,6 @@
         <w:t>(List&lt;</w:t>
       </w:r>
       <w:proofErr w:type="spellStart"/>
-      <w:proofErr w:type="gramEnd"/>
       <w:r>
         <w:rPr>
           <w:bCs/>
@@ -13241,7 +12946,15 @@
           <w:bCs/>
           <w:color w:val="000000" w:themeColor="text1"/>
         </w:rPr>
-        <w:t xml:space="preserve">) – позволяет задать внешний список шагов и начальный индекс для воспроизведения. Применяется при синхронизации с ручным режимом, чтобы продолжить автоматическое воспроизведение </w:t>
+        <w:t xml:space="preserve">) – позволяет задать внешний список шагов и начальный индекс для воспроизведения. Применяется при синхронизации с ручным режимом, </w:t>
+      </w:r>
+      <w:r>
+        <w:rPr>
+          <w:bCs/>
+          <w:color w:val="000000" w:themeColor="text1"/>
+        </w:rPr>
+        <w:lastRenderedPageBreak/>
+        <w:t xml:space="preserve">чтобы продолжить автоматическое воспроизведение </w:t>
       </w:r>
       <w:r>
         <w:rPr>
@@ -13311,7 +13024,6 @@
         <w:t xml:space="preserve"> </w:t>
       </w:r>
       <w:proofErr w:type="spellStart"/>
-      <w:proofErr w:type="gramStart"/>
       <w:r>
         <w:rPr>
           <w:bCs/>
@@ -13328,7 +13040,6 @@
         <w:t>(</w:t>
       </w:r>
       <w:proofErr w:type="spellStart"/>
-      <w:proofErr w:type="gramEnd"/>
       <w:r>
         <w:rPr>
           <w:bCs/>
@@ -13508,7 +13219,6 @@
         <w:t xml:space="preserve"> </w:t>
       </w:r>
       <w:proofErr w:type="spellStart"/>
-      <w:proofErr w:type="gramStart"/>
       <w:r>
         <w:rPr>
           <w:bCs/>
@@ -13522,18 +13232,9 @@
           <w:bCs/>
           <w:color w:val="000000" w:themeColor="text1"/>
         </w:rPr>
-        <w:t>(</w:t>
-      </w:r>
-      <w:proofErr w:type="gramEnd"/>
-      <w:r>
-        <w:rPr>
-          <w:bCs/>
-          <w:color w:val="000000" w:themeColor="text1"/>
-        </w:rPr>
-        <w:t xml:space="preserve">) – запускает автоматическое воспроизведение. Если список шагов отсутствует или пуст, вычисляет его через </w:t>
-      </w:r>
-      <w:proofErr w:type="spellStart"/>
-      <w:proofErr w:type="gramStart"/>
+        <w:t xml:space="preserve">() – запускает автоматическое воспроизведение. Если список шагов отсутствует или пуст, вычисляет его через </w:t>
+      </w:r>
+      <w:proofErr w:type="spellStart"/>
       <w:r>
         <w:rPr>
           <w:bCs/>
@@ -13542,7 +13243,6 @@
         <w:t>algorithm.executeWithStates</w:t>
       </w:r>
       <w:proofErr w:type="spellEnd"/>
-      <w:proofErr w:type="gramEnd"/>
       <w:r>
         <w:rPr>
           <w:bCs/>
@@ -13596,15 +13296,7 @@
           <w:bCs/>
           <w:color w:val="000000" w:themeColor="text1"/>
         </w:rPr>
-        <w:t xml:space="preserve"> текущий шаг. </w:t>
-      </w:r>
-      <w:r>
-        <w:rPr>
-          <w:bCs/>
-          <w:color w:val="000000" w:themeColor="text1"/>
-        </w:rPr>
-        <w:lastRenderedPageBreak/>
-        <w:t xml:space="preserve">Создаёт </w:t>
+        <w:t xml:space="preserve"> текущий шаг. Создаёт </w:t>
       </w:r>
       <w:proofErr w:type="spellStart"/>
       <w:r>
@@ -13804,7 +13496,6 @@
         <w:t xml:space="preserve"> </w:t>
       </w:r>
       <w:proofErr w:type="spellStart"/>
-      <w:proofErr w:type="gramStart"/>
       <w:r>
         <w:rPr>
           <w:bCs/>
@@ -13818,15 +13509,7 @@
           <w:bCs/>
           <w:color w:val="000000" w:themeColor="text1"/>
         </w:rPr>
-        <w:t>(</w:t>
-      </w:r>
-      <w:proofErr w:type="gramEnd"/>
-      <w:r>
-        <w:rPr>
-          <w:bCs/>
-          <w:color w:val="000000" w:themeColor="text1"/>
-        </w:rPr>
-        <w:t xml:space="preserve">) – приостанавливает воспроизведение. Если </w:t>
+        <w:t xml:space="preserve">() – приостанавливает воспроизведение. Если </w:t>
       </w:r>
       <w:proofErr w:type="spellStart"/>
       <w:r>
@@ -13845,7 +13528,6 @@
         <w:t xml:space="preserve"> активен и не на паузе, вызывает </w:t>
       </w:r>
       <w:proofErr w:type="spellStart"/>
-      <w:proofErr w:type="gramStart"/>
       <w:r>
         <w:rPr>
           <w:bCs/>
@@ -13854,7 +13536,6 @@
         <w:t>timeline.pause</w:t>
       </w:r>
       <w:proofErr w:type="spellEnd"/>
-      <w:proofErr w:type="gramEnd"/>
       <w:r>
         <w:rPr>
           <w:bCs/>
@@ -13996,7 +13677,6 @@
         <w:t xml:space="preserve"> </w:t>
       </w:r>
       <w:proofErr w:type="spellStart"/>
-      <w:proofErr w:type="gramStart"/>
       <w:r>
         <w:rPr>
           <w:bCs/>
@@ -14010,15 +13690,7 @@
           <w:bCs/>
           <w:color w:val="000000" w:themeColor="text1"/>
         </w:rPr>
-        <w:t>(</w:t>
-      </w:r>
-      <w:proofErr w:type="gramEnd"/>
-      <w:r>
-        <w:rPr>
-          <w:bCs/>
-          <w:color w:val="000000" w:themeColor="text1"/>
-        </w:rPr>
-        <w:t xml:space="preserve">) – возобновляет воспроизведение с паузы. Если </w:t>
+        <w:t xml:space="preserve">() – возобновляет воспроизведение с паузы. Если </w:t>
       </w:r>
       <w:proofErr w:type="spellStart"/>
       <w:r>
@@ -14037,7 +13709,6 @@
         <w:t xml:space="preserve"> истинно, вызывает </w:t>
       </w:r>
       <w:proofErr w:type="spellStart"/>
-      <w:proofErr w:type="gramStart"/>
       <w:r>
         <w:rPr>
           <w:bCs/>
@@ -14046,7 +13717,6 @@
         <w:t>timeline.play</w:t>
       </w:r>
       <w:proofErr w:type="spellEnd"/>
-      <w:proofErr w:type="gramEnd"/>
       <w:r>
         <w:rPr>
           <w:bCs/>
@@ -14172,7 +13842,6 @@
         <w:t xml:space="preserve"> </w:t>
       </w:r>
       <w:proofErr w:type="spellStart"/>
-      <w:proofErr w:type="gramStart"/>
       <w:r>
         <w:rPr>
           <w:bCs/>
@@ -14186,15 +13855,7 @@
           <w:bCs/>
           <w:color w:val="000000" w:themeColor="text1"/>
         </w:rPr>
-        <w:t>(</w:t>
-      </w:r>
-      <w:proofErr w:type="gramEnd"/>
-      <w:r>
-        <w:rPr>
-          <w:bCs/>
-          <w:color w:val="000000" w:themeColor="text1"/>
-        </w:rPr>
-        <w:t xml:space="preserve">) – полностью останавливает воспроизведение. Останавливает </w:t>
+        <w:t xml:space="preserve">() – полностью останавливает воспроизведение. Останавливает </w:t>
       </w:r>
       <w:proofErr w:type="spellStart"/>
       <w:r>
@@ -14234,6 +13895,7 @@
           <w:bCs/>
           <w:color w:val="000000" w:themeColor="text1"/>
         </w:rPr>
+        <w:lastRenderedPageBreak/>
         <w:t>isPaused</w:t>
       </w:r>
       <w:proofErr w:type="spellEnd"/>
@@ -14330,7 +13992,6 @@
         <w:t xml:space="preserve"> </w:t>
       </w:r>
       <w:proofErr w:type="spellStart"/>
-      <w:proofErr w:type="gramStart"/>
       <w:r>
         <w:rPr>
           <w:bCs/>
@@ -14344,15 +14005,7 @@
           <w:bCs/>
           <w:color w:val="000000" w:themeColor="text1"/>
         </w:rPr>
-        <w:t>(</w:t>
-      </w:r>
-      <w:proofErr w:type="gramEnd"/>
-      <w:r>
-        <w:rPr>
-          <w:bCs/>
-          <w:color w:val="000000" w:themeColor="text1"/>
-        </w:rPr>
-        <w:t xml:space="preserve">) – сбрасывает состояние плеера: вызывает </w:t>
+        <w:t xml:space="preserve">() – сбрасывает состояние плеера: вызывает </w:t>
       </w:r>
       <w:proofErr w:type="spellStart"/>
       <w:r>
@@ -14456,7 +14109,6 @@
         <w:t xml:space="preserve"> </w:t>
       </w:r>
       <w:proofErr w:type="spellStart"/>
-      <w:proofErr w:type="gramStart"/>
       <w:r>
         <w:rPr>
           <w:bCs/>
@@ -14473,7 +14125,6 @@
         <w:t>(</w:t>
       </w:r>
       <w:proofErr w:type="spellStart"/>
-      <w:proofErr w:type="gramEnd"/>
       <w:r>
         <w:rPr>
           <w:bCs/>
@@ -14568,7 +14219,6 @@
         <w:t xml:space="preserve">, вызывает </w:t>
       </w:r>
       <w:proofErr w:type="spellStart"/>
-      <w:proofErr w:type="gramStart"/>
       <w:r>
         <w:rPr>
           <w:bCs/>
@@ -14577,7 +14227,6 @@
         <w:t>renderer.renderStep</w:t>
       </w:r>
       <w:proofErr w:type="spellEnd"/>
-      <w:proofErr w:type="gramEnd"/>
       <w:r>
         <w:rPr>
           <w:bCs/>
@@ -14586,7 +14235,6 @@
         <w:t xml:space="preserve"> для левого холста и </w:t>
       </w:r>
       <w:proofErr w:type="spellStart"/>
-      <w:proofErr w:type="gramStart"/>
       <w:r>
         <w:rPr>
           <w:bCs/>
@@ -14595,7 +14243,6 @@
         <w:t>renderer.renderMSTStep</w:t>
       </w:r>
       <w:proofErr w:type="spellEnd"/>
-      <w:proofErr w:type="gramEnd"/>
       <w:r>
         <w:rPr>
           <w:bCs/>
@@ -14673,7 +14320,6 @@
         <w:t xml:space="preserve"> </w:t>
       </w:r>
       <w:proofErr w:type="spellStart"/>
-      <w:proofErr w:type="gramStart"/>
       <w:r>
         <w:rPr>
           <w:bCs/>
@@ -14687,15 +14333,7 @@
           <w:bCs/>
           <w:color w:val="000000" w:themeColor="text1"/>
         </w:rPr>
-        <w:t>(</w:t>
-      </w:r>
-      <w:proofErr w:type="gramEnd"/>
-      <w:r>
-        <w:rPr>
-          <w:bCs/>
-          <w:color w:val="000000" w:themeColor="text1"/>
-        </w:rPr>
-        <w:t xml:space="preserve">) – считывает значение скорости из поля </w:t>
+        <w:t xml:space="preserve">() – считывает значение скорости из поля </w:t>
       </w:r>
       <w:proofErr w:type="spellStart"/>
       <w:r>
@@ -14711,15 +14349,7 @@
           <w:bCs/>
           <w:color w:val="000000" w:themeColor="text1"/>
         </w:rPr>
-        <w:t xml:space="preserve">. Проверяет, является ли введённое значение корректным </w:t>
-      </w:r>
-      <w:r>
-        <w:rPr>
-          <w:bCs/>
-          <w:color w:val="000000" w:themeColor="text1"/>
-        </w:rPr>
-        <w:lastRenderedPageBreak/>
-        <w:t>целым числом. Если поле пустое или содержит нечисловые данные, устанавливает значение по умолчанию 2000 мс. Если введённое значение меньше 100 мс, принудительно устанавливает 100 мс. Возвращает скорость в миллисекундах</w:t>
+        <w:t>. Проверяет, является ли введённое значение корректным целым числом. Если поле пустое или содержит нечисловые данные, устанавливает значение по умолчанию 2000 мс. Если введённое значение меньше 100 мс, принудительно устанавливает 100 мс. Возвращает скорость в миллисекундах</w:t>
       </w:r>
       <w:r>
         <w:rPr>
@@ -14775,7 +14405,6 @@
         <w:t xml:space="preserve"> </w:t>
       </w:r>
       <w:proofErr w:type="spellStart"/>
-      <w:proofErr w:type="gramStart"/>
       <w:r>
         <w:rPr>
           <w:bCs/>
@@ -14789,15 +14418,7 @@
           <w:bCs/>
           <w:color w:val="000000" w:themeColor="text1"/>
         </w:rPr>
-        <w:t>(</w:t>
-      </w:r>
-      <w:proofErr w:type="gramEnd"/>
-      <w:r>
-        <w:rPr>
-          <w:bCs/>
-          <w:color w:val="000000" w:themeColor="text1"/>
-        </w:rPr>
-        <w:t>) – устанавливает текст кнопки автоматического режима в "</w:t>
+        <w:t>() – устанавливает текст кнопки автоматического режима в "</w:t>
       </w:r>
       <w:proofErr w:type="spellStart"/>
       <w:r>
@@ -14886,7 +14507,6 @@
         <w:t xml:space="preserve"> </w:t>
       </w:r>
       <w:proofErr w:type="spellStart"/>
-      <w:proofErr w:type="gramStart"/>
       <w:r>
         <w:rPr>
           <w:bCs/>
@@ -14900,15 +14520,7 @@
           <w:bCs/>
           <w:color w:val="000000" w:themeColor="text1"/>
         </w:rPr>
-        <w:t>(</w:t>
-      </w:r>
-      <w:proofErr w:type="gramEnd"/>
-      <w:r>
-        <w:rPr>
-          <w:bCs/>
-          <w:color w:val="000000" w:themeColor="text1"/>
-        </w:rPr>
-        <w:t xml:space="preserve">) – возвращает значение флага </w:t>
+        <w:t xml:space="preserve">() – возвращает значение флага </w:t>
       </w:r>
       <w:proofErr w:type="spellStart"/>
       <w:r>
@@ -14973,7 +14585,6 @@
         <w:t xml:space="preserve"> </w:t>
       </w:r>
       <w:proofErr w:type="spellStart"/>
-      <w:proofErr w:type="gramStart"/>
       <w:r>
         <w:rPr>
           <w:bCs/>
@@ -14987,15 +14598,7 @@
           <w:bCs/>
           <w:color w:val="000000" w:themeColor="text1"/>
         </w:rPr>
-        <w:t>(</w:t>
-      </w:r>
-      <w:proofErr w:type="gramEnd"/>
-      <w:r>
-        <w:rPr>
-          <w:bCs/>
-          <w:color w:val="000000" w:themeColor="text1"/>
-        </w:rPr>
-        <w:t xml:space="preserve">) – возвращает значение флага </w:t>
+        <w:t xml:space="preserve">() – возвращает значение флага </w:t>
       </w:r>
       <w:proofErr w:type="spellStart"/>
       <w:r>
@@ -15054,7 +14657,6 @@
         <w:t>&gt; </w:t>
       </w:r>
       <w:proofErr w:type="spellStart"/>
-      <w:proofErr w:type="gramStart"/>
       <w:r>
         <w:rPr>
           <w:bCs/>
@@ -15070,16 +14672,7 @@
           <w:color w:val="000000" w:themeColor="text1"/>
           <w:lang w:val="en-US"/>
         </w:rPr>
-        <w:t>(</w:t>
-      </w:r>
-      <w:proofErr w:type="gramEnd"/>
-      <w:r>
-        <w:rPr>
-          <w:bCs/>
-          <w:color w:val="000000" w:themeColor="text1"/>
-          <w:lang w:val="en-US"/>
-        </w:rPr>
-        <w:t xml:space="preserve">) – </w:t>
+        <w:t xml:space="preserve">() – </w:t>
       </w:r>
       <w:r>
         <w:rPr>
@@ -15194,6 +14787,7 @@
           <w:bCs/>
           <w:color w:val="000000" w:themeColor="text1"/>
         </w:rPr>
+        <w:lastRenderedPageBreak/>
         <w:t>public</w:t>
       </w:r>
       <w:proofErr w:type="spellEnd"/>
@@ -15221,7 +14815,6 @@
         <w:t xml:space="preserve"> </w:t>
       </w:r>
       <w:proofErr w:type="spellStart"/>
-      <w:proofErr w:type="gramStart"/>
       <w:r>
         <w:rPr>
           <w:bCs/>
@@ -15235,15 +14828,7 @@
           <w:bCs/>
           <w:color w:val="000000" w:themeColor="text1"/>
         </w:rPr>
-        <w:t>(</w:t>
-      </w:r>
-      <w:proofErr w:type="gramEnd"/>
-      <w:r>
-        <w:rPr>
-          <w:bCs/>
-          <w:color w:val="000000" w:themeColor="text1"/>
-        </w:rPr>
-        <w:t>) – возвращает текущий индекс воспроизведения (</w:t>
+        <w:t>() – возвращает текущий индекс воспроизведения (</w:t>
       </w:r>
       <w:proofErr w:type="spellStart"/>
       <w:r>
@@ -15329,17 +14914,12 @@
         <w:t xml:space="preserve"> </w:t>
       </w:r>
       <w:proofErr w:type="spellStart"/>
-      <w:proofErr w:type="gramStart"/>
       <w:r>
         <w:t>initialize</w:t>
       </w:r>
       <w:proofErr w:type="spellEnd"/>
       <w:r>
-        <w:t>(</w:t>
-      </w:r>
-      <w:proofErr w:type="gramEnd"/>
-      <w:r>
-        <w:t xml:space="preserve">) – вызывается автоматически после загрузки FXML-разметки. Инициализирует все компоненты: создаёт экземпляры </w:t>
+        <w:t xml:space="preserve">() – вызывается автоматически после загрузки FXML-разметки. Инициализирует все компоненты: создаёт экземпляры </w:t>
       </w:r>
       <w:proofErr w:type="spellStart"/>
       <w:r>
@@ -15439,17 +15019,12 @@
         <w:t xml:space="preserve"> </w:t>
       </w:r>
       <w:proofErr w:type="spellStart"/>
-      <w:proofErr w:type="gramStart"/>
       <w:r>
         <w:t>onAddNode</w:t>
       </w:r>
       <w:proofErr w:type="spellEnd"/>
       <w:r>
-        <w:t>(</w:t>
-      </w:r>
-      <w:proofErr w:type="gramEnd"/>
-      <w:r>
-        <w:t>) – обработчик нажатия кнопки "</w:t>
+        <w:t>() – обработчик нажатия кнопки "</w:t>
       </w:r>
       <w:proofErr w:type="spellStart"/>
       <w:r>
@@ -15493,17 +15068,12 @@
         <w:t xml:space="preserve"> </w:t>
       </w:r>
       <w:proofErr w:type="spellStart"/>
-      <w:proofErr w:type="gramStart"/>
       <w:r>
         <w:t>onDeleteNode</w:t>
       </w:r>
       <w:proofErr w:type="spellEnd"/>
       <w:r>
-        <w:t>(</w:t>
-      </w:r>
-      <w:proofErr w:type="gramEnd"/>
-      <w:r>
-        <w:t>) – обработчик нажатия кнопки "</w:t>
+        <w:t>() – обработчик нажатия кнопки "</w:t>
       </w:r>
       <w:proofErr w:type="spellStart"/>
       <w:r>
@@ -15532,7 +15102,6 @@
       </w:pPr>
       <w:proofErr w:type="spellStart"/>
       <w:r>
-        <w:lastRenderedPageBreak/>
         <w:t>private</w:t>
       </w:r>
       <w:proofErr w:type="spellEnd"/>
@@ -15548,17 +15117,12 @@
         <w:t xml:space="preserve"> </w:t>
       </w:r>
       <w:proofErr w:type="spellStart"/>
-      <w:proofErr w:type="gramStart"/>
       <w:r>
         <w:t>onAddEdge</w:t>
       </w:r>
       <w:proofErr w:type="spellEnd"/>
       <w:r>
-        <w:t>(</w:t>
-      </w:r>
-      <w:proofErr w:type="gramEnd"/>
-      <w:r>
-        <w:t>) – обработчик нажатия кнопки "</w:t>
+        <w:t>() – обработчик нажатия кнопки "</w:t>
       </w:r>
       <w:proofErr w:type="spellStart"/>
       <w:r>
@@ -15587,7 +15151,6 @@
         <w:t xml:space="preserve">private void </w:t>
       </w:r>
       <w:proofErr w:type="spellStart"/>
-      <w:proofErr w:type="gramStart"/>
       <w:r>
         <w:rPr>
           <w:lang w:val="en-US"/>
@@ -15599,14 +15162,7 @@
         <w:rPr>
           <w:lang w:val="en-US"/>
         </w:rPr>
-        <w:t>(</w:t>
-      </w:r>
-      <w:proofErr w:type="gramEnd"/>
-      <w:r>
-        <w:rPr>
-          <w:lang w:val="en-US"/>
-        </w:rPr>
-        <w:t xml:space="preserve">) – </w:t>
+        <w:t xml:space="preserve">() – </w:t>
       </w:r>
       <w:r>
         <w:t>обработчик</w:t>
@@ -15651,7 +15207,6 @@
         <w:t xml:space="preserve">private void </w:t>
       </w:r>
       <w:proofErr w:type="spellStart"/>
-      <w:proofErr w:type="gramStart"/>
       <w:r>
         <w:rPr>
           <w:lang w:val="en-US"/>
@@ -15663,14 +15218,7 @@
         <w:rPr>
           <w:lang w:val="en-US"/>
         </w:rPr>
-        <w:t>(</w:t>
-      </w:r>
-      <w:proofErr w:type="gramEnd"/>
-      <w:r>
-        <w:rPr>
-          <w:lang w:val="en-US"/>
-        </w:rPr>
-        <w:t xml:space="preserve">) – </w:t>
+        <w:t xml:space="preserve">() – </w:t>
       </w:r>
       <w:r>
         <w:t>обработчик</w:t>
@@ -15712,7 +15260,6 @@
         <w:t xml:space="preserve">private void </w:t>
       </w:r>
       <w:proofErr w:type="spellStart"/>
-      <w:proofErr w:type="gramStart"/>
       <w:r>
         <w:rPr>
           <w:lang w:val="en-US"/>
@@ -15724,14 +15271,7 @@
         <w:rPr>
           <w:lang w:val="en-US"/>
         </w:rPr>
-        <w:t>(</w:t>
-      </w:r>
-      <w:proofErr w:type="gramEnd"/>
-      <w:r>
-        <w:rPr>
-          <w:lang w:val="en-US"/>
-        </w:rPr>
-        <w:t xml:space="preserve">) – </w:t>
+        <w:t xml:space="preserve">() – </w:t>
       </w:r>
       <w:r>
         <w:t>обрабатывает</w:t>
@@ -15812,10 +15352,10 @@
         <w:rPr>
           <w:lang w:val="en-US"/>
         </w:rPr>
+        <w:lastRenderedPageBreak/>
         <w:t xml:space="preserve">private void </w:t>
       </w:r>
       <w:proofErr w:type="spellStart"/>
-      <w:proofErr w:type="gramStart"/>
       <w:r>
         <w:rPr>
           <w:lang w:val="en-US"/>
@@ -15827,14 +15367,7 @@
         <w:rPr>
           <w:lang w:val="en-US"/>
         </w:rPr>
-        <w:t>(</w:t>
-      </w:r>
-      <w:proofErr w:type="gramEnd"/>
-      <w:r>
-        <w:rPr>
-          <w:lang w:val="en-US"/>
-        </w:rPr>
-        <w:t xml:space="preserve">) – </w:t>
+        <w:t xml:space="preserve">() – </w:t>
       </w:r>
       <w:r>
         <w:t>обрабатывает</w:t>
@@ -15930,7 +15463,6 @@
         <w:t xml:space="preserve">private void </w:t>
       </w:r>
       <w:proofErr w:type="spellStart"/>
-      <w:proofErr w:type="gramStart"/>
       <w:r>
         <w:rPr>
           <w:lang w:val="en-US"/>
@@ -15942,14 +15474,7 @@
         <w:rPr>
           <w:lang w:val="en-US"/>
         </w:rPr>
-        <w:t>(</w:t>
-      </w:r>
-      <w:proofErr w:type="gramEnd"/>
-      <w:r>
-        <w:rPr>
-          <w:lang w:val="en-US"/>
-        </w:rPr>
-        <w:t xml:space="preserve">) – </w:t>
+        <w:t xml:space="preserve">() – </w:t>
       </w:r>
       <w:r>
         <w:t>обрабатывает</w:t>
@@ -15985,19 +15510,13 @@
         <w:t>ует</w:t>
       </w:r>
       <w:r>
-        <w:t xml:space="preserve"> элементы управления. Генерирует случайное количество вершин (от 4 до 6) и вычисляет количество рёбер с учётом связности и ограничения на максимальное количество (не более 60% от полного графа). Создаёт случайный граф с </w:t>
-      </w:r>
-      <w:r>
-        <w:lastRenderedPageBreak/>
-        <w:t xml:space="preserve">помощью </w:t>
-      </w:r>
-      <w:proofErr w:type="spellStart"/>
-      <w:proofErr w:type="gramStart"/>
+        <w:t xml:space="preserve"> элементы управления. Генерирует случайное количество вершин (от 4 до 6) и вычисляет количество рёбер с учётом связности и ограничения на максимальное количество (не более 60% от полного графа). Создаёт случайный граф с помощью </w:t>
+      </w:r>
+      <w:proofErr w:type="spellStart"/>
       <w:r>
         <w:t>generator.generate</w:t>
       </w:r>
       <w:proofErr w:type="spellEnd"/>
-      <w:proofErr w:type="gramEnd"/>
       <w:r>
         <w:t xml:space="preserve">, обновляет </w:t>
       </w:r>
@@ -16059,17 +15578,12 @@
         <w:t xml:space="preserve"> </w:t>
       </w:r>
       <w:proofErr w:type="spellStart"/>
-      <w:proofErr w:type="gramStart"/>
       <w:r>
         <w:t>onRunKruskalAuto</w:t>
       </w:r>
       <w:proofErr w:type="spellEnd"/>
       <w:r>
-        <w:t>(</w:t>
-      </w:r>
-      <w:proofErr w:type="gramEnd"/>
-      <w:r>
-        <w:t>) – обрабатывает нажатие кнопки "</w:t>
+        <w:t>() – обрабатывает нажатие кнопки "</w:t>
       </w:r>
       <w:proofErr w:type="spellStart"/>
       <w:r>
@@ -16085,7 +15599,11 @@
       </w:r>
       <w:proofErr w:type="spellEnd"/>
       <w:r>
-        <w:t xml:space="preserve"> Auto". Если граф пуст, выводит ошибку. Реализует три сценария: если автоматическое воспроизведение находится на паузе, синхронизирует шаги из контроллера, останавливает плеер, блокирует элементы управления и запускает воспроизведение, по завершении которого выполняется синхронизация шагов и разблокировка элементов управления. Если автоматическое воспроизведение активно, ставит его на паузу. Если автоматическое воспроизведение не запущено, передаёт плееру текущие шаги (если они есть), блокирует элементы управления и запускает воспроизведение, после окончания которого синхронизирует шаги и разблокирует управление</w:t>
+        <w:t xml:space="preserve"> Auto". Если граф пуст, выводит ошибку. Реализует три сценария: если автоматическое воспроизведение находится на паузе, синхронизирует шаги из контроллера, останавливает плеер, блокирует элементы управления и запускает воспроизведение, по завершении которого выполняется синхронизация шагов и разблокировка элементов управления. Если автоматическое воспроизведение активно, ставит его на паузу. Если автоматическое воспроизведение не </w:t>
+      </w:r>
+      <w:r>
+        <w:lastRenderedPageBreak/>
+        <w:t>запущено, передаёт плееру текущие шаги (если они есть), блокирует элементы управления и запускает воспроизведение, после окончания которого синхронизирует шаги и разблокирует управление</w:t>
       </w:r>
       <w:r>
         <w:t>.</w:t>
@@ -16103,7 +15621,6 @@
         <w:t xml:space="preserve">private void </w:t>
       </w:r>
       <w:proofErr w:type="spellStart"/>
-      <w:proofErr w:type="gramStart"/>
       <w:r>
         <w:rPr>
           <w:lang w:val="en-US"/>
@@ -16115,14 +15632,7 @@
         <w:rPr>
           <w:lang w:val="en-US"/>
         </w:rPr>
-        <w:t>(</w:t>
-      </w:r>
-      <w:proofErr w:type="gramEnd"/>
-      <w:r>
-        <w:rPr>
-          <w:lang w:val="en-US"/>
-        </w:rPr>
-        <w:t xml:space="preserve">) – </w:t>
+        <w:t xml:space="preserve">() – </w:t>
       </w:r>
       <w:r>
         <w:t>обрабатывает</w:t>
@@ -16155,12 +15665,10 @@
         <w:t xml:space="preserve">Если автоматическое воспроизведение активно или на паузе, останавливает его и разблокирует элементы управления. Если граф пуст, выводит ошибку. В противном случае выполняет алгоритм через </w:t>
       </w:r>
       <w:proofErr w:type="spellStart"/>
-      <w:proofErr w:type="gramStart"/>
       <w:r>
         <w:t>algorithm.executeWithStates</w:t>
       </w:r>
       <w:proofErr w:type="spellEnd"/>
-      <w:proofErr w:type="gramEnd"/>
       <w:r>
         <w:t xml:space="preserve">, сохраняет полученный список шагов в </w:t>
       </w:r>
@@ -16214,17 +15722,12 @@
         <w:t xml:space="preserve"> </w:t>
       </w:r>
       <w:proofErr w:type="spellStart"/>
-      <w:proofErr w:type="gramStart"/>
       <w:r>
         <w:t>onNextStep</w:t>
       </w:r>
       <w:proofErr w:type="spellEnd"/>
       <w:r>
-        <w:t>(</w:t>
-      </w:r>
-      <w:proofErr w:type="gramEnd"/>
-      <w:r>
-        <w:t xml:space="preserve">) – обрабатывает нажатие кнопки "Next Step". Если автоматическое воспроизведение активно и не на паузе, останавливает его и разблокирует элементы управления. Если </w:t>
+        <w:t xml:space="preserve">() – обрабатывает нажатие кнопки "Next Step". Если автоматическое воспроизведение активно и не на паузе, останавливает его и разблокирует элементы управления. Если </w:t>
       </w:r>
       <w:proofErr w:type="spellStart"/>
       <w:r>
@@ -16232,11 +15735,7 @@
       </w:r>
       <w:proofErr w:type="spellEnd"/>
       <w:r>
-        <w:t xml:space="preserve"> не инициализирован или пуст, выводит сообщение о необходимости </w:t>
-      </w:r>
-      <w:r>
-        <w:lastRenderedPageBreak/>
-        <w:t xml:space="preserve">запустить алгоритм. Если </w:t>
+        <w:t xml:space="preserve"> не инициализирован или пуст, выводит сообщение о необходимости запустить алгоритм. Если </w:t>
       </w:r>
       <w:proofErr w:type="spellStart"/>
       <w:r>
@@ -16270,7 +15769,6 @@
         <w:t xml:space="preserve">private void </w:t>
       </w:r>
       <w:proofErr w:type="spellStart"/>
-      <w:proofErr w:type="gramStart"/>
       <w:r>
         <w:rPr>
           <w:lang w:val="en-US"/>
@@ -16282,14 +15780,7 @@
         <w:rPr>
           <w:lang w:val="en-US"/>
         </w:rPr>
-        <w:t>(</w:t>
-      </w:r>
-      <w:proofErr w:type="gramEnd"/>
-      <w:r>
-        <w:rPr>
-          <w:lang w:val="en-US"/>
-        </w:rPr>
-        <w:t xml:space="preserve">) – </w:t>
+        <w:t xml:space="preserve">() – </w:t>
       </w:r>
       <w:r>
         <w:t>обрабатывает</w:t>
@@ -16352,12 +15843,10 @@
         <w:t xml:space="preserve">очищает панель логов через </w:t>
       </w:r>
       <w:proofErr w:type="spellStart"/>
-      <w:proofErr w:type="gramStart"/>
       <w:r>
         <w:t>logger.clear</w:t>
       </w:r>
       <w:proofErr w:type="spellEnd"/>
-      <w:proofErr w:type="gramEnd"/>
       <w:r>
         <w:t xml:space="preserve">, сбрасывает </w:t>
       </w:r>
@@ -16424,17 +15913,12 @@
         <w:t xml:space="preserve"> </w:t>
       </w:r>
       <w:proofErr w:type="spellStart"/>
-      <w:proofErr w:type="gramStart"/>
       <w:r>
         <w:t>onInfo</w:t>
       </w:r>
       <w:proofErr w:type="spellEnd"/>
       <w:r>
-        <w:t>(</w:t>
-      </w:r>
-      <w:proofErr w:type="gramEnd"/>
-      <w:r>
-        <w:t>) – обработчик нажатия кнопки "Info"</w:t>
+        <w:t>() – обработчик нажатия кнопки "Info"</w:t>
       </w:r>
       <w:r>
         <w:t>.</w:t>
@@ -16462,7 +15946,6 @@
         <w:t xml:space="preserve"> </w:t>
       </w:r>
       <w:proofErr w:type="spellStart"/>
-      <w:proofErr w:type="gramStart"/>
       <w:r>
         <w:t>renderStep</w:t>
       </w:r>
@@ -16471,7 +15954,6 @@
         <w:t>(</w:t>
       </w:r>
       <w:proofErr w:type="spellStart"/>
-      <w:proofErr w:type="gramEnd"/>
       <w:r>
         <w:t>int</w:t>
       </w:r>
@@ -16493,7 +15975,11 @@
       </w:r>
       <w:proofErr w:type="spellEnd"/>
       <w:r>
-        <w:t xml:space="preserve"> из списка </w:t>
+        <w:t xml:space="preserve"> </w:t>
+      </w:r>
+      <w:r>
+        <w:lastRenderedPageBreak/>
+        <w:t xml:space="preserve">из списка </w:t>
       </w:r>
       <w:proofErr w:type="spellStart"/>
       <w:r>
@@ -16504,22 +15990,18 @@
         <w:t xml:space="preserve">, вызывает </w:t>
       </w:r>
       <w:proofErr w:type="spellStart"/>
-      <w:proofErr w:type="gramStart"/>
       <w:r>
         <w:t>renderer.renderStep</w:t>
       </w:r>
       <w:proofErr w:type="spellEnd"/>
-      <w:proofErr w:type="gramEnd"/>
       <w:r>
         <w:t xml:space="preserve"> для отображения состояния на левом холсте, </w:t>
       </w:r>
       <w:proofErr w:type="spellStart"/>
-      <w:proofErr w:type="gramStart"/>
       <w:r>
         <w:t>renderer.renderMSTStep</w:t>
       </w:r>
       <w:proofErr w:type="spellEnd"/>
-      <w:proofErr w:type="gramEnd"/>
       <w:r>
         <w:t xml:space="preserve"> для отображения на правом холсте, затем </w:t>
       </w:r>
@@ -16557,17 +16039,12 @@
         <w:t xml:space="preserve"> </w:t>
       </w:r>
       <w:proofErr w:type="spellStart"/>
-      <w:proofErr w:type="gramStart"/>
       <w:r>
         <w:t>syncStepsFromAuto</w:t>
       </w:r>
       <w:proofErr w:type="spellEnd"/>
       <w:r>
-        <w:t>(</w:t>
-      </w:r>
-      <w:proofErr w:type="gramEnd"/>
-      <w:r>
-        <w:t xml:space="preserve">) – вспомогательный метод для синхронизации шагов из </w:t>
+        <w:t xml:space="preserve">() – вспомогательный метод для синхронизации шагов из </w:t>
       </w:r>
       <w:proofErr w:type="spellStart"/>
       <w:r>
@@ -16641,7 +16118,6 @@
         <w:t xml:space="preserve"> </w:t>
       </w:r>
       <w:proofErr w:type="spellStart"/>
-      <w:proofErr w:type="gramStart"/>
       <w:r>
         <w:t>showErrorAlert</w:t>
       </w:r>
@@ -16650,7 +16126,6 @@
         <w:t>(</w:t>
       </w:r>
       <w:proofErr w:type="spellStart"/>
-      <w:proofErr w:type="gramEnd"/>
       <w:r>
         <w:t>String</w:t>
       </w:r>
@@ -16716,7 +16191,6 @@
         <w:t xml:space="preserve"> </w:t>
       </w:r>
       <w:proofErr w:type="spellStart"/>
-      <w:proofErr w:type="gramStart"/>
       <w:r>
         <w:t>setButtonsDisabled</w:t>
       </w:r>
@@ -16725,7 +16199,6 @@
         <w:t>(</w:t>
       </w:r>
       <w:proofErr w:type="spellStart"/>
-      <w:proofErr w:type="gramEnd"/>
       <w:r>
         <w:t>boolean</w:t>
       </w:r>
@@ -16751,7 +16224,6 @@
       </w:r>
       <w:proofErr w:type="spellStart"/>
       <w:r>
-        <w:lastRenderedPageBreak/>
         <w:t>addNodeButton</w:t>
       </w:r>
       <w:proofErr w:type="spellEnd"/>
@@ -16821,17 +16293,12 @@
         <w:t xml:space="preserve"> </w:t>
       </w:r>
       <w:proofErr w:type="spellStart"/>
-      <w:proofErr w:type="gramStart"/>
       <w:r>
         <w:t>lockControls</w:t>
       </w:r>
       <w:proofErr w:type="spellEnd"/>
       <w:r>
-        <w:t>(</w:t>
-      </w:r>
-      <w:proofErr w:type="gramEnd"/>
-      <w:r>
-        <w:t xml:space="preserve">) – вызывает </w:t>
+        <w:t xml:space="preserve">() – вызывает </w:t>
       </w:r>
       <w:proofErr w:type="spellStart"/>
       <w:r>
@@ -16875,17 +16342,12 @@
         <w:t xml:space="preserve"> </w:t>
       </w:r>
       <w:proofErr w:type="spellStart"/>
-      <w:proofErr w:type="gramStart"/>
       <w:r>
         <w:t>unlockControls</w:t>
       </w:r>
       <w:proofErr w:type="spellEnd"/>
       <w:r>
-        <w:t>(</w:t>
-      </w:r>
-      <w:proofErr w:type="gramEnd"/>
-      <w:r>
-        <w:t xml:space="preserve">) – вызывает </w:t>
+        <w:t xml:space="preserve">() – вызывает </w:t>
       </w:r>
       <w:proofErr w:type="spellStart"/>
       <w:r>
@@ -16965,7 +16427,6 @@
         <w:t xml:space="preserve"> </w:t>
       </w:r>
       <w:proofErr w:type="spellStart"/>
-      <w:proofErr w:type="gramStart"/>
       <w:r>
         <w:t>read</w:t>
       </w:r>
@@ -16974,7 +16435,6 @@
         <w:t>(</w:t>
       </w:r>
       <w:proofErr w:type="spellStart"/>
-      <w:proofErr w:type="gramEnd"/>
       <w:r>
         <w:t>String</w:t>
       </w:r>
@@ -17020,7 +16480,11 @@
       </w:r>
       <w:proofErr w:type="spellEnd"/>
       <w:r>
-        <w:t>, считывает первую строку, удаляет символ BOM (U+FEFF) и пробельные символы. Проверяет, является ли первая строка маркером "COORDS" (</w:t>
+        <w:t xml:space="preserve">, считывает первую строку, удаляет </w:t>
+      </w:r>
+      <w:r>
+        <w:lastRenderedPageBreak/>
+        <w:t>символ BOM (U+FEFF) и пробельные символы. Проверяет, является ли первая строка маркером "COORDS" (</w:t>
       </w:r>
       <w:r>
         <w:t>независимо от регистра</w:t>
@@ -17034,11 +16498,7 @@
       </w:r>
       <w:proofErr w:type="spellEnd"/>
       <w:r>
-        <w:t xml:space="preserve">. Проверяет уникальность идентификаторов вершин, недопустимость отрицательного количества вершин и корректность формата строк. После чтения вершин считывает оставшиеся строки как рёбра: каждая строка должна содержать идентификаторы двух вершин и вес ребра. Проверяет, что вес положительный, а указанные вершины существуют </w:t>
-      </w:r>
-      <w:r>
-        <w:lastRenderedPageBreak/>
-        <w:t xml:space="preserve">в графе. В случае обнаружения ошибок формата или данных выбрасывает исключение </w:t>
+        <w:t xml:space="preserve">. Проверяет уникальность идентификаторов вершин, недопустимость отрицательного количества вершин и корректность формата строк. После чтения вершин считывает оставшиеся строки как рёбра: каждая строка должна содержать идентификаторы двух вершин и вес ребра. Проверяет, что вес положительный, а указанные вершины существуют в графе. В случае обнаружения ошибок формата или данных выбрасывает исключение </w:t>
       </w:r>
       <w:proofErr w:type="spellStart"/>
       <w:r>
@@ -17101,21 +16561,7 @@
         <w:rPr>
           <w:lang w:val="en-US"/>
         </w:rPr>
-        <w:t xml:space="preserve">public void </w:t>
-      </w:r>
-      <w:proofErr w:type="gramStart"/>
-      <w:r>
-        <w:rPr>
-          <w:lang w:val="en-US"/>
-        </w:rPr>
-        <w:t>write(</w:t>
-      </w:r>
-      <w:proofErr w:type="gramEnd"/>
-      <w:r>
-        <w:rPr>
-          <w:lang w:val="en-US"/>
-        </w:rPr>
-        <w:t xml:space="preserve">Graph </w:t>
+        <w:t xml:space="preserve">public void write(Graph </w:t>
       </w:r>
       <w:proofErr w:type="spellStart"/>
       <w:r>
@@ -17272,7 +16718,11 @@
       </w:r>
       <w:proofErr w:type="spellEnd"/>
       <w:r>
-        <w:t xml:space="preserve"> и записывает данные в следующем формате: в первой строке записывает маркер "COORDS", во второй – количество вершин, затем для каждой вершины записывает строку с идентификатором, координатой x и координатой y. После списка вершин записывает пустую строку, затем для каждого ребра записывает строку с идентификаторами двух вершин и весом. Перед записью рёбер проверяет, что ни одна из вершин ребра не равна </w:t>
+        <w:t xml:space="preserve"> и записывает данные в следующем формате: в первой строке записывает маркер "COORDS", во второй – количество вершин, затем для каждой </w:t>
+      </w:r>
+      <w:r>
+        <w:lastRenderedPageBreak/>
+        <w:t xml:space="preserve">вершины записывает строку с идентификатором, координатой x и координатой y. После списка вершин записывает пустую строку, затем для каждого ребра записывает строку с идентификаторами двух вершин и весом. Перед записью рёбер проверяет, что ни одна из вершин ребра не равна </w:t>
       </w:r>
       <w:proofErr w:type="spellStart"/>
       <w:r>
@@ -17322,21 +16772,7 @@
         <w:rPr>
           <w:lang w:val="en-US"/>
         </w:rPr>
-        <w:t xml:space="preserve">public </w:t>
-      </w:r>
-      <w:proofErr w:type="gramStart"/>
-      <w:r>
-        <w:rPr>
-          <w:lang w:val="en-US"/>
-        </w:rPr>
-        <w:t>Edge(</w:t>
-      </w:r>
-      <w:proofErr w:type="gramEnd"/>
-      <w:r>
-        <w:rPr>
-          <w:lang w:val="en-US"/>
-        </w:rPr>
-        <w:t xml:space="preserve">Node node1, Node node2, int weight) – </w:t>
+        <w:t xml:space="preserve">public Edge(Node node1, Node node2, int weight) – </w:t>
       </w:r>
       <w:r>
         <w:t>конструктор</w:t>
@@ -17455,6 +16891,294 @@
       </w:pPr>
       <w:proofErr w:type="spellStart"/>
       <w:r>
+        <w:t>public</w:t>
+      </w:r>
+      <w:proofErr w:type="spellEnd"/>
+      <w:r>
+        <w:t xml:space="preserve"> </w:t>
+      </w:r>
+      <w:proofErr w:type="spellStart"/>
+      <w:r>
+        <w:t>int</w:t>
+      </w:r>
+      <w:proofErr w:type="spellEnd"/>
+      <w:r>
+        <w:t xml:space="preserve"> </w:t>
+      </w:r>
+      <w:proofErr w:type="spellStart"/>
+      <w:r>
+        <w:t>getWeight</w:t>
+      </w:r>
+      <w:proofErr w:type="spellEnd"/>
+      <w:r>
+        <w:t>() – возвращает вес ребра</w:t>
+      </w:r>
+      <w:r>
+        <w:t>.</w:t>
+      </w:r>
+    </w:p>
+    <w:p>
+      <w:pPr>
+        <w:pStyle w:val="a"/>
+        <w:ind w:left="709" w:firstLine="0"/>
+      </w:pPr>
+      <w:proofErr w:type="spellStart"/>
+      <w:r>
+        <w:t>public</w:t>
+      </w:r>
+      <w:proofErr w:type="spellEnd"/>
+      <w:r>
+        <w:t xml:space="preserve"> </w:t>
+      </w:r>
+      <w:proofErr w:type="spellStart"/>
+      <w:r>
+        <w:t>boolean</w:t>
+      </w:r>
+      <w:proofErr w:type="spellEnd"/>
+      <w:r>
+        <w:t xml:space="preserve"> </w:t>
+      </w:r>
+      <w:proofErr w:type="spellStart"/>
+      <w:r>
+        <w:t>connects</w:t>
+      </w:r>
+      <w:proofErr w:type="spellEnd"/>
+      <w:r>
+        <w:t>(</w:t>
+      </w:r>
+      <w:proofErr w:type="spellStart"/>
+      <w:r>
+        <w:t>Node</w:t>
+      </w:r>
+      <w:proofErr w:type="spellEnd"/>
+      <w:r>
+        <w:t xml:space="preserve"> n1, </w:t>
+      </w:r>
+      <w:proofErr w:type="spellStart"/>
+      <w:r>
+        <w:t>Node</w:t>
+      </w:r>
+      <w:proofErr w:type="spellEnd"/>
+      <w:r>
+        <w:t xml:space="preserve"> n2) – проверяет, соединяет ли данное ребро две указанные вершины. Возвращает </w:t>
+      </w:r>
+      <w:proofErr w:type="spellStart"/>
+      <w:r>
+        <w:t>true</w:t>
+      </w:r>
+      <w:proofErr w:type="spellEnd"/>
+      <w:r>
+        <w:t xml:space="preserve">, если ребро инцидентно обеим вершинам (в любом порядке), иначе </w:t>
+      </w:r>
+      <w:proofErr w:type="spellStart"/>
+      <w:r>
+        <w:t>false</w:t>
+      </w:r>
+      <w:proofErr w:type="spellEnd"/>
+      <w:r>
+        <w:t>.</w:t>
+      </w:r>
+    </w:p>
+    <w:p>
+      <w:pPr>
+        <w:pStyle w:val="a"/>
+        <w:ind w:left="709" w:firstLine="0"/>
+      </w:pPr>
+      <w:proofErr w:type="spellStart"/>
+      <w:r>
+        <w:t>public</w:t>
+      </w:r>
+      <w:proofErr w:type="spellEnd"/>
+      <w:r>
+        <w:t xml:space="preserve"> </w:t>
+      </w:r>
+      <w:proofErr w:type="spellStart"/>
+      <w:r>
+        <w:t>boolean</w:t>
+      </w:r>
+      <w:proofErr w:type="spellEnd"/>
+      <w:r>
+        <w:t xml:space="preserve"> </w:t>
+      </w:r>
+      <w:proofErr w:type="spellStart"/>
+      <w:r>
+        <w:t>contains</w:t>
+      </w:r>
+      <w:proofErr w:type="spellEnd"/>
+      <w:r>
+        <w:t>(</w:t>
+      </w:r>
+      <w:proofErr w:type="spellStart"/>
+      <w:r>
+        <w:t>Node</w:t>
+      </w:r>
+      <w:proofErr w:type="spellEnd"/>
+      <w:r>
+        <w:t xml:space="preserve"> </w:t>
+      </w:r>
+      <w:proofErr w:type="spellStart"/>
+      <w:r>
+        <w:t>node</w:t>
+      </w:r>
+      <w:proofErr w:type="spellEnd"/>
+      <w:r>
+        <w:t xml:space="preserve">) – проверяет, содержит ли ребро указанную вершину. Возвращает </w:t>
+      </w:r>
+      <w:proofErr w:type="spellStart"/>
+      <w:r>
+        <w:t>true</w:t>
+      </w:r>
+      <w:proofErr w:type="spellEnd"/>
+      <w:r>
+        <w:t xml:space="preserve">, если одна из вершин ребра совпадает с переданной, иначе </w:t>
+      </w:r>
+      <w:proofErr w:type="spellStart"/>
+      <w:r>
+        <w:t>false</w:t>
+      </w:r>
+      <w:proofErr w:type="spellEnd"/>
+      <w:r>
+        <w:t>.</w:t>
+      </w:r>
+    </w:p>
+    <w:p>
+      <w:pPr>
+        <w:pStyle w:val="a"/>
+        <w:ind w:left="709" w:firstLine="0"/>
+      </w:pPr>
+      <w:r>
+        <w:rPr>
+          <w:lang w:val="en-US"/>
+        </w:rPr>
+        <w:t xml:space="preserve">public int </w:t>
+      </w:r>
+      <w:proofErr w:type="spellStart"/>
+      <w:r>
+        <w:rPr>
+          <w:lang w:val="en-US"/>
+        </w:rPr>
+        <w:t>compareTo</w:t>
+      </w:r>
+      <w:proofErr w:type="spellEnd"/>
+      <w:r>
+        <w:rPr>
+          <w:lang w:val="en-US"/>
+        </w:rPr>
+        <w:t xml:space="preserve">(Edge other) – </w:t>
+      </w:r>
+      <w:r>
+        <w:t>реализация</w:t>
+      </w:r>
+      <w:r>
+        <w:rPr>
+          <w:lang w:val="en-US"/>
+        </w:rPr>
+        <w:t xml:space="preserve"> </w:t>
+      </w:r>
+      <w:r>
+        <w:t>метода</w:t>
+      </w:r>
+      <w:r>
+        <w:rPr>
+          <w:lang w:val="en-US"/>
+        </w:rPr>
+        <w:t xml:space="preserve"> </w:t>
+      </w:r>
+      <w:r>
+        <w:t>интерфейса</w:t>
+      </w:r>
+      <w:r>
+        <w:rPr>
+          <w:lang w:val="en-US"/>
+        </w:rPr>
+        <w:t xml:space="preserve"> Comparable. </w:t>
+      </w:r>
+      <w:r>
+        <w:t>Сравнивает текущее ребро с другим по весу. Возвращает отрицательное число, если вес текущего ребра меньше, ноль при равенстве весов, положительное число, если вес больше</w:t>
+      </w:r>
+      <w:r>
+        <w:t>.</w:t>
+      </w:r>
+    </w:p>
+    <w:p>
+      <w:pPr>
+        <w:pStyle w:val="a"/>
+        <w:ind w:left="709" w:firstLine="0"/>
+      </w:pPr>
+      <w:r>
+        <w:rPr>
+          <w:lang w:val="en-US"/>
+        </w:rPr>
+        <w:t xml:space="preserve">public </w:t>
+      </w:r>
+      <w:proofErr w:type="spellStart"/>
+      <w:r>
+        <w:rPr>
+          <w:lang w:val="en-US"/>
+        </w:rPr>
+        <w:t>boolean</w:t>
+      </w:r>
+      <w:proofErr w:type="spellEnd"/>
+      <w:r>
+        <w:rPr>
+          <w:lang w:val="en-US"/>
+        </w:rPr>
+        <w:t xml:space="preserve"> equals(Object o) – </w:t>
+      </w:r>
+      <w:r>
+        <w:t>переопределяет</w:t>
+      </w:r>
+      <w:r>
+        <w:rPr>
+          <w:lang w:val="en-US"/>
+        </w:rPr>
+        <w:t xml:space="preserve"> </w:t>
+      </w:r>
+      <w:r>
+        <w:t>стандартный</w:t>
+      </w:r>
+      <w:r>
+        <w:rPr>
+          <w:lang w:val="en-US"/>
+        </w:rPr>
+        <w:t xml:space="preserve"> </w:t>
+      </w:r>
+      <w:r>
+        <w:t>метод</w:t>
+      </w:r>
+      <w:r>
+        <w:rPr>
+          <w:lang w:val="en-US"/>
+        </w:rPr>
+        <w:t xml:space="preserve"> equals. </w:t>
+      </w:r>
+      <w:r>
+        <w:t xml:space="preserve">Сравнивает два ребра по весу и по набору инцидентных вершин, игнорируя порядок вершин. Возвращает </w:t>
+      </w:r>
+      <w:proofErr w:type="spellStart"/>
+      <w:r>
+        <w:t>true</w:t>
+      </w:r>
+      <w:proofErr w:type="spellEnd"/>
+      <w:r>
+        <w:t xml:space="preserve">, если объекты равны, иначе </w:t>
+      </w:r>
+      <w:proofErr w:type="spellStart"/>
+      <w:r>
+        <w:t>false</w:t>
+      </w:r>
+      <w:proofErr w:type="spellEnd"/>
+      <w:r>
+        <w:t>.</w:t>
+      </w:r>
+    </w:p>
+    <w:p>
+      <w:pPr>
+        <w:pStyle w:val="a"/>
+        <w:ind w:left="709" w:firstLine="0"/>
+      </w:pPr>
+      <w:proofErr w:type="spellStart"/>
+      <w:r>
         <w:lastRenderedPageBreak/>
         <w:t>public</w:t>
       </w:r>
@@ -17471,18 +17195,34 @@
         <w:t xml:space="preserve"> </w:t>
       </w:r>
       <w:proofErr w:type="spellStart"/>
-      <w:proofErr w:type="gramStart"/>
-      <w:r>
-        <w:t>getWeight</w:t>
-      </w:r>
-      <w:proofErr w:type="spellEnd"/>
-      <w:r>
-        <w:t>(</w:t>
-      </w:r>
-      <w:proofErr w:type="gramEnd"/>
-      <w:r>
-        <w:t>) – возвращает вес ребра</w:t>
-      </w:r>
+      <w:r>
+        <w:t>hashCode</w:t>
+      </w:r>
+      <w:proofErr w:type="spellEnd"/>
+      <w:r>
+        <w:t xml:space="preserve">() – переопределяет стандартный метод </w:t>
+      </w:r>
+      <w:proofErr w:type="spellStart"/>
+      <w:r>
+        <w:t>hashCode</w:t>
+      </w:r>
+      <w:proofErr w:type="spellEnd"/>
+      <w:r>
+        <w:t xml:space="preserve">. Вычисляет хеш-код на основе идентификаторов вершин (сумма </w:t>
+      </w:r>
+      <w:proofErr w:type="spellStart"/>
+      <w:r>
+        <w:t>id</w:t>
+      </w:r>
+      <w:proofErr w:type="spellEnd"/>
+      <w:r>
+        <w:t xml:space="preserve">) и веса, что согласуется с реализацией </w:t>
+      </w:r>
+      <w:proofErr w:type="spellStart"/>
+      <w:r>
+        <w:t>equals</w:t>
+      </w:r>
+      <w:proofErr w:type="spellEnd"/>
       <w:r>
         <w:t>.</w:t>
       </w:r>
@@ -17502,346 +17242,6 @@
       </w:r>
       <w:proofErr w:type="spellStart"/>
       <w:r>
-        <w:t>boolean</w:t>
-      </w:r>
-      <w:proofErr w:type="spellEnd"/>
-      <w:r>
-        <w:t xml:space="preserve"> </w:t>
-      </w:r>
-      <w:proofErr w:type="spellStart"/>
-      <w:proofErr w:type="gramStart"/>
-      <w:r>
-        <w:t>connects</w:t>
-      </w:r>
-      <w:proofErr w:type="spellEnd"/>
-      <w:r>
-        <w:t>(</w:t>
-      </w:r>
-      <w:proofErr w:type="spellStart"/>
-      <w:proofErr w:type="gramEnd"/>
-      <w:r>
-        <w:t>Node</w:t>
-      </w:r>
-      <w:proofErr w:type="spellEnd"/>
-      <w:r>
-        <w:t xml:space="preserve"> n1, </w:t>
-      </w:r>
-      <w:proofErr w:type="spellStart"/>
-      <w:r>
-        <w:t>Node</w:t>
-      </w:r>
-      <w:proofErr w:type="spellEnd"/>
-      <w:r>
-        <w:t xml:space="preserve"> n2) – проверяет, соединяет ли данное ребро две указанные вершины. Возвращает </w:t>
-      </w:r>
-      <w:proofErr w:type="spellStart"/>
-      <w:r>
-        <w:t>true</w:t>
-      </w:r>
-      <w:proofErr w:type="spellEnd"/>
-      <w:r>
-        <w:t xml:space="preserve">, если ребро инцидентно обеим вершинам (в любом порядке), иначе </w:t>
-      </w:r>
-      <w:proofErr w:type="spellStart"/>
-      <w:r>
-        <w:t>false</w:t>
-      </w:r>
-      <w:proofErr w:type="spellEnd"/>
-      <w:r>
-        <w:t>.</w:t>
-      </w:r>
-    </w:p>
-    <w:p>
-      <w:pPr>
-        <w:pStyle w:val="a"/>
-        <w:ind w:left="709" w:firstLine="0"/>
-      </w:pPr>
-      <w:proofErr w:type="spellStart"/>
-      <w:r>
-        <w:t>public</w:t>
-      </w:r>
-      <w:proofErr w:type="spellEnd"/>
-      <w:r>
-        <w:t xml:space="preserve"> </w:t>
-      </w:r>
-      <w:proofErr w:type="spellStart"/>
-      <w:r>
-        <w:t>boolean</w:t>
-      </w:r>
-      <w:proofErr w:type="spellEnd"/>
-      <w:r>
-        <w:t xml:space="preserve"> </w:t>
-      </w:r>
-      <w:proofErr w:type="spellStart"/>
-      <w:proofErr w:type="gramStart"/>
-      <w:r>
-        <w:t>contains</w:t>
-      </w:r>
-      <w:proofErr w:type="spellEnd"/>
-      <w:r>
-        <w:t>(</w:t>
-      </w:r>
-      <w:proofErr w:type="spellStart"/>
-      <w:proofErr w:type="gramEnd"/>
-      <w:r>
-        <w:t>Node</w:t>
-      </w:r>
-      <w:proofErr w:type="spellEnd"/>
-      <w:r>
-        <w:t xml:space="preserve"> </w:t>
-      </w:r>
-      <w:proofErr w:type="spellStart"/>
-      <w:r>
-        <w:t>node</w:t>
-      </w:r>
-      <w:proofErr w:type="spellEnd"/>
-      <w:r>
-        <w:t xml:space="preserve">) – проверяет, содержит ли ребро указанную вершину. Возвращает </w:t>
-      </w:r>
-      <w:proofErr w:type="spellStart"/>
-      <w:r>
-        <w:t>true</w:t>
-      </w:r>
-      <w:proofErr w:type="spellEnd"/>
-      <w:r>
-        <w:t xml:space="preserve">, если одна из вершин ребра совпадает с переданной, иначе </w:t>
-      </w:r>
-      <w:proofErr w:type="spellStart"/>
-      <w:r>
-        <w:t>false</w:t>
-      </w:r>
-      <w:proofErr w:type="spellEnd"/>
-      <w:r>
-        <w:t>.</w:t>
-      </w:r>
-    </w:p>
-    <w:p>
-      <w:pPr>
-        <w:pStyle w:val="a"/>
-        <w:ind w:left="709" w:firstLine="0"/>
-      </w:pPr>
-      <w:r>
-        <w:rPr>
-          <w:lang w:val="en-US"/>
-        </w:rPr>
-        <w:t xml:space="preserve">public int </w:t>
-      </w:r>
-      <w:proofErr w:type="spellStart"/>
-      <w:proofErr w:type="gramStart"/>
-      <w:r>
-        <w:rPr>
-          <w:lang w:val="en-US"/>
-        </w:rPr>
-        <w:t>compareTo</w:t>
-      </w:r>
-      <w:proofErr w:type="spellEnd"/>
-      <w:r>
-        <w:rPr>
-          <w:lang w:val="en-US"/>
-        </w:rPr>
-        <w:t>(</w:t>
-      </w:r>
-      <w:proofErr w:type="gramEnd"/>
-      <w:r>
-        <w:rPr>
-          <w:lang w:val="en-US"/>
-        </w:rPr>
-        <w:t xml:space="preserve">Edge other) – </w:t>
-      </w:r>
-      <w:r>
-        <w:t>реализация</w:t>
-      </w:r>
-      <w:r>
-        <w:rPr>
-          <w:lang w:val="en-US"/>
-        </w:rPr>
-        <w:t xml:space="preserve"> </w:t>
-      </w:r>
-      <w:r>
-        <w:t>метода</w:t>
-      </w:r>
-      <w:r>
-        <w:rPr>
-          <w:lang w:val="en-US"/>
-        </w:rPr>
-        <w:t xml:space="preserve"> </w:t>
-      </w:r>
-      <w:r>
-        <w:t>интерфейса</w:t>
-      </w:r>
-      <w:r>
-        <w:rPr>
-          <w:lang w:val="en-US"/>
-        </w:rPr>
-        <w:t xml:space="preserve"> Comparable. </w:t>
-      </w:r>
-      <w:r>
-        <w:t>Сравнивает текущее ребро с другим по весу. Возвращает отрицательное число, если вес текущего ребра меньше, ноль при равенстве весов, положительное число, если вес больше</w:t>
-      </w:r>
-      <w:r>
-        <w:t>.</w:t>
-      </w:r>
-    </w:p>
-    <w:p>
-      <w:pPr>
-        <w:pStyle w:val="a"/>
-        <w:ind w:left="709" w:firstLine="0"/>
-      </w:pPr>
-      <w:r>
-        <w:rPr>
-          <w:lang w:val="en-US"/>
-        </w:rPr>
-        <w:t xml:space="preserve">public </w:t>
-      </w:r>
-      <w:proofErr w:type="spellStart"/>
-      <w:r>
-        <w:rPr>
-          <w:lang w:val="en-US"/>
-        </w:rPr>
-        <w:t>boolean</w:t>
-      </w:r>
-      <w:proofErr w:type="spellEnd"/>
-      <w:r>
-        <w:rPr>
-          <w:lang w:val="en-US"/>
-        </w:rPr>
-        <w:t xml:space="preserve"> </w:t>
-      </w:r>
-      <w:proofErr w:type="gramStart"/>
-      <w:r>
-        <w:rPr>
-          <w:lang w:val="en-US"/>
-        </w:rPr>
-        <w:t>equals(</w:t>
-      </w:r>
-      <w:proofErr w:type="gramEnd"/>
-      <w:r>
-        <w:rPr>
-          <w:lang w:val="en-US"/>
-        </w:rPr>
-        <w:t xml:space="preserve">Object o) – </w:t>
-      </w:r>
-      <w:r>
-        <w:t>переопределяет</w:t>
-      </w:r>
-      <w:r>
-        <w:rPr>
-          <w:lang w:val="en-US"/>
-        </w:rPr>
-        <w:t xml:space="preserve"> </w:t>
-      </w:r>
-      <w:r>
-        <w:t>стандартный</w:t>
-      </w:r>
-      <w:r>
-        <w:rPr>
-          <w:lang w:val="en-US"/>
-        </w:rPr>
-        <w:t xml:space="preserve"> </w:t>
-      </w:r>
-      <w:r>
-        <w:t>метод</w:t>
-      </w:r>
-      <w:r>
-        <w:rPr>
-          <w:lang w:val="en-US"/>
-        </w:rPr>
-        <w:t xml:space="preserve"> equals. </w:t>
-      </w:r>
-      <w:r>
-        <w:t xml:space="preserve">Сравнивает два ребра по весу и по набору инцидентных вершин, игнорируя порядок вершин. Возвращает </w:t>
-      </w:r>
-      <w:proofErr w:type="spellStart"/>
-      <w:r>
-        <w:t>true</w:t>
-      </w:r>
-      <w:proofErr w:type="spellEnd"/>
-      <w:r>
-        <w:t xml:space="preserve">, если объекты равны, иначе </w:t>
-      </w:r>
-      <w:proofErr w:type="spellStart"/>
-      <w:r>
-        <w:t>false</w:t>
-      </w:r>
-      <w:proofErr w:type="spellEnd"/>
-      <w:r>
-        <w:t>.</w:t>
-      </w:r>
-    </w:p>
-    <w:p>
-      <w:pPr>
-        <w:pStyle w:val="a"/>
-        <w:ind w:left="709" w:firstLine="0"/>
-      </w:pPr>
-      <w:proofErr w:type="spellStart"/>
-      <w:r>
-        <w:t>public</w:t>
-      </w:r>
-      <w:proofErr w:type="spellEnd"/>
-      <w:r>
-        <w:t xml:space="preserve"> </w:t>
-      </w:r>
-      <w:proofErr w:type="spellStart"/>
-      <w:r>
-        <w:t>int</w:t>
-      </w:r>
-      <w:proofErr w:type="spellEnd"/>
-      <w:r>
-        <w:t xml:space="preserve"> </w:t>
-      </w:r>
-      <w:proofErr w:type="spellStart"/>
-      <w:proofErr w:type="gramStart"/>
-      <w:r>
-        <w:t>hashCode</w:t>
-      </w:r>
-      <w:proofErr w:type="spellEnd"/>
-      <w:r>
-        <w:t>(</w:t>
-      </w:r>
-      <w:proofErr w:type="gramEnd"/>
-      <w:r>
-        <w:t xml:space="preserve">) – переопределяет стандартный метод </w:t>
-      </w:r>
-      <w:proofErr w:type="spellStart"/>
-      <w:r>
-        <w:t>hashCode</w:t>
-      </w:r>
-      <w:proofErr w:type="spellEnd"/>
-      <w:r>
-        <w:t xml:space="preserve">. Вычисляет хеш-код на основе идентификаторов вершин (сумма </w:t>
-      </w:r>
-      <w:proofErr w:type="spellStart"/>
-      <w:r>
-        <w:t>id</w:t>
-      </w:r>
-      <w:proofErr w:type="spellEnd"/>
-      <w:r>
-        <w:t xml:space="preserve">) и веса, что согласуется с реализацией </w:t>
-      </w:r>
-      <w:proofErr w:type="spellStart"/>
-      <w:r>
-        <w:t>equals</w:t>
-      </w:r>
-      <w:proofErr w:type="spellEnd"/>
-      <w:r>
-        <w:t>.</w:t>
-      </w:r>
-    </w:p>
-    <w:p>
-      <w:pPr>
-        <w:pStyle w:val="a"/>
-        <w:ind w:left="709" w:firstLine="0"/>
-      </w:pPr>
-      <w:proofErr w:type="spellStart"/>
-      <w:r>
-        <w:t>public</w:t>
-      </w:r>
-      <w:proofErr w:type="spellEnd"/>
-      <w:r>
-        <w:t xml:space="preserve"> </w:t>
-      </w:r>
-      <w:proofErr w:type="spellStart"/>
-      <w:r>
         <w:t>String</w:t>
       </w:r>
       <w:proofErr w:type="spellEnd"/>
@@ -17849,17 +17249,12 @@
         <w:t xml:space="preserve"> </w:t>
       </w:r>
       <w:proofErr w:type="spellStart"/>
-      <w:proofErr w:type="gramStart"/>
       <w:r>
         <w:t>toString</w:t>
       </w:r>
       <w:proofErr w:type="spellEnd"/>
       <w:r>
-        <w:t>(</w:t>
-      </w:r>
-      <w:proofErr w:type="gramEnd"/>
-      <w:r>
-        <w:t xml:space="preserve">) – переопределяет стандартный метод </w:t>
+        <w:t xml:space="preserve">() – переопределяет стандартный метод </w:t>
       </w:r>
       <w:proofErr w:type="spellStart"/>
       <w:r>
@@ -17867,15 +17262,7 @@
       </w:r>
       <w:proofErr w:type="spellEnd"/>
       <w:r>
-        <w:t>. Возвращает строковое представление ребра в формате "</w:t>
-      </w:r>
-      <w:proofErr w:type="gramStart"/>
-      <w:r>
-        <w:t>Edge{</w:t>
-      </w:r>
-      <w:proofErr w:type="gramEnd"/>
-      <w:r>
-        <w:t xml:space="preserve">id1 - id2, </w:t>
+        <w:t xml:space="preserve">. Возвращает строковое представление ребра в формате "Edge{id1 - id2, </w:t>
       </w:r>
       <w:proofErr w:type="spellStart"/>
       <w:r>
@@ -17923,21 +17310,7 @@
         <w:rPr>
           <w:lang w:val="en-US"/>
         </w:rPr>
-        <w:t xml:space="preserve">public </w:t>
-      </w:r>
-      <w:proofErr w:type="gramStart"/>
-      <w:r>
-        <w:rPr>
-          <w:lang w:val="en-US"/>
-        </w:rPr>
-        <w:t>Graph(</w:t>
-      </w:r>
-      <w:proofErr w:type="gramEnd"/>
-      <w:r>
-        <w:rPr>
-          <w:lang w:val="en-US"/>
-        </w:rPr>
-        <w:t xml:space="preserve">List&lt;Node&gt; nodes, List&lt;Edge&gt; edges) – </w:t>
+        <w:t xml:space="preserve">public Graph(List&lt;Node&gt; nodes, List&lt;Edge&gt; edges) – </w:t>
       </w:r>
       <w:r>
         <w:t>конструктор</w:t>
@@ -18016,7 +17389,6 @@
         <w:t xml:space="preserve"> </w:t>
       </w:r>
       <w:proofErr w:type="spellStart"/>
-      <w:proofErr w:type="gramStart"/>
       <w:r>
         <w:t>addNode</w:t>
       </w:r>
@@ -18025,7 +17397,6 @@
         <w:t>(</w:t>
       </w:r>
       <w:proofErr w:type="spellStart"/>
-      <w:proofErr w:type="gramEnd"/>
       <w:r>
         <w:t>Node</w:t>
       </w:r>
@@ -18072,7 +17443,6 @@
         <w:t xml:space="preserve"> </w:t>
       </w:r>
       <w:proofErr w:type="spellStart"/>
-      <w:proofErr w:type="gramStart"/>
       <w:r>
         <w:t>removeNode</w:t>
       </w:r>
@@ -18081,7 +17451,6 @@
         <w:t>(</w:t>
       </w:r>
       <w:proofErr w:type="spellStart"/>
-      <w:proofErr w:type="gramEnd"/>
       <w:r>
         <w:t>Node</w:t>
       </w:r>
@@ -18113,52 +17482,308 @@
       </w:pPr>
       <w:proofErr w:type="spellStart"/>
       <w:r>
+        <w:t>public</w:t>
+      </w:r>
+      <w:proofErr w:type="spellEnd"/>
+      <w:r>
+        <w:t xml:space="preserve"> </w:t>
+      </w:r>
+      <w:proofErr w:type="spellStart"/>
+      <w:r>
+        <w:t>void</w:t>
+      </w:r>
+      <w:proofErr w:type="spellEnd"/>
+      <w:r>
+        <w:t xml:space="preserve"> </w:t>
+      </w:r>
+      <w:proofErr w:type="spellStart"/>
+      <w:r>
+        <w:t>addEdge</w:t>
+      </w:r>
+      <w:proofErr w:type="spellEnd"/>
+      <w:r>
+        <w:t xml:space="preserve">(Edge </w:t>
+      </w:r>
+      <w:proofErr w:type="spellStart"/>
+      <w:r>
+        <w:t>edge</w:t>
+      </w:r>
+      <w:proofErr w:type="spellEnd"/>
+      <w:r>
+        <w:t xml:space="preserve">) – добавляет ребро в граф, если обе его вершины присутствуют в графе и ребро ещё не добавлено. В противном случае выбрасывает исключение </w:t>
+      </w:r>
+      <w:proofErr w:type="spellStart"/>
+      <w:r>
+        <w:t>IllegalArgumentException</w:t>
+      </w:r>
+      <w:proofErr w:type="spellEnd"/>
+      <w:r>
+        <w:rPr>
+          <w:lang w:val="en-US"/>
+        </w:rPr>
+        <w:t>.</w:t>
+      </w:r>
+    </w:p>
+    <w:p>
+      <w:pPr>
+        <w:pStyle w:val="a"/>
+        <w:ind w:left="709" w:firstLine="0"/>
+      </w:pPr>
+      <w:proofErr w:type="spellStart"/>
+      <w:r>
+        <w:t>public</w:t>
+      </w:r>
+      <w:proofErr w:type="spellEnd"/>
+      <w:r>
+        <w:t xml:space="preserve"> </w:t>
+      </w:r>
+      <w:proofErr w:type="spellStart"/>
+      <w:r>
+        <w:t>void</w:t>
+      </w:r>
+      <w:proofErr w:type="spellEnd"/>
+      <w:r>
+        <w:t xml:space="preserve"> </w:t>
+      </w:r>
+      <w:proofErr w:type="spellStart"/>
+      <w:r>
+        <w:t>removeEdge</w:t>
+      </w:r>
+      <w:proofErr w:type="spellEnd"/>
+      <w:r>
+        <w:t xml:space="preserve">(Edge </w:t>
+      </w:r>
+      <w:proofErr w:type="spellStart"/>
+      <w:r>
+        <w:t>edge</w:t>
+      </w:r>
+      <w:proofErr w:type="spellEnd"/>
+      <w:r>
+        <w:t xml:space="preserve">) – удаляет указанное ребро из списка </w:t>
+      </w:r>
+      <w:proofErr w:type="spellStart"/>
+      <w:r>
+        <w:t>edges</w:t>
+      </w:r>
+      <w:proofErr w:type="spellEnd"/>
+      <w:r>
+        <w:t>.</w:t>
+      </w:r>
+    </w:p>
+    <w:p>
+      <w:pPr>
+        <w:pStyle w:val="a"/>
+        <w:ind w:left="709" w:firstLine="0"/>
+      </w:pPr>
+      <w:proofErr w:type="spellStart"/>
+      <w:r>
+        <w:t>public</w:t>
+      </w:r>
+      <w:proofErr w:type="spellEnd"/>
+      <w:r>
+        <w:t xml:space="preserve"> </w:t>
+      </w:r>
+      <w:proofErr w:type="spellStart"/>
+      <w:r>
+        <w:t>Node</w:t>
+      </w:r>
+      <w:proofErr w:type="spellEnd"/>
+      <w:r>
+        <w:t xml:space="preserve"> </w:t>
+      </w:r>
+      <w:proofErr w:type="spellStart"/>
+      <w:r>
+        <w:t>getNodeById</w:t>
+      </w:r>
+      <w:proofErr w:type="spellEnd"/>
+      <w:r>
+        <w:t>(</w:t>
+      </w:r>
+      <w:proofErr w:type="spellStart"/>
+      <w:r>
+        <w:t>int</w:t>
+      </w:r>
+      <w:proofErr w:type="spellEnd"/>
+      <w:r>
+        <w:t xml:space="preserve"> </w:t>
+      </w:r>
+      <w:proofErr w:type="spellStart"/>
+      <w:r>
+        <w:t>id</w:t>
+      </w:r>
+      <w:proofErr w:type="spellEnd"/>
+      <w:r>
+        <w:t xml:space="preserve">) – выполняет поиск вершины по её идентификатору. Возвращает объект </w:t>
+      </w:r>
+      <w:proofErr w:type="spellStart"/>
+      <w:r>
+        <w:t>Node</w:t>
+      </w:r>
+      <w:proofErr w:type="spellEnd"/>
+      <w:r>
+        <w:t xml:space="preserve">, если вершина найдена, иначе возвращает </w:t>
+      </w:r>
+      <w:proofErr w:type="spellStart"/>
+      <w:r>
+        <w:t>null</w:t>
+      </w:r>
+      <w:proofErr w:type="spellEnd"/>
+      <w:r>
+        <w:rPr>
+          <w:lang w:val="en-US"/>
+        </w:rPr>
+        <w:t>.</w:t>
+      </w:r>
+    </w:p>
+    <w:p>
+      <w:pPr>
+        <w:pStyle w:val="a"/>
+        <w:ind w:left="709" w:firstLine="0"/>
+      </w:pPr>
+      <w:proofErr w:type="spellStart"/>
+      <w:r>
+        <w:t>public</w:t>
+      </w:r>
+      <w:proofErr w:type="spellEnd"/>
+      <w:r>
+        <w:t xml:space="preserve"> List&lt;</w:t>
+      </w:r>
+      <w:proofErr w:type="spellStart"/>
+      <w:r>
+        <w:t>Node</w:t>
+      </w:r>
+      <w:proofErr w:type="spellEnd"/>
+      <w:r>
+        <w:t>&gt; </w:t>
+      </w:r>
+      <w:proofErr w:type="spellStart"/>
+      <w:r>
+        <w:t>getNodes</w:t>
+      </w:r>
+      <w:proofErr w:type="spellEnd"/>
+      <w:r>
+        <w:t>() – возвращает неизменяемый список вершин.</w:t>
+      </w:r>
+    </w:p>
+    <w:p>
+      <w:pPr>
+        <w:pStyle w:val="a"/>
+        <w:ind w:left="709" w:firstLine="0"/>
+      </w:pPr>
+      <w:proofErr w:type="spellStart"/>
+      <w:r>
+        <w:t>public</w:t>
+      </w:r>
+      <w:proofErr w:type="spellEnd"/>
+      <w:r>
+        <w:t xml:space="preserve"> List&lt;Edge&gt; </w:t>
+      </w:r>
+      <w:proofErr w:type="spellStart"/>
+      <w:r>
+        <w:t>getEdges</w:t>
+      </w:r>
+      <w:proofErr w:type="spellEnd"/>
+      <w:r>
+        <w:t>() – возвращает неизменяемый список рёбер.</w:t>
+      </w:r>
+    </w:p>
+    <w:p>
+      <w:pPr>
+        <w:pStyle w:val="a"/>
+        <w:ind w:left="709" w:firstLine="0"/>
+      </w:pPr>
+      <w:proofErr w:type="spellStart"/>
+      <w:r>
+        <w:t>public</w:t>
+      </w:r>
+      <w:proofErr w:type="spellEnd"/>
+      <w:r>
+        <w:t xml:space="preserve"> </w:t>
+      </w:r>
+      <w:proofErr w:type="spellStart"/>
+      <w:r>
+        <w:t>int</w:t>
+      </w:r>
+      <w:proofErr w:type="spellEnd"/>
+      <w:r>
+        <w:t xml:space="preserve"> </w:t>
+      </w:r>
+      <w:proofErr w:type="spellStart"/>
+      <w:r>
+        <w:t>getNodeCount</w:t>
+      </w:r>
+      <w:proofErr w:type="spellEnd"/>
+      <w:r>
+        <w:t>() – возвращает количество вершин в графе.</w:t>
+      </w:r>
+    </w:p>
+    <w:p>
+      <w:pPr>
+        <w:pStyle w:val="a"/>
+        <w:ind w:left="709" w:firstLine="0"/>
+      </w:pPr>
+      <w:proofErr w:type="spellStart"/>
+      <w:r>
+        <w:t>public</w:t>
+      </w:r>
+      <w:proofErr w:type="spellEnd"/>
+      <w:r>
+        <w:t xml:space="preserve"> </w:t>
+      </w:r>
+      <w:proofErr w:type="spellStart"/>
+      <w:r>
+        <w:t>int</w:t>
+      </w:r>
+      <w:proofErr w:type="spellEnd"/>
+      <w:r>
+        <w:t xml:space="preserve"> </w:t>
+      </w:r>
+      <w:proofErr w:type="spellStart"/>
+      <w:r>
+        <w:t>getEdgeCount</w:t>
+      </w:r>
+      <w:proofErr w:type="spellEnd"/>
+      <w:r>
+        <w:t>() – возвращает количество рёбер в графе.</w:t>
+      </w:r>
+    </w:p>
+    <w:p>
+      <w:pPr>
+        <w:pStyle w:val="a"/>
+        <w:ind w:left="709" w:firstLine="0"/>
+      </w:pPr>
+      <w:proofErr w:type="spellStart"/>
+      <w:r>
         <w:lastRenderedPageBreak/>
         <w:t>public</w:t>
       </w:r>
       <w:proofErr w:type="spellEnd"/>
       <w:r>
-        <w:t xml:space="preserve"> </w:t>
-      </w:r>
-      <w:proofErr w:type="spellStart"/>
-      <w:r>
-        <w:t>void</w:t>
-      </w:r>
-      <w:proofErr w:type="spellEnd"/>
-      <w:r>
-        <w:t xml:space="preserve"> </w:t>
-      </w:r>
-      <w:proofErr w:type="spellStart"/>
-      <w:proofErr w:type="gramStart"/>
-      <w:r>
-        <w:t>addEdge</w:t>
+        <w:t xml:space="preserve"> List&lt;Edge&gt; </w:t>
+      </w:r>
+      <w:proofErr w:type="spellStart"/>
+      <w:r>
+        <w:t>getEdgesOf</w:t>
       </w:r>
       <w:proofErr w:type="spellEnd"/>
       <w:r>
         <w:t>(</w:t>
       </w:r>
-      <w:proofErr w:type="gramEnd"/>
-      <w:r>
-        <w:t xml:space="preserve">Edge </w:t>
-      </w:r>
-      <w:proofErr w:type="spellStart"/>
-      <w:r>
-        <w:t>edge</w:t>
-      </w:r>
-      <w:proofErr w:type="spellEnd"/>
-      <w:r>
-        <w:t xml:space="preserve">) – добавляет ребро в граф, если обе его вершины присутствуют в графе и ребро ещё не добавлено. В противном случае выбрасывает исключение </w:t>
-      </w:r>
-      <w:proofErr w:type="spellStart"/>
-      <w:r>
-        <w:t>IllegalArgumentException</w:t>
-      </w:r>
-      <w:proofErr w:type="spellEnd"/>
-      <w:r>
-        <w:rPr>
-          <w:lang w:val="en-US"/>
-        </w:rPr>
-        <w:t>.</w:t>
+      <w:proofErr w:type="spellStart"/>
+      <w:r>
+        <w:t>Node</w:t>
+      </w:r>
+      <w:proofErr w:type="spellEnd"/>
+      <w:r>
+        <w:t xml:space="preserve"> </w:t>
+      </w:r>
+      <w:proofErr w:type="spellStart"/>
+      <w:r>
+        <w:t>node</w:t>
+      </w:r>
+      <w:proofErr w:type="spellEnd"/>
+      <w:r>
+        <w:t>) – возвращает список рёбер, инцидентных указанной вершине.</w:t>
       </w:r>
     </w:p>
     <w:p>
@@ -18183,33 +17808,12 @@
         <w:t xml:space="preserve"> </w:t>
       </w:r>
       <w:proofErr w:type="spellStart"/>
-      <w:proofErr w:type="gramStart"/>
-      <w:r>
-        <w:t>removeEdge</w:t>
-      </w:r>
-      <w:proofErr w:type="spellEnd"/>
-      <w:r>
-        <w:t>(</w:t>
-      </w:r>
-      <w:proofErr w:type="gramEnd"/>
-      <w:r>
-        <w:t xml:space="preserve">Edge </w:t>
-      </w:r>
-      <w:proofErr w:type="spellStart"/>
-      <w:r>
-        <w:t>edge</w:t>
-      </w:r>
-      <w:proofErr w:type="spellEnd"/>
-      <w:r>
-        <w:t xml:space="preserve">) – удаляет указанное ребро из списка </w:t>
-      </w:r>
-      <w:proofErr w:type="spellStart"/>
-      <w:r>
-        <w:t>edges</w:t>
-      </w:r>
-      <w:proofErr w:type="spellEnd"/>
-      <w:r>
-        <w:t>.</w:t>
+      <w:r>
+        <w:t>clear</w:t>
+      </w:r>
+      <w:proofErr w:type="spellEnd"/>
+      <w:r>
+        <w:t>() – полностью очищает граф, удаляя все вершины и рёбра.</w:t>
       </w:r>
     </w:p>
     <w:p>
@@ -18227,55 +17831,34 @@
       </w:r>
       <w:proofErr w:type="spellStart"/>
       <w:r>
-        <w:t>Node</w:t>
-      </w:r>
-      <w:proofErr w:type="spellEnd"/>
-      <w:r>
-        <w:t xml:space="preserve"> </w:t>
-      </w:r>
-      <w:proofErr w:type="spellStart"/>
-      <w:proofErr w:type="gramStart"/>
-      <w:r>
-        <w:t>getNodeById</w:t>
-      </w:r>
-      <w:proofErr w:type="spellEnd"/>
-      <w:r>
-        <w:t>(</w:t>
-      </w:r>
-      <w:proofErr w:type="spellStart"/>
-      <w:proofErr w:type="gramEnd"/>
-      <w:r>
-        <w:t>int</w:t>
-      </w:r>
-      <w:proofErr w:type="spellEnd"/>
-      <w:r>
-        <w:t xml:space="preserve"> </w:t>
-      </w:r>
-      <w:proofErr w:type="spellStart"/>
-      <w:r>
-        <w:t>id</w:t>
-      </w:r>
-      <w:proofErr w:type="spellEnd"/>
-      <w:r>
-        <w:t xml:space="preserve">) – выполняет поиск вершины по её идентификатору. Возвращает объект </w:t>
-      </w:r>
-      <w:proofErr w:type="spellStart"/>
-      <w:r>
-        <w:t>Node</w:t>
-      </w:r>
-      <w:proofErr w:type="spellEnd"/>
-      <w:r>
-        <w:t xml:space="preserve">, если вершина найдена, иначе возвращает </w:t>
-      </w:r>
-      <w:proofErr w:type="spellStart"/>
-      <w:r>
-        <w:t>null</w:t>
-      </w:r>
-      <w:proofErr w:type="spellEnd"/>
-      <w:r>
-        <w:rPr>
-          <w:lang w:val="en-US"/>
-        </w:rPr>
+        <w:t>boolean</w:t>
+      </w:r>
+      <w:proofErr w:type="spellEnd"/>
+      <w:r>
+        <w:t xml:space="preserve"> </w:t>
+      </w:r>
+      <w:proofErr w:type="spellStart"/>
+      <w:r>
+        <w:t>isEmpty</w:t>
+      </w:r>
+      <w:proofErr w:type="spellEnd"/>
+      <w:r>
+        <w:t xml:space="preserve">() – возвращает </w:t>
+      </w:r>
+      <w:proofErr w:type="spellStart"/>
+      <w:r>
+        <w:t>true</w:t>
+      </w:r>
+      <w:proofErr w:type="spellEnd"/>
+      <w:r>
+        <w:t xml:space="preserve">, если список вершин пуст, иначе </w:t>
+      </w:r>
+      <w:proofErr w:type="spellStart"/>
+      <w:r>
+        <w:t>false</w:t>
+      </w:r>
+      <w:proofErr w:type="spellEnd"/>
+      <w:r>
         <w:t>.</w:t>
       </w:r>
     </w:p>
@@ -18292,285 +17875,6 @@
       <w:r>
         <w:t xml:space="preserve"> </w:t>
       </w:r>
-      <w:proofErr w:type="gramStart"/>
-      <w:r>
-        <w:t>List&lt;</w:t>
-      </w:r>
-      <w:proofErr w:type="spellStart"/>
-      <w:proofErr w:type="gramEnd"/>
-      <w:r>
-        <w:t>Node</w:t>
-      </w:r>
-      <w:proofErr w:type="spellEnd"/>
-      <w:r>
-        <w:t>&gt; </w:t>
-      </w:r>
-      <w:proofErr w:type="spellStart"/>
-      <w:proofErr w:type="gramStart"/>
-      <w:r>
-        <w:t>getNodes</w:t>
-      </w:r>
-      <w:proofErr w:type="spellEnd"/>
-      <w:r>
-        <w:t>(</w:t>
-      </w:r>
-      <w:proofErr w:type="gramEnd"/>
-      <w:r>
-        <w:t>) – возвращает неизменяемый список вершин.</w:t>
-      </w:r>
-    </w:p>
-    <w:p>
-      <w:pPr>
-        <w:pStyle w:val="a"/>
-        <w:ind w:left="709" w:firstLine="0"/>
-      </w:pPr>
-      <w:proofErr w:type="spellStart"/>
-      <w:r>
-        <w:t>public</w:t>
-      </w:r>
-      <w:proofErr w:type="spellEnd"/>
-      <w:r>
-        <w:t xml:space="preserve"> </w:t>
-      </w:r>
-      <w:proofErr w:type="gramStart"/>
-      <w:r>
-        <w:t>List&lt;</w:t>
-      </w:r>
-      <w:proofErr w:type="gramEnd"/>
-      <w:r>
-        <w:t>Edge&gt; </w:t>
-      </w:r>
-      <w:proofErr w:type="spellStart"/>
-      <w:proofErr w:type="gramStart"/>
-      <w:r>
-        <w:t>getEdges</w:t>
-      </w:r>
-      <w:proofErr w:type="spellEnd"/>
-      <w:r>
-        <w:t>(</w:t>
-      </w:r>
-      <w:proofErr w:type="gramEnd"/>
-      <w:r>
-        <w:t>) – возвращает неизменяемый список рёбер.</w:t>
-      </w:r>
-    </w:p>
-    <w:p>
-      <w:pPr>
-        <w:pStyle w:val="a"/>
-        <w:ind w:left="709" w:firstLine="0"/>
-      </w:pPr>
-      <w:proofErr w:type="spellStart"/>
-      <w:r>
-        <w:t>public</w:t>
-      </w:r>
-      <w:proofErr w:type="spellEnd"/>
-      <w:r>
-        <w:t xml:space="preserve"> </w:t>
-      </w:r>
-      <w:proofErr w:type="spellStart"/>
-      <w:r>
-        <w:t>int</w:t>
-      </w:r>
-      <w:proofErr w:type="spellEnd"/>
-      <w:r>
-        <w:t xml:space="preserve"> </w:t>
-      </w:r>
-      <w:proofErr w:type="spellStart"/>
-      <w:proofErr w:type="gramStart"/>
-      <w:r>
-        <w:t>getNodeCount</w:t>
-      </w:r>
-      <w:proofErr w:type="spellEnd"/>
-      <w:r>
-        <w:t>(</w:t>
-      </w:r>
-      <w:proofErr w:type="gramEnd"/>
-      <w:r>
-        <w:t>) – возвращает количество вершин в графе.</w:t>
-      </w:r>
-    </w:p>
-    <w:p>
-      <w:pPr>
-        <w:pStyle w:val="a"/>
-        <w:ind w:left="709" w:firstLine="0"/>
-      </w:pPr>
-      <w:proofErr w:type="spellStart"/>
-      <w:r>
-        <w:t>public</w:t>
-      </w:r>
-      <w:proofErr w:type="spellEnd"/>
-      <w:r>
-        <w:t xml:space="preserve"> </w:t>
-      </w:r>
-      <w:proofErr w:type="spellStart"/>
-      <w:r>
-        <w:t>int</w:t>
-      </w:r>
-      <w:proofErr w:type="spellEnd"/>
-      <w:r>
-        <w:t xml:space="preserve"> </w:t>
-      </w:r>
-      <w:proofErr w:type="spellStart"/>
-      <w:proofErr w:type="gramStart"/>
-      <w:r>
-        <w:t>getEdgeCount</w:t>
-      </w:r>
-      <w:proofErr w:type="spellEnd"/>
-      <w:r>
-        <w:t>(</w:t>
-      </w:r>
-      <w:proofErr w:type="gramEnd"/>
-      <w:r>
-        <w:t>) – возвращает количество рёбер в графе.</w:t>
-      </w:r>
-    </w:p>
-    <w:p>
-      <w:pPr>
-        <w:pStyle w:val="a"/>
-        <w:ind w:left="709" w:firstLine="0"/>
-      </w:pPr>
-      <w:proofErr w:type="spellStart"/>
-      <w:r>
-        <w:t>public</w:t>
-      </w:r>
-      <w:proofErr w:type="spellEnd"/>
-      <w:r>
-        <w:t xml:space="preserve"> </w:t>
-      </w:r>
-      <w:proofErr w:type="gramStart"/>
-      <w:r>
-        <w:t>List&lt;</w:t>
-      </w:r>
-      <w:proofErr w:type="gramEnd"/>
-      <w:r>
-        <w:t>Edge&gt; </w:t>
-      </w:r>
-      <w:proofErr w:type="spellStart"/>
-      <w:proofErr w:type="gramStart"/>
-      <w:r>
-        <w:t>getEdgesOf</w:t>
-      </w:r>
-      <w:proofErr w:type="spellEnd"/>
-      <w:r>
-        <w:t>(</w:t>
-      </w:r>
-      <w:proofErr w:type="spellStart"/>
-      <w:proofErr w:type="gramEnd"/>
-      <w:r>
-        <w:t>Node</w:t>
-      </w:r>
-      <w:proofErr w:type="spellEnd"/>
-      <w:r>
-        <w:t xml:space="preserve"> </w:t>
-      </w:r>
-      <w:proofErr w:type="spellStart"/>
-      <w:r>
-        <w:t>node</w:t>
-      </w:r>
-      <w:proofErr w:type="spellEnd"/>
-      <w:r>
-        <w:t>) – возвращает список рёбер, инцидентных указанной вершине.</w:t>
-      </w:r>
-    </w:p>
-    <w:p>
-      <w:pPr>
-        <w:pStyle w:val="a"/>
-        <w:ind w:left="709" w:firstLine="0"/>
-      </w:pPr>
-      <w:proofErr w:type="spellStart"/>
-      <w:r>
-        <w:t>public</w:t>
-      </w:r>
-      <w:proofErr w:type="spellEnd"/>
-      <w:r>
-        <w:t xml:space="preserve"> </w:t>
-      </w:r>
-      <w:proofErr w:type="spellStart"/>
-      <w:r>
-        <w:t>void</w:t>
-      </w:r>
-      <w:proofErr w:type="spellEnd"/>
-      <w:r>
-        <w:t xml:space="preserve"> </w:t>
-      </w:r>
-      <w:proofErr w:type="spellStart"/>
-      <w:proofErr w:type="gramStart"/>
-      <w:r>
-        <w:t>clear</w:t>
-      </w:r>
-      <w:proofErr w:type="spellEnd"/>
-      <w:r>
-        <w:t>(</w:t>
-      </w:r>
-      <w:proofErr w:type="gramEnd"/>
-      <w:r>
-        <w:t>) – полностью очищает граф, удаляя все вершины и рёбра.</w:t>
-      </w:r>
-    </w:p>
-    <w:p>
-      <w:pPr>
-        <w:pStyle w:val="a"/>
-        <w:ind w:left="709" w:firstLine="0"/>
-      </w:pPr>
-      <w:proofErr w:type="spellStart"/>
-      <w:r>
-        <w:t>public</w:t>
-      </w:r>
-      <w:proofErr w:type="spellEnd"/>
-      <w:r>
-        <w:t xml:space="preserve"> </w:t>
-      </w:r>
-      <w:proofErr w:type="spellStart"/>
-      <w:r>
-        <w:t>boolean</w:t>
-      </w:r>
-      <w:proofErr w:type="spellEnd"/>
-      <w:r>
-        <w:t xml:space="preserve"> </w:t>
-      </w:r>
-      <w:proofErr w:type="spellStart"/>
-      <w:proofErr w:type="gramStart"/>
-      <w:r>
-        <w:t>isEmpty</w:t>
-      </w:r>
-      <w:proofErr w:type="spellEnd"/>
-      <w:r>
-        <w:t>(</w:t>
-      </w:r>
-      <w:proofErr w:type="gramEnd"/>
-      <w:r>
-        <w:t xml:space="preserve">) – возвращает </w:t>
-      </w:r>
-      <w:proofErr w:type="spellStart"/>
-      <w:r>
-        <w:t>true</w:t>
-      </w:r>
-      <w:proofErr w:type="spellEnd"/>
-      <w:r>
-        <w:t xml:space="preserve">, если список вершин пуст, иначе </w:t>
-      </w:r>
-      <w:proofErr w:type="spellStart"/>
-      <w:r>
-        <w:t>false</w:t>
-      </w:r>
-      <w:proofErr w:type="spellEnd"/>
-      <w:r>
-        <w:t>.</w:t>
-      </w:r>
-    </w:p>
-    <w:p>
-      <w:pPr>
-        <w:pStyle w:val="a"/>
-        <w:ind w:left="709" w:firstLine="0"/>
-      </w:pPr>
-      <w:proofErr w:type="spellStart"/>
-      <w:r>
-        <w:t>public</w:t>
-      </w:r>
-      <w:proofErr w:type="spellEnd"/>
-      <w:r>
-        <w:t xml:space="preserve"> </w:t>
-      </w:r>
       <w:proofErr w:type="spellStart"/>
       <w:r>
         <w:t>String</w:t>
@@ -18580,20 +17884,14 @@
         <w:t xml:space="preserve"> </w:t>
       </w:r>
       <w:proofErr w:type="spellStart"/>
-      <w:proofErr w:type="gramStart"/>
       <w:r>
         <w:t>toString</w:t>
       </w:r>
       <w:proofErr w:type="spellEnd"/>
       <w:r>
-        <w:t>(</w:t>
-      </w:r>
-      <w:proofErr w:type="gramEnd"/>
-      <w:r>
-        <w:t>) – возвращает строковое представление графа в формате "</w:t>
-      </w:r>
-      <w:proofErr w:type="spellStart"/>
-      <w:proofErr w:type="gramStart"/>
+        <w:t>() – возвращает строковое представление графа в формате "</w:t>
+      </w:r>
+      <w:proofErr w:type="spellStart"/>
       <w:r>
         <w:t>Graph</w:t>
       </w:r>
@@ -18602,7 +17900,6 @@
         <w:t>{</w:t>
       </w:r>
       <w:proofErr w:type="spellStart"/>
-      <w:proofErr w:type="gramEnd"/>
       <w:r>
         <w:t>nodes</w:t>
       </w:r>
@@ -18658,7 +17955,6 @@
         <w:t xml:space="preserve"> </w:t>
       </w:r>
       <w:proofErr w:type="spellStart"/>
-      <w:proofErr w:type="gramStart"/>
       <w:r>
         <w:t>Node</w:t>
       </w:r>
@@ -18667,7 +17963,6 @@
         <w:t>(</w:t>
       </w:r>
       <w:proofErr w:type="spellStart"/>
-      <w:proofErr w:type="gramEnd"/>
       <w:r>
         <w:t>int</w:t>
       </w:r>
@@ -18728,17 +18023,12 @@
         <w:t xml:space="preserve"> </w:t>
       </w:r>
       <w:proofErr w:type="spellStart"/>
-      <w:proofErr w:type="gramStart"/>
       <w:r>
         <w:t>getId</w:t>
       </w:r>
       <w:proofErr w:type="spellEnd"/>
       <w:r>
-        <w:t>(</w:t>
-      </w:r>
-      <w:proofErr w:type="gramEnd"/>
-      <w:r>
-        <w:t>) – возвращает идентификатор вершины.</w:t>
+        <w:t>() – возвращает идентификатор вершины.</w:t>
       </w:r>
     </w:p>
     <w:p>
@@ -18748,7 +18038,6 @@
       </w:pPr>
       <w:proofErr w:type="spellStart"/>
       <w:r>
-        <w:lastRenderedPageBreak/>
         <w:t>public</w:t>
       </w:r>
       <w:proofErr w:type="spellEnd"/>
@@ -18764,17 +18053,12 @@
         <w:t xml:space="preserve"> </w:t>
       </w:r>
       <w:proofErr w:type="spellStart"/>
-      <w:proofErr w:type="gramStart"/>
       <w:r>
         <w:t>getX</w:t>
       </w:r>
       <w:proofErr w:type="spellEnd"/>
       <w:r>
-        <w:t>(</w:t>
-      </w:r>
-      <w:proofErr w:type="gramEnd"/>
-      <w:r>
-        <w:t>) – возвращает координату x вершины.</w:t>
+        <w:t>() – возвращает координату x вершины.</w:t>
       </w:r>
     </w:p>
     <w:p>
@@ -18799,7 +18083,6 @@
         <w:t xml:space="preserve"> </w:t>
       </w:r>
       <w:proofErr w:type="spellStart"/>
-      <w:proofErr w:type="gramStart"/>
       <w:r>
         <w:t>setX</w:t>
       </w:r>
@@ -18808,7 +18091,6 @@
         <w:t>(</w:t>
       </w:r>
       <w:proofErr w:type="spellStart"/>
-      <w:proofErr w:type="gramEnd"/>
       <w:r>
         <w:t>double</w:t>
       </w:r>
@@ -18839,17 +18121,12 @@
         <w:t xml:space="preserve"> </w:t>
       </w:r>
       <w:proofErr w:type="spellStart"/>
-      <w:proofErr w:type="gramStart"/>
       <w:r>
         <w:t>getY</w:t>
       </w:r>
       <w:proofErr w:type="spellEnd"/>
       <w:r>
-        <w:t>(</w:t>
-      </w:r>
-      <w:proofErr w:type="gramEnd"/>
-      <w:r>
-        <w:t>) – возвращает координату y вершины.</w:t>
+        <w:t>() – возвращает координату y вершины.</w:t>
       </w:r>
     </w:p>
     <w:p>
@@ -18874,7 +18151,6 @@
         <w:t xml:space="preserve"> </w:t>
       </w:r>
       <w:proofErr w:type="spellStart"/>
-      <w:proofErr w:type="gramStart"/>
       <w:r>
         <w:t>setY</w:t>
       </w:r>
@@ -18883,7 +18159,6 @@
         <w:t>(</w:t>
       </w:r>
       <w:proofErr w:type="spellStart"/>
-      <w:proofErr w:type="gramEnd"/>
       <w:r>
         <w:t>double</w:t>
       </w:r>
@@ -18915,21 +18190,7 @@
         <w:rPr>
           <w:lang w:val="en-US"/>
         </w:rPr>
-        <w:t xml:space="preserve"> </w:t>
-      </w:r>
-      <w:proofErr w:type="gramStart"/>
-      <w:r>
-        <w:rPr>
-          <w:lang w:val="en-US"/>
-        </w:rPr>
-        <w:t>equals(</w:t>
-      </w:r>
-      <w:proofErr w:type="gramEnd"/>
-      <w:r>
-        <w:rPr>
-          <w:lang w:val="en-US"/>
-        </w:rPr>
-        <w:t xml:space="preserve">Object o) – </w:t>
+        <w:t xml:space="preserve"> equals(Object o) – </w:t>
       </w:r>
       <w:r>
         <w:t>переопределяет</w:t>
@@ -18984,17 +18245,12 @@
         <w:t xml:space="preserve"> </w:t>
       </w:r>
       <w:proofErr w:type="spellStart"/>
-      <w:proofErr w:type="gramStart"/>
       <w:r>
         <w:t>hashCode</w:t>
       </w:r>
       <w:proofErr w:type="spellEnd"/>
       <w:r>
-        <w:t>(</w:t>
-      </w:r>
-      <w:proofErr w:type="gramEnd"/>
-      <w:r>
-        <w:t xml:space="preserve">) – переопределяет стандартный метод </w:t>
+        <w:t xml:space="preserve">() – переопределяет стандартный метод </w:t>
       </w:r>
       <w:proofErr w:type="spellStart"/>
       <w:r>
@@ -19033,17 +18289,12 @@
         <w:t xml:space="preserve"> </w:t>
       </w:r>
       <w:proofErr w:type="spellStart"/>
-      <w:proofErr w:type="gramStart"/>
       <w:r>
         <w:t>toString</w:t>
       </w:r>
       <w:proofErr w:type="spellEnd"/>
       <w:r>
-        <w:t>(</w:t>
-      </w:r>
-      <w:proofErr w:type="gramEnd"/>
-      <w:r>
-        <w:t xml:space="preserve">) – переопределяет стандартный метод </w:t>
+        <w:t xml:space="preserve">() – переопределяет стандартный метод </w:t>
       </w:r>
       <w:proofErr w:type="spellStart"/>
       <w:r>
@@ -19086,6 +18337,7 @@
         <w:ind w:left="709"/>
       </w:pPr>
       <w:r>
+        <w:lastRenderedPageBreak/>
         <w:t xml:space="preserve">Класс </w:t>
       </w:r>
       <w:proofErr w:type="spellStart"/>
@@ -19122,7 +18374,6 @@
         <w:t xml:space="preserve"> Color </w:t>
       </w:r>
       <w:proofErr w:type="spellStart"/>
-      <w:proofErr w:type="gramStart"/>
       <w:r>
         <w:t>getColorForIndex</w:t>
       </w:r>
@@ -19131,7 +18382,6 @@
         <w:t>(</w:t>
       </w:r>
       <w:proofErr w:type="spellStart"/>
-      <w:proofErr w:type="gramEnd"/>
       <w:r>
         <w:t>int</w:t>
       </w:r>
@@ -19195,21 +18445,7 @@
         <w:rPr>
           <w:lang w:val="en-US"/>
         </w:rPr>
-        <w:t xml:space="preserve">public Graph </w:t>
-      </w:r>
-      <w:proofErr w:type="gramStart"/>
-      <w:r>
-        <w:rPr>
-          <w:lang w:val="en-US"/>
-        </w:rPr>
-        <w:t>generate(</w:t>
-      </w:r>
-      <w:proofErr w:type="gramEnd"/>
-      <w:r>
-        <w:rPr>
-          <w:lang w:val="en-US"/>
-        </w:rPr>
-        <w:t xml:space="preserve">int </w:t>
+        <w:t xml:space="preserve">public Graph generate(int </w:t>
       </w:r>
       <w:proofErr w:type="spellStart"/>
       <w:r>
@@ -19285,11 +18521,7 @@
         <w:t xml:space="preserve">. </w:t>
       </w:r>
       <w:r>
-        <w:t xml:space="preserve">Принимает количество вершин и рёбер. Проверяет корректность входных данных: количество вершин должно быть больше нуля, количество рёбер должно находиться в </w:t>
-      </w:r>
-      <w:r>
-        <w:lastRenderedPageBreak/>
-        <w:t xml:space="preserve">диапазоне от </w:t>
+        <w:t xml:space="preserve">Принимает количество вершин и рёбер. Проверяет корректность входных данных: количество вершин должно быть больше нуля, количество рёбер должно находиться в диапазоне от </w:t>
       </w:r>
       <w:proofErr w:type="spellStart"/>
       <w:r>
@@ -19339,6 +18571,7 @@
       </w:pPr>
       <w:proofErr w:type="spellStart"/>
       <w:r>
+        <w:lastRenderedPageBreak/>
         <w:t>private</w:t>
       </w:r>
       <w:proofErr w:type="spellEnd"/>
@@ -19354,7 +18587,6 @@
         <w:t xml:space="preserve"> </w:t>
       </w:r>
       <w:proofErr w:type="spellStart"/>
-      <w:proofErr w:type="gramStart"/>
       <w:r>
         <w:t>isPositionAvailable</w:t>
       </w:r>
@@ -19363,7 +18595,6 @@
         <w:t>(</w:t>
       </w:r>
       <w:proofErr w:type="spellStart"/>
-      <w:proofErr w:type="gramEnd"/>
       <w:r>
         <w:t>double</w:t>
       </w:r>
@@ -19434,7 +18665,6 @@
         <w:t xml:space="preserve"> </w:t>
       </w:r>
       <w:proofErr w:type="spellStart"/>
-      <w:proofErr w:type="gramStart"/>
       <w:r>
         <w:t>isPositionAvailableForExistingNode</w:t>
       </w:r>
@@ -19443,7 +18673,6 @@
         <w:t>(</w:t>
       </w:r>
       <w:proofErr w:type="spellStart"/>
-      <w:proofErr w:type="gramEnd"/>
       <w:r>
         <w:t>double</w:t>
       </w:r>
@@ -19541,7 +18770,6 @@
         <w:t xml:space="preserve"> </w:t>
       </w:r>
       <w:proofErr w:type="spellStart"/>
-      <w:proofErr w:type="gramStart"/>
       <w:r>
         <w:t>generateNodePositions</w:t>
       </w:r>
@@ -19550,7 +18778,6 @@
         <w:t>(</w:t>
       </w:r>
       <w:proofErr w:type="spellStart"/>
-      <w:proofErr w:type="gramEnd"/>
       <w:r>
         <w:t>Graph</w:t>
       </w:r>
@@ -19604,11 +18831,7 @@
       </w:r>
       <w:proofErr w:type="spellEnd"/>
       <w:r>
-        <w:t xml:space="preserve"> и размеры </w:t>
-      </w:r>
-      <w:r>
-        <w:lastRenderedPageBreak/>
-        <w:t xml:space="preserve">холста. Если граф равен </w:t>
+        <w:t xml:space="preserve"> и размеры холста. Если граф равен </w:t>
       </w:r>
       <w:proofErr w:type="spellStart"/>
       <w:r>
@@ -19690,7 +18913,6 @@
         <w:t xml:space="preserve"> </w:t>
       </w:r>
       <w:proofErr w:type="spellStart"/>
-      <w:proofErr w:type="gramStart"/>
       <w:r>
         <w:t>Logger</w:t>
       </w:r>
@@ -19699,7 +18921,6 @@
         <w:t>(</w:t>
       </w:r>
       <w:proofErr w:type="spellStart"/>
-      <w:proofErr w:type="gramEnd"/>
       <w:r>
         <w:t>TextArea</w:t>
       </w:r>
@@ -19738,7 +18959,6 @@
         <w:t xml:space="preserve"> </w:t>
       </w:r>
       <w:proofErr w:type="spellStart"/>
-      <w:proofErr w:type="gramStart"/>
       <w:r>
         <w:t>log</w:t>
       </w:r>
@@ -19747,7 +18967,6 @@
         <w:t>(</w:t>
       </w:r>
       <w:proofErr w:type="spellStart"/>
-      <w:proofErr w:type="gramEnd"/>
       <w:r>
         <w:t>String</w:t>
       </w:r>
@@ -19771,6 +18990,7 @@
       </w:pPr>
       <w:proofErr w:type="spellStart"/>
       <w:r>
+        <w:lastRenderedPageBreak/>
         <w:t>public</w:t>
       </w:r>
       <w:proofErr w:type="spellEnd"/>
@@ -19786,17 +19006,12 @@
         <w:t xml:space="preserve"> </w:t>
       </w:r>
       <w:proofErr w:type="spellStart"/>
-      <w:proofErr w:type="gramStart"/>
       <w:r>
         <w:t>clear</w:t>
       </w:r>
       <w:proofErr w:type="spellEnd"/>
       <w:r>
-        <w:t>(</w:t>
-      </w:r>
-      <w:proofErr w:type="gramEnd"/>
-      <w:r>
-        <w:t xml:space="preserve">) – полностью очищает панель логов и выводит приветственное сообщение: «Добро пожаловать! Загрузите граф или создайте его вручную.». Используется при инициализации приложения и после нажатия кнопки </w:t>
+        <w:t xml:space="preserve">() – полностью очищает панель логов и выводит приветственное сообщение: «Добро пожаловать! Загрузите граф или создайте его вручную.». Используется при инициализации приложения и после нажатия кнопки </w:t>
       </w:r>
       <w:proofErr w:type="spellStart"/>
       <w:r>
@@ -19829,17 +19044,12 @@
         <w:t xml:space="preserve"> </w:t>
       </w:r>
       <w:proofErr w:type="spellStart"/>
-      <w:proofErr w:type="gramStart"/>
       <w:r>
         <w:t>logSortedEdges</w:t>
       </w:r>
       <w:proofErr w:type="spellEnd"/>
       <w:r>
-        <w:t>(List&lt;</w:t>
-      </w:r>
-      <w:proofErr w:type="gramEnd"/>
-      <w:r>
-        <w:t>Edge&gt; </w:t>
+        <w:t>(List&lt;Edge&gt; </w:t>
       </w:r>
       <w:proofErr w:type="spellStart"/>
       <w:r>
@@ -19878,7 +19088,6 @@
         <w:t xml:space="preserve"> </w:t>
       </w:r>
       <w:proofErr w:type="spellStart"/>
-      <w:proofErr w:type="gramStart"/>
       <w:r>
         <w:t>logResult</w:t>
       </w:r>
@@ -19887,7 +19096,6 @@
         <w:t>(</w:t>
       </w:r>
       <w:proofErr w:type="spellStart"/>
-      <w:proofErr w:type="gramEnd"/>
       <w:r>
         <w:t>int</w:t>
       </w:r>
@@ -19901,24 +19109,16 @@
       </w:r>
       <w:proofErr w:type="spellEnd"/>
       <w:r>
+        <w:t>, List&lt;Edge&gt; </w:t>
+      </w:r>
+      <w:proofErr w:type="spellStart"/>
+      <w:r>
+        <w:t>mstEdges</w:t>
+      </w:r>
+      <w:proofErr w:type="spellEnd"/>
+      <w:r>
         <w:t xml:space="preserve">, </w:t>
       </w:r>
-      <w:proofErr w:type="gramStart"/>
-      <w:r>
-        <w:t>List&lt;</w:t>
-      </w:r>
-      <w:proofErr w:type="gramEnd"/>
-      <w:r>
-        <w:t>Edge&gt; </w:t>
-      </w:r>
-      <w:proofErr w:type="spellStart"/>
-      <w:r>
-        <w:t>mstEdges</w:t>
-      </w:r>
-      <w:proofErr w:type="spellEnd"/>
-      <w:r>
-        <w:t xml:space="preserve">, </w:t>
-      </w:r>
       <w:proofErr w:type="spellStart"/>
       <w:r>
         <w:t>int</w:t>
@@ -19949,11 +19149,7 @@
       </w:r>
       <w:proofErr w:type="spellEnd"/>
       <w:r>
-        <w:t xml:space="preserve"> - 1, граф связный, иначе построен </w:t>
-      </w:r>
-      <w:r>
-        <w:lastRenderedPageBreak/>
-        <w:t xml:space="preserve">минимальный </w:t>
+        <w:t xml:space="preserve"> - 1, граф связный, иначе построен минимальный </w:t>
       </w:r>
       <w:proofErr w:type="spellStart"/>
       <w:r>
@@ -19992,7 +19188,6 @@
         <w:t xml:space="preserve"> </w:t>
       </w:r>
       <w:proofErr w:type="spellStart"/>
-      <w:proofErr w:type="gramStart"/>
       <w:r>
         <w:t>logGraphGenerated</w:t>
       </w:r>
@@ -20001,7 +19196,6 @@
         <w:t>(</w:t>
       </w:r>
       <w:proofErr w:type="spellStart"/>
-      <w:proofErr w:type="gramEnd"/>
       <w:r>
         <w:t>int</w:t>
       </w:r>
@@ -20062,7 +19256,6 @@
         <w:t xml:space="preserve"> </w:t>
       </w:r>
       <w:proofErr w:type="spellStart"/>
-      <w:proofErr w:type="gramStart"/>
       <w:r>
         <w:t>logGraphLoaded</w:t>
       </w:r>
@@ -20071,7 +19264,6 @@
         <w:t>(</w:t>
       </w:r>
       <w:proofErr w:type="spellStart"/>
-      <w:proofErr w:type="gramEnd"/>
       <w:r>
         <w:t>String</w:t>
       </w:r>
@@ -20148,7 +19340,6 @@
         <w:t xml:space="preserve"> </w:t>
       </w:r>
       <w:proofErr w:type="spellStart"/>
-      <w:proofErr w:type="gramStart"/>
       <w:r>
         <w:t>logGraphSaved</w:t>
       </w:r>
@@ -20157,7 +19348,6 @@
         <w:t>(</w:t>
       </w:r>
       <w:proofErr w:type="spellStart"/>
-      <w:proofErr w:type="gramEnd"/>
       <w:r>
         <w:t>String</w:t>
       </w:r>
@@ -20196,17 +19386,12 @@
         <w:t xml:space="preserve"> </w:t>
       </w:r>
       <w:proofErr w:type="spellStart"/>
-      <w:proofErr w:type="gramStart"/>
       <w:r>
         <w:t>logAlgorithmStarted</w:t>
       </w:r>
       <w:proofErr w:type="spellEnd"/>
       <w:r>
-        <w:t>(</w:t>
-      </w:r>
-      <w:proofErr w:type="gramEnd"/>
-      <w:r>
-        <w:t xml:space="preserve">) – выводит сообщение о начале выполнения алгоритма </w:t>
+        <w:t xml:space="preserve">() – выводит сообщение о начале выполнения алгоритма </w:t>
       </w:r>
       <w:proofErr w:type="spellStart"/>
       <w:r>
@@ -20239,7 +19424,6 @@
         <w:t xml:space="preserve"> </w:t>
       </w:r>
       <w:proofErr w:type="spellStart"/>
-      <w:proofErr w:type="gramStart"/>
       <w:r>
         <w:t>logError</w:t>
       </w:r>
@@ -20248,7 +19432,6 @@
         <w:t>(</w:t>
       </w:r>
       <w:proofErr w:type="spellStart"/>
-      <w:proofErr w:type="gramEnd"/>
       <w:r>
         <w:t>String</w:t>
       </w:r>
@@ -20262,15 +19445,11 @@
       </w:r>
       <w:proofErr w:type="spellEnd"/>
       <w:r>
-        <w:t>) – выводит сообщение об ошибке с префиксом «Ошибка</w:t>
-      </w:r>
-      <w:proofErr w:type="gramStart"/>
-      <w:r>
-        <w:t>: »</w:t>
-      </w:r>
-      <w:proofErr w:type="gramEnd"/>
-      <w:r>
-        <w:t>. Используется для информирования пользователя о некорректных действиях или исключительных ситуациях.</w:t>
+        <w:t xml:space="preserve">) – выводит сообщение об ошибке с префиксом «Ошибка: ». Используется для информирования </w:t>
+      </w:r>
+      <w:r>
+        <w:lastRenderedPageBreak/>
+        <w:t>пользователя о некорректных действиях или исключительных ситуациях.</w:t>
       </w:r>
     </w:p>
     <w:p>
@@ -20295,17 +19474,12 @@
         <w:t xml:space="preserve"> </w:t>
       </w:r>
       <w:proofErr w:type="spellStart"/>
-      <w:proofErr w:type="gramStart"/>
       <w:r>
         <w:t>logCleared</w:t>
       </w:r>
       <w:proofErr w:type="spellEnd"/>
       <w:r>
-        <w:t>(</w:t>
-      </w:r>
-      <w:proofErr w:type="gramEnd"/>
-      <w:r>
-        <w:t>) – выводит сообщение о том, что рабочая область очищена.</w:t>
+        <w:t>() – выводит сообщение о том, что рабочая область очищена.</w:t>
       </w:r>
     </w:p>
     <w:p>
@@ -20425,7 +19599,6 @@
           <w:bCs/>
           <w:color w:val="000000" w:themeColor="text1"/>
         </w:rPr>
-        <w:lastRenderedPageBreak/>
         <w:tab/>
       </w:r>
       <w:r>
@@ -20611,7 +19784,11 @@
         <w:pStyle w:val="a1"/>
       </w:pPr>
       <w:r>
-        <w:t xml:space="preserve">Область тестирования включает функциональное тестирование приложения, модульное тестирование отдельных компонентов и интеграционное тестирование их совместной работы. Проверяется корректность реализации алгоритма </w:t>
+        <w:t xml:space="preserve">Область тестирования включает функциональное тестирование приложения, модульное тестирование отдельных компонентов и </w:t>
+      </w:r>
+      <w:r>
+        <w:lastRenderedPageBreak/>
+        <w:t xml:space="preserve">интеграционное тестирование их совместной работы. Проверяется корректность реализации алгоритма </w:t>
       </w:r>
       <w:proofErr w:type="spellStart"/>
       <w:r>
@@ -20725,7 +19902,6 @@
         <w:ind w:left="709" w:firstLine="0"/>
       </w:pPr>
       <w:r>
-        <w:lastRenderedPageBreak/>
         <w:t xml:space="preserve">Возможные ошибки при работе с редактированием графа </w:t>
       </w:r>
       <w:r>
@@ -20876,6 +20052,7 @@
         <w:rPr>
           <w:rFonts w:eastAsia="Times New Roman"/>
         </w:rPr>
+        <w:lastRenderedPageBreak/>
         <w:t xml:space="preserve">Типы тестов: проверка корректности работы отдельных модулей программы: алгоритма </w:t>
       </w:r>
       <w:proofErr w:type="spellStart"/>
@@ -21009,7 +20186,6 @@
         <w:rPr>
           <w:rFonts w:eastAsia="Times New Roman"/>
         </w:rPr>
-        <w:lastRenderedPageBreak/>
         <w:t xml:space="preserve">Типы тестов: проверка работы программы в целом, включая выполнение алгоритма </w:t>
       </w:r>
       <w:proofErr w:type="spellStart"/>
@@ -21218,6 +20394,7 @@
         <w:ind w:left="708" w:firstLine="0"/>
       </w:pPr>
       <w:r>
+        <w:lastRenderedPageBreak/>
         <w:t>Разбиение на классы эквивалентности – применяется для проверки различных вариантов входных данных: графов разного размера, корректных и некорректных файлов, различных значений весов ребер.</w:t>
       </w:r>
     </w:p>
@@ -21300,7 +20477,6 @@
         <w:ind w:left="708" w:firstLine="0"/>
       </w:pPr>
       <w:r>
-        <w:lastRenderedPageBreak/>
         <w:t>Проверены все основные функции приложения, описанные в требованиях.</w:t>
       </w:r>
     </w:p>
@@ -21455,6 +20631,7 @@
         <w:ind w:left="708" w:firstLine="0"/>
       </w:pPr>
       <w:r>
+        <w:lastRenderedPageBreak/>
         <w:t>Графы с различными структурами: связные графы, несвязные графы, графы с разным количеством ребер и различными весами.</w:t>
       </w:r>
     </w:p>
@@ -21585,7 +20762,6 @@
         </w:rPr>
       </w:pPr>
       <w:r>
-        <w:lastRenderedPageBreak/>
         <w:t xml:space="preserve">Системное </w:t>
       </w:r>
       <w:r>
@@ -21711,7 +20887,11 @@
         <w:t xml:space="preserve">Разработчик </w:t>
       </w:r>
       <w:r>
-        <w:t>модулей работы с данными и тестирования - Шлеин Герман Антонович: отвечает за проверку загрузки и сохранения графов, вывода текстовых пояснений, управления режимами выполнения алгоритма, проведение тестирования приложения и фиксацию выявленных ошибок.</w:t>
+        <w:t xml:space="preserve">модулей работы с данными и тестирования - Шлеин Герман Антонович: отвечает за проверку загрузки и сохранения графов, вывода текстовых пояснений, управления режимами выполнения </w:t>
+      </w:r>
+      <w:r>
+        <w:lastRenderedPageBreak/>
+        <w:t>алгоритма, проведение тестирования приложения и фиксацию выявленных ошибок.</w:t>
       </w:r>
     </w:p>
     <w:p>
@@ -21814,7 +20994,6 @@
         <w:rPr>
           <w:rFonts w:eastAsia="Times New Roman"/>
         </w:rPr>
-        <w:lastRenderedPageBreak/>
         <w:t>Краскала</w:t>
       </w:r>
       <w:proofErr w:type="spellEnd"/>
@@ -21953,7 +21132,22 @@
           <w:bCs/>
           <w:color w:val="000000" w:themeColor="text1"/>
         </w:rPr>
-        <w:t>Начальное состояние приложения:</w:t>
+        <w:lastRenderedPageBreak/>
+        <w:t>Начальное состояние приложения</w:t>
+      </w:r>
+      <w:r>
+        <w:rPr>
+          <w:bCs/>
+          <w:color w:val="000000" w:themeColor="text1"/>
+        </w:rPr>
+        <w:t xml:space="preserve"> (рис. 2)</w:t>
+      </w:r>
+      <w:r>
+        <w:rPr>
+          <w:bCs/>
+          <w:color w:val="000000" w:themeColor="text1"/>
+        </w:rPr>
+        <w:t>:</w:t>
       </w:r>
     </w:p>
     <w:p>
@@ -22009,6 +21203,14 @@
     </w:p>
     <w:p>
       <w:pPr>
+        <w:pStyle w:val="af3"/>
+      </w:pPr>
+      <w:r>
+        <w:t>Рисунок 2 – начальное состояние приложения</w:t>
+      </w:r>
+    </w:p>
+    <w:p>
+      <w:pPr>
         <w:pStyle w:val="a1"/>
       </w:pPr>
       <w:r>
@@ -22036,70 +21238,76 @@
         <w:pStyle w:val="a1"/>
       </w:pPr>
       <w:r>
+        <w:t>Проверка: после нажатия кнопки курсор переходит в режим добавления; выполняется щелчок левой кнопкой мыши по свободной области холста «</w:t>
+      </w:r>
+      <w:proofErr w:type="spellStart"/>
+      <w:r>
+        <w:t>Original</w:t>
+      </w:r>
+      <w:proofErr w:type="spellEnd"/>
+      <w:r>
+        <w:t xml:space="preserve"> </w:t>
+      </w:r>
+      <w:proofErr w:type="spellStart"/>
+      <w:r>
+        <w:t>Graph</w:t>
+      </w:r>
+      <w:proofErr w:type="spellEnd"/>
+      <w:r>
+        <w:t>».</w:t>
+      </w:r>
+    </w:p>
+    <w:p>
+      <w:pPr>
+        <w:pStyle w:val="a1"/>
+      </w:pPr>
+      <w:r>
+        <w:t>Ожидаемый результат: в месте щелчка появляется новая вершина с уникальным идентификатором (минимальный свободный номер); вершина отображается в виде круга с номером внутри; граф обновляется; кнопка меняет стиль (подсвечивается) для индикации активного режима; повторное нажатие выключает режим.</w:t>
+      </w:r>
+    </w:p>
+    <w:p>
+      <w:pPr>
+        <w:pStyle w:val="a1"/>
+      </w:pPr>
+      <w:r>
+        <w:t>Фактический результат: вершина успешно добавлена, идентификатор присвоен корректно, режим работает</w:t>
+      </w:r>
+      <w:r>
+        <w:t xml:space="preserve"> (рис. </w:t>
+      </w:r>
+      <w:r>
+        <w:t>3</w:t>
+      </w:r>
+      <w:r>
+        <w:t>)</w:t>
+      </w:r>
+      <w:r>
+        <w:t>.</w:t>
+      </w:r>
+    </w:p>
+    <w:p>
+      <w:pPr>
+        <w:pStyle w:val="a1"/>
+      </w:pPr>
+      <w:r>
+        <w:t>Вывод: функция работает корректно.</w:t>
+      </w:r>
+    </w:p>
+    <w:p>
+      <w:pPr>
+        <w:pStyle w:val="a1"/>
+        <w:rPr>
+          <w:bCs/>
+          <w:color w:val="000000" w:themeColor="text1"/>
+        </w:rPr>
+      </w:pPr>
+      <w:r>
+        <w:rPr>
+          <w:bCs/>
+          <w:noProof/>
+          <w:color w:val="000000" w:themeColor="text1"/>
+        </w:rPr>
         <w:lastRenderedPageBreak/>
-        <w:t>Проверка: после нажатия кнопки курсор переходит в режим добавления; выполняется щелчок левой кнопкой мыши по свободной области холста «</w:t>
-      </w:r>
-      <w:proofErr w:type="spellStart"/>
-      <w:r>
-        <w:t>Original</w:t>
-      </w:r>
-      <w:proofErr w:type="spellEnd"/>
-      <w:r>
-        <w:t xml:space="preserve"> </w:t>
-      </w:r>
-      <w:proofErr w:type="spellStart"/>
-      <w:r>
-        <w:t>Graph</w:t>
-      </w:r>
-      <w:proofErr w:type="spellEnd"/>
-      <w:r>
-        <w:t>».</w:t>
-      </w:r>
-    </w:p>
-    <w:p>
-      <w:pPr>
-        <w:pStyle w:val="a1"/>
-      </w:pPr>
-      <w:r>
-        <w:t>Ожидаемый результат: в месте щелчка появляется новая вершина с уникальным идентификатором (минимальный свободный номер); вершина отображается в виде круга с номером внутри; граф обновляется; кнопка меняет стиль (подсвечивается) для индикации активного режима; повторное нажатие выключает режим.</w:t>
-      </w:r>
-    </w:p>
-    <w:p>
-      <w:pPr>
-        <w:pStyle w:val="a1"/>
-      </w:pPr>
-      <w:r>
-        <w:t>Фактический результат: вершина успешно добавлена, идентификатор присвоен корректно, режим работает</w:t>
-      </w:r>
-      <w:r>
-        <w:t xml:space="preserve"> (рис. 2)</w:t>
-      </w:r>
-      <w:r>
-        <w:t>.</w:t>
-      </w:r>
-    </w:p>
-    <w:p>
-      <w:pPr>
-        <w:pStyle w:val="a1"/>
-      </w:pPr>
-      <w:r>
-        <w:t>Вывод: функция работает корректно.</w:t>
-      </w:r>
-    </w:p>
-    <w:p>
-      <w:pPr>
-        <w:pStyle w:val="a1"/>
-        <w:rPr>
-          <w:bCs/>
-          <w:color w:val="000000" w:themeColor="text1"/>
-        </w:rPr>
-      </w:pPr>
-      <w:r>
-        <w:rPr>
-          <w:bCs/>
-          <w:noProof/>
-          <w:color w:val="000000" w:themeColor="text1"/>
-        </w:rPr>
         <w:drawing>
           <wp:inline distT="0" distB="0" distL="0" distR="0" wp14:anchorId="4114F8BC" wp14:editId="17F8A746">
             <wp:extent cx="5499383" cy="3451884"/>
@@ -22142,7 +21350,13 @@
         <w:pStyle w:val="af3"/>
       </w:pPr>
       <w:r>
-        <w:t>Рисунок 2 – добавление новых вершин</w:t>
+        <w:t xml:space="preserve">Рисунок </w:t>
+      </w:r>
+      <w:r>
+        <w:t>3</w:t>
+      </w:r>
+      <w:r>
+        <w:t xml:space="preserve"> – добавление новых вершин</w:t>
       </w:r>
     </w:p>
     <w:p>
@@ -22174,49 +21388,64 @@
         <w:pStyle w:val="a1"/>
       </w:pPr>
       <w:r>
-        <w:t xml:space="preserve">Ожидаемый результат: после выбора первой вершины она подсвечивается; после выбора второй вершины появляется диалог ввода веса; после ввода положительного целого числа ребро добавляется и отображается </w:t>
-      </w:r>
-      <w:r>
+        <w:t>Ожидаемый результат: после выбора первой вершины она подсвечивается; после выбора второй вершины появляется диалог ввода веса; после ввода положительного целого числа ребро добавляется и отображается с указанием веса. При попытке добавить уже существующее ребро добавление не выполняется, в лог выводится сообщение об ошибке.</w:t>
+      </w:r>
+    </w:p>
+    <w:p>
+      <w:pPr>
+        <w:pStyle w:val="a1"/>
+      </w:pPr>
+      <w:r>
+        <w:t>Фактический результат: ребро добавляется корректно</w:t>
+      </w:r>
+      <w:r>
+        <w:t xml:space="preserve"> (рис. </w:t>
+      </w:r>
+      <w:r>
+        <w:t>4</w:t>
+      </w:r>
+      <w:r>
+        <w:t xml:space="preserve">, рис. </w:t>
+      </w:r>
+      <w:r>
+        <w:t>5</w:t>
+      </w:r>
+      <w:r>
+        <w:t>)</w:t>
+      </w:r>
+      <w:r>
+        <w:t>, дублирование предотвращается</w:t>
+      </w:r>
+      <w:r>
+        <w:t xml:space="preserve"> (рис. </w:t>
+      </w:r>
+      <w:r>
+        <w:t>6</w:t>
+      </w:r>
+      <w:r>
+        <w:t>)</w:t>
+      </w:r>
+      <w:r>
+        <w:t>.</w:t>
+      </w:r>
+    </w:p>
+    <w:p>
+      <w:pPr>
+        <w:pStyle w:val="a1"/>
+      </w:pPr>
+      <w:r>
+        <w:t>Вывод: функция работает корректно.</w:t>
+      </w:r>
+    </w:p>
+    <w:p>
+      <w:pPr>
+        <w:pStyle w:val="a1"/>
+      </w:pPr>
+      <w:r>
+        <w:rPr>
+          <w:noProof/>
+        </w:rPr>
         <w:lastRenderedPageBreak/>
-        <w:t>с указанием веса. При попытке добавить уже существующее ребро добавление не выполняется, в лог выводится сообщение об ошибке.</w:t>
-      </w:r>
-    </w:p>
-    <w:p>
-      <w:pPr>
-        <w:pStyle w:val="a1"/>
-      </w:pPr>
-      <w:r>
-        <w:t>Фактический результат: ребро добавляется корректно</w:t>
-      </w:r>
-      <w:r>
-        <w:t xml:space="preserve"> (рис. 3, рис. 4)</w:t>
-      </w:r>
-      <w:r>
-        <w:t>, дублирование предотвращается</w:t>
-      </w:r>
-      <w:r>
-        <w:t xml:space="preserve"> (рис. 5)</w:t>
-      </w:r>
-      <w:r>
-        <w:t>.</w:t>
-      </w:r>
-    </w:p>
-    <w:p>
-      <w:pPr>
-        <w:pStyle w:val="a1"/>
-      </w:pPr>
-      <w:r>
-        <w:t>Вывод: функция работает корректно.</w:t>
-      </w:r>
-    </w:p>
-    <w:p>
-      <w:pPr>
-        <w:pStyle w:val="a1"/>
-      </w:pPr>
-      <w:r>
-        <w:rPr>
-          <w:noProof/>
-        </w:rPr>
         <w:drawing>
           <wp:inline distT="0" distB="0" distL="0" distR="0" wp14:anchorId="25F94FA3" wp14:editId="53EDE5A0">
             <wp:extent cx="5385552" cy="3378131"/>
@@ -22259,7 +21488,13 @@
         <w:pStyle w:val="af3"/>
       </w:pPr>
       <w:r>
-        <w:t>Рисунок 3 – добавление нового ребра</w:t>
+        <w:t xml:space="preserve">Рисунок </w:t>
+      </w:r>
+      <w:r>
+        <w:t>4</w:t>
+      </w:r>
+      <w:r>
+        <w:t xml:space="preserve"> – добавление нового ребра</w:t>
       </w:r>
     </w:p>
     <w:p>
@@ -22312,7 +21547,13 @@
         <w:pStyle w:val="af3"/>
       </w:pPr>
       <w:r>
-        <w:t>Рисунок 4 – новое ребро добавлено</w:t>
+        <w:t xml:space="preserve">Рисунок </w:t>
+      </w:r>
+      <w:r>
+        <w:t>5</w:t>
+      </w:r>
+      <w:r>
+        <w:t xml:space="preserve"> – новое ребро добавлено</w:t>
       </w:r>
     </w:p>
     <w:p>
@@ -22366,7 +21607,13 @@
         <w:pStyle w:val="af3"/>
       </w:pPr>
       <w:r>
-        <w:t>Рисунок 5 – сообщение о дублировании в логе</w:t>
+        <w:t xml:space="preserve">Рисунок </w:t>
+      </w:r>
+      <w:r>
+        <w:t>6</w:t>
+      </w:r>
+      <w:r>
+        <w:t xml:space="preserve"> – сообщение о дублировании в логе</w:t>
       </w:r>
     </w:p>
     <w:p>
@@ -22417,7 +21664,13 @@
         <w:t>Фактический результат: вершина и связанные рёбра удалены, холст обновлён</w:t>
       </w:r>
       <w:r>
-        <w:t xml:space="preserve"> (рис. 6)</w:t>
+        <w:t xml:space="preserve"> (рис. </w:t>
+      </w:r>
+      <w:r>
+        <w:t>7</w:t>
+      </w:r>
+      <w:r>
+        <w:t>)</w:t>
       </w:r>
       <w:r>
         <w:t>.</w:t>
@@ -22482,7 +21735,13 @@
         <w:pStyle w:val="af3"/>
       </w:pPr>
       <w:r>
-        <w:t>Рисунок 6 – удалена вершина 2</w:t>
+        <w:t xml:space="preserve">Рисунок </w:t>
+      </w:r>
+      <w:r>
+        <w:t>7</w:t>
+      </w:r>
+      <w:r>
+        <w:t xml:space="preserve"> – удалена вершина 2</w:t>
       </w:r>
     </w:p>
     <w:p>
@@ -22525,7 +21784,13 @@
         <w:t>Фактический результат: ребро удалено, граф обновлён</w:t>
       </w:r>
       <w:r>
-        <w:t xml:space="preserve"> (рис. 7)</w:t>
+        <w:t xml:space="preserve"> (рис. </w:t>
+      </w:r>
+      <w:r>
+        <w:t>8</w:t>
+      </w:r>
+      <w:r>
+        <w:t>)</w:t>
       </w:r>
       <w:r>
         <w:t>.</w:t>
@@ -22590,7 +21855,13 @@
         <w:pStyle w:val="af3"/>
       </w:pPr>
       <w:r>
-        <w:t>Рисунок 7 – удалено ребро 0-1</w:t>
+        <w:t xml:space="preserve">Рисунок </w:t>
+      </w:r>
+      <w:r>
+        <w:t>8</w:t>
+      </w:r>
+      <w:r>
+        <w:t xml:space="preserve"> – удалено ребро 0-1</w:t>
       </w:r>
     </w:p>
     <w:p>
@@ -22641,7 +21912,19 @@
         <w:t>Фактический результат: вес изменён, отображение обновлено</w:t>
       </w:r>
       <w:r>
-        <w:t xml:space="preserve"> (рис. 8, рис. 9)</w:t>
+        <w:t xml:space="preserve"> (рис. </w:t>
+      </w:r>
+      <w:r>
+        <w:t>9</w:t>
+      </w:r>
+      <w:r>
+        <w:t xml:space="preserve">, рис. </w:t>
+      </w:r>
+      <w:r>
+        <w:t>10</w:t>
+      </w:r>
+      <w:r>
+        <w:t>)</w:t>
       </w:r>
       <w:r>
         <w:t>.</w:t>
@@ -22706,7 +21989,13 @@
         <w:pStyle w:val="af3"/>
       </w:pPr>
       <w:r>
-        <w:t>Рисунок 8 – окно для изменения веса ребра</w:t>
+        <w:t xml:space="preserve">Рисунок </w:t>
+      </w:r>
+      <w:r>
+        <w:t>9</w:t>
+      </w:r>
+      <w:r>
+        <w:t xml:space="preserve"> – окно для изменения веса ребра</w:t>
       </w:r>
     </w:p>
     <w:p>
@@ -22763,7 +22052,13 @@
         <w:pStyle w:val="af3"/>
       </w:pPr>
       <w:r>
-        <w:t>Рисунок 9 – вес ребра успешно изменен</w:t>
+        <w:t xml:space="preserve">Рисунок </w:t>
+      </w:r>
+      <w:r>
+        <w:t>10</w:t>
+      </w:r>
+      <w:r>
+        <w:t xml:space="preserve"> – вес ребра успешно изменен</w:t>
       </w:r>
     </w:p>
     <w:p>
@@ -22815,7 +22110,16 @@
         <w:t>Фактический результат: файл сохранён, содержимое верно</w:t>
       </w:r>
       <w:r>
-        <w:t xml:space="preserve"> (рис. 10)</w:t>
+        <w:t xml:space="preserve"> (рис. </w:t>
+      </w:r>
+      <w:r>
+        <w:t>11</w:t>
+      </w:r>
+      <w:r>
+        <w:t>, рис. 12</w:t>
+      </w:r>
+      <w:r>
+        <w:t>)</w:t>
       </w:r>
       <w:r>
         <w:t>.</w:t>
@@ -22830,10 +22134,62 @@
       </w:r>
     </w:p>
     <w:p>
+      <w:pPr>
+        <w:pStyle w:val="a1"/>
+        <w:ind w:firstLine="0"/>
+      </w:pPr>
+      <w:r>
+        <w:drawing>
+          <wp:inline distT="0" distB="0" distL="0" distR="0" wp14:anchorId="5F6857A9" wp14:editId="18B55F2F">
+            <wp:extent cx="5940425" cy="3739515"/>
+            <wp:effectExtent l="0" t="0" r="0" b="0"/>
+            <wp:docPr id="486007807" name="Рисунок 1"/>
+            <wp:cNvGraphicFramePr>
+              <a:graphicFrameLocks xmlns:a="http://schemas.openxmlformats.org/drawingml/2006/main" noChangeAspect="1"/>
+            </wp:cNvGraphicFramePr>
+            <a:graphic xmlns:a="http://schemas.openxmlformats.org/drawingml/2006/main">
+              <a:graphicData uri="http://schemas.openxmlformats.org/drawingml/2006/picture">
+                <pic:pic xmlns:pic="http://schemas.openxmlformats.org/drawingml/2006/picture">
+                  <pic:nvPicPr>
+                    <pic:cNvPr id="486007807" name=""/>
+                    <pic:cNvPicPr/>
+                  </pic:nvPicPr>
+                  <pic:blipFill>
+                    <a:blip r:embed="rId19"/>
+                    <a:stretch>
+                      <a:fillRect/>
+                    </a:stretch>
+                  </pic:blipFill>
+                  <pic:spPr>
+                    <a:xfrm>
+                      <a:off x="0" y="0"/>
+                      <a:ext cx="5940425" cy="3739515"/>
+                    </a:xfrm>
+                    <a:prstGeom prst="rect">
+                      <a:avLst/>
+                    </a:prstGeom>
+                  </pic:spPr>
+                </pic:pic>
+              </a:graphicData>
+            </a:graphic>
+          </wp:inline>
+        </w:drawing>
+      </w:r>
+    </w:p>
+    <w:p>
+      <w:pPr>
+        <w:pStyle w:val="af3"/>
+      </w:pPr>
+      <w:r>
+        <w:t>Рисунок 11 – диалоговое окно для сохранения графа в файл</w:t>
+      </w:r>
+    </w:p>
+    <w:p>
       <w:r>
         <w:rPr>
           <w:noProof/>
         </w:rPr>
+        <w:lastRenderedPageBreak/>
         <w:drawing>
           <wp:inline distT="0" distB="0" distL="0" distR="0" wp14:anchorId="42B159AF" wp14:editId="037A960C">
             <wp:extent cx="5940425" cy="3744595"/>
@@ -22850,7 +22206,7 @@
                     <pic:cNvPicPr/>
                   </pic:nvPicPr>
                   <pic:blipFill>
-                    <a:blip r:embed="rId19"/>
+                    <a:blip r:embed="rId20"/>
                     <a:stretch>
                       <a:fillRect/>
                     </a:stretch>
@@ -22879,7 +22235,7 @@
         <w:t>Рисунок 1</w:t>
       </w:r>
       <w:r>
-        <w:t>0</w:t>
+        <w:t>2</w:t>
       </w:r>
       <w:r>
         <w:t xml:space="preserve"> – </w:t>
@@ -22958,7 +22314,7 @@
         <w:t xml:space="preserve"> (рис. 1</w:t>
       </w:r>
       <w:r>
-        <w:t>1</w:t>
+        <w:t>3</w:t>
       </w:r>
       <w:r>
         <w:t>)</w:t>
@@ -23000,7 +22356,7 @@
                     <pic:cNvPicPr/>
                   </pic:nvPicPr>
                   <pic:blipFill>
-                    <a:blip r:embed="rId20"/>
+                    <a:blip r:embed="rId21"/>
                     <a:stretch>
                       <a:fillRect/>
                     </a:stretch>
@@ -23029,7 +22385,7 @@
         <w:t>Рисунок 1</w:t>
       </w:r>
       <w:r>
-        <w:t>1</w:t>
+        <w:t>3</w:t>
       </w:r>
       <w:r>
         <w:t xml:space="preserve"> – граф загружен из файла (сообщение в логе)</w:t>
@@ -23086,7 +22442,7 @@
         <w:t xml:space="preserve"> (рис. 1</w:t>
       </w:r>
       <w:r>
-        <w:t>2</w:t>
+        <w:t>4</w:t>
       </w:r>
       <w:r>
         <w:t>)</w:t>
@@ -23133,7 +22489,7 @@
                     <pic:cNvPicPr/>
                   </pic:nvPicPr>
                   <pic:blipFill>
-                    <a:blip r:embed="rId21"/>
+                    <a:blip r:embed="rId22"/>
                     <a:stretch>
                       <a:fillRect/>
                     </a:stretch>
@@ -23162,7 +22518,7 @@
         <w:t>Рисунок 1</w:t>
       </w:r>
       <w:r>
-        <w:t>2</w:t>
+        <w:t>4</w:t>
       </w:r>
       <w:r>
         <w:t xml:space="preserve"> – генерация случайного графа</w:t>
@@ -23227,13 +22583,13 @@
         <w:t xml:space="preserve"> (рис. 1</w:t>
       </w:r>
       <w:r>
-        <w:t>3</w:t>
+        <w:t>5</w:t>
       </w:r>
       <w:r>
         <w:t>, рис. 1</w:t>
       </w:r>
       <w:r>
-        <w:t>4</w:t>
+        <w:t>6</w:t>
       </w:r>
       <w:r>
         <w:t>)</w:t>
@@ -23275,7 +22631,7 @@
                     <pic:cNvPicPr/>
                   </pic:nvPicPr>
                   <pic:blipFill>
-                    <a:blip r:embed="rId22"/>
+                    <a:blip r:embed="rId23"/>
                     <a:stretch>
                       <a:fillRect/>
                     </a:stretch>
@@ -23304,7 +22660,7 @@
         <w:t>Рисунок 1</w:t>
       </w:r>
       <w:r>
-        <w:t>3</w:t>
+        <w:t>5</w:t>
       </w:r>
       <w:r>
         <w:t xml:space="preserve"> – ввод параметров генерируемого графа</w:t>
@@ -23335,7 +22691,7 @@
                     <pic:cNvPicPr/>
                   </pic:nvPicPr>
                   <pic:blipFill>
-                    <a:blip r:embed="rId23"/>
+                    <a:blip r:embed="rId24"/>
                     <a:stretch>
                       <a:fillRect/>
                     </a:stretch>
@@ -23364,7 +22720,7 @@
         <w:t>Рисунок 1</w:t>
       </w:r>
       <w:r>
-        <w:t>4</w:t>
+        <w:t>6</w:t>
       </w:r>
       <w:r>
         <w:t xml:space="preserve"> – </w:t>
@@ -23434,7 +22790,7 @@
         <w:t xml:space="preserve"> (рис. 1</w:t>
       </w:r>
       <w:r>
-        <w:t>5</w:t>
+        <w:t>7</w:t>
       </w:r>
       <w:r>
         <w:t>)</w:t>
@@ -23456,6 +22812,9 @@
         <w:pStyle w:val="a1"/>
       </w:pPr>
       <w:r>
+        <w:rPr>
+          <w:noProof/>
+        </w:rPr>
         <w:drawing>
           <wp:inline distT="0" distB="0" distL="0" distR="0" wp14:anchorId="4320896B" wp14:editId="4E94D4E7">
             <wp:extent cx="5528345" cy="3468290"/>
@@ -23472,7 +22831,7 @@
                     <pic:cNvPicPr/>
                   </pic:nvPicPr>
                   <pic:blipFill>
-                    <a:blip r:embed="rId24"/>
+                    <a:blip r:embed="rId25"/>
                     <a:stretch>
                       <a:fillRect/>
                     </a:stretch>
@@ -23501,7 +22860,7 @@
         <w:t>Рисунок 1</w:t>
       </w:r>
       <w:r>
-        <w:t>5</w:t>
+        <w:t>7</w:t>
       </w:r>
       <w:r>
         <w:t xml:space="preserve"> – задание скорости автоматического выполнения</w:t>
@@ -23591,7 +22950,7 @@
         <w:t xml:space="preserve"> (рис.1</w:t>
       </w:r>
       <w:r>
-        <w:t>6</w:t>
+        <w:t>8</w:t>
       </w:r>
       <w:r>
         <w:t>)</w:t>
@@ -23637,7 +22996,7 @@
                     <pic:cNvPicPr/>
                   </pic:nvPicPr>
                   <pic:blipFill>
-                    <a:blip r:embed="rId25"/>
+                    <a:blip r:embed="rId26"/>
                     <a:stretch>
                       <a:fillRect/>
                     </a:stretch>
@@ -23666,7 +23025,7 @@
         <w:t>Рисунок 1</w:t>
       </w:r>
       <w:r>
-        <w:t>6</w:t>
+        <w:t>8</w:t>
       </w:r>
       <w:r>
         <w:t xml:space="preserve"> – построение МОД в автоматическом режиме</w:t>
@@ -23731,7 +23090,7 @@
         <w:t xml:space="preserve"> (рис. 1</w:t>
       </w:r>
       <w:r>
-        <w:t>7</w:t>
+        <w:t>9</w:t>
       </w:r>
       <w:r>
         <w:t>)</w:t>
@@ -23773,7 +23132,7 @@
                     <pic:cNvPicPr/>
                   </pic:nvPicPr>
                   <pic:blipFill>
-                    <a:blip r:embed="rId26"/>
+                    <a:blip r:embed="rId27"/>
                     <a:stretch>
                       <a:fillRect/>
                     </a:stretch>
@@ -23802,7 +23161,7 @@
         <w:t>Рисунок 1</w:t>
       </w:r>
       <w:r>
-        <w:t>7</w:t>
+        <w:t>9</w:t>
       </w:r>
       <w:r>
         <w:t xml:space="preserve"> – первый шаг алгоритма в пошаговом режиме</w:t>
@@ -23849,10 +23208,10 @@
         <w:t>Фактический результат: переход выполняется корректно, состояние восстанавливается</w:t>
       </w:r>
       <w:r>
-        <w:t xml:space="preserve"> (рис. 1</w:t>
-      </w:r>
-      <w:r>
-        <w:t>8</w:t>
+        <w:t xml:space="preserve"> (рис. </w:t>
+      </w:r>
+      <w:r>
+        <w:t>20</w:t>
       </w:r>
       <w:r>
         <w:t>)</w:t>
@@ -23894,7 +23253,7 @@
                     <pic:cNvPicPr/>
                   </pic:nvPicPr>
                   <pic:blipFill>
-                    <a:blip r:embed="rId27"/>
+                    <a:blip r:embed="rId28"/>
                     <a:stretch>
                       <a:fillRect/>
                     </a:stretch>
@@ -23920,10 +23279,10 @@
         <w:pStyle w:val="af3"/>
       </w:pPr>
       <w:r>
-        <w:t>Рисунок 1</w:t>
-      </w:r>
-      <w:r>
-        <w:t>8</w:t>
+        <w:t xml:space="preserve">Рисунок </w:t>
+      </w:r>
+      <w:r>
+        <w:t>20</w:t>
       </w:r>
       <w:r>
         <w:t xml:space="preserve"> – переход к предыдущему шагу в пошаговом режиме</w:t>
@@ -23964,7 +23323,10 @@
         <w:t xml:space="preserve"> (рис. </w:t>
       </w:r>
       <w:r>
-        <w:t>19</w:t>
+        <w:t>2</w:t>
+      </w:r>
+      <w:r>
+        <w:t>1</w:t>
       </w:r>
       <w:r>
         <w:t>)</w:t>
@@ -23986,6 +23348,9 @@
         <w:pStyle w:val="a1"/>
       </w:pPr>
       <w:r>
+        <w:rPr>
+          <w:noProof/>
+        </w:rPr>
         <w:lastRenderedPageBreak/>
         <w:drawing>
           <wp:inline distT="0" distB="0" distL="0" distR="0" wp14:anchorId="64C641FF" wp14:editId="119165A6">
@@ -24003,7 +23368,7 @@
                     <pic:cNvPicPr/>
                   </pic:nvPicPr>
                   <pic:blipFill>
-                    <a:blip r:embed="rId28"/>
+                    <a:blip r:embed="rId29"/>
                     <a:stretch>
                       <a:fillRect/>
                     </a:stretch>
@@ -24032,7 +23397,10 @@
         <w:t xml:space="preserve">Рисунок </w:t>
       </w:r>
       <w:r>
-        <w:t>19</w:t>
+        <w:t>2</w:t>
+      </w:r>
+      <w:r>
+        <w:t>1</w:t>
       </w:r>
       <w:r>
         <w:t xml:space="preserve"> – переход к следующему шагу в пошаговом режиме</w:t>
@@ -24082,7 +23450,7 @@
         <w:t xml:space="preserve"> (рис. 2</w:t>
       </w:r>
       <w:r>
-        <w:t>0</w:t>
+        <w:t>2</w:t>
       </w:r>
       <w:r>
         <w:t>)</w:t>
@@ -24104,6 +23472,9 @@
         <w:pStyle w:val="a1"/>
       </w:pPr>
       <w:r>
+        <w:rPr>
+          <w:noProof/>
+        </w:rPr>
         <w:lastRenderedPageBreak/>
         <w:drawing>
           <wp:inline distT="0" distB="0" distL="0" distR="0" wp14:anchorId="094FC7CD" wp14:editId="15E46E46">
@@ -24121,7 +23492,7 @@
                     <pic:cNvPicPr/>
                   </pic:nvPicPr>
                   <pic:blipFill>
-                    <a:blip r:embed="rId29"/>
+                    <a:blip r:embed="rId30"/>
                     <a:stretch>
                       <a:fillRect/>
                     </a:stretch>
@@ -24147,10 +23518,10 @@
         <w:pStyle w:val="af3"/>
       </w:pPr>
       <w:r>
-        <w:t>Рисунок 2</w:t>
-      </w:r>
-      <w:r>
-        <w:t>0</w:t>
+        <w:t xml:space="preserve">Рисунок </w:t>
+      </w:r>
+      <w:r>
+        <w:t>22</w:t>
       </w:r>
       <w:r>
         <w:t xml:space="preserve"> – очистка рабочей области</w:t>
@@ -24200,7 +23571,7 @@
         <w:t xml:space="preserve"> (рис. 2</w:t>
       </w:r>
       <w:r>
-        <w:t>1</w:t>
+        <w:t>3</w:t>
       </w:r>
       <w:r>
         <w:t>)</w:t>
@@ -24222,6 +23593,9 @@
         <w:pStyle w:val="a1"/>
       </w:pPr>
       <w:r>
+        <w:rPr>
+          <w:noProof/>
+        </w:rPr>
         <w:lastRenderedPageBreak/>
         <w:drawing>
           <wp:inline distT="0" distB="0" distL="0" distR="0" wp14:anchorId="270CECD2" wp14:editId="79B57714">
@@ -24239,7 +23613,7 @@
                     <pic:cNvPicPr/>
                   </pic:nvPicPr>
                   <pic:blipFill>
-                    <a:blip r:embed="rId30"/>
+                    <a:blip r:embed="rId31"/>
                     <a:stretch>
                       <a:fillRect/>
                     </a:stretch>
@@ -24268,7 +23642,7 @@
         <w:t>Рисунок 2</w:t>
       </w:r>
       <w:r>
-        <w:t>1</w:t>
+        <w:t>3</w:t>
       </w:r>
       <w:r>
         <w:t xml:space="preserve"> – вывод справочной информаци</w:t>
@@ -24626,7 +24000,7 @@
                     </pic:cNvPicPr>
                   </pic:nvPicPr>
                   <pic:blipFill>
-                    <a:blip r:embed="rId31" cstate="print"/>
+                    <a:blip r:embed="rId32" cstate="print"/>
                     <a:stretch>
                       <a:fillRect/>
                     </a:stretch>
@@ -24934,7 +24308,7 @@
       <w:r>
         <w:t xml:space="preserve"> [Электронный ресурс]. URL: </w:t>
       </w:r>
-      <w:hyperlink r:id="rId32" w:tgtFrame="_blank" w:history="1">
+      <w:hyperlink r:id="rId33" w:tgtFrame="_blank" w:history="1">
         <w:r>
           <w:rPr>
             <w:rStyle w:val="ad"/>
@@ -24981,7 +24355,7 @@
       <w:r>
         <w:t xml:space="preserve">URL: </w:t>
       </w:r>
-      <w:hyperlink r:id="rId33" w:history="1">
+      <w:hyperlink r:id="rId34" w:history="1">
         <w:r>
           <w:rPr>
             <w:rStyle w:val="ad"/>
@@ -25007,15 +24381,7 @@
       </w:r>
       <w:proofErr w:type="spellEnd"/>
       <w:r>
-        <w:t xml:space="preserve"> Г. Java. Руководство для </w:t>
-      </w:r>
-      <w:proofErr w:type="gramStart"/>
-      <w:r>
-        <w:t>начинающих :</w:t>
-      </w:r>
-      <w:proofErr w:type="gramEnd"/>
-      <w:r>
-        <w:t xml:space="preserve"> пер. с англ. / Г. </w:t>
+        <w:t xml:space="preserve"> Г. Java. Руководство для начинающих : пер. с англ. / Г. </w:t>
       </w:r>
       <w:proofErr w:type="spellStart"/>
       <w:r>
@@ -25023,15 +24389,7 @@
       </w:r>
       <w:proofErr w:type="spellEnd"/>
       <w:r>
-        <w:t xml:space="preserve">. – 7-е изд. – </w:t>
-      </w:r>
-      <w:proofErr w:type="gramStart"/>
-      <w:r>
-        <w:t>М. :</w:t>
-      </w:r>
-      <w:proofErr w:type="gramEnd"/>
-      <w:r>
-        <w:t xml:space="preserve"> Вильямс, 2018. – 720 с.</w:t>
+        <w:t>. – 7-е изд. – М. : Вильямс, 2018. – 720 с.</w:t>
       </w:r>
     </w:p>
     <w:p>
@@ -25085,9 +24443,9 @@
       </w:pPr>
     </w:p>
     <w:sectPr>
-      <w:footerReference w:type="even" r:id="rId34"/>
-      <w:footerReference w:type="default" r:id="rId35"/>
-      <w:footerReference w:type="first" r:id="rId36"/>
+      <w:footerReference w:type="even" r:id="rId35"/>
+      <w:footerReference w:type="default" r:id="rId36"/>
+      <w:footerReference w:type="first" r:id="rId37"/>
       <w:pgSz w:w="11906" w:h="16838"/>
       <w:pgMar w:top="1134" w:right="850" w:bottom="1134" w:left="1701" w:header="0" w:footer="708" w:gutter="0"/>
       <w:cols w:space="720"/>

--- a/УЧПРАКТИКА_ГРУППА_ФАМИЛИЯ_ИНИЦИАЛЫ.docx
+++ b/УЧПРАКТИКА_ГРУППА_ФАМИЛИЯ_ИНИЦИАЛЫ.docx
@@ -1811,7 +1811,7 @@
       </w:r>
       <w:proofErr w:type="spellEnd"/>
       <w:r>
-        <w:t>. В работе представлены постановка задачи, исходные требования к программе, план разработки с распределением ролей в бригаде, описание архитектуры приложения с перечислением всех реализованных классов и их методов, структуры данных, использованные в проекте, а также перечень применяемых технологий. Отдельное внимание уделено итеративному процессу разработки, тестированию приложения на всех этапах и уточнению требований по результатам сдачи промежуточных версий. В заключении приведены итоги выполнения всех поставленных задач и достигнутые результаты.</w:t>
+        <w:t>. В работе представлены постановка задачи, исходные требования к программе, план разработки с распределением ролей в бригаде, описание архитектуры приложения с перечислением всех реализованных классов и их методов, структуры данных, использованные в проекте, а также перечень применяемых технологий. В работе описаны итеративный процесс разработки, тестирование приложения на всех этапах и уточнение требований по результатам сдачи промежуточных версий. В заключении приведены итоги выполнения всех поставленных задач и достигнутые результаты.</w:t>
       </w:r>
     </w:p>
     <w:p>
@@ -1879,8 +1879,16 @@
         <w:rPr>
           <w:lang w:val="en-US"/>
         </w:rPr>
-        <w:t>This report describes the development of a Kruskal Algorithm visualizer in Java with a JavaFX-based graphical interface. It presents the problem statement, initial program requirements, a development plan with team roles, a description of the application architecture listing all implemented classes and their methods, the data structures used in the project, and a list of the technologies used. Special attention is given to the iterative development process, application testing at all stages, and clarification of requirements based on the delivery of interim versions. The conclusion presents the results of all assigned tasks and the achieved results.</w:t>
-      </w:r>
+        <w:t>This report describes the development of a Java-based visualizer of Kruskal's algorithm with a graphical user interface built using JavaFX. It presents the problem statement, the initial program requirements, the development plan with the distribution of team roles, a description of the application architecture, including all implemented classes and their methods, the data structures used in the project, and the technologies employed. The report also describes the iterative development process, application testing at every stage, and the refinement of requirements based on feedback from intermediate project reviews. The conclusion summarizes the completed tasks and the results achieved.</w:t>
+      </w:r>
+    </w:p>
+    <w:p>
+      <w:pPr>
+        <w:pStyle w:val="a1"/>
+        <w:rPr>
+          <w:lang w:val="en-US"/>
+        </w:rPr>
+      </w:pPr>
       <w:r>
         <w:rPr>
           <w:lang w:val="en-US"/>
@@ -2452,94 +2460,134 @@
     <w:p>
       <w:pPr>
         <w:pStyle w:val="a1"/>
-      </w:pPr>
-      <w:r>
+        <w:rPr>
+          <w:lang w:eastAsia="ru-RU" w:bidi="ar-SA"/>
+        </w:rPr>
+      </w:pPr>
+      <w:bookmarkStart w:id="1" w:name="_Toc73173348"/>
+      <w:r>
+        <w:rPr>
+          <w:lang w:eastAsia="ru-RU" w:bidi="ar-SA"/>
+        </w:rPr>
         <w:t xml:space="preserve">Визуализация алгоритмов является важным инструментом в образовательном процессе, позволяя наглядно представить логику сложных вычислительных процедур. Одним из фундаментальных алгоритмов теории графов является алгоритм </w:t>
       </w:r>
       <w:proofErr w:type="spellStart"/>
       <w:r>
+        <w:rPr>
+          <w:lang w:eastAsia="ru-RU" w:bidi="ar-SA"/>
+        </w:rPr>
         <w:t>Краскала</w:t>
       </w:r>
       <w:proofErr w:type="spellEnd"/>
       <w:r>
+        <w:rPr>
+          <w:lang w:eastAsia="ru-RU" w:bidi="ar-SA"/>
+        </w:rPr>
         <w:t xml:space="preserve">, предназначенный для построения минимального </w:t>
       </w:r>
       <w:proofErr w:type="spellStart"/>
       <w:r>
+        <w:rPr>
+          <w:lang w:eastAsia="ru-RU" w:bidi="ar-SA"/>
+        </w:rPr>
         <w:t>остовного</w:t>
       </w:r>
       <w:proofErr w:type="spellEnd"/>
       <w:r>
+        <w:rPr>
+          <w:lang w:eastAsia="ru-RU" w:bidi="ar-SA"/>
+        </w:rPr>
         <w:t xml:space="preserve"> дерева взвешенного неориентированного графа.</w:t>
       </w:r>
       <w:r>
-        <w:t xml:space="preserve"> </w:t>
-      </w:r>
-    </w:p>
-    <w:p>
-      <w:pPr>
-        <w:pStyle w:val="a1"/>
-      </w:pPr>
-      <w:r>
-        <w:t xml:space="preserve">Целью </w:t>
-      </w:r>
-      <w:r>
-        <w:t>учебной практики по направлению «Новые языки программирования»</w:t>
-      </w:r>
-      <w:r>
-        <w:t xml:space="preserve"> является создание интерактивного приложения-визуализатора, которое в пошаговом и автоматическом режимах демонстрирует процесс построения минимального </w:t>
-      </w:r>
-      <w:proofErr w:type="spellStart"/>
-      <w:r>
+        <w:rPr>
+          <w:lang w:eastAsia="ru-RU" w:bidi="ar-SA"/>
+        </w:rPr>
+        <w:t xml:space="preserve"> </w:t>
+      </w:r>
+    </w:p>
+    <w:p>
+      <w:pPr>
+        <w:pStyle w:val="a1"/>
+        <w:rPr>
+          <w:lang w:eastAsia="ru-RU" w:bidi="ar-SA"/>
+        </w:rPr>
+      </w:pPr>
+      <w:r>
+        <w:rPr>
+          <w:lang w:eastAsia="ru-RU" w:bidi="ar-SA"/>
+        </w:rPr>
+        <w:t xml:space="preserve">Целью учебной практики по направлению «Новые языки программирования» является создание интерактивного приложения-визуализатора, которое в пошаговом и автоматическом режимах демонстрирует процесс построения минимального </w:t>
+      </w:r>
+      <w:proofErr w:type="spellStart"/>
+      <w:r>
+        <w:rPr>
+          <w:lang w:eastAsia="ru-RU" w:bidi="ar-SA"/>
+        </w:rPr>
         <w:t>остовного</w:t>
       </w:r>
       <w:proofErr w:type="spellEnd"/>
       <w:r>
+        <w:rPr>
+          <w:lang w:eastAsia="ru-RU" w:bidi="ar-SA"/>
+        </w:rPr>
         <w:t xml:space="preserve"> дерева по алгоритму </w:t>
       </w:r>
       <w:proofErr w:type="spellStart"/>
       <w:r>
+        <w:rPr>
+          <w:lang w:eastAsia="ru-RU" w:bidi="ar-SA"/>
+        </w:rPr>
         <w:t>Краскала</w:t>
       </w:r>
       <w:proofErr w:type="spellEnd"/>
       <w:r>
+        <w:rPr>
+          <w:lang w:eastAsia="ru-RU" w:bidi="ar-SA"/>
+        </w:rPr>
         <w:t xml:space="preserve">. Разработка ведётся на языке Java с использованием библиотеки </w:t>
       </w:r>
       <w:proofErr w:type="spellStart"/>
       <w:r>
+        <w:rPr>
+          <w:lang w:eastAsia="ru-RU" w:bidi="ar-SA"/>
+        </w:rPr>
         <w:t>JavaFX</w:t>
       </w:r>
       <w:proofErr w:type="spellEnd"/>
       <w:r>
-        <w:t xml:space="preserve"> для построения графического интерфейса. Готовый продукт ориентирован на применение в учебном процессе: он позволит преподавателям иллюстрировать лекционный материал, а студентам</w:t>
-      </w:r>
-      <w:r>
-        <w:t xml:space="preserve"> – </w:t>
-      </w:r>
-      <w:r>
-        <w:t>самостоятельно разбираться в работе алгоритма через визуальные примеры и текстовые пояснения.</w:t>
-      </w:r>
-    </w:p>
-    <w:p>
-      <w:pPr>
-        <w:pStyle w:val="a1"/>
-      </w:pPr>
-      <w:r>
+        <w:rPr>
+          <w:lang w:eastAsia="ru-RU" w:bidi="ar-SA"/>
+        </w:rPr>
+        <w:t xml:space="preserve"> для построения графического интерфейса. Готовый продукт ориентирован на применение в учебном процессе: он позволит преподавателям иллюстрировать лекционный материал, а студентам – самостоятельно разбираться в работе алгоритма через визуальные примеры и текстовые пояснения.</w:t>
+      </w:r>
+    </w:p>
+    <w:p>
+      <w:pPr>
+        <w:pStyle w:val="a1"/>
+        <w:rPr>
+          <w:lang w:eastAsia="ru-RU" w:bidi="ar-SA"/>
+        </w:rPr>
+      </w:pPr>
+      <w:r>
+        <w:rPr>
+          <w:lang w:eastAsia="ru-RU" w:bidi="ar-SA"/>
+        </w:rPr>
         <w:t xml:space="preserve">Для достижения поставленной цели были определены следующие задачи: изучение языка программирования Java; разработка мини-проекта согласно утверждённой спецификации, включающей создание и редактирование графа, загрузку и сохранение графа в текстовый файл, генерацию случайного графа, пошаговое и автоматическое выполнение алгоритма, визуальную подсветку рёбер, текстовое логирование, очистку рабочей области и вывод справочной информации; проведение тестирования; ведение проекта в общем репозитории </w:t>
       </w:r>
       <w:proofErr w:type="spellStart"/>
       <w:r>
+        <w:rPr>
+          <w:lang w:eastAsia="ru-RU" w:bidi="ar-SA"/>
+        </w:rPr>
         <w:t>GitHub</w:t>
       </w:r>
       <w:proofErr w:type="spellEnd"/>
       <w:r>
-        <w:t>; подготовка отчёта и защита приложения</w:t>
-      </w:r>
-      <w:r>
-        <w:t xml:space="preserve"> перед преподавателем</w:t>
-      </w:r>
-      <w:r>
-        <w:t>.</w:t>
+        <w:rPr>
+          <w:lang w:eastAsia="ru-RU" w:bidi="ar-SA"/>
+        </w:rPr>
+        <w:t>; подготовка отчёта и защита приложения перед преподавателем.</w:t>
       </w:r>
     </w:p>
     <w:p>
@@ -2547,7 +2595,6 @@
         <w:pStyle w:val="a1"/>
         <w:ind w:firstLine="0"/>
       </w:pPr>
-      <w:bookmarkStart w:id="1" w:name="_Toc73173348"/>
       <w:r>
         <w:br w:type="page"/>
       </w:r>
@@ -3620,7 +3667,15 @@
       </w:r>
       <w:r>
         <w:tab/>
-        <w:t>В верхней части окна  должны располагаться несколько строк меню, содержащее пункты для работы с вершинами: "</w:t>
+        <w:t xml:space="preserve">В верхней части </w:t>
+      </w:r>
+      <w:proofErr w:type="gramStart"/>
+      <w:r>
+        <w:t>окна  должны</w:t>
+      </w:r>
+      <w:proofErr w:type="gramEnd"/>
+      <w:r>
+        <w:t xml:space="preserve"> располагаться несколько строк меню, содержащее пункты для работы с вершинами: "</w:t>
       </w:r>
       <w:proofErr w:type="spellStart"/>
       <w:r>
@@ -4731,6 +4786,7 @@
         <w:t xml:space="preserve">Алгоритм </w:t>
       </w:r>
       <w:proofErr w:type="spellStart"/>
+      <w:proofErr w:type="gramStart"/>
       <w:r>
         <w:rPr>
           <w:rFonts w:ascii="Courier New" w:eastAsia="Courier New" w:hAnsi="Courier New" w:cs="Courier New"/>
@@ -4746,7 +4802,16 @@
           <w:sz w:val="20"/>
           <w:szCs w:val="20"/>
         </w:rPr>
-        <w:t>(Граф G):</w:t>
+        <w:t>(</w:t>
+      </w:r>
+      <w:proofErr w:type="gramEnd"/>
+      <w:r>
+        <w:rPr>
+          <w:rFonts w:ascii="Courier New" w:eastAsia="Courier New" w:hAnsi="Courier New" w:cs="Courier New"/>
+          <w:sz w:val="20"/>
+          <w:szCs w:val="20"/>
+        </w:rPr>
+        <w:t>Граф G):</w:t>
       </w:r>
     </w:p>
     <w:p>
@@ -5964,10 +6029,12 @@
         <w:t xml:space="preserve">, в котором загружается FXML-разметка из файла </w:t>
       </w:r>
       <w:proofErr w:type="spellStart"/>
+      <w:proofErr w:type="gramStart"/>
       <w:r>
         <w:t>main.fxml</w:t>
       </w:r>
       <w:proofErr w:type="spellEnd"/>
+      <w:proofErr w:type="gramEnd"/>
       <w:r>
         <w:t xml:space="preserve">, создаётся сцена с основным окном, </w:t>
       </w:r>
@@ -7083,7 +7150,15 @@
         <w:t xml:space="preserve">. </w:t>
       </w:r>
       <w:r>
-        <w:t>Хранит ребра отсортированные по весу.</w:t>
+        <w:t xml:space="preserve">Хранит </w:t>
+      </w:r>
+      <w:proofErr w:type="gramStart"/>
+      <w:r>
+        <w:t>ребра</w:t>
+      </w:r>
+      <w:proofErr w:type="gramEnd"/>
+      <w:r>
+        <w:t xml:space="preserve"> отсортированные по весу.</w:t>
       </w:r>
     </w:p>
     <w:p>
@@ -7251,8 +7326,13 @@
         </w:numPr>
         <w:ind w:left="709" w:firstLine="0"/>
       </w:pPr>
-      <w:r>
-        <w:t>List&lt;Edge&gt; </w:t>
+      <w:proofErr w:type="gramStart"/>
+      <w:r>
+        <w:t>List&lt;</w:t>
+      </w:r>
+      <w:proofErr w:type="gramEnd"/>
+      <w:r>
+        <w:t>Edge&gt; </w:t>
       </w:r>
       <w:proofErr w:type="spellStart"/>
       <w:r>
@@ -8029,12 +8109,17 @@
         <w:ind w:left="709" w:firstLine="0"/>
       </w:pPr>
       <w:proofErr w:type="spellStart"/>
+      <w:proofErr w:type="gramStart"/>
       <w:r>
         <w:t>int</w:t>
       </w:r>
       <w:proofErr w:type="spellEnd"/>
       <w:r>
-        <w:t xml:space="preserve">[] </w:t>
+        <w:t>[</w:t>
+      </w:r>
+      <w:proofErr w:type="gramEnd"/>
+      <w:r>
+        <w:t xml:space="preserve">] </w:t>
       </w:r>
       <w:proofErr w:type="spellStart"/>
       <w:r>
@@ -8070,12 +8155,17 @@
         <w:ind w:left="709" w:firstLine="0"/>
       </w:pPr>
       <w:proofErr w:type="spellStart"/>
+      <w:proofErr w:type="gramStart"/>
       <w:r>
         <w:t>int</w:t>
       </w:r>
       <w:proofErr w:type="spellEnd"/>
       <w:r>
-        <w:t xml:space="preserve">[] </w:t>
+        <w:t>[</w:t>
+      </w:r>
+      <w:proofErr w:type="gramEnd"/>
+      <w:r>
+        <w:t xml:space="preserve">] </w:t>
       </w:r>
       <w:proofErr w:type="spellStart"/>
       <w:r>
@@ -8107,8 +8197,13 @@
         </w:numPr>
         <w:ind w:left="709" w:firstLine="0"/>
       </w:pPr>
-      <w:r>
-        <w:t xml:space="preserve">Color[] </w:t>
+      <w:proofErr w:type="gramStart"/>
+      <w:r>
+        <w:t>Color[</w:t>
+      </w:r>
+      <w:proofErr w:type="gramEnd"/>
+      <w:r>
+        <w:t xml:space="preserve">] </w:t>
       </w:r>
       <w:proofErr w:type="spellStart"/>
       <w:r>
@@ -8210,7 +8305,25 @@
           <w:color w:val="000000" w:themeColor="text1"/>
           <w:lang w:val="en-US"/>
         </w:rPr>
-        <w:t xml:space="preserve">public void start(Stage </w:t>
+        <w:t xml:space="preserve">public void </w:t>
+      </w:r>
+      <w:proofErr w:type="gramStart"/>
+      <w:r>
+        <w:rPr>
+          <w:bCs/>
+          <w:color w:val="000000" w:themeColor="text1"/>
+          <w:lang w:val="en-US"/>
+        </w:rPr>
+        <w:t>start(</w:t>
+      </w:r>
+      <w:proofErr w:type="gramEnd"/>
+      <w:r>
+        <w:rPr>
+          <w:bCs/>
+          <w:color w:val="000000" w:themeColor="text1"/>
+          <w:lang w:val="en-US"/>
+        </w:rPr>
+        <w:t xml:space="preserve">Stage </w:t>
       </w:r>
       <w:proofErr w:type="spellStart"/>
       <w:r>
@@ -8441,6 +8554,7 @@
         <w:t xml:space="preserve"> </w:t>
       </w:r>
       <w:proofErr w:type="spellStart"/>
+      <w:proofErr w:type="gramStart"/>
       <w:r>
         <w:rPr>
           <w:bCs/>
@@ -8450,6 +8564,7 @@
         <w:t>main.fxml</w:t>
       </w:r>
       <w:proofErr w:type="spellEnd"/>
+      <w:proofErr w:type="gramEnd"/>
       <w:r>
         <w:rPr>
           <w:bCs/>
@@ -8974,7 +9089,25 @@
           <w:color w:val="000000" w:themeColor="text1"/>
           <w:lang w:val="en-US"/>
         </w:rPr>
-        <w:t xml:space="preserve">public static void main(String[] </w:t>
+        <w:t xml:space="preserve">public static void </w:t>
+      </w:r>
+      <w:proofErr w:type="gramStart"/>
+      <w:r>
+        <w:rPr>
+          <w:bCs/>
+          <w:color w:val="000000" w:themeColor="text1"/>
+          <w:lang w:val="en-US"/>
+        </w:rPr>
+        <w:t>main(String[</w:t>
+      </w:r>
+      <w:proofErr w:type="gramEnd"/>
+      <w:r>
+        <w:rPr>
+          <w:bCs/>
+          <w:color w:val="000000" w:themeColor="text1"/>
+          <w:lang w:val="en-US"/>
+        </w:rPr>
+        <w:t xml:space="preserve">] </w:t>
       </w:r>
       <w:proofErr w:type="spellStart"/>
       <w:r>
@@ -9062,6 +9195,7 @@
         <w:t xml:space="preserve">В теле метода выполняются следующие действия: устанавливается системное свойство </w:t>
       </w:r>
       <w:proofErr w:type="spellStart"/>
+      <w:proofErr w:type="gramStart"/>
       <w:r>
         <w:rPr>
           <w:bCs/>
@@ -9070,6 +9204,7 @@
         <w:t>prism.allowhidpi</w:t>
       </w:r>
       <w:proofErr w:type="spellEnd"/>
+      <w:proofErr w:type="gramEnd"/>
       <w:r>
         <w:rPr>
           <w:bCs/>
@@ -9115,9 +9250,18 @@
           <w:bCs/>
           <w:color w:val="000000" w:themeColor="text1"/>
         </w:rPr>
-        <w:t>javafx.text.useSystemFont</w:t>
-      </w:r>
-      <w:proofErr w:type="spellEnd"/>
+        <w:t>javafx.</w:t>
+      </w:r>
+      <w:proofErr w:type="gramStart"/>
+      <w:r>
+        <w:rPr>
+          <w:bCs/>
+          <w:color w:val="000000" w:themeColor="text1"/>
+        </w:rPr>
+        <w:t>text.useSystemFont</w:t>
+      </w:r>
+      <w:proofErr w:type="spellEnd"/>
+      <w:proofErr w:type="gramEnd"/>
       <w:r>
         <w:rPr>
           <w:bCs/>
@@ -9288,6 +9432,7 @@
         <w:t xml:space="preserve">public </w:t>
       </w:r>
       <w:proofErr w:type="spellStart"/>
+      <w:proofErr w:type="gramStart"/>
       <w:r>
         <w:rPr>
           <w:bCs/>
@@ -9303,7 +9448,16 @@
           <w:color w:val="000000" w:themeColor="text1"/>
           <w:lang w:val="en-US"/>
         </w:rPr>
-        <w:t xml:space="preserve">(Edge edge, </w:t>
+        <w:t>(</w:t>
+      </w:r>
+      <w:proofErr w:type="gramEnd"/>
+      <w:r>
+        <w:rPr>
+          <w:bCs/>
+          <w:color w:val="000000" w:themeColor="text1"/>
+          <w:lang w:val="en-US"/>
+        </w:rPr>
+        <w:t xml:space="preserve">Edge edge, </w:t>
       </w:r>
       <w:proofErr w:type="spellStart"/>
       <w:r>
@@ -9508,6 +9662,7 @@
         <w:t xml:space="preserve"> Edge </w:t>
       </w:r>
       <w:proofErr w:type="spellStart"/>
+      <w:proofErr w:type="gramStart"/>
       <w:r>
         <w:rPr>
           <w:bCs/>
@@ -9521,7 +9676,15 @@
           <w:bCs/>
           <w:color w:val="000000" w:themeColor="text1"/>
         </w:rPr>
-        <w:t>() – возвращает ребро, рассматриваемое на данном шаге</w:t>
+        <w:t>(</w:t>
+      </w:r>
+      <w:proofErr w:type="gramEnd"/>
+      <w:r>
+        <w:rPr>
+          <w:bCs/>
+          <w:color w:val="000000" w:themeColor="text1"/>
+        </w:rPr>
+        <w:t>) – возвращает ребро, рассматриваемое на данном шаге</w:t>
       </w:r>
       <w:r>
         <w:rPr>
@@ -9584,6 +9747,7 @@
         <w:t xml:space="preserve"> </w:t>
       </w:r>
       <w:proofErr w:type="spellStart"/>
+      <w:proofErr w:type="gramStart"/>
       <w:r>
         <w:rPr>
           <w:bCs/>
@@ -9597,7 +9761,15 @@
           <w:bCs/>
           <w:color w:val="000000" w:themeColor="text1"/>
         </w:rPr>
-        <w:t xml:space="preserve">() – возвращает текстовое описание шага </w:t>
+        <w:t>(</w:t>
+      </w:r>
+      <w:proofErr w:type="gramEnd"/>
+      <w:r>
+        <w:rPr>
+          <w:bCs/>
+          <w:color w:val="000000" w:themeColor="text1"/>
+        </w:rPr>
+        <w:t xml:space="preserve">) – возвращает текстовое описание шага </w:t>
       </w:r>
       <w:r>
         <w:rPr>
@@ -9660,6 +9832,7 @@
         <w:t xml:space="preserve"> </w:t>
       </w:r>
       <w:proofErr w:type="spellStart"/>
+      <w:proofErr w:type="gramStart"/>
       <w:r>
         <w:rPr>
           <w:bCs/>
@@ -9673,7 +9846,15 @@
           <w:bCs/>
           <w:color w:val="000000" w:themeColor="text1"/>
         </w:rPr>
-        <w:t xml:space="preserve">() – возвращает суммарный вес минимального </w:t>
+        <w:t>(</w:t>
+      </w:r>
+      <w:proofErr w:type="gramEnd"/>
+      <w:r>
+        <w:rPr>
+          <w:bCs/>
+          <w:color w:val="000000" w:themeColor="text1"/>
+        </w:rPr>
+        <w:t xml:space="preserve">) – возвращает суммарный вес минимального </w:t>
       </w:r>
       <w:proofErr w:type="spellStart"/>
       <w:r>
@@ -9753,6 +9934,7 @@
         <w:t xml:space="preserve"> </w:t>
       </w:r>
       <w:proofErr w:type="spellStart"/>
+      <w:proofErr w:type="gramStart"/>
       <w:r>
         <w:rPr>
           <w:bCs/>
@@ -9766,7 +9948,15 @@
           <w:bCs/>
           <w:color w:val="000000" w:themeColor="text1"/>
         </w:rPr>
-        <w:t xml:space="preserve">() – возвращает </w:t>
+        <w:t>(</w:t>
+      </w:r>
+      <w:proofErr w:type="gramEnd"/>
+      <w:r>
+        <w:rPr>
+          <w:bCs/>
+          <w:color w:val="000000" w:themeColor="text1"/>
+        </w:rPr>
+        <w:t xml:space="preserve">) – возвращает </w:t>
       </w:r>
       <w:proofErr w:type="spellStart"/>
       <w:r>
@@ -9863,6 +10053,7 @@
         <w:t xml:space="preserve"> </w:t>
       </w:r>
       <w:proofErr w:type="spellStart"/>
+      <w:proofErr w:type="gramStart"/>
       <w:r>
         <w:rPr>
           <w:bCs/>
@@ -9876,7 +10067,15 @@
           <w:bCs/>
           <w:color w:val="000000" w:themeColor="text1"/>
         </w:rPr>
-        <w:t xml:space="preserve">() – переопределяет стандартный метод, возвращая строковое представление шага, равное его текстовому описанию (полю </w:t>
+        <w:t>(</w:t>
+      </w:r>
+      <w:proofErr w:type="gramEnd"/>
+      <w:r>
+        <w:rPr>
+          <w:bCs/>
+          <w:color w:val="000000" w:themeColor="text1"/>
+        </w:rPr>
+        <w:t xml:space="preserve">) – переопределяет стандартный метод, возвращая строковое представление шага, равное его текстовому описанию (полю </w:t>
       </w:r>
       <w:proofErr w:type="spellStart"/>
       <w:r>
@@ -9961,9 +10160,18 @@
           <w:bCs/>
           <w:color w:val="000000" w:themeColor="text1"/>
         </w:rPr>
-        <w:t xml:space="preserve"> DSU(</w:t>
-      </w:r>
-      <w:proofErr w:type="spellStart"/>
+        <w:t xml:space="preserve"> </w:t>
+      </w:r>
+      <w:proofErr w:type="gramStart"/>
+      <w:r>
+        <w:rPr>
+          <w:bCs/>
+          <w:color w:val="000000" w:themeColor="text1"/>
+        </w:rPr>
+        <w:t>DSU(</w:t>
+      </w:r>
+      <w:proofErr w:type="spellStart"/>
+      <w:proofErr w:type="gramEnd"/>
       <w:r>
         <w:rPr>
           <w:bCs/>
@@ -10081,6 +10289,7 @@
         <w:t xml:space="preserve"> </w:t>
       </w:r>
       <w:proofErr w:type="spellStart"/>
+      <w:proofErr w:type="gramStart"/>
       <w:r>
         <w:rPr>
           <w:bCs/>
@@ -10097,6 +10306,7 @@
         <w:t>(</w:t>
       </w:r>
       <w:proofErr w:type="spellStart"/>
+      <w:proofErr w:type="gramEnd"/>
       <w:r>
         <w:rPr>
           <w:bCs/>
@@ -10166,6 +10376,7 @@
         <w:t xml:space="preserve"> </w:t>
       </w:r>
       <w:proofErr w:type="spellStart"/>
+      <w:proofErr w:type="gramStart"/>
       <w:r>
         <w:rPr>
           <w:bCs/>
@@ -10182,6 +10393,7 @@
         <w:t>(</w:t>
       </w:r>
       <w:proofErr w:type="spellStart"/>
+      <w:proofErr w:type="gramEnd"/>
       <w:r>
         <w:rPr>
           <w:bCs/>
@@ -10283,6 +10495,7 @@
         <w:t xml:space="preserve"> </w:t>
       </w:r>
       <w:proofErr w:type="spellStart"/>
+      <w:proofErr w:type="gramStart"/>
       <w:r>
         <w:rPr>
           <w:bCs/>
@@ -10299,6 +10512,7 @@
         <w:t>&lt;</w:t>
       </w:r>
       <w:proofErr w:type="spellStart"/>
+      <w:proofErr w:type="gramEnd"/>
       <w:r>
         <w:rPr>
           <w:bCs/>
@@ -10315,6 +10529,7 @@
         <w:t xml:space="preserve">, Color&gt; </w:t>
       </w:r>
       <w:proofErr w:type="spellStart"/>
+      <w:proofErr w:type="gramStart"/>
       <w:r>
         <w:rPr>
           <w:bCs/>
@@ -10331,6 +10546,7 @@
         <w:t>(</w:t>
       </w:r>
       <w:proofErr w:type="spellStart"/>
+      <w:proofErr w:type="gramEnd"/>
       <w:r>
         <w:rPr>
           <w:bCs/>
@@ -10449,6 +10665,7 @@
         <w:t xml:space="preserve"> </w:t>
       </w:r>
       <w:proofErr w:type="spellStart"/>
+      <w:proofErr w:type="gramStart"/>
       <w:r>
         <w:rPr>
           <w:bCs/>
@@ -10465,6 +10682,7 @@
         <w:t>(</w:t>
       </w:r>
       <w:proofErr w:type="spellStart"/>
+      <w:proofErr w:type="gramEnd"/>
       <w:r>
         <w:rPr>
           <w:bCs/>
@@ -10609,9 +10827,18 @@
           <w:bCs/>
           <w:color w:val="000000" w:themeColor="text1"/>
         </w:rPr>
-        <w:t xml:space="preserve"> List&lt;</w:t>
-      </w:r>
-      <w:proofErr w:type="spellStart"/>
+        <w:t xml:space="preserve"> </w:t>
+      </w:r>
+      <w:proofErr w:type="gramStart"/>
+      <w:r>
+        <w:rPr>
+          <w:bCs/>
+          <w:color w:val="000000" w:themeColor="text1"/>
+        </w:rPr>
+        <w:t>List&lt;</w:t>
+      </w:r>
+      <w:proofErr w:type="spellStart"/>
+      <w:proofErr w:type="gramEnd"/>
       <w:r>
         <w:rPr>
           <w:bCs/>
@@ -10628,6 +10855,7 @@
         <w:t>&gt; </w:t>
       </w:r>
       <w:proofErr w:type="spellStart"/>
+      <w:proofErr w:type="gramStart"/>
       <w:r>
         <w:rPr>
           <w:bCs/>
@@ -10644,6 +10872,7 @@
         <w:t>(</w:t>
       </w:r>
       <w:proofErr w:type="spellStart"/>
+      <w:proofErr w:type="gramEnd"/>
       <w:r>
         <w:rPr>
           <w:bCs/>
@@ -10735,9 +10964,26 @@
           <w:bCs/>
           <w:color w:val="000000" w:themeColor="text1"/>
         </w:rPr>
-        <w:t xml:space="preserve"> List&lt;Edge&gt; </w:t>
-      </w:r>
-      <w:proofErr w:type="spellStart"/>
+        <w:t xml:space="preserve"> </w:t>
+      </w:r>
+      <w:proofErr w:type="gramStart"/>
+      <w:r>
+        <w:rPr>
+          <w:bCs/>
+          <w:color w:val="000000" w:themeColor="text1"/>
+        </w:rPr>
+        <w:t>List&lt;</w:t>
+      </w:r>
+      <w:proofErr w:type="gramEnd"/>
+      <w:r>
+        <w:rPr>
+          <w:bCs/>
+          <w:color w:val="000000" w:themeColor="text1"/>
+        </w:rPr>
+        <w:t>Edge&gt; </w:t>
+      </w:r>
+      <w:proofErr w:type="spellStart"/>
+      <w:proofErr w:type="gramStart"/>
       <w:r>
         <w:rPr>
           <w:bCs/>
@@ -10754,6 +11000,7 @@
         <w:t>(</w:t>
       </w:r>
       <w:proofErr w:type="spellStart"/>
+      <w:proofErr w:type="gramEnd"/>
       <w:r>
         <w:rPr>
           <w:bCs/>
@@ -10880,6 +11127,7 @@
         <w:t xml:space="preserve"> </w:t>
       </w:r>
       <w:proofErr w:type="spellStart"/>
+      <w:proofErr w:type="gramStart"/>
       <w:r>
         <w:rPr>
           <w:bCs/>
@@ -10896,6 +11144,7 @@
         <w:t>(</w:t>
       </w:r>
       <w:proofErr w:type="spellStart"/>
+      <w:proofErr w:type="gramEnd"/>
       <w:r>
         <w:rPr>
           <w:bCs/>
@@ -10994,9 +11243,18 @@
           <w:bCs/>
           <w:color w:val="000000" w:themeColor="text1"/>
         </w:rPr>
-        <w:t xml:space="preserve"> List&lt;</w:t>
-      </w:r>
-      <w:proofErr w:type="spellStart"/>
+        <w:t xml:space="preserve"> </w:t>
+      </w:r>
+      <w:proofErr w:type="gramStart"/>
+      <w:r>
+        <w:rPr>
+          <w:bCs/>
+          <w:color w:val="000000" w:themeColor="text1"/>
+        </w:rPr>
+        <w:t>List&lt;</w:t>
+      </w:r>
+      <w:proofErr w:type="spellStart"/>
+      <w:proofErr w:type="gramEnd"/>
       <w:r>
         <w:rPr>
           <w:bCs/>
@@ -11013,6 +11271,7 @@
         <w:t>&gt; </w:t>
       </w:r>
       <w:proofErr w:type="spellStart"/>
+      <w:proofErr w:type="gramStart"/>
       <w:r>
         <w:rPr>
           <w:bCs/>
@@ -11029,6 +11288,7 @@
         <w:t>(</w:t>
       </w:r>
       <w:proofErr w:type="spellStart"/>
+      <w:proofErr w:type="gramEnd"/>
       <w:r>
         <w:rPr>
           <w:bCs/>
@@ -11170,6 +11430,7 @@
         <w:t xml:space="preserve">ublic </w:t>
       </w:r>
       <w:proofErr w:type="spellStart"/>
+      <w:proofErr w:type="gramStart"/>
       <w:r>
         <w:rPr>
           <w:bCs/>
@@ -11185,7 +11446,16 @@
           <w:color w:val="000000" w:themeColor="text1"/>
           <w:lang w:val="en-US"/>
         </w:rPr>
-        <w:t>(List&lt;Edge&gt; </w:t>
+        <w:t>(</w:t>
+      </w:r>
+      <w:proofErr w:type="gramEnd"/>
+      <w:r>
+        <w:rPr>
+          <w:bCs/>
+          <w:color w:val="000000" w:themeColor="text1"/>
+          <w:lang w:val="en-US"/>
+        </w:rPr>
+        <w:t>List&lt;Edge&gt; </w:t>
       </w:r>
       <w:proofErr w:type="spellStart"/>
       <w:r>
@@ -11467,9 +11737,26 @@
           <w:bCs/>
           <w:color w:val="000000" w:themeColor="text1"/>
         </w:rPr>
-        <w:t xml:space="preserve"> List&lt;Edge&gt; </w:t>
-      </w:r>
-      <w:proofErr w:type="spellStart"/>
+        <w:t xml:space="preserve"> </w:t>
+      </w:r>
+      <w:proofErr w:type="gramStart"/>
+      <w:r>
+        <w:rPr>
+          <w:bCs/>
+          <w:color w:val="000000" w:themeColor="text1"/>
+        </w:rPr>
+        <w:t>List&lt;</w:t>
+      </w:r>
+      <w:proofErr w:type="gramEnd"/>
+      <w:r>
+        <w:rPr>
+          <w:bCs/>
+          <w:color w:val="000000" w:themeColor="text1"/>
+        </w:rPr>
+        <w:t>Edge&gt; </w:t>
+      </w:r>
+      <w:proofErr w:type="spellStart"/>
+      <w:proofErr w:type="gramStart"/>
       <w:r>
         <w:rPr>
           <w:bCs/>
@@ -11483,7 +11770,15 @@
           <w:bCs/>
           <w:color w:val="000000" w:themeColor="text1"/>
         </w:rPr>
-        <w:t xml:space="preserve">() – возвращает неизменяемый список рёбер, уже добавленных в минимальное </w:t>
+        <w:t>(</w:t>
+      </w:r>
+      <w:proofErr w:type="gramEnd"/>
+      <w:r>
+        <w:rPr>
+          <w:bCs/>
+          <w:color w:val="000000" w:themeColor="text1"/>
+        </w:rPr>
+        <w:t xml:space="preserve">) – возвращает неизменяемый список рёбер, уже добавленных в минимальное </w:t>
       </w:r>
       <w:proofErr w:type="spellStart"/>
       <w:r>
@@ -11539,6 +11834,7 @@
         <w:t xml:space="preserve"> </w:t>
       </w:r>
       <w:proofErr w:type="spellStart"/>
+      <w:proofErr w:type="gramStart"/>
       <w:r>
         <w:rPr>
           <w:bCs/>
@@ -11552,7 +11848,15 @@
           <w:bCs/>
           <w:color w:val="000000" w:themeColor="text1"/>
         </w:rPr>
-        <w:t xml:space="preserve">&lt;Edge, </w:t>
+        <w:t>&lt;</w:t>
+      </w:r>
+      <w:proofErr w:type="gramEnd"/>
+      <w:r>
+        <w:rPr>
+          <w:bCs/>
+          <w:color w:val="000000" w:themeColor="text1"/>
+        </w:rPr>
+        <w:t xml:space="preserve">Edge, </w:t>
       </w:r>
       <w:proofErr w:type="spellStart"/>
       <w:r>
@@ -11571,6 +11875,7 @@
         <w:t xml:space="preserve">&gt; </w:t>
       </w:r>
       <w:proofErr w:type="spellStart"/>
+      <w:proofErr w:type="gramStart"/>
       <w:r>
         <w:rPr>
           <w:bCs/>
@@ -11584,7 +11889,15 @@
           <w:bCs/>
           <w:color w:val="000000" w:themeColor="text1"/>
         </w:rPr>
-        <w:t>() – возвращает неизменяемое отображение, в котором каждому ребру графа сопоставлен его текущий статус (UNPROCESSED, CURRENT, ADDED, REJECTED)</w:t>
+        <w:t>(</w:t>
+      </w:r>
+      <w:proofErr w:type="gramEnd"/>
+      <w:r>
+        <w:rPr>
+          <w:bCs/>
+          <w:color w:val="000000" w:themeColor="text1"/>
+        </w:rPr>
+        <w:t>) – возвращает неизменяемое отображение, в котором каждому ребру графа сопоставлен его текущий статус (UNPROCESSED, CURRENT, ADDED, REJECTED)</w:t>
       </w:r>
       <w:r>
         <w:rPr>
@@ -11624,6 +11937,7 @@
         <w:t xml:space="preserve"> </w:t>
       </w:r>
       <w:proofErr w:type="spellStart"/>
+      <w:proofErr w:type="gramStart"/>
       <w:r>
         <w:rPr>
           <w:bCs/>
@@ -11640,6 +11954,7 @@
         <w:t>&lt;</w:t>
       </w:r>
       <w:proofErr w:type="spellStart"/>
+      <w:proofErr w:type="gramEnd"/>
       <w:r>
         <w:rPr>
           <w:bCs/>
@@ -11656,6 +11971,7 @@
         <w:t xml:space="preserve">, Color&gt; </w:t>
       </w:r>
       <w:proofErr w:type="spellStart"/>
+      <w:proofErr w:type="gramStart"/>
       <w:r>
         <w:rPr>
           <w:bCs/>
@@ -11669,7 +11985,15 @@
           <w:bCs/>
           <w:color w:val="000000" w:themeColor="text1"/>
         </w:rPr>
-        <w:t>() – возвращает неизменяемое отображение, в котором каждой вершине графа сопоставлен её цвет на данном шаге (определяется корнем множества в DSU)</w:t>
+        <w:t>(</w:t>
+      </w:r>
+      <w:proofErr w:type="gramEnd"/>
+      <w:r>
+        <w:rPr>
+          <w:bCs/>
+          <w:color w:val="000000" w:themeColor="text1"/>
+        </w:rPr>
+        <w:t>) – возвращает неизменяемое отображение, в котором каждой вершине графа сопоставлен её цвет на данном шаге (определяется корнем множества в DSU)</w:t>
       </w:r>
       <w:r>
         <w:rPr>
@@ -11709,6 +12033,7 @@
         <w:t xml:space="preserve"> Edge </w:t>
       </w:r>
       <w:proofErr w:type="spellStart"/>
+      <w:proofErr w:type="gramStart"/>
       <w:r>
         <w:rPr>
           <w:bCs/>
@@ -11722,7 +12047,15 @@
           <w:bCs/>
           <w:color w:val="000000" w:themeColor="text1"/>
         </w:rPr>
-        <w:t>() – возвращает ребро, которое подсвечивается на данном шаге</w:t>
+        <w:t>(</w:t>
+      </w:r>
+      <w:proofErr w:type="gramEnd"/>
+      <w:r>
+        <w:rPr>
+          <w:bCs/>
+          <w:color w:val="000000" w:themeColor="text1"/>
+        </w:rPr>
+        <w:t>) – возвращает ребро, которое подсвечивается на данном шаге</w:t>
       </w:r>
       <w:r>
         <w:rPr>
@@ -11823,6 +12156,7 @@
         <w:t xml:space="preserve"> </w:t>
       </w:r>
       <w:proofErr w:type="spellStart"/>
+      <w:proofErr w:type="gramStart"/>
       <w:r>
         <w:rPr>
           <w:bCs/>
@@ -11836,7 +12170,15 @@
           <w:bCs/>
           <w:color w:val="000000" w:themeColor="text1"/>
         </w:rPr>
-        <w:t xml:space="preserve">() – возвращает суммарный вес минимального </w:t>
+        <w:t>(</w:t>
+      </w:r>
+      <w:proofErr w:type="gramEnd"/>
+      <w:r>
+        <w:rPr>
+          <w:bCs/>
+          <w:color w:val="000000" w:themeColor="text1"/>
+        </w:rPr>
+        <w:t xml:space="preserve">) – возвращает суммарный вес минимального </w:t>
       </w:r>
       <w:proofErr w:type="spellStart"/>
       <w:r>
@@ -11908,6 +12250,7 @@
         <w:t xml:space="preserve"> </w:t>
       </w:r>
       <w:proofErr w:type="spellStart"/>
+      <w:proofErr w:type="gramStart"/>
       <w:r>
         <w:rPr>
           <w:bCs/>
@@ -11921,7 +12264,15 @@
           <w:bCs/>
           <w:color w:val="000000" w:themeColor="text1"/>
         </w:rPr>
-        <w:t xml:space="preserve">() – возвращает текстовое описание шага </w:t>
+        <w:t>(</w:t>
+      </w:r>
+      <w:proofErr w:type="gramEnd"/>
+      <w:r>
+        <w:rPr>
+          <w:bCs/>
+          <w:color w:val="000000" w:themeColor="text1"/>
+        </w:rPr>
+        <w:t xml:space="preserve">) – возвращает текстовое описание шага </w:t>
       </w:r>
       <w:r>
         <w:rPr>
@@ -11991,6 +12342,7 @@
         <w:t xml:space="preserve"> </w:t>
       </w:r>
       <w:proofErr w:type="spellStart"/>
+      <w:proofErr w:type="gramStart"/>
       <w:r>
         <w:rPr>
           <w:bCs/>
@@ -12004,7 +12356,15 @@
           <w:bCs/>
           <w:color w:val="000000" w:themeColor="text1"/>
         </w:rPr>
-        <w:t xml:space="preserve">(Edge </w:t>
+        <w:t>(</w:t>
+      </w:r>
+      <w:proofErr w:type="gramEnd"/>
+      <w:r>
+        <w:rPr>
+          <w:bCs/>
+          <w:color w:val="000000" w:themeColor="text1"/>
+        </w:rPr>
+        <w:t xml:space="preserve">Edge </w:t>
       </w:r>
       <w:proofErr w:type="spellStart"/>
       <w:r>
@@ -12118,6 +12478,7 @@
         <w:t xml:space="preserve"> </w:t>
       </w:r>
       <w:proofErr w:type="spellStart"/>
+      <w:proofErr w:type="gramStart"/>
       <w:r>
         <w:rPr>
           <w:bCs/>
@@ -12131,7 +12492,15 @@
           <w:bCs/>
           <w:color w:val="000000" w:themeColor="text1"/>
         </w:rPr>
-        <w:t xml:space="preserve">(Edge </w:t>
+        <w:t>(</w:t>
+      </w:r>
+      <w:proofErr w:type="gramEnd"/>
+      <w:r>
+        <w:rPr>
+          <w:bCs/>
+          <w:color w:val="000000" w:themeColor="text1"/>
+        </w:rPr>
+        <w:t xml:space="preserve">Edge </w:t>
       </w:r>
       <w:proofErr w:type="spellStart"/>
       <w:r>
@@ -12217,6 +12586,7 @@
         <w:t xml:space="preserve"> Color </w:t>
       </w:r>
       <w:proofErr w:type="spellStart"/>
+      <w:proofErr w:type="gramStart"/>
       <w:r>
         <w:rPr>
           <w:bCs/>
@@ -12233,6 +12603,7 @@
         <w:t>(</w:t>
       </w:r>
       <w:proofErr w:type="spellStart"/>
+      <w:proofErr w:type="gramEnd"/>
       <w:r>
         <w:rPr>
           <w:bCs/>
@@ -12357,6 +12728,7 @@
         <w:t xml:space="preserve">public </w:t>
       </w:r>
       <w:proofErr w:type="spellStart"/>
+      <w:proofErr w:type="gramStart"/>
       <w:r>
         <w:rPr>
           <w:bCs/>
@@ -12375,6 +12747,7 @@
         <w:t>(</w:t>
       </w:r>
       <w:proofErr w:type="spellStart"/>
+      <w:proofErr w:type="gramEnd"/>
       <w:r>
         <w:rPr>
           <w:bCs/>
@@ -12751,6 +13124,7 @@
         <w:t xml:space="preserve"> </w:t>
       </w:r>
       <w:proofErr w:type="spellStart"/>
+      <w:proofErr w:type="gramStart"/>
       <w:r>
         <w:rPr>
           <w:bCs/>
@@ -12767,6 +13141,7 @@
         <w:t>(</w:t>
       </w:r>
       <w:proofErr w:type="spellStart"/>
+      <w:proofErr w:type="gramEnd"/>
       <w:r>
         <w:rPr>
           <w:bCs/>
@@ -12869,6 +13244,7 @@
         <w:t xml:space="preserve"> </w:t>
       </w:r>
       <w:proofErr w:type="spellStart"/>
+      <w:proofErr w:type="gramStart"/>
       <w:r>
         <w:rPr>
           <w:bCs/>
@@ -12885,6 +13261,7 @@
         <w:t>(List&lt;</w:t>
       </w:r>
       <w:proofErr w:type="spellStart"/>
+      <w:proofErr w:type="gramEnd"/>
       <w:r>
         <w:rPr>
           <w:bCs/>
@@ -13024,6 +13401,7 @@
         <w:t xml:space="preserve"> </w:t>
       </w:r>
       <w:proofErr w:type="spellStart"/>
+      <w:proofErr w:type="gramStart"/>
       <w:r>
         <w:rPr>
           <w:bCs/>
@@ -13040,6 +13418,7 @@
         <w:t>(</w:t>
       </w:r>
       <w:proofErr w:type="spellStart"/>
+      <w:proofErr w:type="gramEnd"/>
       <w:r>
         <w:rPr>
           <w:bCs/>
@@ -13219,6 +13598,7 @@
         <w:t xml:space="preserve"> </w:t>
       </w:r>
       <w:proofErr w:type="spellStart"/>
+      <w:proofErr w:type="gramStart"/>
       <w:r>
         <w:rPr>
           <w:bCs/>
@@ -13232,9 +13612,18 @@
           <w:bCs/>
           <w:color w:val="000000" w:themeColor="text1"/>
         </w:rPr>
-        <w:t xml:space="preserve">() – запускает автоматическое воспроизведение. Если список шагов отсутствует или пуст, вычисляет его через </w:t>
-      </w:r>
-      <w:proofErr w:type="spellStart"/>
+        <w:t>(</w:t>
+      </w:r>
+      <w:proofErr w:type="gramEnd"/>
+      <w:r>
+        <w:rPr>
+          <w:bCs/>
+          <w:color w:val="000000" w:themeColor="text1"/>
+        </w:rPr>
+        <w:t xml:space="preserve">) – запускает автоматическое воспроизведение. Если список шагов отсутствует или пуст, вычисляет его через </w:t>
+      </w:r>
+      <w:proofErr w:type="spellStart"/>
+      <w:proofErr w:type="gramStart"/>
       <w:r>
         <w:rPr>
           <w:bCs/>
@@ -13243,6 +13632,7 @@
         <w:t>algorithm.executeWithStates</w:t>
       </w:r>
       <w:proofErr w:type="spellEnd"/>
+      <w:proofErr w:type="gramEnd"/>
       <w:r>
         <w:rPr>
           <w:bCs/>
@@ -13496,6 +13886,7 @@
         <w:t xml:space="preserve"> </w:t>
       </w:r>
       <w:proofErr w:type="spellStart"/>
+      <w:proofErr w:type="gramStart"/>
       <w:r>
         <w:rPr>
           <w:bCs/>
@@ -13509,7 +13900,15 @@
           <w:bCs/>
           <w:color w:val="000000" w:themeColor="text1"/>
         </w:rPr>
-        <w:t xml:space="preserve">() – приостанавливает воспроизведение. Если </w:t>
+        <w:t>(</w:t>
+      </w:r>
+      <w:proofErr w:type="gramEnd"/>
+      <w:r>
+        <w:rPr>
+          <w:bCs/>
+          <w:color w:val="000000" w:themeColor="text1"/>
+        </w:rPr>
+        <w:t xml:space="preserve">) – приостанавливает воспроизведение. Если </w:t>
       </w:r>
       <w:proofErr w:type="spellStart"/>
       <w:r>
@@ -13528,6 +13927,7 @@
         <w:t xml:space="preserve"> активен и не на паузе, вызывает </w:t>
       </w:r>
       <w:proofErr w:type="spellStart"/>
+      <w:proofErr w:type="gramStart"/>
       <w:r>
         <w:rPr>
           <w:bCs/>
@@ -13536,6 +13936,7 @@
         <w:t>timeline.pause</w:t>
       </w:r>
       <w:proofErr w:type="spellEnd"/>
+      <w:proofErr w:type="gramEnd"/>
       <w:r>
         <w:rPr>
           <w:bCs/>
@@ -13677,6 +14078,7 @@
         <w:t xml:space="preserve"> </w:t>
       </w:r>
       <w:proofErr w:type="spellStart"/>
+      <w:proofErr w:type="gramStart"/>
       <w:r>
         <w:rPr>
           <w:bCs/>
@@ -13690,7 +14092,15 @@
           <w:bCs/>
           <w:color w:val="000000" w:themeColor="text1"/>
         </w:rPr>
-        <w:t xml:space="preserve">() – возобновляет воспроизведение с паузы. Если </w:t>
+        <w:t>(</w:t>
+      </w:r>
+      <w:proofErr w:type="gramEnd"/>
+      <w:r>
+        <w:rPr>
+          <w:bCs/>
+          <w:color w:val="000000" w:themeColor="text1"/>
+        </w:rPr>
+        <w:t xml:space="preserve">) – возобновляет воспроизведение с паузы. Если </w:t>
       </w:r>
       <w:proofErr w:type="spellStart"/>
       <w:r>
@@ -13709,6 +14119,7 @@
         <w:t xml:space="preserve"> истинно, вызывает </w:t>
       </w:r>
       <w:proofErr w:type="spellStart"/>
+      <w:proofErr w:type="gramStart"/>
       <w:r>
         <w:rPr>
           <w:bCs/>
@@ -13717,6 +14128,7 @@
         <w:t>timeline.play</w:t>
       </w:r>
       <w:proofErr w:type="spellEnd"/>
+      <w:proofErr w:type="gramEnd"/>
       <w:r>
         <w:rPr>
           <w:bCs/>
@@ -13842,6 +14254,7 @@
         <w:t xml:space="preserve"> </w:t>
       </w:r>
       <w:proofErr w:type="spellStart"/>
+      <w:proofErr w:type="gramStart"/>
       <w:r>
         <w:rPr>
           <w:bCs/>
@@ -13855,7 +14268,15 @@
           <w:bCs/>
           <w:color w:val="000000" w:themeColor="text1"/>
         </w:rPr>
-        <w:t xml:space="preserve">() – полностью останавливает воспроизведение. Останавливает </w:t>
+        <w:t>(</w:t>
+      </w:r>
+      <w:proofErr w:type="gramEnd"/>
+      <w:r>
+        <w:rPr>
+          <w:bCs/>
+          <w:color w:val="000000" w:themeColor="text1"/>
+        </w:rPr>
+        <w:t xml:space="preserve">) – полностью останавливает воспроизведение. Останавливает </w:t>
       </w:r>
       <w:proofErr w:type="spellStart"/>
       <w:r>
@@ -13992,6 +14413,7 @@
         <w:t xml:space="preserve"> </w:t>
       </w:r>
       <w:proofErr w:type="spellStart"/>
+      <w:proofErr w:type="gramStart"/>
       <w:r>
         <w:rPr>
           <w:bCs/>
@@ -14005,7 +14427,15 @@
           <w:bCs/>
           <w:color w:val="000000" w:themeColor="text1"/>
         </w:rPr>
-        <w:t xml:space="preserve">() – сбрасывает состояние плеера: вызывает </w:t>
+        <w:t>(</w:t>
+      </w:r>
+      <w:proofErr w:type="gramEnd"/>
+      <w:r>
+        <w:rPr>
+          <w:bCs/>
+          <w:color w:val="000000" w:themeColor="text1"/>
+        </w:rPr>
+        <w:t xml:space="preserve">) – сбрасывает состояние плеера: вызывает </w:t>
       </w:r>
       <w:proofErr w:type="spellStart"/>
       <w:r>
@@ -14109,6 +14539,7 @@
         <w:t xml:space="preserve"> </w:t>
       </w:r>
       <w:proofErr w:type="spellStart"/>
+      <w:proofErr w:type="gramStart"/>
       <w:r>
         <w:rPr>
           <w:bCs/>
@@ -14125,6 +14556,7 @@
         <w:t>(</w:t>
       </w:r>
       <w:proofErr w:type="spellStart"/>
+      <w:proofErr w:type="gramEnd"/>
       <w:r>
         <w:rPr>
           <w:bCs/>
@@ -14219,6 +14651,7 @@
         <w:t xml:space="preserve">, вызывает </w:t>
       </w:r>
       <w:proofErr w:type="spellStart"/>
+      <w:proofErr w:type="gramStart"/>
       <w:r>
         <w:rPr>
           <w:bCs/>
@@ -14227,6 +14660,7 @@
         <w:t>renderer.renderStep</w:t>
       </w:r>
       <w:proofErr w:type="spellEnd"/>
+      <w:proofErr w:type="gramEnd"/>
       <w:r>
         <w:rPr>
           <w:bCs/>
@@ -14235,6 +14669,7 @@
         <w:t xml:space="preserve"> для левого холста и </w:t>
       </w:r>
       <w:proofErr w:type="spellStart"/>
+      <w:proofErr w:type="gramStart"/>
       <w:r>
         <w:rPr>
           <w:bCs/>
@@ -14243,6 +14678,7 @@
         <w:t>renderer.renderMSTStep</w:t>
       </w:r>
       <w:proofErr w:type="spellEnd"/>
+      <w:proofErr w:type="gramEnd"/>
       <w:r>
         <w:rPr>
           <w:bCs/>
@@ -14320,6 +14756,7 @@
         <w:t xml:space="preserve"> </w:t>
       </w:r>
       <w:proofErr w:type="spellStart"/>
+      <w:proofErr w:type="gramStart"/>
       <w:r>
         <w:rPr>
           <w:bCs/>
@@ -14333,7 +14770,15 @@
           <w:bCs/>
           <w:color w:val="000000" w:themeColor="text1"/>
         </w:rPr>
-        <w:t xml:space="preserve">() – считывает значение скорости из поля </w:t>
+        <w:t>(</w:t>
+      </w:r>
+      <w:proofErr w:type="gramEnd"/>
+      <w:r>
+        <w:rPr>
+          <w:bCs/>
+          <w:color w:val="000000" w:themeColor="text1"/>
+        </w:rPr>
+        <w:t xml:space="preserve">) – считывает значение скорости из поля </w:t>
       </w:r>
       <w:proofErr w:type="spellStart"/>
       <w:r>
@@ -14405,6 +14850,7 @@
         <w:t xml:space="preserve"> </w:t>
       </w:r>
       <w:proofErr w:type="spellStart"/>
+      <w:proofErr w:type="gramStart"/>
       <w:r>
         <w:rPr>
           <w:bCs/>
@@ -14418,7 +14864,15 @@
           <w:bCs/>
           <w:color w:val="000000" w:themeColor="text1"/>
         </w:rPr>
-        <w:t>() – устанавливает текст кнопки автоматического режима в "</w:t>
+        <w:t>(</w:t>
+      </w:r>
+      <w:proofErr w:type="gramEnd"/>
+      <w:r>
+        <w:rPr>
+          <w:bCs/>
+          <w:color w:val="000000" w:themeColor="text1"/>
+        </w:rPr>
+        <w:t>) – устанавливает текст кнопки автоматического режима в "</w:t>
       </w:r>
       <w:proofErr w:type="spellStart"/>
       <w:r>
@@ -14507,6 +14961,7 @@
         <w:t xml:space="preserve"> </w:t>
       </w:r>
       <w:proofErr w:type="spellStart"/>
+      <w:proofErr w:type="gramStart"/>
       <w:r>
         <w:rPr>
           <w:bCs/>
@@ -14520,7 +14975,15 @@
           <w:bCs/>
           <w:color w:val="000000" w:themeColor="text1"/>
         </w:rPr>
-        <w:t xml:space="preserve">() – возвращает значение флага </w:t>
+        <w:t>(</w:t>
+      </w:r>
+      <w:proofErr w:type="gramEnd"/>
+      <w:r>
+        <w:rPr>
+          <w:bCs/>
+          <w:color w:val="000000" w:themeColor="text1"/>
+        </w:rPr>
+        <w:t xml:space="preserve">) – возвращает значение флага </w:t>
       </w:r>
       <w:proofErr w:type="spellStart"/>
       <w:r>
@@ -14585,6 +15048,7 @@
         <w:t xml:space="preserve"> </w:t>
       </w:r>
       <w:proofErr w:type="spellStart"/>
+      <w:proofErr w:type="gramStart"/>
       <w:r>
         <w:rPr>
           <w:bCs/>
@@ -14598,7 +15062,15 @@
           <w:bCs/>
           <w:color w:val="000000" w:themeColor="text1"/>
         </w:rPr>
-        <w:t xml:space="preserve">() – возвращает значение флага </w:t>
+        <w:t>(</w:t>
+      </w:r>
+      <w:proofErr w:type="gramEnd"/>
+      <w:r>
+        <w:rPr>
+          <w:bCs/>
+          <w:color w:val="000000" w:themeColor="text1"/>
+        </w:rPr>
+        <w:t xml:space="preserve">) – возвращает значение флага </w:t>
       </w:r>
       <w:proofErr w:type="spellStart"/>
       <w:r>
@@ -14657,6 +15129,7 @@
         <w:t>&gt; </w:t>
       </w:r>
       <w:proofErr w:type="spellStart"/>
+      <w:proofErr w:type="gramStart"/>
       <w:r>
         <w:rPr>
           <w:bCs/>
@@ -14672,7 +15145,16 @@
           <w:color w:val="000000" w:themeColor="text1"/>
           <w:lang w:val="en-US"/>
         </w:rPr>
-        <w:t xml:space="preserve">() – </w:t>
+        <w:t>(</w:t>
+      </w:r>
+      <w:proofErr w:type="gramEnd"/>
+      <w:r>
+        <w:rPr>
+          <w:bCs/>
+          <w:color w:val="000000" w:themeColor="text1"/>
+          <w:lang w:val="en-US"/>
+        </w:rPr>
+        <w:t xml:space="preserve">) – </w:t>
       </w:r>
       <w:r>
         <w:rPr>
@@ -14815,6 +15297,7 @@
         <w:t xml:space="preserve"> </w:t>
       </w:r>
       <w:proofErr w:type="spellStart"/>
+      <w:proofErr w:type="gramStart"/>
       <w:r>
         <w:rPr>
           <w:bCs/>
@@ -14828,7 +15311,15 @@
           <w:bCs/>
           <w:color w:val="000000" w:themeColor="text1"/>
         </w:rPr>
-        <w:t>() – возвращает текущий индекс воспроизведения (</w:t>
+        <w:t>(</w:t>
+      </w:r>
+      <w:proofErr w:type="gramEnd"/>
+      <w:r>
+        <w:rPr>
+          <w:bCs/>
+          <w:color w:val="000000" w:themeColor="text1"/>
+        </w:rPr>
+        <w:t>) – возвращает текущий индекс воспроизведения (</w:t>
       </w:r>
       <w:proofErr w:type="spellStart"/>
       <w:r>
@@ -14914,12 +15405,17 @@
         <w:t xml:space="preserve"> </w:t>
       </w:r>
       <w:proofErr w:type="spellStart"/>
+      <w:proofErr w:type="gramStart"/>
       <w:r>
         <w:t>initialize</w:t>
       </w:r>
       <w:proofErr w:type="spellEnd"/>
       <w:r>
-        <w:t xml:space="preserve">() – вызывается автоматически после загрузки FXML-разметки. Инициализирует все компоненты: создаёт экземпляры </w:t>
+        <w:t>(</w:t>
+      </w:r>
+      <w:proofErr w:type="gramEnd"/>
+      <w:r>
+        <w:t xml:space="preserve">) – вызывается автоматически после загрузки FXML-разметки. Инициализирует все компоненты: создаёт экземпляры </w:t>
       </w:r>
       <w:proofErr w:type="spellStart"/>
       <w:r>
@@ -15019,12 +15515,17 @@
         <w:t xml:space="preserve"> </w:t>
       </w:r>
       <w:proofErr w:type="spellStart"/>
+      <w:proofErr w:type="gramStart"/>
       <w:r>
         <w:t>onAddNode</w:t>
       </w:r>
       <w:proofErr w:type="spellEnd"/>
       <w:r>
-        <w:t>() – обработчик нажатия кнопки "</w:t>
+        <w:t>(</w:t>
+      </w:r>
+      <w:proofErr w:type="gramEnd"/>
+      <w:r>
+        <w:t>) – обработчик нажатия кнопки "</w:t>
       </w:r>
       <w:proofErr w:type="spellStart"/>
       <w:r>
@@ -15068,12 +15569,17 @@
         <w:t xml:space="preserve"> </w:t>
       </w:r>
       <w:proofErr w:type="spellStart"/>
+      <w:proofErr w:type="gramStart"/>
       <w:r>
         <w:t>onDeleteNode</w:t>
       </w:r>
       <w:proofErr w:type="spellEnd"/>
       <w:r>
-        <w:t>() – обработчик нажатия кнопки "</w:t>
+        <w:t>(</w:t>
+      </w:r>
+      <w:proofErr w:type="gramEnd"/>
+      <w:r>
+        <w:t>) – обработчик нажатия кнопки "</w:t>
       </w:r>
       <w:proofErr w:type="spellStart"/>
       <w:r>
@@ -15117,12 +15623,17 @@
         <w:t xml:space="preserve"> </w:t>
       </w:r>
       <w:proofErr w:type="spellStart"/>
+      <w:proofErr w:type="gramStart"/>
       <w:r>
         <w:t>onAddEdge</w:t>
       </w:r>
       <w:proofErr w:type="spellEnd"/>
       <w:r>
-        <w:t>() – обработчик нажатия кнопки "</w:t>
+        <w:t>(</w:t>
+      </w:r>
+      <w:proofErr w:type="gramEnd"/>
+      <w:r>
+        <w:t>) – обработчик нажатия кнопки "</w:t>
       </w:r>
       <w:proofErr w:type="spellStart"/>
       <w:r>
@@ -15151,6 +15662,7 @@
         <w:t xml:space="preserve">private void </w:t>
       </w:r>
       <w:proofErr w:type="spellStart"/>
+      <w:proofErr w:type="gramStart"/>
       <w:r>
         <w:rPr>
           <w:lang w:val="en-US"/>
@@ -15162,7 +15674,14 @@
         <w:rPr>
           <w:lang w:val="en-US"/>
         </w:rPr>
-        <w:t xml:space="preserve">() – </w:t>
+        <w:t>(</w:t>
+      </w:r>
+      <w:proofErr w:type="gramEnd"/>
+      <w:r>
+        <w:rPr>
+          <w:lang w:val="en-US"/>
+        </w:rPr>
+        <w:t xml:space="preserve">) – </w:t>
       </w:r>
       <w:r>
         <w:t>обработчик</w:t>
@@ -15207,6 +15726,7 @@
         <w:t xml:space="preserve">private void </w:t>
       </w:r>
       <w:proofErr w:type="spellStart"/>
+      <w:proofErr w:type="gramStart"/>
       <w:r>
         <w:rPr>
           <w:lang w:val="en-US"/>
@@ -15218,7 +15738,14 @@
         <w:rPr>
           <w:lang w:val="en-US"/>
         </w:rPr>
-        <w:t xml:space="preserve">() – </w:t>
+        <w:t>(</w:t>
+      </w:r>
+      <w:proofErr w:type="gramEnd"/>
+      <w:r>
+        <w:rPr>
+          <w:lang w:val="en-US"/>
+        </w:rPr>
+        <w:t xml:space="preserve">) – </w:t>
       </w:r>
       <w:r>
         <w:t>обработчик</w:t>
@@ -15260,6 +15787,7 @@
         <w:t xml:space="preserve">private void </w:t>
       </w:r>
       <w:proofErr w:type="spellStart"/>
+      <w:proofErr w:type="gramStart"/>
       <w:r>
         <w:rPr>
           <w:lang w:val="en-US"/>
@@ -15271,7 +15799,14 @@
         <w:rPr>
           <w:lang w:val="en-US"/>
         </w:rPr>
-        <w:t xml:space="preserve">() – </w:t>
+        <w:t>(</w:t>
+      </w:r>
+      <w:proofErr w:type="gramEnd"/>
+      <w:r>
+        <w:rPr>
+          <w:lang w:val="en-US"/>
+        </w:rPr>
+        <w:t xml:space="preserve">) – </w:t>
       </w:r>
       <w:r>
         <w:t>обрабатывает</w:t>
@@ -15356,6 +15891,7 @@
         <w:t xml:space="preserve">private void </w:t>
       </w:r>
       <w:proofErr w:type="spellStart"/>
+      <w:proofErr w:type="gramStart"/>
       <w:r>
         <w:rPr>
           <w:lang w:val="en-US"/>
@@ -15367,7 +15903,14 @@
         <w:rPr>
           <w:lang w:val="en-US"/>
         </w:rPr>
-        <w:t xml:space="preserve">() – </w:t>
+        <w:t>(</w:t>
+      </w:r>
+      <w:proofErr w:type="gramEnd"/>
+      <w:r>
+        <w:rPr>
+          <w:lang w:val="en-US"/>
+        </w:rPr>
+        <w:t xml:space="preserve">) – </w:t>
       </w:r>
       <w:r>
         <w:t>обрабатывает</w:t>
@@ -15463,6 +16006,7 @@
         <w:t xml:space="preserve">private void </w:t>
       </w:r>
       <w:proofErr w:type="spellStart"/>
+      <w:proofErr w:type="gramStart"/>
       <w:r>
         <w:rPr>
           <w:lang w:val="en-US"/>
@@ -15474,7 +16018,14 @@
         <w:rPr>
           <w:lang w:val="en-US"/>
         </w:rPr>
-        <w:t xml:space="preserve">() – </w:t>
+        <w:t>(</w:t>
+      </w:r>
+      <w:proofErr w:type="gramEnd"/>
+      <w:r>
+        <w:rPr>
+          <w:lang w:val="en-US"/>
+        </w:rPr>
+        <w:t xml:space="preserve">) – </w:t>
       </w:r>
       <w:r>
         <w:t>обрабатывает</w:t>
@@ -15513,10 +16064,12 @@
         <w:t xml:space="preserve"> элементы управления. Генерирует случайное количество вершин (от 4 до 6) и вычисляет количество рёбер с учётом связности и ограничения на максимальное количество (не более 60% от полного графа). Создаёт случайный граф с помощью </w:t>
       </w:r>
       <w:proofErr w:type="spellStart"/>
+      <w:proofErr w:type="gramStart"/>
       <w:r>
         <w:t>generator.generate</w:t>
       </w:r>
       <w:proofErr w:type="spellEnd"/>
+      <w:proofErr w:type="gramEnd"/>
       <w:r>
         <w:t xml:space="preserve">, обновляет </w:t>
       </w:r>
@@ -15578,12 +16131,17 @@
         <w:t xml:space="preserve"> </w:t>
       </w:r>
       <w:proofErr w:type="spellStart"/>
+      <w:proofErr w:type="gramStart"/>
       <w:r>
         <w:t>onRunKruskalAuto</w:t>
       </w:r>
       <w:proofErr w:type="spellEnd"/>
       <w:r>
-        <w:t>() – обрабатывает нажатие кнопки "</w:t>
+        <w:t>(</w:t>
+      </w:r>
+      <w:proofErr w:type="gramEnd"/>
+      <w:r>
+        <w:t>) – обрабатывает нажатие кнопки "</w:t>
       </w:r>
       <w:proofErr w:type="spellStart"/>
       <w:r>
@@ -15621,6 +16179,7 @@
         <w:t xml:space="preserve">private void </w:t>
       </w:r>
       <w:proofErr w:type="spellStart"/>
+      <w:proofErr w:type="gramStart"/>
       <w:r>
         <w:rPr>
           <w:lang w:val="en-US"/>
@@ -15632,7 +16191,14 @@
         <w:rPr>
           <w:lang w:val="en-US"/>
         </w:rPr>
-        <w:t xml:space="preserve">() – </w:t>
+        <w:t>(</w:t>
+      </w:r>
+      <w:proofErr w:type="gramEnd"/>
+      <w:r>
+        <w:rPr>
+          <w:lang w:val="en-US"/>
+        </w:rPr>
+        <w:t xml:space="preserve">) – </w:t>
       </w:r>
       <w:r>
         <w:t>обрабатывает</w:t>
@@ -15665,10 +16231,12 @@
         <w:t xml:space="preserve">Если автоматическое воспроизведение активно или на паузе, останавливает его и разблокирует элементы управления. Если граф пуст, выводит ошибку. В противном случае выполняет алгоритм через </w:t>
       </w:r>
       <w:proofErr w:type="spellStart"/>
+      <w:proofErr w:type="gramStart"/>
       <w:r>
         <w:t>algorithm.executeWithStates</w:t>
       </w:r>
       <w:proofErr w:type="spellEnd"/>
+      <w:proofErr w:type="gramEnd"/>
       <w:r>
         <w:t xml:space="preserve">, сохраняет полученный список шагов в </w:t>
       </w:r>
@@ -15722,12 +16290,17 @@
         <w:t xml:space="preserve"> </w:t>
       </w:r>
       <w:proofErr w:type="spellStart"/>
+      <w:proofErr w:type="gramStart"/>
       <w:r>
         <w:t>onNextStep</w:t>
       </w:r>
       <w:proofErr w:type="spellEnd"/>
       <w:r>
-        <w:t xml:space="preserve">() – обрабатывает нажатие кнопки "Next Step". Если автоматическое воспроизведение активно и не на паузе, останавливает его и разблокирует элементы управления. Если </w:t>
+        <w:t>(</w:t>
+      </w:r>
+      <w:proofErr w:type="gramEnd"/>
+      <w:r>
+        <w:t xml:space="preserve">) – обрабатывает нажатие кнопки "Next Step". Если автоматическое воспроизведение активно и не на паузе, останавливает его и разблокирует элементы управления. Если </w:t>
       </w:r>
       <w:proofErr w:type="spellStart"/>
       <w:r>
@@ -15769,6 +16342,7 @@
         <w:t xml:space="preserve">private void </w:t>
       </w:r>
       <w:proofErr w:type="spellStart"/>
+      <w:proofErr w:type="gramStart"/>
       <w:r>
         <w:rPr>
           <w:lang w:val="en-US"/>
@@ -15780,7 +16354,14 @@
         <w:rPr>
           <w:lang w:val="en-US"/>
         </w:rPr>
-        <w:t xml:space="preserve">() – </w:t>
+        <w:t>(</w:t>
+      </w:r>
+      <w:proofErr w:type="gramEnd"/>
+      <w:r>
+        <w:rPr>
+          <w:lang w:val="en-US"/>
+        </w:rPr>
+        <w:t xml:space="preserve">) – </w:t>
       </w:r>
       <w:r>
         <w:t>обрабатывает</w:t>
@@ -15843,10 +16424,12 @@
         <w:t xml:space="preserve">очищает панель логов через </w:t>
       </w:r>
       <w:proofErr w:type="spellStart"/>
+      <w:proofErr w:type="gramStart"/>
       <w:r>
         <w:t>logger.clear</w:t>
       </w:r>
       <w:proofErr w:type="spellEnd"/>
+      <w:proofErr w:type="gramEnd"/>
       <w:r>
         <w:t xml:space="preserve">, сбрасывает </w:t>
       </w:r>
@@ -15913,12 +16496,17 @@
         <w:t xml:space="preserve"> </w:t>
       </w:r>
       <w:proofErr w:type="spellStart"/>
+      <w:proofErr w:type="gramStart"/>
       <w:r>
         <w:t>onInfo</w:t>
       </w:r>
       <w:proofErr w:type="spellEnd"/>
       <w:r>
-        <w:t>() – обработчик нажатия кнопки "Info"</w:t>
+        <w:t>(</w:t>
+      </w:r>
+      <w:proofErr w:type="gramEnd"/>
+      <w:r>
+        <w:t>) – обработчик нажатия кнопки "Info"</w:t>
       </w:r>
       <w:r>
         <w:t>.</w:t>
@@ -15946,6 +16534,7 @@
         <w:t xml:space="preserve"> </w:t>
       </w:r>
       <w:proofErr w:type="spellStart"/>
+      <w:proofErr w:type="gramStart"/>
       <w:r>
         <w:t>renderStep</w:t>
       </w:r>
@@ -15954,6 +16543,7 @@
         <w:t>(</w:t>
       </w:r>
       <w:proofErr w:type="spellStart"/>
+      <w:proofErr w:type="gramEnd"/>
       <w:r>
         <w:t>int</w:t>
       </w:r>
@@ -15990,18 +16580,22 @@
         <w:t xml:space="preserve">, вызывает </w:t>
       </w:r>
       <w:proofErr w:type="spellStart"/>
+      <w:proofErr w:type="gramStart"/>
       <w:r>
         <w:t>renderer.renderStep</w:t>
       </w:r>
       <w:proofErr w:type="spellEnd"/>
+      <w:proofErr w:type="gramEnd"/>
       <w:r>
         <w:t xml:space="preserve"> для отображения состояния на левом холсте, </w:t>
       </w:r>
       <w:proofErr w:type="spellStart"/>
+      <w:proofErr w:type="gramStart"/>
       <w:r>
         <w:t>renderer.renderMSTStep</w:t>
       </w:r>
       <w:proofErr w:type="spellEnd"/>
+      <w:proofErr w:type="gramEnd"/>
       <w:r>
         <w:t xml:space="preserve"> для отображения на правом холсте, затем </w:t>
       </w:r>
@@ -16039,12 +16633,17 @@
         <w:t xml:space="preserve"> </w:t>
       </w:r>
       <w:proofErr w:type="spellStart"/>
+      <w:proofErr w:type="gramStart"/>
       <w:r>
         <w:t>syncStepsFromAuto</w:t>
       </w:r>
       <w:proofErr w:type="spellEnd"/>
       <w:r>
-        <w:t xml:space="preserve">() – вспомогательный метод для синхронизации шагов из </w:t>
+        <w:t>(</w:t>
+      </w:r>
+      <w:proofErr w:type="gramEnd"/>
+      <w:r>
+        <w:t xml:space="preserve">) – вспомогательный метод для синхронизации шагов из </w:t>
       </w:r>
       <w:proofErr w:type="spellStart"/>
       <w:r>
@@ -16118,6 +16717,7 @@
         <w:t xml:space="preserve"> </w:t>
       </w:r>
       <w:proofErr w:type="spellStart"/>
+      <w:proofErr w:type="gramStart"/>
       <w:r>
         <w:t>showErrorAlert</w:t>
       </w:r>
@@ -16126,6 +16726,7 @@
         <w:t>(</w:t>
       </w:r>
       <w:proofErr w:type="spellStart"/>
+      <w:proofErr w:type="gramEnd"/>
       <w:r>
         <w:t>String</w:t>
       </w:r>
@@ -16191,6 +16792,7 @@
         <w:t xml:space="preserve"> </w:t>
       </w:r>
       <w:proofErr w:type="spellStart"/>
+      <w:proofErr w:type="gramStart"/>
       <w:r>
         <w:t>setButtonsDisabled</w:t>
       </w:r>
@@ -16199,6 +16801,7 @@
         <w:t>(</w:t>
       </w:r>
       <w:proofErr w:type="spellStart"/>
+      <w:proofErr w:type="gramEnd"/>
       <w:r>
         <w:t>boolean</w:t>
       </w:r>
@@ -16293,12 +16896,17 @@
         <w:t xml:space="preserve"> </w:t>
       </w:r>
       <w:proofErr w:type="spellStart"/>
+      <w:proofErr w:type="gramStart"/>
       <w:r>
         <w:t>lockControls</w:t>
       </w:r>
       <w:proofErr w:type="spellEnd"/>
       <w:r>
-        <w:t xml:space="preserve">() – вызывает </w:t>
+        <w:t>(</w:t>
+      </w:r>
+      <w:proofErr w:type="gramEnd"/>
+      <w:r>
+        <w:t xml:space="preserve">) – вызывает </w:t>
       </w:r>
       <w:proofErr w:type="spellStart"/>
       <w:r>
@@ -16342,12 +16950,17 @@
         <w:t xml:space="preserve"> </w:t>
       </w:r>
       <w:proofErr w:type="spellStart"/>
+      <w:proofErr w:type="gramStart"/>
       <w:r>
         <w:t>unlockControls</w:t>
       </w:r>
       <w:proofErr w:type="spellEnd"/>
       <w:r>
-        <w:t xml:space="preserve">() – вызывает </w:t>
+        <w:t>(</w:t>
+      </w:r>
+      <w:proofErr w:type="gramEnd"/>
+      <w:r>
+        <w:t xml:space="preserve">) – вызывает </w:t>
       </w:r>
       <w:proofErr w:type="spellStart"/>
       <w:r>
@@ -16427,6 +17040,7 @@
         <w:t xml:space="preserve"> </w:t>
       </w:r>
       <w:proofErr w:type="spellStart"/>
+      <w:proofErr w:type="gramStart"/>
       <w:r>
         <w:t>read</w:t>
       </w:r>
@@ -16435,6 +17049,7 @@
         <w:t>(</w:t>
       </w:r>
       <w:proofErr w:type="spellStart"/>
+      <w:proofErr w:type="gramEnd"/>
       <w:r>
         <w:t>String</w:t>
       </w:r>
@@ -16561,7 +17176,21 @@
         <w:rPr>
           <w:lang w:val="en-US"/>
         </w:rPr>
-        <w:t xml:space="preserve">public void write(Graph </w:t>
+        <w:t xml:space="preserve">public void </w:t>
+      </w:r>
+      <w:proofErr w:type="gramStart"/>
+      <w:r>
+        <w:rPr>
+          <w:lang w:val="en-US"/>
+        </w:rPr>
+        <w:t>write(</w:t>
+      </w:r>
+      <w:proofErr w:type="gramEnd"/>
+      <w:r>
+        <w:rPr>
+          <w:lang w:val="en-US"/>
+        </w:rPr>
+        <w:t xml:space="preserve">Graph </w:t>
       </w:r>
       <w:proofErr w:type="spellStart"/>
       <w:r>
@@ -16772,7 +17401,21 @@
         <w:rPr>
           <w:lang w:val="en-US"/>
         </w:rPr>
-        <w:t xml:space="preserve">public Edge(Node node1, Node node2, int weight) – </w:t>
+        <w:t xml:space="preserve">public </w:t>
+      </w:r>
+      <w:proofErr w:type="gramStart"/>
+      <w:r>
+        <w:rPr>
+          <w:lang w:val="en-US"/>
+        </w:rPr>
+        <w:t>Edge(</w:t>
+      </w:r>
+      <w:proofErr w:type="gramEnd"/>
+      <w:r>
+        <w:rPr>
+          <w:lang w:val="en-US"/>
+        </w:rPr>
+        <w:t xml:space="preserve">Node node1, Node node2, int weight) – </w:t>
       </w:r>
       <w:r>
         <w:t>конструктор</w:t>
@@ -16906,12 +17549,17 @@
         <w:t xml:space="preserve"> </w:t>
       </w:r>
       <w:proofErr w:type="spellStart"/>
+      <w:proofErr w:type="gramStart"/>
       <w:r>
         <w:t>getWeight</w:t>
       </w:r>
       <w:proofErr w:type="spellEnd"/>
       <w:r>
-        <w:t>() – возвращает вес ребра</w:t>
+        <w:t>(</w:t>
+      </w:r>
+      <w:proofErr w:type="gramEnd"/>
+      <w:r>
+        <w:t>) – возвращает вес ребра</w:t>
       </w:r>
       <w:r>
         <w:t>.</w:t>
@@ -16939,6 +17587,7 @@
         <w:t xml:space="preserve"> </w:t>
       </w:r>
       <w:proofErr w:type="spellStart"/>
+      <w:proofErr w:type="gramStart"/>
       <w:r>
         <w:t>connects</w:t>
       </w:r>
@@ -16947,6 +17596,7 @@
         <w:t>(</w:t>
       </w:r>
       <w:proofErr w:type="spellStart"/>
+      <w:proofErr w:type="gramEnd"/>
       <w:r>
         <w:t>Node</w:t>
       </w:r>
@@ -17001,6 +17651,7 @@
         <w:t xml:space="preserve"> </w:t>
       </w:r>
       <w:proofErr w:type="spellStart"/>
+      <w:proofErr w:type="gramStart"/>
       <w:r>
         <w:t>contains</w:t>
       </w:r>
@@ -17009,6 +17660,7 @@
         <w:t>(</w:t>
       </w:r>
       <w:proofErr w:type="spellStart"/>
+      <w:proofErr w:type="gramEnd"/>
       <w:r>
         <w:t>Node</w:t>
       </w:r>
@@ -17053,6 +17705,7 @@
         <w:t xml:space="preserve">public int </w:t>
       </w:r>
       <w:proofErr w:type="spellStart"/>
+      <w:proofErr w:type="gramStart"/>
       <w:r>
         <w:rPr>
           <w:lang w:val="en-US"/>
@@ -17064,7 +17717,14 @@
         <w:rPr>
           <w:lang w:val="en-US"/>
         </w:rPr>
-        <w:t xml:space="preserve">(Edge other) – </w:t>
+        <w:t>(</w:t>
+      </w:r>
+      <w:proofErr w:type="gramEnd"/>
+      <w:r>
+        <w:rPr>
+          <w:lang w:val="en-US"/>
+        </w:rPr>
+        <w:t xml:space="preserve">Edge other) – </w:t>
       </w:r>
       <w:r>
         <w:t>реализация</w:t>
@@ -17123,7 +17783,21 @@
         <w:rPr>
           <w:lang w:val="en-US"/>
         </w:rPr>
-        <w:t xml:space="preserve"> equals(Object o) – </w:t>
+        <w:t xml:space="preserve"> </w:t>
+      </w:r>
+      <w:proofErr w:type="gramStart"/>
+      <w:r>
+        <w:rPr>
+          <w:lang w:val="en-US"/>
+        </w:rPr>
+        <w:t>equals(</w:t>
+      </w:r>
+      <w:proofErr w:type="gramEnd"/>
+      <w:r>
+        <w:rPr>
+          <w:lang w:val="en-US"/>
+        </w:rPr>
+        <w:t xml:space="preserve">Object o) – </w:t>
       </w:r>
       <w:r>
         <w:t>переопределяет</w:t>
@@ -17195,12 +17869,17 @@
         <w:t xml:space="preserve"> </w:t>
       </w:r>
       <w:proofErr w:type="spellStart"/>
+      <w:proofErr w:type="gramStart"/>
       <w:r>
         <w:t>hashCode</w:t>
       </w:r>
       <w:proofErr w:type="spellEnd"/>
       <w:r>
-        <w:t xml:space="preserve">() – переопределяет стандартный метод </w:t>
+        <w:t>(</w:t>
+      </w:r>
+      <w:proofErr w:type="gramEnd"/>
+      <w:r>
+        <w:t xml:space="preserve">) – переопределяет стандартный метод </w:t>
       </w:r>
       <w:proofErr w:type="spellStart"/>
       <w:r>
@@ -17249,12 +17928,17 @@
         <w:t xml:space="preserve"> </w:t>
       </w:r>
       <w:proofErr w:type="spellStart"/>
+      <w:proofErr w:type="gramStart"/>
       <w:r>
         <w:t>toString</w:t>
       </w:r>
       <w:proofErr w:type="spellEnd"/>
       <w:r>
-        <w:t xml:space="preserve">() – переопределяет стандартный метод </w:t>
+        <w:t>(</w:t>
+      </w:r>
+      <w:proofErr w:type="gramEnd"/>
+      <w:r>
+        <w:t xml:space="preserve">) – переопределяет стандартный метод </w:t>
       </w:r>
       <w:proofErr w:type="spellStart"/>
       <w:r>
@@ -17262,7 +17946,15 @@
       </w:r>
       <w:proofErr w:type="spellEnd"/>
       <w:r>
-        <w:t xml:space="preserve">. Возвращает строковое представление ребра в формате "Edge{id1 - id2, </w:t>
+        <w:t>. Возвращает строковое представление ребра в формате "</w:t>
+      </w:r>
+      <w:proofErr w:type="gramStart"/>
+      <w:r>
+        <w:t>Edge{</w:t>
+      </w:r>
+      <w:proofErr w:type="gramEnd"/>
+      <w:r>
+        <w:t xml:space="preserve">id1 - id2, </w:t>
       </w:r>
       <w:proofErr w:type="spellStart"/>
       <w:r>
@@ -17310,7 +18002,21 @@
         <w:rPr>
           <w:lang w:val="en-US"/>
         </w:rPr>
-        <w:t xml:space="preserve">public Graph(List&lt;Node&gt; nodes, List&lt;Edge&gt; edges) – </w:t>
+        <w:t xml:space="preserve">public </w:t>
+      </w:r>
+      <w:proofErr w:type="gramStart"/>
+      <w:r>
+        <w:rPr>
+          <w:lang w:val="en-US"/>
+        </w:rPr>
+        <w:t>Graph(</w:t>
+      </w:r>
+      <w:proofErr w:type="gramEnd"/>
+      <w:r>
+        <w:rPr>
+          <w:lang w:val="en-US"/>
+        </w:rPr>
+        <w:t xml:space="preserve">List&lt;Node&gt; nodes, List&lt;Edge&gt; edges) – </w:t>
       </w:r>
       <w:r>
         <w:t>конструктор</w:t>
@@ -17389,6 +18095,7 @@
         <w:t xml:space="preserve"> </w:t>
       </w:r>
       <w:proofErr w:type="spellStart"/>
+      <w:proofErr w:type="gramStart"/>
       <w:r>
         <w:t>addNode</w:t>
       </w:r>
@@ -17397,6 +18104,7 @@
         <w:t>(</w:t>
       </w:r>
       <w:proofErr w:type="spellStart"/>
+      <w:proofErr w:type="gramEnd"/>
       <w:r>
         <w:t>Node</w:t>
       </w:r>
@@ -17443,6 +18151,7 @@
         <w:t xml:space="preserve"> </w:t>
       </w:r>
       <w:proofErr w:type="spellStart"/>
+      <w:proofErr w:type="gramStart"/>
       <w:r>
         <w:t>removeNode</w:t>
       </w:r>
@@ -17451,6 +18160,7 @@
         <w:t>(</w:t>
       </w:r>
       <w:proofErr w:type="spellStart"/>
+      <w:proofErr w:type="gramEnd"/>
       <w:r>
         <w:t>Node</w:t>
       </w:r>
@@ -17497,12 +18207,17 @@
         <w:t xml:space="preserve"> </w:t>
       </w:r>
       <w:proofErr w:type="spellStart"/>
+      <w:proofErr w:type="gramStart"/>
       <w:r>
         <w:t>addEdge</w:t>
       </w:r>
       <w:proofErr w:type="spellEnd"/>
       <w:r>
-        <w:t xml:space="preserve">(Edge </w:t>
+        <w:t>(</w:t>
+      </w:r>
+      <w:proofErr w:type="gramEnd"/>
+      <w:r>
+        <w:t xml:space="preserve">Edge </w:t>
       </w:r>
       <w:proofErr w:type="spellStart"/>
       <w:r>
@@ -17546,12 +18261,17 @@
         <w:t xml:space="preserve"> </w:t>
       </w:r>
       <w:proofErr w:type="spellStart"/>
+      <w:proofErr w:type="gramStart"/>
       <w:r>
         <w:t>removeEdge</w:t>
       </w:r>
       <w:proofErr w:type="spellEnd"/>
       <w:r>
-        <w:t xml:space="preserve">(Edge </w:t>
+        <w:t>(</w:t>
+      </w:r>
+      <w:proofErr w:type="gramEnd"/>
+      <w:r>
+        <w:t xml:space="preserve">Edge </w:t>
       </w:r>
       <w:proofErr w:type="spellStart"/>
       <w:r>
@@ -17592,6 +18312,7 @@
         <w:t xml:space="preserve"> </w:t>
       </w:r>
       <w:proofErr w:type="spellStart"/>
+      <w:proofErr w:type="gramStart"/>
       <w:r>
         <w:t>getNodeById</w:t>
       </w:r>
@@ -17600,6 +18321,7 @@
         <w:t>(</w:t>
       </w:r>
       <w:proofErr w:type="spellStart"/>
+      <w:proofErr w:type="gramEnd"/>
       <w:r>
         <w:t>int</w:t>
       </w:r>
@@ -17646,9 +18368,14 @@
       </w:r>
       <w:proofErr w:type="spellEnd"/>
       <w:r>
-        <w:t xml:space="preserve"> List&lt;</w:t>
-      </w:r>
-      <w:proofErr w:type="spellStart"/>
+        <w:t xml:space="preserve"> </w:t>
+      </w:r>
+      <w:proofErr w:type="gramStart"/>
+      <w:r>
+        <w:t>List&lt;</w:t>
+      </w:r>
+      <w:proofErr w:type="spellStart"/>
+      <w:proofErr w:type="gramEnd"/>
       <w:r>
         <w:t>Node</w:t>
       </w:r>
@@ -17657,12 +18384,17 @@
         <w:t>&gt; </w:t>
       </w:r>
       <w:proofErr w:type="spellStart"/>
+      <w:proofErr w:type="gramStart"/>
       <w:r>
         <w:t>getNodes</w:t>
       </w:r>
       <w:proofErr w:type="spellEnd"/>
       <w:r>
-        <w:t>() – возвращает неизменяемый список вершин.</w:t>
+        <w:t>(</w:t>
+      </w:r>
+      <w:proofErr w:type="gramEnd"/>
+      <w:r>
+        <w:t>) – возвращает неизменяемый список вершин.</w:t>
       </w:r>
     </w:p>
     <w:p>
@@ -17676,15 +18408,28 @@
       </w:r>
       <w:proofErr w:type="spellEnd"/>
       <w:r>
-        <w:t xml:space="preserve"> List&lt;Edge&gt; </w:t>
-      </w:r>
-      <w:proofErr w:type="spellStart"/>
+        <w:t xml:space="preserve"> </w:t>
+      </w:r>
+      <w:proofErr w:type="gramStart"/>
+      <w:r>
+        <w:t>List&lt;</w:t>
+      </w:r>
+      <w:proofErr w:type="gramEnd"/>
+      <w:r>
+        <w:t>Edge&gt; </w:t>
+      </w:r>
+      <w:proofErr w:type="spellStart"/>
+      <w:proofErr w:type="gramStart"/>
       <w:r>
         <w:t>getEdges</w:t>
       </w:r>
       <w:proofErr w:type="spellEnd"/>
       <w:r>
-        <w:t>() – возвращает неизменяемый список рёбер.</w:t>
+        <w:t>(</w:t>
+      </w:r>
+      <w:proofErr w:type="gramEnd"/>
+      <w:r>
+        <w:t>) – возвращает неизменяемый список рёбер.</w:t>
       </w:r>
     </w:p>
     <w:p>
@@ -17709,12 +18454,17 @@
         <w:t xml:space="preserve"> </w:t>
       </w:r>
       <w:proofErr w:type="spellStart"/>
+      <w:proofErr w:type="gramStart"/>
       <w:r>
         <w:t>getNodeCount</w:t>
       </w:r>
       <w:proofErr w:type="spellEnd"/>
       <w:r>
-        <w:t>() – возвращает количество вершин в графе.</w:t>
+        <w:t>(</w:t>
+      </w:r>
+      <w:proofErr w:type="gramEnd"/>
+      <w:r>
+        <w:t>) – возвращает количество вершин в графе.</w:t>
       </w:r>
     </w:p>
     <w:p>
@@ -17739,12 +18489,17 @@
         <w:t xml:space="preserve"> </w:t>
       </w:r>
       <w:proofErr w:type="spellStart"/>
+      <w:proofErr w:type="gramStart"/>
       <w:r>
         <w:t>getEdgeCount</w:t>
       </w:r>
       <w:proofErr w:type="spellEnd"/>
       <w:r>
-        <w:t>() – возвращает количество рёбер в графе.</w:t>
+        <w:t>(</w:t>
+      </w:r>
+      <w:proofErr w:type="gramEnd"/>
+      <w:r>
+        <w:t>) – возвращает количество рёбер в графе.</w:t>
       </w:r>
     </w:p>
     <w:p>
@@ -17759,9 +18514,18 @@
       </w:r>
       <w:proofErr w:type="spellEnd"/>
       <w:r>
-        <w:t xml:space="preserve"> List&lt;Edge&gt; </w:t>
-      </w:r>
-      <w:proofErr w:type="spellStart"/>
+        <w:t xml:space="preserve"> </w:t>
+      </w:r>
+      <w:proofErr w:type="gramStart"/>
+      <w:r>
+        <w:t>List&lt;</w:t>
+      </w:r>
+      <w:proofErr w:type="gramEnd"/>
+      <w:r>
+        <w:t>Edge&gt; </w:t>
+      </w:r>
+      <w:proofErr w:type="spellStart"/>
+      <w:proofErr w:type="gramStart"/>
       <w:r>
         <w:t>getEdgesOf</w:t>
       </w:r>
@@ -17770,6 +18534,7 @@
         <w:t>(</w:t>
       </w:r>
       <w:proofErr w:type="spellStart"/>
+      <w:proofErr w:type="gramEnd"/>
       <w:r>
         <w:t>Node</w:t>
       </w:r>
@@ -17808,12 +18573,17 @@
         <w:t xml:space="preserve"> </w:t>
       </w:r>
       <w:proofErr w:type="spellStart"/>
+      <w:proofErr w:type="gramStart"/>
       <w:r>
         <w:t>clear</w:t>
       </w:r>
       <w:proofErr w:type="spellEnd"/>
       <w:r>
-        <w:t>() – полностью очищает граф, удаляя все вершины и рёбра.</w:t>
+        <w:t>(</w:t>
+      </w:r>
+      <w:proofErr w:type="gramEnd"/>
+      <w:r>
+        <w:t>) – полностью очищает граф, удаляя все вершины и рёбра.</w:t>
       </w:r>
     </w:p>
     <w:p>
@@ -17838,12 +18608,17 @@
         <w:t xml:space="preserve"> </w:t>
       </w:r>
       <w:proofErr w:type="spellStart"/>
+      <w:proofErr w:type="gramStart"/>
       <w:r>
         <w:t>isEmpty</w:t>
       </w:r>
       <w:proofErr w:type="spellEnd"/>
       <w:r>
-        <w:t xml:space="preserve">() – возвращает </w:t>
+        <w:t>(</w:t>
+      </w:r>
+      <w:proofErr w:type="gramEnd"/>
+      <w:r>
+        <w:t xml:space="preserve">) – возвращает </w:t>
       </w:r>
       <w:proofErr w:type="spellStart"/>
       <w:r>
@@ -17884,14 +18659,20 @@
         <w:t xml:space="preserve"> </w:t>
       </w:r>
       <w:proofErr w:type="spellStart"/>
+      <w:proofErr w:type="gramStart"/>
       <w:r>
         <w:t>toString</w:t>
       </w:r>
       <w:proofErr w:type="spellEnd"/>
       <w:r>
-        <w:t>() – возвращает строковое представление графа в формате "</w:t>
-      </w:r>
-      <w:proofErr w:type="spellStart"/>
+        <w:t>(</w:t>
+      </w:r>
+      <w:proofErr w:type="gramEnd"/>
+      <w:r>
+        <w:t>) – возвращает строковое представление графа в формате "</w:t>
+      </w:r>
+      <w:proofErr w:type="spellStart"/>
+      <w:proofErr w:type="gramStart"/>
       <w:r>
         <w:t>Graph</w:t>
       </w:r>
@@ -17900,6 +18681,7 @@
         <w:t>{</w:t>
       </w:r>
       <w:proofErr w:type="spellStart"/>
+      <w:proofErr w:type="gramEnd"/>
       <w:r>
         <w:t>nodes</w:t>
       </w:r>
@@ -17955,6 +18737,7 @@
         <w:t xml:space="preserve"> </w:t>
       </w:r>
       <w:proofErr w:type="spellStart"/>
+      <w:proofErr w:type="gramStart"/>
       <w:r>
         <w:t>Node</w:t>
       </w:r>
@@ -17963,6 +18746,7 @@
         <w:t>(</w:t>
       </w:r>
       <w:proofErr w:type="spellStart"/>
+      <w:proofErr w:type="gramEnd"/>
       <w:r>
         <w:t>int</w:t>
       </w:r>
@@ -18023,12 +18807,17 @@
         <w:t xml:space="preserve"> </w:t>
       </w:r>
       <w:proofErr w:type="spellStart"/>
+      <w:proofErr w:type="gramStart"/>
       <w:r>
         <w:t>getId</w:t>
       </w:r>
       <w:proofErr w:type="spellEnd"/>
       <w:r>
-        <w:t>() – возвращает идентификатор вершины.</w:t>
+        <w:t>(</w:t>
+      </w:r>
+      <w:proofErr w:type="gramEnd"/>
+      <w:r>
+        <w:t>) – возвращает идентификатор вершины.</w:t>
       </w:r>
     </w:p>
     <w:p>
@@ -18053,12 +18842,17 @@
         <w:t xml:space="preserve"> </w:t>
       </w:r>
       <w:proofErr w:type="spellStart"/>
+      <w:proofErr w:type="gramStart"/>
       <w:r>
         <w:t>getX</w:t>
       </w:r>
       <w:proofErr w:type="spellEnd"/>
       <w:r>
-        <w:t>() – возвращает координату x вершины.</w:t>
+        <w:t>(</w:t>
+      </w:r>
+      <w:proofErr w:type="gramEnd"/>
+      <w:r>
+        <w:t>) – возвращает координату x вершины.</w:t>
       </w:r>
     </w:p>
     <w:p>
@@ -18083,6 +18877,7 @@
         <w:t xml:space="preserve"> </w:t>
       </w:r>
       <w:proofErr w:type="spellStart"/>
+      <w:proofErr w:type="gramStart"/>
       <w:r>
         <w:t>setX</w:t>
       </w:r>
@@ -18091,6 +18886,7 @@
         <w:t>(</w:t>
       </w:r>
       <w:proofErr w:type="spellStart"/>
+      <w:proofErr w:type="gramEnd"/>
       <w:r>
         <w:t>double</w:t>
       </w:r>
@@ -18121,12 +18917,17 @@
         <w:t xml:space="preserve"> </w:t>
       </w:r>
       <w:proofErr w:type="spellStart"/>
+      <w:proofErr w:type="gramStart"/>
       <w:r>
         <w:t>getY</w:t>
       </w:r>
       <w:proofErr w:type="spellEnd"/>
       <w:r>
-        <w:t>() – возвращает координату y вершины.</w:t>
+        <w:t>(</w:t>
+      </w:r>
+      <w:proofErr w:type="gramEnd"/>
+      <w:r>
+        <w:t>) – возвращает координату y вершины.</w:t>
       </w:r>
     </w:p>
     <w:p>
@@ -18151,6 +18952,7 @@
         <w:t xml:space="preserve"> </w:t>
       </w:r>
       <w:proofErr w:type="spellStart"/>
+      <w:proofErr w:type="gramStart"/>
       <w:r>
         <w:t>setY</w:t>
       </w:r>
@@ -18159,6 +18961,7 @@
         <w:t>(</w:t>
       </w:r>
       <w:proofErr w:type="spellStart"/>
+      <w:proofErr w:type="gramEnd"/>
       <w:r>
         <w:t>double</w:t>
       </w:r>
@@ -18190,7 +18993,21 @@
         <w:rPr>
           <w:lang w:val="en-US"/>
         </w:rPr>
-        <w:t xml:space="preserve"> equals(Object o) – </w:t>
+        <w:t xml:space="preserve"> </w:t>
+      </w:r>
+      <w:proofErr w:type="gramStart"/>
+      <w:r>
+        <w:rPr>
+          <w:lang w:val="en-US"/>
+        </w:rPr>
+        <w:t>equals(</w:t>
+      </w:r>
+      <w:proofErr w:type="gramEnd"/>
+      <w:r>
+        <w:rPr>
+          <w:lang w:val="en-US"/>
+        </w:rPr>
+        <w:t xml:space="preserve">Object o) – </w:t>
       </w:r>
       <w:r>
         <w:t>переопределяет</w:t>
@@ -18245,12 +19062,17 @@
         <w:t xml:space="preserve"> </w:t>
       </w:r>
       <w:proofErr w:type="spellStart"/>
+      <w:proofErr w:type="gramStart"/>
       <w:r>
         <w:t>hashCode</w:t>
       </w:r>
       <w:proofErr w:type="spellEnd"/>
       <w:r>
-        <w:t xml:space="preserve">() – переопределяет стандартный метод </w:t>
+        <w:t>(</w:t>
+      </w:r>
+      <w:proofErr w:type="gramEnd"/>
+      <w:r>
+        <w:t xml:space="preserve">) – переопределяет стандартный метод </w:t>
       </w:r>
       <w:proofErr w:type="spellStart"/>
       <w:r>
@@ -18289,12 +19111,17 @@
         <w:t xml:space="preserve"> </w:t>
       </w:r>
       <w:proofErr w:type="spellStart"/>
+      <w:proofErr w:type="gramStart"/>
       <w:r>
         <w:t>toString</w:t>
       </w:r>
       <w:proofErr w:type="spellEnd"/>
       <w:r>
-        <w:t xml:space="preserve">() – переопределяет стандартный метод </w:t>
+        <w:t>(</w:t>
+      </w:r>
+      <w:proofErr w:type="gramEnd"/>
+      <w:r>
+        <w:t xml:space="preserve">) – переопределяет стандартный метод </w:t>
       </w:r>
       <w:proofErr w:type="spellStart"/>
       <w:r>
@@ -18374,6 +19201,7 @@
         <w:t xml:space="preserve"> Color </w:t>
       </w:r>
       <w:proofErr w:type="spellStart"/>
+      <w:proofErr w:type="gramStart"/>
       <w:r>
         <w:t>getColorForIndex</w:t>
       </w:r>
@@ -18382,6 +19210,7 @@
         <w:t>(</w:t>
       </w:r>
       <w:proofErr w:type="spellStart"/>
+      <w:proofErr w:type="gramEnd"/>
       <w:r>
         <w:t>int</w:t>
       </w:r>
@@ -18445,7 +19274,21 @@
         <w:rPr>
           <w:lang w:val="en-US"/>
         </w:rPr>
-        <w:t xml:space="preserve">public Graph generate(int </w:t>
+        <w:t xml:space="preserve">public Graph </w:t>
+      </w:r>
+      <w:proofErr w:type="gramStart"/>
+      <w:r>
+        <w:rPr>
+          <w:lang w:val="en-US"/>
+        </w:rPr>
+        <w:t>generate(</w:t>
+      </w:r>
+      <w:proofErr w:type="gramEnd"/>
+      <w:r>
+        <w:rPr>
+          <w:lang w:val="en-US"/>
+        </w:rPr>
+        <w:t xml:space="preserve">int </w:t>
       </w:r>
       <w:proofErr w:type="spellStart"/>
       <w:r>
@@ -18587,6 +19430,7 @@
         <w:t xml:space="preserve"> </w:t>
       </w:r>
       <w:proofErr w:type="spellStart"/>
+      <w:proofErr w:type="gramStart"/>
       <w:r>
         <w:t>isPositionAvailable</w:t>
       </w:r>
@@ -18595,6 +19439,7 @@
         <w:t>(</w:t>
       </w:r>
       <w:proofErr w:type="spellStart"/>
+      <w:proofErr w:type="gramEnd"/>
       <w:r>
         <w:t>double</w:t>
       </w:r>
@@ -18665,6 +19510,7 @@
         <w:t xml:space="preserve"> </w:t>
       </w:r>
       <w:proofErr w:type="spellStart"/>
+      <w:proofErr w:type="gramStart"/>
       <w:r>
         <w:t>isPositionAvailableForExistingNode</w:t>
       </w:r>
@@ -18673,6 +19519,7 @@
         <w:t>(</w:t>
       </w:r>
       <w:proofErr w:type="spellStart"/>
+      <w:proofErr w:type="gramEnd"/>
       <w:r>
         <w:t>double</w:t>
       </w:r>
@@ -18770,6 +19617,7 @@
         <w:t xml:space="preserve"> </w:t>
       </w:r>
       <w:proofErr w:type="spellStart"/>
+      <w:proofErr w:type="gramStart"/>
       <w:r>
         <w:t>generateNodePositions</w:t>
       </w:r>
@@ -18778,6 +19626,7 @@
         <w:t>(</w:t>
       </w:r>
       <w:proofErr w:type="spellStart"/>
+      <w:proofErr w:type="gramEnd"/>
       <w:r>
         <w:t>Graph</w:t>
       </w:r>
@@ -18913,6 +19762,7 @@
         <w:t xml:space="preserve"> </w:t>
       </w:r>
       <w:proofErr w:type="spellStart"/>
+      <w:proofErr w:type="gramStart"/>
       <w:r>
         <w:t>Logger</w:t>
       </w:r>
@@ -18921,6 +19771,7 @@
         <w:t>(</w:t>
       </w:r>
       <w:proofErr w:type="spellStart"/>
+      <w:proofErr w:type="gramEnd"/>
       <w:r>
         <w:t>TextArea</w:t>
       </w:r>
@@ -18959,6 +19810,7 @@
         <w:t xml:space="preserve"> </w:t>
       </w:r>
       <w:proofErr w:type="spellStart"/>
+      <w:proofErr w:type="gramStart"/>
       <w:r>
         <w:t>log</w:t>
       </w:r>
@@ -18967,6 +19819,7 @@
         <w:t>(</w:t>
       </w:r>
       <w:proofErr w:type="spellStart"/>
+      <w:proofErr w:type="gramEnd"/>
       <w:r>
         <w:t>String</w:t>
       </w:r>
@@ -19006,12 +19859,17 @@
         <w:t xml:space="preserve"> </w:t>
       </w:r>
       <w:proofErr w:type="spellStart"/>
+      <w:proofErr w:type="gramStart"/>
       <w:r>
         <w:t>clear</w:t>
       </w:r>
       <w:proofErr w:type="spellEnd"/>
       <w:r>
-        <w:t xml:space="preserve">() – полностью очищает панель логов и выводит приветственное сообщение: «Добро пожаловать! Загрузите граф или создайте его вручную.». Используется при инициализации приложения и после нажатия кнопки </w:t>
+        <w:t>(</w:t>
+      </w:r>
+      <w:proofErr w:type="gramEnd"/>
+      <w:r>
+        <w:t xml:space="preserve">) – полностью очищает панель логов и выводит приветственное сообщение: «Добро пожаловать! Загрузите граф или создайте его вручную.». Используется при инициализации приложения и после нажатия кнопки </w:t>
       </w:r>
       <w:proofErr w:type="spellStart"/>
       <w:r>
@@ -19044,12 +19902,17 @@
         <w:t xml:space="preserve"> </w:t>
       </w:r>
       <w:proofErr w:type="spellStart"/>
+      <w:proofErr w:type="gramStart"/>
       <w:r>
         <w:t>logSortedEdges</w:t>
       </w:r>
       <w:proofErr w:type="spellEnd"/>
       <w:r>
-        <w:t>(List&lt;Edge&gt; </w:t>
+        <w:t>(List&lt;</w:t>
+      </w:r>
+      <w:proofErr w:type="gramEnd"/>
+      <w:r>
+        <w:t>Edge&gt; </w:t>
       </w:r>
       <w:proofErr w:type="spellStart"/>
       <w:r>
@@ -19088,6 +19951,7 @@
         <w:t xml:space="preserve"> </w:t>
       </w:r>
       <w:proofErr w:type="spellStart"/>
+      <w:proofErr w:type="gramStart"/>
       <w:r>
         <w:t>logResult</w:t>
       </w:r>
@@ -19096,6 +19960,7 @@
         <w:t>(</w:t>
       </w:r>
       <w:proofErr w:type="spellStart"/>
+      <w:proofErr w:type="gramEnd"/>
       <w:r>
         <w:t>int</w:t>
       </w:r>
@@ -19109,7 +19974,15 @@
       </w:r>
       <w:proofErr w:type="spellEnd"/>
       <w:r>
-        <w:t>, List&lt;Edge&gt; </w:t>
+        <w:t xml:space="preserve">, </w:t>
+      </w:r>
+      <w:proofErr w:type="gramStart"/>
+      <w:r>
+        <w:t>List&lt;</w:t>
+      </w:r>
+      <w:proofErr w:type="gramEnd"/>
+      <w:r>
+        <w:t>Edge&gt; </w:t>
       </w:r>
       <w:proofErr w:type="spellStart"/>
       <w:r>
@@ -19188,6 +20061,7 @@
         <w:t xml:space="preserve"> </w:t>
       </w:r>
       <w:proofErr w:type="spellStart"/>
+      <w:proofErr w:type="gramStart"/>
       <w:r>
         <w:t>logGraphGenerated</w:t>
       </w:r>
@@ -19196,6 +20070,7 @@
         <w:t>(</w:t>
       </w:r>
       <w:proofErr w:type="spellStart"/>
+      <w:proofErr w:type="gramEnd"/>
       <w:r>
         <w:t>int</w:t>
       </w:r>
@@ -19256,6 +20131,7 @@
         <w:t xml:space="preserve"> </w:t>
       </w:r>
       <w:proofErr w:type="spellStart"/>
+      <w:proofErr w:type="gramStart"/>
       <w:r>
         <w:t>logGraphLoaded</w:t>
       </w:r>
@@ -19264,6 +20140,7 @@
         <w:t>(</w:t>
       </w:r>
       <w:proofErr w:type="spellStart"/>
+      <w:proofErr w:type="gramEnd"/>
       <w:r>
         <w:t>String</w:t>
       </w:r>
@@ -19340,6 +20217,7 @@
         <w:t xml:space="preserve"> </w:t>
       </w:r>
       <w:proofErr w:type="spellStart"/>
+      <w:proofErr w:type="gramStart"/>
       <w:r>
         <w:t>logGraphSaved</w:t>
       </w:r>
@@ -19348,6 +20226,7 @@
         <w:t>(</w:t>
       </w:r>
       <w:proofErr w:type="spellStart"/>
+      <w:proofErr w:type="gramEnd"/>
       <w:r>
         <w:t>String</w:t>
       </w:r>
@@ -19386,12 +20265,17 @@
         <w:t xml:space="preserve"> </w:t>
       </w:r>
       <w:proofErr w:type="spellStart"/>
+      <w:proofErr w:type="gramStart"/>
       <w:r>
         <w:t>logAlgorithmStarted</w:t>
       </w:r>
       <w:proofErr w:type="spellEnd"/>
       <w:r>
-        <w:t xml:space="preserve">() – выводит сообщение о начале выполнения алгоритма </w:t>
+        <w:t>(</w:t>
+      </w:r>
+      <w:proofErr w:type="gramEnd"/>
+      <w:r>
+        <w:t xml:space="preserve">) – выводит сообщение о начале выполнения алгоритма </w:t>
       </w:r>
       <w:proofErr w:type="spellStart"/>
       <w:r>
@@ -19424,6 +20308,7 @@
         <w:t xml:space="preserve"> </w:t>
       </w:r>
       <w:proofErr w:type="spellStart"/>
+      <w:proofErr w:type="gramStart"/>
       <w:r>
         <w:t>logError</w:t>
       </w:r>
@@ -19432,6 +20317,7 @@
         <w:t>(</w:t>
       </w:r>
       <w:proofErr w:type="spellStart"/>
+      <w:proofErr w:type="gramEnd"/>
       <w:r>
         <w:t>String</w:t>
       </w:r>
@@ -19445,7 +20331,15 @@
       </w:r>
       <w:proofErr w:type="spellEnd"/>
       <w:r>
-        <w:t xml:space="preserve">) – выводит сообщение об ошибке с префиксом «Ошибка: ». Используется для информирования </w:t>
+        <w:t>) – выводит сообщение об ошибке с префиксом «Ошибка</w:t>
+      </w:r>
+      <w:proofErr w:type="gramStart"/>
+      <w:r>
+        <w:t>: »</w:t>
+      </w:r>
+      <w:proofErr w:type="gramEnd"/>
+      <w:r>
+        <w:t xml:space="preserve">. Используется для информирования </w:t>
       </w:r>
       <w:r>
         <w:lastRenderedPageBreak/>
@@ -19474,12 +20368,17 @@
         <w:t xml:space="preserve"> </w:t>
       </w:r>
       <w:proofErr w:type="spellStart"/>
+      <w:proofErr w:type="gramStart"/>
       <w:r>
         <w:t>logCleared</w:t>
       </w:r>
       <w:proofErr w:type="spellEnd"/>
       <w:r>
-        <w:t>() – выводит сообщение о том, что рабочая область очищена.</w:t>
+        <w:t>(</w:t>
+      </w:r>
+      <w:proofErr w:type="gramEnd"/>
+      <w:r>
+        <w:t>) – выводит сообщение о том, что рабочая область очищена.</w:t>
       </w:r>
     </w:p>
     <w:p>
@@ -20887,11 +21786,11 @@
         <w:t xml:space="preserve">Разработчик </w:t>
       </w:r>
       <w:r>
-        <w:t xml:space="preserve">модулей работы с данными и тестирования - Шлеин Герман Антонович: отвечает за проверку загрузки и сохранения графов, вывода текстовых пояснений, управления режимами выполнения </w:t>
+        <w:t xml:space="preserve">модулей работы с данными и тестирования - Шлеин Герман Антонович: отвечает за проверку загрузки и сохранения графов, вывода текстовых пояснений, управления режимами </w:t>
       </w:r>
       <w:r>
         <w:lastRenderedPageBreak/>
-        <w:t>алгоритма, проведение тестирования приложения и фиксацию выявленных ошибок.</w:t>
+        <w:t>выполнения алгоритма, проведение тестирования приложения и фиксацию выявленных ошибок.</w:t>
       </w:r>
     </w:p>
     <w:p>
@@ -22139,6 +23038,9 @@
         <w:ind w:firstLine="0"/>
       </w:pPr>
       <w:r>
+        <w:rPr>
+          <w:noProof/>
+        </w:rPr>
         <w:drawing>
           <wp:inline distT="0" distB="0" distL="0" distR="0" wp14:anchorId="5F6857A9" wp14:editId="18B55F2F">
             <wp:extent cx="5940425" cy="3739515"/>
@@ -24381,7 +25283,15 @@
       </w:r>
       <w:proofErr w:type="spellEnd"/>
       <w:r>
-        <w:t xml:space="preserve"> Г. Java. Руководство для начинающих : пер. с англ. / Г. </w:t>
+        <w:t xml:space="preserve"> Г. Java. Руководство для </w:t>
+      </w:r>
+      <w:proofErr w:type="gramStart"/>
+      <w:r>
+        <w:t>начинающих :</w:t>
+      </w:r>
+      <w:proofErr w:type="gramEnd"/>
+      <w:r>
+        <w:t xml:space="preserve"> пер. с англ. / Г. </w:t>
       </w:r>
       <w:proofErr w:type="spellStart"/>
       <w:r>
@@ -24389,7 +25299,15 @@
       </w:r>
       <w:proofErr w:type="spellEnd"/>
       <w:r>
-        <w:t>. – 7-е изд. – М. : Вильямс, 2018. – 720 с.</w:t>
+        <w:t xml:space="preserve">. – 7-е изд. – </w:t>
+      </w:r>
+      <w:proofErr w:type="gramStart"/>
+      <w:r>
+        <w:t>М. :</w:t>
+      </w:r>
+      <w:proofErr w:type="gramEnd"/>
+      <w:r>
+        <w:t xml:space="preserve"> Вильямс, 2018. – 720 с.</w:t>
       </w:r>
     </w:p>
     <w:p>
